--- a/assets/cv/JieLong Chen CV(ch).docx
+++ b/assets/cv/JieLong Chen CV(ch).docx
@@ -96,42 +96,6 @@
       </w:r>
       <w:r>
         <w:rPr>
-          <w:rFonts w:eastAsia="標楷體"/>
-          <w:spacing w:val="-3"/>
-          <w:lang w:eastAsia="zh-TW"/>
-        </w:rPr>
-        <w:t xml:space="preserve"> </w:t>
-      </w:r>
-      <w:r>
-        <w:rPr>
-          <w:rFonts w:eastAsia="標楷體"/>
-          <w:lang w:eastAsia="zh-TW"/>
-        </w:rPr>
-        <w:t>雲林縣斗六市大學路三段</w:t>
-      </w:r>
-      <w:r>
-        <w:rPr>
-          <w:rFonts w:eastAsia="標楷體"/>
-          <w:lang w:eastAsia="zh-TW"/>
-        </w:rPr>
-        <w:t>123</w:t>
-      </w:r>
-      <w:r>
-        <w:rPr>
-          <w:rFonts w:eastAsia="標楷體"/>
-          <w:lang w:eastAsia="zh-TW"/>
-        </w:rPr>
-        <w:t>號</w:t>
-      </w:r>
-      <w:r>
-        <w:rPr>
-          <w:rFonts w:eastAsia="標楷體" w:hint="eastAsia"/>
-          <w:lang w:eastAsia="zh-TW"/>
-        </w:rPr>
-        <w:t xml:space="preserve"> </w:t>
-      </w:r>
-      <w:r>
-        <w:rPr>
           <w:rFonts w:eastAsia="標楷體" w:hint="eastAsia"/>
           <w:lang w:eastAsia="zh-TW"/>
         </w:rPr>
@@ -149,7 +113,7 @@
           <w:rFonts w:eastAsia="標楷體" w:hint="eastAsia"/>
           <w:lang w:eastAsia="zh-TW"/>
         </w:rPr>
-        <w:t xml:space="preserve"> (Smart Application and Innovation Lab, SAIL)</w:t>
+        <w:t xml:space="preserve"> </w:t>
       </w:r>
     </w:p>
     <w:p>
@@ -158,8 +122,45 @@
         <w:ind w:left="160" w:right="3288"/>
         <w:rPr>
           <w:rFonts w:eastAsia="標楷體"/>
-        </w:rPr>
-      </w:pPr>
+          <w:lang w:eastAsia="zh-TW"/>
+        </w:rPr>
+      </w:pPr>
+      <w:r>
+        <w:rPr>
+          <w:rFonts w:eastAsia="標楷體" w:hint="eastAsia"/>
+          <w:lang w:eastAsia="zh-TW"/>
+        </w:rPr>
+        <w:t>(Smart Application and Innovation Lab, SAIL)</w:t>
+      </w:r>
+    </w:p>
+    <w:p>
+      <w:pPr>
+        <w:pStyle w:val="a3"/>
+        <w:ind w:left="160" w:right="3288"/>
+        <w:rPr>
+          <w:rFonts w:eastAsia="標楷體"/>
+        </w:rPr>
+      </w:pPr>
+      <w:r>
+        <w:rPr>
+          <w:rFonts w:eastAsia="標楷體" w:hint="eastAsia"/>
+          <w:lang w:eastAsia="zh-TW"/>
+        </w:rPr>
+        <w:t>E-Mail</w:t>
+      </w:r>
+      <w:r>
+        <w:rPr>
+          <w:rFonts w:eastAsia="標楷體"/>
+        </w:rPr>
+        <w:t>:</w:t>
+      </w:r>
+      <w:r>
+        <w:rPr>
+          <w:rFonts w:eastAsia="標楷體"/>
+          <w:spacing w:val="-2"/>
+        </w:rPr>
+        <w:t xml:space="preserve"> </w:t>
+      </w:r>
       <w:hyperlink r:id="rId5">
         <w:r>
           <w:rPr>
@@ -279,7 +280,7 @@
         <w:gridCol w:w="2682"/>
         <w:gridCol w:w="2570"/>
         <w:gridCol w:w="1551"/>
-        <w:gridCol w:w="1475"/>
+        <w:gridCol w:w="1869"/>
       </w:tblGrid>
       <w:tr>
         <w:trPr>
@@ -343,7 +344,6 @@
             <w:pPr>
               <w:pStyle w:val="TableParagraph"/>
               <w:spacing w:line="262" w:lineRule="exact"/>
-              <w:ind w:left="558"/>
               <w:rPr>
                 <w:rFonts w:eastAsia="標楷體"/>
                 <w:sz w:val="24"/>
@@ -362,7 +362,7 @@
         </w:tc>
         <w:tc>
           <w:tcPr>
-            <w:tcW w:w="1475" w:type="dxa"/>
+            <w:tcW w:w="1869" w:type="dxa"/>
           </w:tcPr>
           <w:p>
             <w:pPr>
@@ -376,15 +376,52 @@
                 <w:lang w:eastAsia="zh-TW"/>
               </w:rPr>
             </w:pPr>
-            <w:proofErr w:type="spellStart"/>
+            <w:r>
+              <w:rPr>
+                <w:rFonts w:eastAsia="標楷體" w:hint="eastAsia"/>
+                <w:sz w:val="24"/>
+                <w:lang w:eastAsia="zh-TW"/>
+              </w:rPr>
+              <w:t>09/2024</w:t>
+            </w:r>
+            <w:r>
+              <w:rPr>
+                <w:rFonts w:eastAsia="標楷體"/>
+                <w:sz w:val="24"/>
+                <w:lang w:eastAsia="zh-TW"/>
+              </w:rPr>
+              <w:t>–</w:t>
+            </w:r>
+            <w:r>
+              <w:rPr>
+                <w:rFonts w:eastAsia="標楷體" w:hint="eastAsia"/>
+                <w:sz w:val="24"/>
+                <w:lang w:eastAsia="zh-TW"/>
+              </w:rPr>
+              <w:t xml:space="preserve">   </w:t>
+            </w:r>
             <w:r>
               <w:rPr>
                 <w:rFonts w:eastAsia="標楷體"/>
                 <w:sz w:val="24"/>
               </w:rPr>
-              <w:t>迄今</w:t>
+              <w:t>迄</w:t>
             </w:r>
-            <w:proofErr w:type="spellEnd"/>
+            <w:r>
+              <w:rPr>
+                <w:rFonts w:eastAsia="標楷體" w:hint="eastAsia"/>
+                <w:sz w:val="24"/>
+                <w:lang w:eastAsia="zh-TW"/>
+              </w:rPr>
+              <w:t xml:space="preserve">   </w:t>
+            </w:r>
+            <w:r>
+              <w:rPr>
+                <w:rFonts w:eastAsia="標楷體"/>
+                <w:sz w:val="24"/>
+              </w:rPr>
+              <w:t>今</w:t>
+            </w:r>
           </w:p>
         </w:tc>
       </w:tr>
@@ -449,7 +486,6 @@
             <w:pPr>
               <w:pStyle w:val="TableParagraph"/>
               <w:spacing w:before="5"/>
-              <w:ind w:left="558"/>
               <w:rPr>
                 <w:rFonts w:eastAsia="標楷體"/>
                 <w:sz w:val="24"/>
@@ -467,7 +503,7 @@
         </w:tc>
         <w:tc>
           <w:tcPr>
-            <w:tcW w:w="1475" w:type="dxa"/>
+            <w:tcW w:w="1869" w:type="dxa"/>
           </w:tcPr>
           <w:p>
             <w:pPr>
@@ -480,6 +516,22 @@
                 <w:sz w:val="24"/>
               </w:rPr>
             </w:pPr>
+            <w:r>
+              <w:rPr>
+                <w:rFonts w:eastAsia="標楷體" w:hint="eastAsia"/>
+                <w:sz w:val="24"/>
+                <w:lang w:eastAsia="zh-TW"/>
+              </w:rPr>
+              <w:t>09/2020</w:t>
+            </w:r>
+            <w:r>
+              <w:rPr>
+                <w:rFonts w:eastAsia="標楷體"/>
+                <w:sz w:val="24"/>
+                <w:lang w:eastAsia="zh-TW"/>
+              </w:rPr>
+              <w:t>–</w:t>
+            </w:r>
             <w:r>
               <w:rPr>
                 <w:rFonts w:eastAsia="標楷體"/>
@@ -1228,7 +1280,7 @@
         <w:spacing w:before="123"/>
         <w:ind w:left="160"/>
         <w:rPr>
-          <w:rFonts w:eastAsia="標楷體"/>
+          <w:rFonts w:eastAsia="標楷體" w:hint="eastAsia"/>
           <w:lang w:eastAsia="zh-TW"/>
         </w:rPr>
       </w:pPr>
@@ -1268,6 +1320,13 @@
           <w:lang w:eastAsia="zh-TW"/>
         </w:rPr>
         <w:t>、人工智慧應用</w:t>
+      </w:r>
+      <w:r>
+        <w:rPr>
+          <w:rFonts w:eastAsia="標楷體" w:hint="eastAsia"/>
+          <w:lang w:eastAsia="zh-TW"/>
+        </w:rPr>
+        <w:t>、軟體設計與開發、資料庫設計</w:t>
       </w:r>
     </w:p>
     <w:p>
@@ -1276,7 +1335,7 @@
         <w:spacing w:before="123"/>
         <w:ind w:left="160"/>
         <w:rPr>
-          <w:rFonts w:eastAsia="標楷體" w:hint="eastAsia"/>
+          <w:rFonts w:eastAsia="標楷體"/>
           <w:lang w:eastAsia="zh-TW"/>
         </w:rPr>
       </w:pPr>
@@ -1360,7 +1419,7 @@
           </mc:Choice>
           <mc:Fallback>
             <w:pict>
-              <v:line w14:anchorId="25A1AC53" id="直線接點 6" o:spid="_x0000_s1026" style="position:absolute;z-index:-15710720;visibility:visible;mso-wrap-style:square;mso-width-percent:0;mso-height-percent:0;mso-wrap-distance-left:0;mso-wrap-distance-top:0;mso-wrap-distance-right:0;mso-wrap-distance-bottom:0;mso-position-horizontal:absolute;mso-position-horizontal-relative:page;mso-position-vertical:absolute;mso-position-vertical-relative:text;mso-width-percent:0;mso-height-percent:0;mso-width-relative:page;mso-height-relative:page" from="1in,10.9pt" to="540pt,10.9pt" o:gfxdata="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" strokeweight="1.5pt">
+              <v:line w14:anchorId="3E44A093" id="直線接點 6" o:spid="_x0000_s1026" style="position:absolute;z-index:-15710720;visibility:visible;mso-wrap-style:square;mso-width-percent:0;mso-height-percent:0;mso-wrap-distance-left:0;mso-wrap-distance-top:0;mso-wrap-distance-right:0;mso-wrap-distance-bottom:0;mso-position-horizontal:absolute;mso-position-horizontal-relative:page;mso-position-vertical:absolute;mso-position-vertical-relative:text;mso-width-percent:0;mso-height-percent:0;mso-width-relative:page;mso-height-relative:page" from="1in,10.9pt" to="540pt,10.9pt" o:gfxdata="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" strokeweight="1.5pt">
                 <w10:wrap type="topAndBottom" anchorx="page"/>
               </v:line>
             </w:pict>
@@ -1466,7 +1525,7 @@
           </mc:Choice>
           <mc:Fallback>
             <w:pict>
-              <v:group w14:anchorId="082D5E3E" id="群組 5" o:spid="_x0000_s1026" style="width:469.5pt;height:3.3pt;mso-position-horizontal-relative:char;mso-position-vertical-relative:line" coordsize="9390,66" o:gfxdata="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">
+              <v:group w14:anchorId="337FB86B" id="群組 5" o:spid="_x0000_s1026" style="width:469.5pt;height:3.3pt;mso-position-horizontal-relative:char;mso-position-vertical-relative:line" coordsize="9390,66" o:gfxdata="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">
                 <v:line id="Line 26" o:spid="_x0000_s1027" style="position:absolute;visibility:visible;mso-wrap-style:square" from="15,51" to="9375,51" o:connectortype="straight" o:gfxdata="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" strokeweight="1.5pt"/>
                 <w10:anchorlock/>
               </v:group>
@@ -1682,7 +1741,7 @@
         <w:spacing w:before="123"/>
         <w:ind w:left="160"/>
         <w:rPr>
-          <w:rFonts w:eastAsia="標楷體" w:hint="eastAsia"/>
+          <w:rFonts w:eastAsia="標楷體"/>
           <w:lang w:eastAsia="zh-TW"/>
         </w:rPr>
       </w:pPr>
@@ -1808,7 +1867,7 @@
           </mc:Choice>
           <mc:Fallback>
             <w:pict>
-              <v:line w14:anchorId="4C5966C1" id="直線接點 6" o:spid="_x0000_s1026" style="position:absolute;z-index:-15718912;visibility:visible;mso-wrap-style:square;mso-width-percent:0;mso-height-percent:0;mso-wrap-distance-left:0;mso-wrap-distance-top:0;mso-wrap-distance-right:0;mso-wrap-distance-bottom:0;mso-position-horizontal:absolute;mso-position-horizontal-relative:page;mso-position-vertical:absolute;mso-position-vertical-relative:text;mso-width-percent:0;mso-height-percent:0;mso-width-relative:page;mso-height-relative:page" from="1in,10.9pt" to="540pt,10.9pt" o:gfxdata="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" strokeweight="1.5pt">
+              <v:line w14:anchorId="73CDCF7F" id="直線接點 6" o:spid="_x0000_s1026" style="position:absolute;z-index:-15718912;visibility:visible;mso-wrap-style:square;mso-width-percent:0;mso-height-percent:0;mso-wrap-distance-left:0;mso-wrap-distance-top:0;mso-wrap-distance-right:0;mso-wrap-distance-bottom:0;mso-position-horizontal:absolute;mso-position-horizontal-relative:page;mso-position-vertical:absolute;mso-position-vertical-relative:text;mso-width-percent:0;mso-height-percent:0;mso-width-relative:page;mso-height-relative:page" from="1in,10.9pt" to="540pt,10.9pt" o:gfxdata="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" strokeweight="1.5pt">
                 <w10:wrap type="topAndBottom" anchorx="page"/>
               </v:line>
             </w:pict>
@@ -1915,7 +1974,7 @@
           </mc:Choice>
           <mc:Fallback>
             <w:pict>
-              <v:group w14:anchorId="3D4FDE3A" id="群組 5" o:spid="_x0000_s1026" style="width:469.5pt;height:3.3pt;mso-position-horizontal-relative:char;mso-position-vertical-relative:line" coordsize="9390,66" o:gfxdata="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">
+              <v:group w14:anchorId="39EFBD75" id="群組 5" o:spid="_x0000_s1026" style="width:469.5pt;height:3.3pt;mso-position-horizontal-relative:char;mso-position-vertical-relative:line" coordsize="9390,66" o:gfxdata="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">
                 <v:line id="Line 32" o:spid="_x0000_s1027" style="position:absolute;visibility:visible;mso-wrap-style:square" from="15,51" to="9375,51" o:connectortype="straight" o:gfxdata="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" strokeweight="1.5pt"/>
                 <w10:anchorlock/>
               </v:group>
@@ -3130,7 +3189,7 @@
           </mc:Choice>
           <mc:Fallback>
             <w:pict>
-              <v:line w14:anchorId="45C556E3" id="直線接點 6" o:spid="_x0000_s1026" style="position:absolute;z-index:-15708672;visibility:visible;mso-wrap-style:square;mso-width-percent:0;mso-height-percent:0;mso-wrap-distance-left:0;mso-wrap-distance-top:0;mso-wrap-distance-right:0;mso-wrap-distance-bottom:0;mso-position-horizontal:absolute;mso-position-horizontal-relative:page;mso-position-vertical:absolute;mso-position-vertical-relative:text;mso-width-percent:0;mso-height-percent:0;mso-width-relative:page;mso-height-relative:page" from="1in,10.9pt" to="540pt,10.9pt" o:gfxdata="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" strokeweight="1.5pt">
+              <v:line w14:anchorId="47A80497" id="直線接點 6" o:spid="_x0000_s1026" style="position:absolute;z-index:-15708672;visibility:visible;mso-wrap-style:square;mso-width-percent:0;mso-height-percent:0;mso-wrap-distance-left:0;mso-wrap-distance-top:0;mso-wrap-distance-right:0;mso-wrap-distance-bottom:0;mso-position-horizontal:absolute;mso-position-horizontal-relative:page;mso-position-vertical:absolute;mso-position-vertical-relative:text;mso-width-percent:0;mso-height-percent:0;mso-width-relative:page;mso-height-relative:page" from="1in,10.9pt" to="540pt,10.9pt" o:gfxdata="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" strokeweight="1.5pt">
                 <w10:wrap type="topAndBottom" anchorx="page"/>
               </v:line>
             </w:pict>
@@ -3237,7 +3296,7 @@
           </mc:Choice>
           <mc:Fallback>
             <w:pict>
-              <v:group w14:anchorId="61E942AC" id="群組 5" o:spid="_x0000_s1026" style="width:469.5pt;height:3.3pt;mso-position-horizontal-relative:char;mso-position-vertical-relative:line" coordsize="9390,66" o:gfxdata="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">
+              <v:group w14:anchorId="3B8A3D63" id="群組 5" o:spid="_x0000_s1026" style="width:469.5pt;height:3.3pt;mso-position-horizontal-relative:char;mso-position-vertical-relative:line" coordsize="9390,66" o:gfxdata="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">
                 <v:line id="Line 32" o:spid="_x0000_s1027" style="position:absolute;visibility:visible;mso-wrap-style:square" from="15,51" to="9375,51" o:connectortype="straight" o:gfxdata="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" strokeweight="1.5pt"/>
                 <w10:anchorlock/>
               </v:group>
@@ -3830,7 +3889,7 @@
         <w:spacing w:before="136"/>
         <w:ind w:right="117"/>
         <w:rPr>
-          <w:rFonts w:eastAsia="標楷體" w:hint="eastAsia"/>
+          <w:rFonts w:eastAsia="標楷體"/>
           <w:sz w:val="24"/>
           <w:lang w:eastAsia="zh-TW"/>
         </w:rPr>
@@ -3990,7 +4049,7 @@
         <w:spacing w:before="136"/>
         <w:ind w:right="117"/>
         <w:rPr>
-          <w:rFonts w:eastAsia="標楷體" w:hint="eastAsia"/>
+          <w:rFonts w:eastAsia="標楷體"/>
           <w:b/>
           <w:bCs/>
           <w:sz w:val="24"/>
@@ -4075,7 +4134,7 @@
         <w:pStyle w:val="a3"/>
         <w:spacing w:before="1"/>
         <w:rPr>
-          <w:rFonts w:eastAsia="標楷體" w:hint="eastAsia"/>
+          <w:rFonts w:eastAsia="標楷體"/>
           <w:sz w:val="11"/>
           <w:lang w:eastAsia="zh-TW"/>
         </w:rPr>
@@ -4151,7 +4210,7 @@
           </mc:Choice>
           <mc:Fallback>
             <w:pict>
-              <v:line w14:anchorId="2C61AA1D" id="直線接點 6" o:spid="_x0000_s1026" style="position:absolute;z-index:-15714816;visibility:visible;mso-wrap-style:square;mso-width-percent:0;mso-height-percent:0;mso-wrap-distance-left:0;mso-wrap-distance-top:0;mso-wrap-distance-right:0;mso-wrap-distance-bottom:0;mso-position-horizontal:absolute;mso-position-horizontal-relative:page;mso-position-vertical:absolute;mso-position-vertical-relative:text;mso-width-percent:0;mso-height-percent:0;mso-width-relative:page;mso-height-relative:page" from="1in,10.9pt" to="540pt,10.9pt" o:gfxdata="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" strokeweight="1.5pt">
+              <v:line w14:anchorId="6C08DA7E" id="直線接點 6" o:spid="_x0000_s1026" style="position:absolute;z-index:-15714816;visibility:visible;mso-wrap-style:square;mso-width-percent:0;mso-height-percent:0;mso-wrap-distance-left:0;mso-wrap-distance-top:0;mso-wrap-distance-right:0;mso-wrap-distance-bottom:0;mso-position-horizontal:absolute;mso-position-horizontal-relative:page;mso-position-vertical:absolute;mso-position-vertical-relative:text;mso-width-percent:0;mso-height-percent:0;mso-width-relative:page;mso-height-relative:page" from="1in,10.9pt" to="540pt,10.9pt" o:gfxdata="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" strokeweight="1.5pt">
                 <w10:wrap type="topAndBottom" anchorx="page"/>
               </v:line>
             </w:pict>
@@ -4165,7 +4224,7 @@
         <w:spacing w:before="124" w:after="130"/>
         <w:ind w:left="1628" w:right="1586"/>
         <w:rPr>
-          <w:rFonts w:eastAsia="標楷體" w:hint="eastAsia"/>
+          <w:rFonts w:eastAsia="標楷體"/>
           <w:lang w:eastAsia="zh-TW"/>
         </w:rPr>
       </w:pPr>
@@ -4258,7 +4317,7 @@
           </mc:Choice>
           <mc:Fallback>
             <w:pict>
-              <v:group w14:anchorId="08CD8101" id="群組 5" o:spid="_x0000_s1026" style="width:469.5pt;height:3.3pt;mso-position-horizontal-relative:char;mso-position-vertical-relative:line" coordsize="9390,66" o:gfxdata="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">
+              <v:group w14:anchorId="6AFB0294" id="群組 5" o:spid="_x0000_s1026" style="width:469.5pt;height:3.3pt;mso-position-horizontal-relative:char;mso-position-vertical-relative:line" coordsize="9390,66" o:gfxdata="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">
                 <v:line id="Line 32" o:spid="_x0000_s1027" style="position:absolute;visibility:visible;mso-wrap-style:square" from="15,51" to="9375,51" o:connectortype="straight" o:gfxdata="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" strokeweight="1.5pt"/>
                 <w10:anchorlock/>
               </v:group>
@@ -4460,15 +4519,7 @@
           <w:sz w:val="24"/>
           <w:lang w:eastAsia="zh-TW"/>
         </w:rPr>
-        <w:t>2</w:t>
-      </w:r>
-      <w:r>
-        <w:rPr>
-          <w:rFonts w:eastAsia="標楷體" w:hint="eastAsia"/>
-          <w:sz w:val="24"/>
-          <w:lang w:eastAsia="zh-TW"/>
-        </w:rPr>
-        <w:t>3</w:t>
+        <w:t>23</w:t>
       </w:r>
     </w:p>
     <w:p>
@@ -5378,7 +5429,7 @@
           </mc:Choice>
           <mc:Fallback>
             <w:pict>
-              <v:line w14:anchorId="78C4DA66" id="直線接點 6" o:spid="_x0000_s1026" style="position:absolute;z-index:-15712768;visibility:visible;mso-wrap-style:square;mso-width-percent:0;mso-height-percent:0;mso-wrap-distance-left:0;mso-wrap-distance-top:0;mso-wrap-distance-right:0;mso-wrap-distance-bottom:0;mso-position-horizontal:absolute;mso-position-horizontal-relative:page;mso-position-vertical:absolute;mso-position-vertical-relative:text;mso-width-percent:0;mso-height-percent:0;mso-width-relative:page;mso-height-relative:page" from="1in,10.9pt" to="540pt,10.9pt" o:gfxdata="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" strokeweight="1.5pt">
+              <v:line w14:anchorId="168D11D6" id="直線接點 6" o:spid="_x0000_s1026" style="position:absolute;z-index:-15712768;visibility:visible;mso-wrap-style:square;mso-width-percent:0;mso-height-percent:0;mso-wrap-distance-left:0;mso-wrap-distance-top:0;mso-wrap-distance-right:0;mso-wrap-distance-bottom:0;mso-position-horizontal:absolute;mso-position-horizontal-relative:page;mso-position-vertical:absolute;mso-position-vertical-relative:text;mso-width-percent:0;mso-height-percent:0;mso-width-relative:page;mso-height-relative:page" from="1in,10.9pt" to="540pt,10.9pt" o:gfxdata="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" strokeweight="1.5pt">
                 <w10:wrap type="topAndBottom" anchorx="page"/>
               </v:line>
             </w:pict>
@@ -5392,7 +5443,7 @@
         <w:spacing w:before="124" w:after="130"/>
         <w:ind w:left="1628" w:right="1586"/>
         <w:rPr>
-          <w:rFonts w:eastAsia="標楷體" w:hint="eastAsia"/>
+          <w:rFonts w:eastAsia="標楷體"/>
           <w:lang w:eastAsia="zh-TW"/>
         </w:rPr>
       </w:pPr>
@@ -5492,7 +5543,7 @@
           </mc:Choice>
           <mc:Fallback>
             <w:pict>
-              <v:group w14:anchorId="628AD08A" id="群組 5" o:spid="_x0000_s1026" style="width:469.5pt;height:3.3pt;mso-position-horizontal-relative:char;mso-position-vertical-relative:line" coordsize="9390,66" o:gfxdata="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">
+              <v:group w14:anchorId="3482516B" id="群組 5" o:spid="_x0000_s1026" style="width:469.5pt;height:3.3pt;mso-position-horizontal-relative:char;mso-position-vertical-relative:line" coordsize="9390,66" o:gfxdata="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">
                 <v:line id="Line 32" o:spid="_x0000_s1027" style="position:absolute;visibility:visible;mso-wrap-style:square" from="15,51" to="9375,51" o:connectortype="straight" o:gfxdata="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" strokeweight="1.5pt"/>
                 <w10:anchorlock/>
               </v:group>
@@ -5576,25 +5627,7 @@
           <w:sz w:val="24"/>
           <w:lang w:eastAsia="zh-TW"/>
         </w:rPr>
-        <w:t>0</w:t>
-      </w:r>
-      <w:r>
-        <w:rPr>
-          <w:rFonts w:eastAsia="標楷體" w:hint="eastAsia"/>
-          <w:spacing w:val="14"/>
-          <w:sz w:val="24"/>
-          <w:lang w:eastAsia="zh-TW"/>
-        </w:rPr>
-        <w:t>9</w:t>
-      </w:r>
-      <w:r>
-        <w:rPr>
-          <w:rFonts w:eastAsia="標楷體" w:hint="eastAsia"/>
-          <w:spacing w:val="14"/>
-          <w:sz w:val="24"/>
-          <w:lang w:eastAsia="zh-TW"/>
-        </w:rPr>
-        <w:t>/</w:t>
+        <w:t>09/</w:t>
       </w:r>
       <w:r>
         <w:rPr>
@@ -5610,15 +5643,7 @@
           <w:sz w:val="24"/>
           <w:lang w:eastAsia="zh-TW"/>
         </w:rPr>
-        <w:t>2</w:t>
-      </w:r>
-      <w:r>
-        <w:rPr>
-          <w:rFonts w:eastAsia="標楷體" w:hint="eastAsia"/>
-          <w:sz w:val="24"/>
-          <w:lang w:eastAsia="zh-TW"/>
-        </w:rPr>
-        <w:t>4</w:t>
+        <w:t>24</w:t>
       </w:r>
       <w:proofErr w:type="gramStart"/>
       <w:r>
@@ -5802,19 +5827,27 @@
           <w:sz w:val="24"/>
           <w:lang w:eastAsia="zh-TW"/>
         </w:rPr>
-        <w:t>Python</w:t>
-      </w:r>
-      <w:r>
-        <w:rPr>
-          <w:rFonts w:eastAsia="標楷體" w:hint="eastAsia"/>
-          <w:sz w:val="24"/>
-          <w:lang w:eastAsia="zh-TW"/>
-        </w:rPr>
-        <w:t xml:space="preserve"> </w:t>
-      </w:r>
-      <w:r>
-        <w:rPr>
-          <w:rFonts w:eastAsia="標楷體" w:hint="eastAsia"/>
+        <w:t>K</w:t>
+      </w:r>
+      <w:r>
+        <w:rPr>
+          <w:rFonts w:eastAsia="標楷體"/>
+          <w:sz w:val="24"/>
+          <w:lang w:eastAsia="zh-TW"/>
+        </w:rPr>
+        <w:t>otlin</w:t>
+      </w:r>
+      <w:r>
+        <w:rPr>
+          <w:rFonts w:eastAsia="標楷體"/>
+          <w:sz w:val="24"/>
+          <w:lang w:eastAsia="zh-TW"/>
+        </w:rPr>
+        <w:t xml:space="preserve"> </w:t>
+      </w:r>
+      <w:r>
+        <w:rPr>
+          <w:rFonts w:eastAsia="標楷體"/>
           <w:sz w:val="24"/>
           <w:lang w:eastAsia="zh-TW"/>
         </w:rPr>
@@ -5877,25 +5910,7 @@
           <w:sz w:val="24"/>
           <w:lang w:eastAsia="zh-TW"/>
         </w:rPr>
-        <w:t>0</w:t>
-      </w:r>
-      <w:r>
-        <w:rPr>
-          <w:rFonts w:eastAsia="標楷體" w:hint="eastAsia"/>
-          <w:spacing w:val="14"/>
-          <w:sz w:val="24"/>
-          <w:lang w:eastAsia="zh-TW"/>
-        </w:rPr>
-        <w:t>8</w:t>
-      </w:r>
-      <w:r>
-        <w:rPr>
-          <w:rFonts w:eastAsia="標楷體" w:hint="eastAsia"/>
-          <w:spacing w:val="14"/>
-          <w:sz w:val="24"/>
-          <w:lang w:eastAsia="zh-TW"/>
-        </w:rPr>
-        <w:t>/</w:t>
+        <w:t>011/</w:t>
       </w:r>
       <w:r>
         <w:rPr>
@@ -5911,7 +5926,7 @@
           <w:sz w:val="24"/>
           <w:lang w:eastAsia="zh-TW"/>
         </w:rPr>
-        <w:t>23</w:t>
+        <w:t>24</w:t>
       </w:r>
       <w:proofErr w:type="gramStart"/>
       <w:r>
@@ -5922,58 +5937,16 @@
         </w:rPr>
         <w:t>–</w:t>
       </w:r>
+      <w:proofErr w:type="spellStart"/>
       <w:proofErr w:type="gramEnd"/>
       <w:r>
         <w:rPr>
-          <w:rFonts w:eastAsia="標楷體" w:hint="eastAsia"/>
-          <w:spacing w:val="14"/>
-          <w:sz w:val="24"/>
-          <w:lang w:eastAsia="zh-TW"/>
-        </w:rPr>
-        <w:t>0</w:t>
-      </w:r>
-      <w:r>
-        <w:rPr>
-          <w:rFonts w:eastAsia="標楷體" w:hint="eastAsia"/>
-          <w:spacing w:val="14"/>
-          <w:sz w:val="24"/>
-          <w:lang w:eastAsia="zh-TW"/>
-        </w:rPr>
-        <w:t>9</w:t>
-      </w:r>
-      <w:r>
-        <w:rPr>
-          <w:rFonts w:eastAsia="標楷體" w:hint="eastAsia"/>
-          <w:spacing w:val="14"/>
-          <w:sz w:val="24"/>
-          <w:lang w:eastAsia="zh-TW"/>
-        </w:rPr>
-        <w:t>/</w:t>
-      </w:r>
-      <w:r>
-        <w:rPr>
-          <w:rFonts w:eastAsia="標楷體"/>
-          <w:sz w:val="24"/>
-          <w:lang w:eastAsia="zh-TW"/>
-        </w:rPr>
-        <w:t>20</w:t>
-      </w:r>
-      <w:r>
-        <w:rPr>
-          <w:rFonts w:eastAsia="標楷體" w:hint="eastAsia"/>
-          <w:sz w:val="24"/>
-          <w:lang w:eastAsia="zh-TW"/>
-        </w:rPr>
-        <w:t>2</w:t>
-      </w:r>
-      <w:r>
-        <w:rPr>
-          <w:rFonts w:eastAsia="標楷體" w:hint="eastAsia"/>
-          <w:sz w:val="24"/>
-          <w:lang w:eastAsia="zh-TW"/>
-        </w:rPr>
-        <w:t>4</w:t>
-      </w:r>
+          <w:rFonts w:eastAsia="標楷體"/>
+          <w:sz w:val="24"/>
+        </w:rPr>
+        <w:t>迄今</w:t>
+      </w:r>
+      <w:proofErr w:type="spellEnd"/>
     </w:p>
     <w:p>
       <w:pPr>
@@ -5996,19 +5969,19 @@
       </w:pPr>
       <w:r>
         <w:rPr>
-          <w:rFonts w:eastAsia="標楷體"/>
-          <w:sz w:val="24"/>
-          <w:lang w:eastAsia="zh-TW"/>
-        </w:rPr>
-        <w:t xml:space="preserve">Android APP </w:t>
-      </w:r>
-      <w:r>
-        <w:rPr>
-          <w:rFonts w:eastAsia="標楷體"/>
-          <w:sz w:val="24"/>
-          <w:lang w:eastAsia="zh-TW"/>
-        </w:rPr>
-        <w:t>程式設計開發</w:t>
+          <w:rFonts w:eastAsia="標楷體" w:hint="eastAsia"/>
+          <w:sz w:val="24"/>
+          <w:lang w:eastAsia="zh-TW"/>
+        </w:rPr>
+        <w:t xml:space="preserve">Python </w:t>
+      </w:r>
+      <w:r>
+        <w:rPr>
+          <w:rFonts w:eastAsia="標楷體" w:hint="eastAsia"/>
+          <w:sz w:val="24"/>
+          <w:lang w:eastAsia="zh-TW"/>
+        </w:rPr>
+        <w:t>程式設計</w:t>
       </w:r>
       <w:r>
         <w:rPr>
@@ -6067,8 +6040,34 @@
           <w:sz w:val="24"/>
           <w:lang w:eastAsia="zh-TW"/>
         </w:rPr>
-        <w:t>0</w:t>
-      </w:r>
+        <w:t>08/</w:t>
+      </w:r>
+      <w:r>
+        <w:rPr>
+          <w:rFonts w:eastAsia="標楷體"/>
+          <w:sz w:val="24"/>
+          <w:lang w:eastAsia="zh-TW"/>
+        </w:rPr>
+        <w:t>20</w:t>
+      </w:r>
+      <w:r>
+        <w:rPr>
+          <w:rFonts w:eastAsia="標楷體" w:hint="eastAsia"/>
+          <w:sz w:val="24"/>
+          <w:lang w:eastAsia="zh-TW"/>
+        </w:rPr>
+        <w:t>23</w:t>
+      </w:r>
+      <w:proofErr w:type="gramStart"/>
+      <w:r>
+        <w:rPr>
+          <w:rFonts w:eastAsia="標楷體"/>
+          <w:sz w:val="24"/>
+          <w:lang w:eastAsia="zh-TW"/>
+        </w:rPr>
+        <w:t>–</w:t>
+      </w:r>
+      <w:proofErr w:type="gramEnd"/>
       <w:r>
         <w:rPr>
           <w:rFonts w:eastAsia="標楷體" w:hint="eastAsia"/>
@@ -6076,77 +6075,7 @@
           <w:sz w:val="24"/>
           <w:lang w:eastAsia="zh-TW"/>
         </w:rPr>
-        <w:t>1</w:t>
-      </w:r>
-      <w:r>
-        <w:rPr>
-          <w:rFonts w:eastAsia="標楷體" w:hint="eastAsia"/>
-          <w:spacing w:val="14"/>
-          <w:sz w:val="24"/>
-          <w:lang w:eastAsia="zh-TW"/>
-        </w:rPr>
-        <w:t>/</w:t>
-      </w:r>
-      <w:r>
-        <w:rPr>
-          <w:rFonts w:eastAsia="標楷體"/>
-          <w:sz w:val="24"/>
-          <w:lang w:eastAsia="zh-TW"/>
-        </w:rPr>
-        <w:t>20</w:t>
-      </w:r>
-      <w:r>
-        <w:rPr>
-          <w:rFonts w:eastAsia="標楷體" w:hint="eastAsia"/>
-          <w:sz w:val="24"/>
-          <w:lang w:eastAsia="zh-TW"/>
-        </w:rPr>
-        <w:t>2</w:t>
-      </w:r>
-      <w:r>
-        <w:rPr>
-          <w:rFonts w:eastAsia="標楷體" w:hint="eastAsia"/>
-          <w:sz w:val="24"/>
-          <w:lang w:eastAsia="zh-TW"/>
-        </w:rPr>
-        <w:t>4</w:t>
-      </w:r>
-      <w:proofErr w:type="gramStart"/>
-      <w:r>
-        <w:rPr>
-          <w:rFonts w:eastAsia="標楷體"/>
-          <w:sz w:val="24"/>
-          <w:lang w:eastAsia="zh-TW"/>
-        </w:rPr>
-        <w:t>–</w:t>
-      </w:r>
-      <w:proofErr w:type="gramEnd"/>
-      <w:r>
-        <w:rPr>
-          <w:rFonts w:eastAsia="標楷體" w:hint="eastAsia"/>
-          <w:spacing w:val="14"/>
-          <w:sz w:val="24"/>
-          <w:lang w:eastAsia="zh-TW"/>
-        </w:rPr>
-        <w:t>0</w:t>
-      </w:r>
-      <w:r>
-        <w:rPr>
-          <w:rFonts w:eastAsia="標楷體" w:hint="eastAsia"/>
-          <w:spacing w:val="14"/>
-          <w:sz w:val="24"/>
-          <w:lang w:eastAsia="zh-TW"/>
-        </w:rPr>
-        <w:t>3</w:t>
-      </w:r>
-      <w:r>
-        <w:rPr>
-          <w:rFonts w:eastAsia="標楷體" w:hint="eastAsia"/>
-          <w:spacing w:val="14"/>
-          <w:sz w:val="24"/>
-          <w:lang w:eastAsia="zh-TW"/>
-        </w:rPr>
-        <w:t>/</w:t>
+        <w:t>09/</w:t>
       </w:r>
       <w:r>
         <w:rPr>
@@ -6190,15 +6119,15 @@
           <w:sz w:val="24"/>
           <w:lang w:eastAsia="zh-TW"/>
         </w:rPr>
-        <w:t xml:space="preserve">MS SQL </w:t>
-      </w:r>
-      <w:r>
-        <w:rPr>
-          <w:rFonts w:eastAsia="標楷體"/>
-          <w:sz w:val="24"/>
-          <w:lang w:eastAsia="zh-TW"/>
-        </w:rPr>
-        <w:t>資料庫原理與應用</w:t>
+        <w:t xml:space="preserve">Android APP </w:t>
+      </w:r>
+      <w:r>
+        <w:rPr>
+          <w:rFonts w:eastAsia="標楷體"/>
+          <w:sz w:val="24"/>
+          <w:lang w:eastAsia="zh-TW"/>
+        </w:rPr>
+        <w:t>程式設計開發</w:t>
       </w:r>
       <w:r>
         <w:rPr>
@@ -6215,6 +6144,7 @@
         </w:rPr>
         <w:t xml:space="preserve"> </w:t>
       </w:r>
+      <w:proofErr w:type="spellStart"/>
       <w:r>
         <w:rPr>
           <w:rFonts w:eastAsia="標楷體"/>
@@ -6223,6 +6153,7 @@
         </w:rPr>
         <w:t>CodeCrafters</w:t>
       </w:r>
+      <w:proofErr w:type="spellEnd"/>
       <w:r>
         <w:rPr>
           <w:rFonts w:eastAsia="標楷體" w:hint="eastAsia"/>
@@ -6290,25 +6221,7 @@
           <w:sz w:val="24"/>
           <w:lang w:eastAsia="zh-TW"/>
         </w:rPr>
-        <w:t>0</w:t>
-      </w:r>
-      <w:r>
-        <w:rPr>
-          <w:rFonts w:eastAsia="標楷體" w:hint="eastAsia"/>
-          <w:spacing w:val="14"/>
-          <w:sz w:val="24"/>
-          <w:lang w:eastAsia="zh-TW"/>
-        </w:rPr>
-        <w:t>9</w:t>
-      </w:r>
-      <w:r>
-        <w:rPr>
-          <w:rFonts w:eastAsia="標楷體" w:hint="eastAsia"/>
-          <w:spacing w:val="14"/>
-          <w:sz w:val="24"/>
-          <w:lang w:eastAsia="zh-TW"/>
-        </w:rPr>
-        <w:t>/</w:t>
+        <w:t>03/</w:t>
       </w:r>
       <w:r>
         <w:rPr>
@@ -6352,71 +6265,15 @@
           <w:sz w:val="24"/>
           <w:lang w:eastAsia="zh-TW"/>
         </w:rPr>
-        <w:t>HTML</w:t>
-      </w:r>
-      <w:r>
-        <w:rPr>
-          <w:rFonts w:eastAsia="標楷體"/>
-          <w:sz w:val="24"/>
-          <w:lang w:eastAsia="zh-TW"/>
-        </w:rPr>
-        <w:t>、</w:t>
-      </w:r>
-      <w:r>
-        <w:rPr>
-          <w:rFonts w:eastAsia="標楷體"/>
-          <w:sz w:val="24"/>
-          <w:lang w:eastAsia="zh-TW"/>
-        </w:rPr>
-        <w:t>CSS</w:t>
-      </w:r>
-      <w:r>
-        <w:rPr>
-          <w:rFonts w:eastAsia="標楷體"/>
-          <w:sz w:val="24"/>
-          <w:lang w:eastAsia="zh-TW"/>
-        </w:rPr>
-        <w:t>、</w:t>
-      </w:r>
-      <w:r>
-        <w:rPr>
-          <w:rFonts w:eastAsia="標楷體"/>
-          <w:sz w:val="24"/>
-          <w:lang w:eastAsia="zh-TW"/>
-        </w:rPr>
-        <w:t>JavaSc</w:t>
-      </w:r>
-      <w:r>
-        <w:rPr>
-          <w:rFonts w:eastAsia="標楷體" w:hint="eastAsia"/>
-          <w:sz w:val="24"/>
-          <w:lang w:eastAsia="zh-TW"/>
-        </w:rPr>
-        <w:t>r</w:t>
-      </w:r>
-      <w:r>
-        <w:rPr>
-          <w:rFonts w:eastAsia="標楷體"/>
-          <w:sz w:val="24"/>
-          <w:lang w:eastAsia="zh-TW"/>
-        </w:rPr>
-        <w:t>ipt</w:t>
-      </w:r>
-      <w:r>
-        <w:rPr>
-          <w:rFonts w:eastAsia="標楷體" w:hint="eastAsia"/>
-          <w:sz w:val="24"/>
-          <w:lang w:eastAsia="zh-TW"/>
-        </w:rPr>
-        <w:t xml:space="preserve"> </w:t>
-      </w:r>
-      <w:r>
-        <w:rPr>
-          <w:rFonts w:eastAsia="標楷體" w:hint="eastAsia"/>
-          <w:sz w:val="24"/>
-          <w:lang w:eastAsia="zh-TW"/>
-        </w:rPr>
-        <w:t>網頁開發</w:t>
+        <w:t xml:space="preserve">MS SQL </w:t>
+      </w:r>
+      <w:r>
+        <w:rPr>
+          <w:rFonts w:eastAsia="標楷體"/>
+          <w:sz w:val="24"/>
+          <w:lang w:eastAsia="zh-TW"/>
+        </w:rPr>
+        <w:t>資料庫原理與應用</w:t>
       </w:r>
       <w:r>
         <w:rPr>
@@ -6433,7 +6290,6 @@
         </w:rPr>
         <w:t xml:space="preserve"> </w:t>
       </w:r>
-      <w:proofErr w:type="spellStart"/>
       <w:r>
         <w:rPr>
           <w:rFonts w:eastAsia="標楷體"/>
@@ -6442,7 +6298,6 @@
         </w:rPr>
         <w:t>CodeCrafters</w:t>
       </w:r>
-      <w:proofErr w:type="spellEnd"/>
       <w:r>
         <w:rPr>
           <w:rFonts w:eastAsia="標楷體" w:hint="eastAsia"/>
@@ -6475,16 +6330,7 @@
           <w:sz w:val="24"/>
           <w:lang w:eastAsia="zh-TW"/>
         </w:rPr>
-        <w:t>10</w:t>
-      </w:r>
-      <w:r>
-        <w:rPr>
-          <w:rFonts w:eastAsia="標楷體" w:hint="eastAsia"/>
-          <w:spacing w:val="14"/>
-          <w:sz w:val="24"/>
-          <w:lang w:eastAsia="zh-TW"/>
-        </w:rPr>
-        <w:t>/</w:t>
+        <w:t>01/</w:t>
       </w:r>
       <w:r>
         <w:rPr>
@@ -6500,15 +6346,7 @@
           <w:sz w:val="24"/>
           <w:lang w:eastAsia="zh-TW"/>
         </w:rPr>
-        <w:t>2</w:t>
-      </w:r>
-      <w:r>
-        <w:rPr>
-          <w:rFonts w:eastAsia="標楷體" w:hint="eastAsia"/>
-          <w:sz w:val="24"/>
-          <w:lang w:eastAsia="zh-TW"/>
-        </w:rPr>
-        <w:t>3</w:t>
+        <w:t>24</w:t>
       </w:r>
       <w:proofErr w:type="gramStart"/>
       <w:r>
@@ -6571,15 +6409,71 @@
           <w:sz w:val="24"/>
           <w:lang w:eastAsia="zh-TW"/>
         </w:rPr>
-        <w:t xml:space="preserve">C++ </w:t>
-      </w:r>
-      <w:r>
-        <w:rPr>
-          <w:rFonts w:eastAsia="標楷體"/>
-          <w:sz w:val="24"/>
-          <w:lang w:eastAsia="zh-TW"/>
-        </w:rPr>
-        <w:t>程式設計</w:t>
+        <w:t>HTML</w:t>
+      </w:r>
+      <w:r>
+        <w:rPr>
+          <w:rFonts w:eastAsia="標楷體"/>
+          <w:sz w:val="24"/>
+          <w:lang w:eastAsia="zh-TW"/>
+        </w:rPr>
+        <w:t>、</w:t>
+      </w:r>
+      <w:r>
+        <w:rPr>
+          <w:rFonts w:eastAsia="標楷體"/>
+          <w:sz w:val="24"/>
+          <w:lang w:eastAsia="zh-TW"/>
+        </w:rPr>
+        <w:t>CSS</w:t>
+      </w:r>
+      <w:r>
+        <w:rPr>
+          <w:rFonts w:eastAsia="標楷體"/>
+          <w:sz w:val="24"/>
+          <w:lang w:eastAsia="zh-TW"/>
+        </w:rPr>
+        <w:t>、</w:t>
+      </w:r>
+      <w:r>
+        <w:rPr>
+          <w:rFonts w:eastAsia="標楷體"/>
+          <w:sz w:val="24"/>
+          <w:lang w:eastAsia="zh-TW"/>
+        </w:rPr>
+        <w:t>JavaSc</w:t>
+      </w:r>
+      <w:r>
+        <w:rPr>
+          <w:rFonts w:eastAsia="標楷體" w:hint="eastAsia"/>
+          <w:sz w:val="24"/>
+          <w:lang w:eastAsia="zh-TW"/>
+        </w:rPr>
+        <w:t>r</w:t>
+      </w:r>
+      <w:r>
+        <w:rPr>
+          <w:rFonts w:eastAsia="標楷體"/>
+          <w:sz w:val="24"/>
+          <w:lang w:eastAsia="zh-TW"/>
+        </w:rPr>
+        <w:t>ipt</w:t>
+      </w:r>
+      <w:r>
+        <w:rPr>
+          <w:rFonts w:eastAsia="標楷體" w:hint="eastAsia"/>
+          <w:sz w:val="24"/>
+          <w:lang w:eastAsia="zh-TW"/>
+        </w:rPr>
+        <w:t xml:space="preserve"> </w:t>
+      </w:r>
+      <w:r>
+        <w:rPr>
+          <w:rFonts w:eastAsia="標楷體" w:hint="eastAsia"/>
+          <w:sz w:val="24"/>
+          <w:lang w:eastAsia="zh-TW"/>
+        </w:rPr>
+        <w:t>網頁開發</w:t>
       </w:r>
       <w:r>
         <w:rPr>
@@ -6638,8 +6532,34 @@
           <w:sz w:val="24"/>
           <w:lang w:eastAsia="zh-TW"/>
         </w:rPr>
-        <w:t>02</w:t>
-      </w:r>
+        <w:t>10/</w:t>
+      </w:r>
+      <w:r>
+        <w:rPr>
+          <w:rFonts w:eastAsia="標楷體"/>
+          <w:sz w:val="24"/>
+          <w:lang w:eastAsia="zh-TW"/>
+        </w:rPr>
+        <w:t>20</w:t>
+      </w:r>
+      <w:r>
+        <w:rPr>
+          <w:rFonts w:eastAsia="標楷體" w:hint="eastAsia"/>
+          <w:sz w:val="24"/>
+          <w:lang w:eastAsia="zh-TW"/>
+        </w:rPr>
+        <w:t>23</w:t>
+      </w:r>
+      <w:proofErr w:type="gramStart"/>
+      <w:r>
+        <w:rPr>
+          <w:rFonts w:eastAsia="標楷體"/>
+          <w:sz w:val="24"/>
+          <w:lang w:eastAsia="zh-TW"/>
+        </w:rPr>
+        <w:t>–</w:t>
+      </w:r>
+      <w:proofErr w:type="gramEnd"/>
       <w:r>
         <w:rPr>
           <w:rFonts w:eastAsia="標楷體" w:hint="eastAsia"/>
@@ -6647,68 +6567,7 @@
           <w:sz w:val="24"/>
           <w:lang w:eastAsia="zh-TW"/>
         </w:rPr>
-        <w:t>/</w:t>
-      </w:r>
-      <w:r>
-        <w:rPr>
-          <w:rFonts w:eastAsia="標楷體"/>
-          <w:sz w:val="24"/>
-          <w:lang w:eastAsia="zh-TW"/>
-        </w:rPr>
-        <w:t>20</w:t>
-      </w:r>
-      <w:r>
-        <w:rPr>
-          <w:rFonts w:eastAsia="標楷體" w:hint="eastAsia"/>
-          <w:sz w:val="24"/>
-          <w:lang w:eastAsia="zh-TW"/>
-        </w:rPr>
-        <w:t>2</w:t>
-      </w:r>
-      <w:r>
-        <w:rPr>
-          <w:rFonts w:eastAsia="標楷體" w:hint="eastAsia"/>
-          <w:sz w:val="24"/>
-          <w:lang w:eastAsia="zh-TW"/>
-        </w:rPr>
-        <w:t>4</w:t>
-      </w:r>
-      <w:proofErr w:type="gramStart"/>
-      <w:r>
-        <w:rPr>
-          <w:rFonts w:eastAsia="標楷體"/>
-          <w:sz w:val="24"/>
-          <w:lang w:eastAsia="zh-TW"/>
-        </w:rPr>
-        <w:t>–</w:t>
-      </w:r>
-      <w:proofErr w:type="gramEnd"/>
-      <w:r>
-        <w:rPr>
-          <w:rFonts w:eastAsia="標楷體" w:hint="eastAsia"/>
-          <w:spacing w:val="14"/>
-          <w:sz w:val="24"/>
-          <w:lang w:eastAsia="zh-TW"/>
-        </w:rPr>
-        <w:t>0</w:t>
-      </w:r>
-      <w:r>
-        <w:rPr>
-          <w:rFonts w:eastAsia="標楷體" w:hint="eastAsia"/>
-          <w:spacing w:val="14"/>
-          <w:sz w:val="24"/>
-          <w:lang w:eastAsia="zh-TW"/>
-        </w:rPr>
-        <w:t>8</w:t>
-      </w:r>
-      <w:r>
-        <w:rPr>
-          <w:rFonts w:eastAsia="標楷體" w:hint="eastAsia"/>
-          <w:spacing w:val="14"/>
-          <w:sz w:val="24"/>
-          <w:lang w:eastAsia="zh-TW"/>
-        </w:rPr>
-        <w:t>/</w:t>
+        <w:t>09/</w:t>
       </w:r>
       <w:r>
         <w:rPr>
@@ -6748,15 +6607,15 @@
       </w:pPr>
       <w:r>
         <w:rPr>
-          <w:rFonts w:eastAsia="標楷體" w:hint="eastAsia"/>
-          <w:sz w:val="24"/>
-          <w:lang w:eastAsia="zh-TW"/>
-        </w:rPr>
-        <w:t xml:space="preserve">C# </w:t>
-      </w:r>
-      <w:r>
-        <w:rPr>
-          <w:rFonts w:eastAsia="標楷體" w:hint="eastAsia"/>
+          <w:rFonts w:eastAsia="標楷體"/>
+          <w:sz w:val="24"/>
+          <w:lang w:eastAsia="zh-TW"/>
+        </w:rPr>
+        <w:t xml:space="preserve">C++ </w:t>
+      </w:r>
+      <w:r>
+        <w:rPr>
+          <w:rFonts w:eastAsia="標楷體"/>
           <w:sz w:val="24"/>
           <w:lang w:eastAsia="zh-TW"/>
         </w:rPr>
@@ -6819,8 +6678,34 @@
           <w:sz w:val="24"/>
           <w:lang w:eastAsia="zh-TW"/>
         </w:rPr>
-        <w:t>04</w:t>
-      </w:r>
+        <w:t>02/</w:t>
+      </w:r>
+      <w:r>
+        <w:rPr>
+          <w:rFonts w:eastAsia="標楷體"/>
+          <w:sz w:val="24"/>
+          <w:lang w:eastAsia="zh-TW"/>
+        </w:rPr>
+        <w:t>20</w:t>
+      </w:r>
+      <w:r>
+        <w:rPr>
+          <w:rFonts w:eastAsia="標楷體" w:hint="eastAsia"/>
+          <w:sz w:val="24"/>
+          <w:lang w:eastAsia="zh-TW"/>
+        </w:rPr>
+        <w:t>24</w:t>
+      </w:r>
+      <w:proofErr w:type="gramStart"/>
+      <w:r>
+        <w:rPr>
+          <w:rFonts w:eastAsia="標楷體"/>
+          <w:sz w:val="24"/>
+          <w:lang w:eastAsia="zh-TW"/>
+        </w:rPr>
+        <w:t>–</w:t>
+      </w:r>
+      <w:proofErr w:type="gramEnd"/>
       <w:r>
         <w:rPr>
           <w:rFonts w:eastAsia="標楷體" w:hint="eastAsia"/>
@@ -6828,68 +6713,7 @@
           <w:sz w:val="24"/>
           <w:lang w:eastAsia="zh-TW"/>
         </w:rPr>
-        <w:t>/</w:t>
-      </w:r>
-      <w:r>
-        <w:rPr>
-          <w:rFonts w:eastAsia="標楷體"/>
-          <w:sz w:val="24"/>
-          <w:lang w:eastAsia="zh-TW"/>
-        </w:rPr>
-        <w:t>20</w:t>
-      </w:r>
-      <w:r>
-        <w:rPr>
-          <w:rFonts w:eastAsia="標楷體" w:hint="eastAsia"/>
-          <w:sz w:val="24"/>
-          <w:lang w:eastAsia="zh-TW"/>
-        </w:rPr>
-        <w:t>2</w:t>
-      </w:r>
-      <w:r>
-        <w:rPr>
-          <w:rFonts w:eastAsia="標楷體" w:hint="eastAsia"/>
-          <w:sz w:val="24"/>
-          <w:lang w:eastAsia="zh-TW"/>
-        </w:rPr>
-        <w:t>4</w:t>
-      </w:r>
-      <w:proofErr w:type="gramStart"/>
-      <w:r>
-        <w:rPr>
-          <w:rFonts w:eastAsia="標楷體"/>
-          <w:sz w:val="24"/>
-          <w:lang w:eastAsia="zh-TW"/>
-        </w:rPr>
-        <w:t>–</w:t>
-      </w:r>
-      <w:proofErr w:type="gramEnd"/>
-      <w:r>
-        <w:rPr>
-          <w:rFonts w:eastAsia="標楷體" w:hint="eastAsia"/>
-          <w:spacing w:val="14"/>
-          <w:sz w:val="24"/>
-          <w:lang w:eastAsia="zh-TW"/>
-        </w:rPr>
-        <w:t>0</w:t>
-      </w:r>
-      <w:r>
-        <w:rPr>
-          <w:rFonts w:eastAsia="標楷體" w:hint="eastAsia"/>
-          <w:spacing w:val="14"/>
-          <w:sz w:val="24"/>
-          <w:lang w:eastAsia="zh-TW"/>
-        </w:rPr>
-        <w:t>7</w:t>
-      </w:r>
-      <w:r>
-        <w:rPr>
-          <w:rFonts w:eastAsia="標楷體" w:hint="eastAsia"/>
-          <w:spacing w:val="14"/>
-          <w:sz w:val="24"/>
-          <w:lang w:eastAsia="zh-TW"/>
-        </w:rPr>
-        <w:t>/</w:t>
+        <w:t>08/</w:t>
       </w:r>
       <w:r>
         <w:rPr>
@@ -6929,11 +6753,19 @@
       </w:pPr>
       <w:r>
         <w:rPr>
-          <w:rFonts w:eastAsia="標楷體"/>
-          <w:sz w:val="24"/>
-          <w:lang w:eastAsia="zh-TW"/>
-        </w:rPr>
-        <w:t>網頁前端技術資訊顧問</w:t>
+          <w:rFonts w:eastAsia="標楷體" w:hint="eastAsia"/>
+          <w:sz w:val="24"/>
+          <w:lang w:eastAsia="zh-TW"/>
+        </w:rPr>
+        <w:t xml:space="preserve">C# </w:t>
+      </w:r>
+      <w:r>
+        <w:rPr>
+          <w:rFonts w:eastAsia="標楷體" w:hint="eastAsia"/>
+          <w:sz w:val="24"/>
+          <w:lang w:eastAsia="zh-TW"/>
+        </w:rPr>
+        <w:t>程式設計</w:t>
       </w:r>
       <w:r>
         <w:rPr>
@@ -6992,6 +6824,58 @@
           <w:sz w:val="24"/>
           <w:lang w:eastAsia="zh-TW"/>
         </w:rPr>
+        <w:t>04</w:t>
+      </w:r>
+      <w:r>
+        <w:rPr>
+          <w:rFonts w:eastAsia="標楷體" w:hint="eastAsia"/>
+          <w:spacing w:val="14"/>
+          <w:sz w:val="24"/>
+          <w:lang w:eastAsia="zh-TW"/>
+        </w:rPr>
+        <w:t>/</w:t>
+      </w:r>
+      <w:r>
+        <w:rPr>
+          <w:rFonts w:eastAsia="標楷體"/>
+          <w:sz w:val="24"/>
+          <w:lang w:eastAsia="zh-TW"/>
+        </w:rPr>
+        <w:t>20</w:t>
+      </w:r>
+      <w:r>
+        <w:rPr>
+          <w:rFonts w:eastAsia="標楷體" w:hint="eastAsia"/>
+          <w:sz w:val="24"/>
+          <w:lang w:eastAsia="zh-TW"/>
+        </w:rPr>
+        <w:t>2</w:t>
+      </w:r>
+      <w:r>
+        <w:rPr>
+          <w:rFonts w:eastAsia="標楷體" w:hint="eastAsia"/>
+          <w:sz w:val="24"/>
+          <w:lang w:eastAsia="zh-TW"/>
+        </w:rPr>
+        <w:t>4</w:t>
+      </w:r>
+      <w:proofErr w:type="gramStart"/>
+      <w:r>
+        <w:rPr>
+          <w:rFonts w:eastAsia="標楷體"/>
+          <w:sz w:val="24"/>
+          <w:lang w:eastAsia="zh-TW"/>
+        </w:rPr>
+        <w:t>–</w:t>
+      </w:r>
+      <w:proofErr w:type="gramEnd"/>
+      <w:r>
+        <w:rPr>
+          <w:rFonts w:eastAsia="標楷體" w:hint="eastAsia"/>
+          <w:spacing w:val="14"/>
+          <w:sz w:val="24"/>
+          <w:lang w:eastAsia="zh-TW"/>
+        </w:rPr>
         <w:t>0</w:t>
       </w:r>
       <w:r>
@@ -7001,60 +6885,7 @@
           <w:sz w:val="24"/>
           <w:lang w:eastAsia="zh-TW"/>
         </w:rPr>
-        <w:t>5</w:t>
-      </w:r>
-      <w:r>
-        <w:rPr>
-          <w:rFonts w:eastAsia="標楷體" w:hint="eastAsia"/>
-          <w:spacing w:val="14"/>
-          <w:sz w:val="24"/>
-          <w:lang w:eastAsia="zh-TW"/>
-        </w:rPr>
-        <w:t>/</w:t>
-      </w:r>
-      <w:r>
-        <w:rPr>
-          <w:rFonts w:eastAsia="標楷體"/>
-          <w:sz w:val="24"/>
-          <w:lang w:eastAsia="zh-TW"/>
-        </w:rPr>
-        <w:t>20</w:t>
-      </w:r>
-      <w:r>
-        <w:rPr>
-          <w:rFonts w:eastAsia="標楷體" w:hint="eastAsia"/>
-          <w:sz w:val="24"/>
-          <w:lang w:eastAsia="zh-TW"/>
-        </w:rPr>
-        <w:t>24</w:t>
-      </w:r>
-      <w:proofErr w:type="gramStart"/>
-      <w:r>
-        <w:rPr>
-          <w:rFonts w:eastAsia="標楷體"/>
-          <w:sz w:val="24"/>
-          <w:lang w:eastAsia="zh-TW"/>
-        </w:rPr>
-        <w:t>–</w:t>
-      </w:r>
-      <w:proofErr w:type="gramEnd"/>
-      <w:r>
-        <w:rPr>
-          <w:rFonts w:eastAsia="標楷體" w:hint="eastAsia"/>
-          <w:spacing w:val="14"/>
-          <w:sz w:val="24"/>
-          <w:lang w:eastAsia="zh-TW"/>
-        </w:rPr>
-        <w:t>0</w:t>
-      </w:r>
-      <w:r>
-        <w:rPr>
-          <w:rFonts w:eastAsia="標楷體" w:hint="eastAsia"/>
-          <w:spacing w:val="14"/>
-          <w:sz w:val="24"/>
-          <w:lang w:eastAsia="zh-TW"/>
-        </w:rPr>
-        <w:t>6</w:t>
+        <w:t>7</w:t>
       </w:r>
       <w:r>
         <w:rPr>
@@ -7107,7 +6938,7 @@
           <w:sz w:val="24"/>
           <w:lang w:eastAsia="zh-TW"/>
         </w:rPr>
-        <w:t>資料結構與演算法</w:t>
+        <w:t>網頁前端技術資訊顧問</w:t>
       </w:r>
       <w:r>
         <w:rPr>
@@ -7166,8 +6997,34 @@
           <w:sz w:val="24"/>
           <w:lang w:eastAsia="zh-TW"/>
         </w:rPr>
-        <w:t>0</w:t>
-      </w:r>
+        <w:t>05/</w:t>
+      </w:r>
+      <w:r>
+        <w:rPr>
+          <w:rFonts w:eastAsia="標楷體"/>
+          <w:sz w:val="24"/>
+          <w:lang w:eastAsia="zh-TW"/>
+        </w:rPr>
+        <w:t>20</w:t>
+      </w:r>
+      <w:r>
+        <w:rPr>
+          <w:rFonts w:eastAsia="標楷體" w:hint="eastAsia"/>
+          <w:sz w:val="24"/>
+          <w:lang w:eastAsia="zh-TW"/>
+        </w:rPr>
+        <w:t>24</w:t>
+      </w:r>
+      <w:proofErr w:type="gramStart"/>
+      <w:r>
+        <w:rPr>
+          <w:rFonts w:eastAsia="標楷體"/>
+          <w:sz w:val="24"/>
+          <w:lang w:eastAsia="zh-TW"/>
+        </w:rPr>
+        <w:t>–</w:t>
+      </w:r>
+      <w:proofErr w:type="gramEnd"/>
       <w:r>
         <w:rPr>
           <w:rFonts w:eastAsia="標楷體" w:hint="eastAsia"/>
@@ -7175,69 +7032,7 @@
           <w:sz w:val="24"/>
           <w:lang w:eastAsia="zh-TW"/>
         </w:rPr>
-        <w:t>3</w:t>
-      </w:r>
-      <w:r>
-        <w:rPr>
-          <w:rFonts w:eastAsia="標楷體" w:hint="eastAsia"/>
-          <w:spacing w:val="14"/>
-          <w:sz w:val="24"/>
-          <w:lang w:eastAsia="zh-TW"/>
-        </w:rPr>
-        <w:t>/</w:t>
-      </w:r>
-      <w:r>
-        <w:rPr>
-          <w:rFonts w:eastAsia="標楷體"/>
-          <w:sz w:val="24"/>
-          <w:lang w:eastAsia="zh-TW"/>
-        </w:rPr>
-        <w:t>20</w:t>
-      </w:r>
-      <w:r>
-        <w:rPr>
-          <w:rFonts w:eastAsia="標楷體" w:hint="eastAsia"/>
-          <w:sz w:val="24"/>
-          <w:lang w:eastAsia="zh-TW"/>
-        </w:rPr>
-        <w:t>24</w:t>
-      </w:r>
-      <w:proofErr w:type="gramStart"/>
-      <w:r>
-        <w:rPr>
-          <w:rFonts w:eastAsia="標楷體"/>
-          <w:sz w:val="24"/>
-          <w:lang w:eastAsia="zh-TW"/>
-        </w:rPr>
-        <w:t>–</w:t>
-      </w:r>
-      <w:proofErr w:type="gramEnd"/>
-      <w:r>
-        <w:rPr>
-          <w:rFonts w:eastAsia="標楷體" w:hint="eastAsia"/>
-          <w:spacing w:val="14"/>
-          <w:sz w:val="24"/>
-          <w:lang w:eastAsia="zh-TW"/>
-        </w:rPr>
-        <w:t>0</w:t>
-      </w:r>
-      <w:r>
-        <w:rPr>
-          <w:rFonts w:eastAsia="標楷體" w:hint="eastAsia"/>
-          <w:spacing w:val="14"/>
-          <w:sz w:val="24"/>
-          <w:lang w:eastAsia="zh-TW"/>
-        </w:rPr>
-        <w:t>8</w:t>
-      </w:r>
-      <w:r>
-        <w:rPr>
-          <w:rFonts w:eastAsia="標楷體" w:hint="eastAsia"/>
-          <w:spacing w:val="14"/>
-          <w:sz w:val="24"/>
-          <w:lang w:eastAsia="zh-TW"/>
-        </w:rPr>
-        <w:t>/</w:t>
+        <w:t>06/</w:t>
       </w:r>
       <w:r>
         <w:rPr>
@@ -7281,6 +7076,144 @@
           <w:sz w:val="24"/>
           <w:lang w:eastAsia="zh-TW"/>
         </w:rPr>
+        <w:t>資料結構與演算法</w:t>
+      </w:r>
+      <w:r>
+        <w:rPr>
+          <w:rFonts w:eastAsia="標楷體"/>
+          <w:sz w:val="24"/>
+          <w:lang w:eastAsia="zh-TW"/>
+        </w:rPr>
+        <w:t>,</w:t>
+      </w:r>
+      <w:r>
+        <w:rPr>
+          <w:rFonts w:hint="eastAsia"/>
+          <w:lang w:eastAsia="zh-TW"/>
+        </w:rPr>
+        <w:t xml:space="preserve"> </w:t>
+      </w:r>
+      <w:proofErr w:type="spellStart"/>
+      <w:r>
+        <w:rPr>
+          <w:rFonts w:eastAsia="標楷體"/>
+          <w:sz w:val="24"/>
+          <w:lang w:eastAsia="zh-TW"/>
+        </w:rPr>
+        <w:t>CodeCrafters</w:t>
+      </w:r>
+      <w:proofErr w:type="spellEnd"/>
+      <w:r>
+        <w:rPr>
+          <w:rFonts w:eastAsia="標楷體" w:hint="eastAsia"/>
+          <w:sz w:val="24"/>
+          <w:lang w:eastAsia="zh-TW"/>
+        </w:rPr>
+        <w:t>交流站</w:t>
+      </w:r>
+      <w:r>
+        <w:rPr>
+          <w:rFonts w:eastAsia="標楷體"/>
+          <w:sz w:val="24"/>
+          <w:lang w:eastAsia="zh-TW"/>
+        </w:rPr>
+        <w:t>,</w:t>
+      </w:r>
+      <w:r>
+        <w:rPr>
+          <w:rFonts w:eastAsia="標楷體"/>
+          <w:spacing w:val="14"/>
+          <w:sz w:val="24"/>
+          <w:lang w:eastAsia="zh-TW"/>
+        </w:rPr>
+        <w:t xml:space="preserve"> </w:t>
+      </w:r>
+      <w:r>
+        <w:rPr>
+          <w:rFonts w:eastAsia="標楷體" w:hint="eastAsia"/>
+          <w:spacing w:val="14"/>
+          <w:sz w:val="24"/>
+          <w:lang w:eastAsia="zh-TW"/>
+        </w:rPr>
+        <w:t>03/</w:t>
+      </w:r>
+      <w:r>
+        <w:rPr>
+          <w:rFonts w:eastAsia="標楷體"/>
+          <w:sz w:val="24"/>
+          <w:lang w:eastAsia="zh-TW"/>
+        </w:rPr>
+        <w:t>20</w:t>
+      </w:r>
+      <w:r>
+        <w:rPr>
+          <w:rFonts w:eastAsia="標楷體" w:hint="eastAsia"/>
+          <w:sz w:val="24"/>
+          <w:lang w:eastAsia="zh-TW"/>
+        </w:rPr>
+        <w:t>24</w:t>
+      </w:r>
+      <w:proofErr w:type="gramStart"/>
+      <w:r>
+        <w:rPr>
+          <w:rFonts w:eastAsia="標楷體"/>
+          <w:sz w:val="24"/>
+          <w:lang w:eastAsia="zh-TW"/>
+        </w:rPr>
+        <w:t>–</w:t>
+      </w:r>
+      <w:proofErr w:type="gramEnd"/>
+      <w:r>
+        <w:rPr>
+          <w:rFonts w:eastAsia="標楷體" w:hint="eastAsia"/>
+          <w:spacing w:val="14"/>
+          <w:sz w:val="24"/>
+          <w:lang w:eastAsia="zh-TW"/>
+        </w:rPr>
+        <w:t>08/</w:t>
+      </w:r>
+      <w:r>
+        <w:rPr>
+          <w:rFonts w:eastAsia="標楷體"/>
+          <w:sz w:val="24"/>
+          <w:lang w:eastAsia="zh-TW"/>
+        </w:rPr>
+        <w:t>20</w:t>
+      </w:r>
+      <w:r>
+        <w:rPr>
+          <w:rFonts w:eastAsia="標楷體" w:hint="eastAsia"/>
+          <w:sz w:val="24"/>
+          <w:lang w:eastAsia="zh-TW"/>
+        </w:rPr>
+        <w:t>24</w:t>
+      </w:r>
+    </w:p>
+    <w:p>
+      <w:pPr>
+        <w:pStyle w:val="a5"/>
+        <w:numPr>
+          <w:ilvl w:val="0"/>
+          <w:numId w:val="1"/>
+        </w:numPr>
+        <w:tabs>
+          <w:tab w:val="left" w:pos="520"/>
+          <w:tab w:val="left" w:pos="521"/>
+        </w:tabs>
+        <w:spacing w:before="136"/>
+        <w:ind w:right="117"/>
+        <w:rPr>
+          <w:rFonts w:eastAsia="標楷體" w:hint="eastAsia"/>
+          <w:sz w:val="24"/>
+          <w:lang w:eastAsia="zh-TW"/>
+        </w:rPr>
+      </w:pPr>
+      <w:r>
+        <w:rPr>
+          <w:rFonts w:eastAsia="標楷體"/>
+          <w:sz w:val="24"/>
+          <w:lang w:eastAsia="zh-TW"/>
+        </w:rPr>
         <w:t xml:space="preserve"> Spring Boot </w:t>
       </w:r>
       <w:r>
@@ -7356,8 +7289,34 @@
           <w:sz w:val="24"/>
           <w:lang w:eastAsia="zh-TW"/>
         </w:rPr>
-        <w:t>0</w:t>
-      </w:r>
+        <w:t>07/</w:t>
+      </w:r>
+      <w:r>
+        <w:rPr>
+          <w:rFonts w:eastAsia="標楷體"/>
+          <w:sz w:val="24"/>
+          <w:lang w:eastAsia="zh-TW"/>
+        </w:rPr>
+        <w:t>20</w:t>
+      </w:r>
+      <w:r>
+        <w:rPr>
+          <w:rFonts w:eastAsia="標楷體" w:hint="eastAsia"/>
+          <w:sz w:val="24"/>
+          <w:lang w:eastAsia="zh-TW"/>
+        </w:rPr>
+        <w:t>24</w:t>
+      </w:r>
+      <w:proofErr w:type="gramStart"/>
+      <w:r>
+        <w:rPr>
+          <w:rFonts w:eastAsia="標楷體"/>
+          <w:sz w:val="24"/>
+          <w:lang w:eastAsia="zh-TW"/>
+        </w:rPr>
+        <w:t>–</w:t>
+      </w:r>
+      <w:proofErr w:type="gramEnd"/>
       <w:r>
         <w:rPr>
           <w:rFonts w:eastAsia="標楷體" w:hint="eastAsia"/>
@@ -7365,16 +7324,7 @@
           <w:sz w:val="24"/>
           <w:lang w:eastAsia="zh-TW"/>
         </w:rPr>
-        <w:t>7</w:t>
-      </w:r>
-      <w:r>
-        <w:rPr>
-          <w:rFonts w:eastAsia="標楷體" w:hint="eastAsia"/>
-          <w:spacing w:val="14"/>
-          <w:sz w:val="24"/>
-          <w:lang w:eastAsia="zh-TW"/>
-        </w:rPr>
-        <w:t>/</w:t>
+        <w:t>08/</w:t>
       </w:r>
       <w:r>
         <w:rPr>
@@ -7392,41 +7342,21 @@
         </w:rPr>
         <w:t>24</w:t>
       </w:r>
-      <w:proofErr w:type="gramStart"/>
-      <w:r>
-        <w:rPr>
-          <w:rFonts w:eastAsia="標楷體"/>
-          <w:sz w:val="24"/>
-          <w:lang w:eastAsia="zh-TW"/>
-        </w:rPr>
-        <w:t>–</w:t>
-      </w:r>
-      <w:proofErr w:type="gramEnd"/>
-      <w:r>
-        <w:rPr>
-          <w:rFonts w:eastAsia="標楷體" w:hint="eastAsia"/>
-          <w:spacing w:val="14"/>
-          <w:sz w:val="24"/>
-          <w:lang w:eastAsia="zh-TW"/>
-        </w:rPr>
-        <w:t>08/</w:t>
-      </w:r>
-      <w:r>
-        <w:rPr>
-          <w:rFonts w:eastAsia="標楷體"/>
-          <w:sz w:val="24"/>
-          <w:lang w:eastAsia="zh-TW"/>
-        </w:rPr>
-        <w:t>20</w:t>
-      </w:r>
-      <w:r>
-        <w:rPr>
-          <w:rFonts w:eastAsia="標楷體" w:hint="eastAsia"/>
-          <w:sz w:val="24"/>
-          <w:lang w:eastAsia="zh-TW"/>
-        </w:rPr>
-        <w:t>24</w:t>
-      </w:r>
+    </w:p>
+    <w:p>
+      <w:pPr>
+        <w:tabs>
+          <w:tab w:val="left" w:pos="520"/>
+          <w:tab w:val="left" w:pos="521"/>
+        </w:tabs>
+        <w:spacing w:before="136"/>
+        <w:ind w:right="117"/>
+        <w:rPr>
+          <w:rFonts w:eastAsia="標楷體" w:hint="eastAsia"/>
+          <w:sz w:val="24"/>
+          <w:lang w:eastAsia="zh-TW"/>
+        </w:rPr>
+      </w:pPr>
     </w:p>
     <w:p>
       <w:pPr>
@@ -7437,7 +7367,7 @@
         <w:ind w:right="116"/>
         <w:jc w:val="both"/>
         <w:rPr>
-          <w:rFonts w:eastAsia="標楷體" w:hint="eastAsia"/>
+          <w:rFonts w:eastAsia="標楷體"/>
           <w:sz w:val="24"/>
           <w:lang w:eastAsia="zh-TW"/>
         </w:rPr>
@@ -8124,6 +8054,7 @@
   <w:style w:type="character" w:default="1" w:styleId="a0">
     <w:name w:val="Default Paragraph Font"/>
     <w:uiPriority w:val="1"/>
+    <w:semiHidden/>
     <w:unhideWhenUsed/>
   </w:style>
   <w:style w:type="table" w:default="1" w:styleId="a1">

--- a/assets/cv/JieLong Chen CV(ch).docx
+++ b/assets/cv/JieLong Chen CV(ch).docx
@@ -6,16 +6,92 @@
       <w:pPr>
         <w:pStyle w:val="a4"/>
         <w:rPr>
-          <w:rFonts w:eastAsia="標楷體"/>
-          <w:lang w:eastAsia="zh-TW"/>
-        </w:rPr>
-      </w:pPr>
+          <w:rFonts w:eastAsia="標楷體" w:hint="eastAsia"/>
+          <w:lang w:eastAsia="zh-TW"/>
+        </w:rPr>
+      </w:pPr>
+      <w:r>
+        <w:rPr>
+          <w:rFonts w:eastAsia="標楷體" w:cs="新細明體"/>
+          <w:lang w:eastAsia="zh-TW"/>
+        </w:rPr>
+        <w:drawing>
+          <wp:anchor distT="0" distB="0" distL="114300" distR="114300" simplePos="0" relativeHeight="251678720" behindDoc="0" locked="0" layoutInCell="1" allowOverlap="1" wp14:anchorId="351FD45E" wp14:editId="61C19A76">
+            <wp:simplePos x="0" y="0"/>
+            <wp:positionH relativeFrom="column">
+              <wp:posOffset>4260850</wp:posOffset>
+            </wp:positionH>
+            <wp:positionV relativeFrom="paragraph">
+              <wp:posOffset>0</wp:posOffset>
+            </wp:positionV>
+            <wp:extent cx="1338580" cy="1384300"/>
+            <wp:effectExtent l="0" t="0" r="0" b="6350"/>
+            <wp:wrapThrough wrapText="bothSides">
+              <wp:wrapPolygon edited="0">
+                <wp:start x="0" y="0"/>
+                <wp:lineTo x="0" y="21402"/>
+                <wp:lineTo x="21211" y="21402"/>
+                <wp:lineTo x="21211" y="0"/>
+                <wp:lineTo x="0" y="0"/>
+              </wp:wrapPolygon>
+            </wp:wrapThrough>
+            <wp:docPr id="1897058001" name="圖片 1"/>
+            <wp:cNvGraphicFramePr>
+              <a:graphicFrameLocks xmlns:a="http://schemas.openxmlformats.org/drawingml/2006/main" noChangeAspect="1"/>
+            </wp:cNvGraphicFramePr>
+            <a:graphic xmlns:a="http://schemas.openxmlformats.org/drawingml/2006/main">
+              <a:graphicData uri="http://schemas.openxmlformats.org/drawingml/2006/picture">
+                <pic:pic xmlns:pic="http://schemas.openxmlformats.org/drawingml/2006/picture">
+                  <pic:nvPicPr>
+                    <pic:cNvPr id="1897058001" name=""/>
+                    <pic:cNvPicPr/>
+                  </pic:nvPicPr>
+                  <pic:blipFill>
+                    <a:blip r:embed="rId5" cstate="print">
+                      <a:extLst>
+                        <a:ext uri="{28A0092B-C50C-407E-A947-70E740481C1C}">
+                          <a14:useLocalDpi xmlns:a14="http://schemas.microsoft.com/office/drawing/2010/main" val="0"/>
+                        </a:ext>
+                      </a:extLst>
+                    </a:blip>
+                    <a:stretch>
+                      <a:fillRect/>
+                    </a:stretch>
+                  </pic:blipFill>
+                  <pic:spPr>
+                    <a:xfrm>
+                      <a:off x="0" y="0"/>
+                      <a:ext cx="1338580" cy="1384300"/>
+                    </a:xfrm>
+                    <a:prstGeom prst="rect">
+                      <a:avLst/>
+                    </a:prstGeom>
+                  </pic:spPr>
+                </pic:pic>
+              </a:graphicData>
+            </a:graphic>
+            <wp14:sizeRelH relativeFrom="page">
+              <wp14:pctWidth>0</wp14:pctWidth>
+            </wp14:sizeRelH>
+            <wp14:sizeRelV relativeFrom="page">
+              <wp14:pctHeight>0</wp14:pctHeight>
+            </wp14:sizeRelV>
+          </wp:anchor>
+        </w:drawing>
+      </w:r>
       <w:r>
         <w:rPr>
           <w:rFonts w:eastAsia="標楷體" w:cs="新細明體" w:hint="eastAsia"/>
           <w:lang w:eastAsia="zh-TW"/>
         </w:rPr>
         <w:t>陳杰龍</w:t>
+      </w:r>
+      <w:r>
+        <w:rPr>
+          <w:rFonts w:eastAsia="標楷體" w:cs="新細明體" w:hint="eastAsia"/>
+          <w:lang w:eastAsia="zh-TW"/>
+        </w:rPr>
+        <w:t xml:space="preserve"> (Jie-Long Chen)</w:t>
       </w:r>
     </w:p>
     <w:p>
@@ -122,23 +198,6 @@
         <w:ind w:left="160" w:right="3288"/>
         <w:rPr>
           <w:rFonts w:eastAsia="標楷體"/>
-          <w:lang w:eastAsia="zh-TW"/>
-        </w:rPr>
-      </w:pPr>
-      <w:r>
-        <w:rPr>
-          <w:rFonts w:eastAsia="標楷體" w:hint="eastAsia"/>
-          <w:lang w:eastAsia="zh-TW"/>
-        </w:rPr>
-        <w:t>(Smart Application and Innovation Lab, SAIL)</w:t>
-      </w:r>
-    </w:p>
-    <w:p>
-      <w:pPr>
-        <w:pStyle w:val="a3"/>
-        <w:ind w:left="160" w:right="3288"/>
-        <w:rPr>
-          <w:rFonts w:eastAsia="標楷體"/>
         </w:rPr>
       </w:pPr>
       <w:r>
@@ -161,7 +220,7 @@
         </w:rPr>
         <w:t xml:space="preserve"> </w:t>
       </w:r>
-      <w:hyperlink r:id="rId5">
+      <w:hyperlink r:id="rId6">
         <w:r>
           <w:rPr>
             <w:rFonts w:eastAsia="標楷體"/>
@@ -192,7 +251,7 @@
         </w:rPr>
         <w:t xml:space="preserve"> </w:t>
       </w:r>
-      <w:hyperlink r:id="rId6">
+      <w:hyperlink r:id="rId7">
         <w:r>
           <w:rPr>
             <w:rFonts w:eastAsia="標楷體"/>
@@ -263,7 +322,6 @@
         <w:spacing w:before="9"/>
         <w:rPr>
           <w:rFonts w:eastAsia="標楷體"/>
-          <w:b/>
           <w:sz w:val="16"/>
         </w:rPr>
       </w:pPr>
@@ -280,7 +338,7 @@
         <w:gridCol w:w="2682"/>
         <w:gridCol w:w="2570"/>
         <w:gridCol w:w="1551"/>
-        <w:gridCol w:w="1869"/>
+        <w:gridCol w:w="2578"/>
       </w:tblGrid>
       <w:tr>
         <w:trPr>
@@ -362,7 +420,7 @@
         </w:tc>
         <w:tc>
           <w:tcPr>
-            <w:tcW w:w="1869" w:type="dxa"/>
+            <w:tcW w:w="2578" w:type="dxa"/>
           </w:tcPr>
           <w:p>
             <w:pPr>
@@ -392,36 +450,15 @@
               </w:rPr>
               <w:t>–</w:t>
             </w:r>
-            <w:r>
-              <w:rPr>
-                <w:rFonts w:eastAsia="標楷體" w:hint="eastAsia"/>
-                <w:sz w:val="24"/>
-                <w:lang w:eastAsia="zh-TW"/>
-              </w:rPr>
-              <w:t xml:space="preserve">   </w:t>
-            </w:r>
+            <w:proofErr w:type="spellStart"/>
             <w:r>
               <w:rPr>
                 <w:rFonts w:eastAsia="標楷體"/>
                 <w:sz w:val="24"/>
               </w:rPr>
-              <w:t>迄</w:t>
+              <w:t>迄今</w:t>
             </w:r>
-            <w:r>
-              <w:rPr>
-                <w:rFonts w:eastAsia="標楷體" w:hint="eastAsia"/>
-                <w:sz w:val="24"/>
-                <w:lang w:eastAsia="zh-TW"/>
-              </w:rPr>
-              <w:t xml:space="preserve">   </w:t>
-            </w:r>
-            <w:r>
-              <w:rPr>
-                <w:rFonts w:eastAsia="標楷體"/>
-                <w:sz w:val="24"/>
-              </w:rPr>
-              <w:t>今</w:t>
-            </w:r>
+            <w:proofErr w:type="spellEnd"/>
           </w:p>
         </w:tc>
       </w:tr>
@@ -503,7 +540,7 @@
         </w:tc>
         <w:tc>
           <w:tcPr>
-            <w:tcW w:w="1869" w:type="dxa"/>
+            <w:tcW w:w="2578" w:type="dxa"/>
           </w:tcPr>
           <w:p>
             <w:pPr>
@@ -571,7 +608,6 @@
         <w:pStyle w:val="a3"/>
         <w:rPr>
           <w:rFonts w:eastAsia="標楷體"/>
-          <w:b/>
           <w:sz w:val="20"/>
         </w:rPr>
       </w:pPr>
@@ -582,7 +618,6 @@
         <w:spacing w:before="3"/>
         <w:rPr>
           <w:rFonts w:eastAsia="標楷體"/>
-          <w:b/>
           <w:sz w:val="10"/>
         </w:rPr>
       </w:pPr>
@@ -605,6 +640,7 @@
         <w:rPr>
           <w:rFonts w:eastAsia="標楷體"/>
           <w:b/>
+          <w:bCs/>
           <w:sz w:val="24"/>
           <w:lang w:eastAsia="zh-TW"/>
         </w:rPr>
@@ -613,6 +649,17 @@
         <w:rPr>
           <w:rFonts w:eastAsia="標楷體" w:hint="eastAsia"/>
           <w:b/>
+          <w:bCs/>
+          <w:sz w:val="24"/>
+          <w:lang w:eastAsia="zh-TW"/>
+        </w:rPr>
+        <w:t>相關</w:t>
+      </w:r>
+      <w:r>
+        <w:rPr>
+          <w:rFonts w:eastAsia="標楷體" w:hint="eastAsia"/>
+          <w:b/>
+          <w:bCs/>
           <w:sz w:val="24"/>
           <w:lang w:eastAsia="zh-TW"/>
         </w:rPr>
@@ -670,8 +717,6 @@
       <w:r>
         <w:rPr>
           <w:rFonts w:eastAsia="標楷體" w:hint="eastAsia"/>
-          <w:b/>
-          <w:bCs/>
           <w:sz w:val="24"/>
           <w:lang w:eastAsia="zh-TW"/>
         </w:rPr>
@@ -680,8 +725,6 @@
       <w:r>
         <w:rPr>
           <w:rFonts w:eastAsia="標楷體" w:hint="eastAsia"/>
-          <w:b/>
-          <w:bCs/>
           <w:sz w:val="24"/>
           <w:lang w:eastAsia="zh-TW"/>
         </w:rPr>
@@ -770,15 +813,6 @@
           <w:lang w:eastAsia="zh-TW"/>
         </w:rPr>
         <w:t>23</w:t>
-      </w:r>
-      <w:r>
-        <w:rPr>
-          <w:rFonts w:eastAsia="標楷體"/>
-          <w:spacing w:val="17"/>
-          <w:sz w:val="24"/>
-          <w:lang w:eastAsia="zh-TW"/>
-        </w:rPr>
-        <w:t xml:space="preserve"> </w:t>
       </w:r>
       <w:proofErr w:type="gramStart"/>
       <w:r>
@@ -830,8 +864,6 @@
       <w:r>
         <w:rPr>
           <w:rFonts w:eastAsia="標楷體"/>
-          <w:b/>
-          <w:bCs/>
           <w:sz w:val="24"/>
           <w:lang w:eastAsia="zh-TW"/>
         </w:rPr>
@@ -936,15 +968,6 @@
           <w:lang w:eastAsia="zh-TW"/>
         </w:rPr>
         <w:t>24</w:t>
-      </w:r>
-      <w:r>
-        <w:rPr>
-          <w:rFonts w:eastAsia="標楷體"/>
-          <w:spacing w:val="17"/>
-          <w:sz w:val="24"/>
-          <w:lang w:eastAsia="zh-TW"/>
-        </w:rPr>
-        <w:t xml:space="preserve"> </w:t>
       </w:r>
       <w:proofErr w:type="gramStart"/>
       <w:r>
@@ -988,15 +1011,14 @@
         <w:spacing w:before="136"/>
         <w:ind w:right="117"/>
         <w:rPr>
-          <w:rFonts w:eastAsia="標楷體"/>
-          <w:sz w:val="24"/>
-          <w:lang w:eastAsia="zh-TW"/>
-        </w:rPr>
-      </w:pPr>
-      <w:r>
-        <w:rPr>
-          <w:rFonts w:eastAsia="標楷體" w:hint="eastAsia"/>
-          <w:b/>
+          <w:rFonts w:eastAsia="標楷體" w:hint="eastAsia"/>
+          <w:sz w:val="24"/>
+          <w:lang w:eastAsia="zh-TW"/>
+        </w:rPr>
+      </w:pPr>
+      <w:r>
+        <w:rPr>
+          <w:rFonts w:eastAsia="標楷體" w:hint="eastAsia"/>
           <w:sz w:val="24"/>
           <w:lang w:eastAsia="zh-TW"/>
         </w:rPr>
@@ -1005,7 +1027,6 @@
       <w:r>
         <w:rPr>
           <w:rFonts w:eastAsia="標楷體"/>
-          <w:b/>
           <w:sz w:val="24"/>
           <w:lang w:eastAsia="zh-TW"/>
         </w:rPr>
@@ -1014,7 +1035,6 @@
       <w:r>
         <w:rPr>
           <w:rFonts w:eastAsia="標楷體" w:hint="eastAsia"/>
-          <w:b/>
           <w:sz w:val="24"/>
           <w:lang w:eastAsia="zh-TW"/>
         </w:rPr>
@@ -1023,11 +1043,27 @@
       <w:r>
         <w:rPr>
           <w:rFonts w:eastAsia="標楷體"/>
-          <w:b/>
-          <w:sz w:val="24"/>
-          <w:lang w:eastAsia="zh-TW"/>
-        </w:rPr>
-        <w:t>)</w:t>
+          <w:sz w:val="24"/>
+          <w:lang w:eastAsia="zh-TW"/>
+        </w:rPr>
+        <w:t>),</w:t>
+      </w:r>
+      <w:r>
+        <w:rPr>
+          <w:rFonts w:eastAsia="標楷體"/>
+          <w:spacing w:val="16"/>
+          <w:sz w:val="24"/>
+          <w:lang w:eastAsia="zh-TW"/>
+        </w:rPr>
+        <w:t xml:space="preserve"> </w:t>
+      </w:r>
+      <w:r>
+        <w:rPr>
+          <w:rFonts w:eastAsia="標楷體" w:hint="eastAsia"/>
+          <w:sz w:val="24"/>
+          <w:lang w:eastAsia="zh-TW"/>
+        </w:rPr>
+        <w:t>中國信託商業銀行</w:t>
       </w:r>
       <w:r>
         <w:rPr>
@@ -1052,7 +1088,7 @@
           <w:sz w:val="24"/>
           <w:lang w:eastAsia="zh-TW"/>
         </w:rPr>
-        <w:t>中國信託商業銀行</w:t>
+        <w:t>台中開發中心科</w:t>
       </w:r>
       <w:r>
         <w:rPr>
@@ -1065,31 +1101,6 @@
       <w:r>
         <w:rPr>
           <w:rFonts w:eastAsia="標楷體"/>
-          <w:spacing w:val="16"/>
-          <w:sz w:val="24"/>
-          <w:lang w:eastAsia="zh-TW"/>
-        </w:rPr>
-        <w:t xml:space="preserve"> </w:t>
-      </w:r>
-      <w:r>
-        <w:rPr>
-          <w:rFonts w:eastAsia="標楷體" w:hint="eastAsia"/>
-          <w:sz w:val="24"/>
-          <w:lang w:eastAsia="zh-TW"/>
-        </w:rPr>
-        <w:t>台中開發中心科</w:t>
-      </w:r>
-      <w:r>
-        <w:rPr>
-          <w:rFonts w:eastAsia="標楷體"/>
-          <w:sz w:val="24"/>
-          <w:lang w:eastAsia="zh-TW"/>
-        </w:rPr>
-        <w:t>,</w:t>
-      </w:r>
-      <w:r>
-        <w:rPr>
-          <w:rFonts w:eastAsia="標楷體"/>
           <w:spacing w:val="14"/>
           <w:sz w:val="24"/>
           <w:lang w:eastAsia="zh-TW"/>
@@ -1129,15 +1140,6 @@
         <w:t>24</w:t>
       </w:r>
       <w:bookmarkStart w:id="0" w:name="_Hlk180479055"/>
-      <w:r>
-        <w:rPr>
-          <w:rFonts w:eastAsia="標楷體"/>
-          <w:spacing w:val="17"/>
-          <w:sz w:val="24"/>
-          <w:lang w:eastAsia="zh-TW"/>
-        </w:rPr>
-        <w:t xml:space="preserve"> </w:t>
-      </w:r>
       <w:proofErr w:type="gramStart"/>
       <w:r>
         <w:rPr>
@@ -1190,21 +1192,6 @@
         </w:rPr>
         <w:t>4</w:t>
       </w:r>
-    </w:p>
-    <w:p>
-      <w:pPr>
-        <w:tabs>
-          <w:tab w:val="left" w:pos="520"/>
-          <w:tab w:val="left" w:pos="521"/>
-        </w:tabs>
-        <w:spacing w:before="136" w:line="254" w:lineRule="auto"/>
-        <w:ind w:left="160" w:right="117"/>
-        <w:rPr>
-          <w:rFonts w:eastAsia="標楷體"/>
-          <w:sz w:val="24"/>
-          <w:lang w:eastAsia="zh-TW"/>
-        </w:rPr>
-      </w:pPr>
     </w:p>
     <w:p>
       <w:pPr>
@@ -1289,14 +1276,7 @@
           <w:rFonts w:eastAsia="標楷體" w:hint="eastAsia"/>
           <w:lang w:eastAsia="zh-TW"/>
         </w:rPr>
-        <w:t>機器學習、</w:t>
-      </w:r>
-      <w:r>
-        <w:rPr>
-          <w:rFonts w:eastAsia="標楷體" w:hint="eastAsia"/>
-          <w:lang w:eastAsia="zh-TW"/>
-        </w:rPr>
-        <w:t>資料探</w:t>
+        <w:t>機器學習、資料探</w:t>
       </w:r>
       <w:proofErr w:type="gramStart"/>
       <w:r>
@@ -1326,19 +1306,15 @@
           <w:rFonts w:eastAsia="標楷體" w:hint="eastAsia"/>
           <w:lang w:eastAsia="zh-TW"/>
         </w:rPr>
-        <w:t>、軟體設計與開發、資料庫設計</w:t>
-      </w:r>
-    </w:p>
-    <w:p>
-      <w:pPr>
-        <w:pStyle w:val="a3"/>
-        <w:spacing w:before="123"/>
-        <w:ind w:left="160"/>
-        <w:rPr>
-          <w:rFonts w:eastAsia="標楷體"/>
-          <w:lang w:eastAsia="zh-TW"/>
-        </w:rPr>
-      </w:pPr>
+        <w:t>、軟體設計開發、資料庫設計</w:t>
+      </w:r>
+      <w:r>
+        <w:rPr>
+          <w:rFonts w:eastAsia="標楷體" w:hint="eastAsia"/>
+          <w:lang w:eastAsia="zh-TW"/>
+        </w:rPr>
+        <w:t>、演算法</w:t>
+      </w:r>
     </w:p>
     <w:p>
       <w:pPr>
@@ -1358,7 +1334,7 @@
         <mc:AlternateContent>
           <mc:Choice Requires="wps">
             <w:drawing>
-              <wp:anchor distT="0" distB="0" distL="0" distR="0" simplePos="0" relativeHeight="487605760" behindDoc="1" locked="0" layoutInCell="1" allowOverlap="1" wp14:anchorId="14801B0D" wp14:editId="1699B6A0">
+              <wp:anchor distT="0" distB="0" distL="0" distR="0" simplePos="0" relativeHeight="251667456" behindDoc="1" locked="0" layoutInCell="1" allowOverlap="1" wp14:anchorId="14801B0D" wp14:editId="1699B6A0">
                 <wp:simplePos x="0" y="0"/>
                 <wp:positionH relativeFrom="page">
                   <wp:posOffset>914400</wp:posOffset>
@@ -1419,7 +1395,7 @@
           </mc:Choice>
           <mc:Fallback>
             <w:pict>
-              <v:line w14:anchorId="3E44A093" id="直線接點 6" o:spid="_x0000_s1026" style="position:absolute;z-index:-15710720;visibility:visible;mso-wrap-style:square;mso-width-percent:0;mso-height-percent:0;mso-wrap-distance-left:0;mso-wrap-distance-top:0;mso-wrap-distance-right:0;mso-wrap-distance-bottom:0;mso-position-horizontal:absolute;mso-position-horizontal-relative:page;mso-position-vertical:absolute;mso-position-vertical-relative:text;mso-width-percent:0;mso-height-percent:0;mso-width-relative:page;mso-height-relative:page" from="1in,10.9pt" to="540pt,10.9pt" o:gfxdata="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" strokeweight="1.5pt">
+              <v:line w14:anchorId="303ED3AA" id="直線接點 6" o:spid="_x0000_s1026" style="position:absolute;z-index:-251649024;visibility:visible;mso-wrap-style:square;mso-width-percent:0;mso-height-percent:0;mso-wrap-distance-left:0;mso-wrap-distance-top:0;mso-wrap-distance-right:0;mso-wrap-distance-bottom:0;mso-position-horizontal:absolute;mso-position-horizontal-relative:page;mso-position-vertical:absolute;mso-position-vertical-relative:text;mso-width-percent:0;mso-height-percent:0;mso-width-relative:page;mso-height-relative:page" from="1in,10.9pt" to="540pt,10.9pt" o:gfxdata="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" strokeweight="1.5pt">
                 <w10:wrap type="topAndBottom" anchorx="page"/>
               </v:line>
             </w:pict>
@@ -1442,7 +1418,7 @@
           <w:rFonts w:eastAsia="標楷體" w:hint="eastAsia"/>
           <w:lang w:eastAsia="zh-TW"/>
         </w:rPr>
-        <w:t>資金</w:t>
+        <w:t>計畫</w:t>
       </w:r>
     </w:p>
     <w:p>
@@ -1525,7 +1501,7 @@
           </mc:Choice>
           <mc:Fallback>
             <w:pict>
-              <v:group w14:anchorId="337FB86B" id="群組 5" o:spid="_x0000_s1026" style="width:469.5pt;height:3.3pt;mso-position-horizontal-relative:char;mso-position-vertical-relative:line" coordsize="9390,66" o:gfxdata="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">
+              <v:group w14:anchorId="6050807E" id="群組 5" o:spid="_x0000_s1026" style="width:469.5pt;height:3.3pt;mso-position-horizontal-relative:char;mso-position-vertical-relative:line" coordsize="9390,66" o:gfxdata="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">
                 <v:line id="Line 26" o:spid="_x0000_s1027" style="position:absolute;visibility:visible;mso-wrap-style:square" from="15,51" to="9375,51" o:connectortype="straight" o:gfxdata="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" strokeweight="1.5pt"/>
                 <w10:anchorlock/>
               </v:group>
@@ -1547,8 +1523,6 @@
       <w:r>
         <w:rPr>
           <w:rFonts w:eastAsia="標楷體" w:hint="eastAsia"/>
-          <w:b/>
-          <w:bCs/>
           <w:lang w:eastAsia="zh-TW"/>
         </w:rPr>
         <w:t>題目</w:t>
@@ -1604,8 +1578,6 @@
       <w:r>
         <w:rPr>
           <w:rFonts w:eastAsia="標楷體"/>
-          <w:b/>
-          <w:bCs/>
           <w:lang w:eastAsia="zh-TW"/>
         </w:rPr>
         <w:t xml:space="preserve">Role: PI </w:t>
@@ -1624,8 +1596,6 @@
       <w:r>
         <w:rPr>
           <w:rFonts w:eastAsia="標楷體" w:hint="eastAsia"/>
-          <w:b/>
-          <w:bCs/>
           <w:lang w:eastAsia="zh-TW"/>
         </w:rPr>
         <w:t>來源</w:t>
@@ -1665,8 +1635,6 @@
       <w:r>
         <w:rPr>
           <w:rFonts w:eastAsia="標楷體"/>
-          <w:b/>
-          <w:bCs/>
           <w:lang w:eastAsia="zh-TW"/>
         </w:rPr>
         <w:t>期間</w:t>
@@ -1741,15 +1709,13 @@
         <w:spacing w:before="123"/>
         <w:ind w:left="160"/>
         <w:rPr>
-          <w:rFonts w:eastAsia="標楷體"/>
-          <w:lang w:eastAsia="zh-TW"/>
-        </w:rPr>
-      </w:pPr>
-      <w:r>
-        <w:rPr>
-          <w:rFonts w:eastAsia="標楷體"/>
-          <w:b/>
-          <w:bCs/>
+          <w:rFonts w:eastAsia="標楷體" w:hint="eastAsia"/>
+          <w:lang w:eastAsia="zh-TW"/>
+        </w:rPr>
+      </w:pPr>
+      <w:r>
+        <w:rPr>
+          <w:rFonts w:eastAsia="標楷體"/>
           <w:lang w:eastAsia="zh-TW"/>
         </w:rPr>
         <w:t>總金額</w:t>
@@ -1766,26 +1732,22 @@
           <w:rFonts w:eastAsia="標楷體" w:hint="eastAsia"/>
           <w:lang w:eastAsia="zh-TW"/>
         </w:rPr>
-        <w:t xml:space="preserve">68,000 </w:t>
-      </w:r>
-      <w:r>
-        <w:rPr>
-          <w:rFonts w:eastAsia="標楷體" w:hint="eastAsia"/>
-          <w:lang w:eastAsia="zh-TW"/>
-        </w:rPr>
-        <w:t>TWD</w:t>
-      </w:r>
-    </w:p>
-    <w:p>
-      <w:pPr>
-        <w:pStyle w:val="a3"/>
-        <w:spacing w:before="123"/>
-        <w:ind w:left="160"/>
-        <w:rPr>
-          <w:rFonts w:eastAsia="標楷體"/>
-          <w:lang w:eastAsia="zh-TW"/>
-        </w:rPr>
-      </w:pPr>
+        <w:t>68,000</w:t>
+      </w:r>
+      <w:r>
+        <w:rPr>
+          <w:rFonts w:eastAsia="標楷體" w:hint="eastAsia"/>
+          <w:lang w:eastAsia="zh-TW"/>
+        </w:rPr>
+        <w:t xml:space="preserve"> </w:t>
+      </w:r>
+      <w:r>
+        <w:rPr>
+          <w:rFonts w:eastAsia="標楷體"/>
+          <w:lang w:eastAsia="zh-TW"/>
+        </w:rPr>
+        <w:t>NTD</w:t>
+      </w:r>
     </w:p>
     <w:p>
       <w:pPr>
@@ -1805,7 +1767,7 @@
         <mc:AlternateContent>
           <mc:Choice Requires="wps">
             <w:drawing>
-              <wp:anchor distT="0" distB="0" distL="0" distR="0" simplePos="0" relativeHeight="487597568" behindDoc="1" locked="0" layoutInCell="1" allowOverlap="1" wp14:anchorId="3E459FAE" wp14:editId="5ACB5816">
+              <wp:anchor distT="0" distB="0" distL="0" distR="0" simplePos="0" relativeHeight="251652096" behindDoc="1" locked="0" layoutInCell="1" allowOverlap="1" wp14:anchorId="3E459FAE" wp14:editId="5ACB5816">
                 <wp:simplePos x="0" y="0"/>
                 <wp:positionH relativeFrom="page">
                   <wp:posOffset>914400</wp:posOffset>
@@ -1867,7 +1829,7 @@
           </mc:Choice>
           <mc:Fallback>
             <w:pict>
-              <v:line w14:anchorId="73CDCF7F" id="直線接點 6" o:spid="_x0000_s1026" style="position:absolute;z-index:-15718912;visibility:visible;mso-wrap-style:square;mso-width-percent:0;mso-height-percent:0;mso-wrap-distance-left:0;mso-wrap-distance-top:0;mso-wrap-distance-right:0;mso-wrap-distance-bottom:0;mso-position-horizontal:absolute;mso-position-horizontal-relative:page;mso-position-vertical:absolute;mso-position-vertical-relative:text;mso-width-percent:0;mso-height-percent:0;mso-width-relative:page;mso-height-relative:page" from="1in,10.9pt" to="540pt,10.9pt" o:gfxdata="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" strokeweight="1.5pt">
+              <v:line w14:anchorId="31014E11" id="直線接點 6" o:spid="_x0000_s1026" style="position:absolute;z-index:-251664384;visibility:visible;mso-wrap-style:square;mso-width-percent:0;mso-height-percent:0;mso-wrap-distance-left:0;mso-wrap-distance-top:0;mso-wrap-distance-right:0;mso-wrap-distance-bottom:0;mso-position-horizontal:absolute;mso-position-horizontal-relative:page;mso-position-vertical:absolute;mso-position-vertical-relative:text;mso-width-percent:0;mso-height-percent:0;mso-width-relative:page;mso-height-relative:page" from="1in,10.9pt" to="540pt,10.9pt" o:gfxdata="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" strokeweight="1.5pt">
                 <w10:wrap type="topAndBottom" anchorx="page"/>
               </v:line>
             </w:pict>
@@ -1974,7 +1936,7 @@
           </mc:Choice>
           <mc:Fallback>
             <w:pict>
-              <v:group w14:anchorId="39EFBD75" id="群組 5" o:spid="_x0000_s1026" style="width:469.5pt;height:3.3pt;mso-position-horizontal-relative:char;mso-position-vertical-relative:line" coordsize="9390,66" o:gfxdata="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">
+              <v:group w14:anchorId="3D17565C" id="群組 5" o:spid="_x0000_s1026" style="width:469.5pt;height:3.3pt;mso-position-horizontal-relative:char;mso-position-vertical-relative:line" coordsize="9390,66" o:gfxdata="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">
                 <v:line id="Line 32" o:spid="_x0000_s1027" style="position:absolute;visibility:visible;mso-wrap-style:square" from="15,51" to="9375,51" o:connectortype="straight" o:gfxdata="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" strokeweight="1.5pt"/>
                 <w10:anchorlock/>
               </v:group>
@@ -2016,7 +1978,57 @@
           <w:sz w:val="24"/>
           <w:lang w:eastAsia="zh-TW"/>
         </w:rPr>
-        <w:t>王秋雄榮譽博士研究所優秀入學獎學金</w:t>
+        <w:t>王秋雄榮譽博士研究所優秀入學</w:t>
+      </w:r>
+      <w:r>
+        <w:rPr>
+          <w:rFonts w:eastAsia="標楷體"/>
+          <w:lang w:eastAsia="zh-TW"/>
+        </w:rPr>
+        <w:t>$</w:t>
+      </w:r>
+      <w:r>
+        <w:rPr>
+          <w:rFonts w:eastAsia="標楷體" w:hint="eastAsia"/>
+          <w:lang w:eastAsia="zh-TW"/>
+        </w:rPr>
+        <w:t>6</w:t>
+      </w:r>
+      <w:r>
+        <w:rPr>
+          <w:rFonts w:eastAsia="標楷體" w:hint="eastAsia"/>
+          <w:lang w:eastAsia="zh-TW"/>
+        </w:rPr>
+        <w:t>00</w:t>
+      </w:r>
+      <w:r>
+        <w:rPr>
+          <w:rFonts w:eastAsia="標楷體" w:hint="eastAsia"/>
+          <w:lang w:eastAsia="zh-TW"/>
+        </w:rPr>
+        <w:t>,000</w:t>
+      </w:r>
+      <w:r>
+        <w:rPr>
+          <w:rFonts w:eastAsia="標楷體"/>
+          <w:lang w:eastAsia="zh-TW"/>
+        </w:rPr>
+        <w:t xml:space="preserve"> </w:t>
+      </w:r>
+      <w:r>
+        <w:rPr>
+          <w:rFonts w:eastAsia="標楷體"/>
+          <w:lang w:eastAsia="zh-TW"/>
+        </w:rPr>
+        <w:t>NTD</w:t>
+      </w:r>
+      <w:r>
+        <w:rPr>
+          <w:rFonts w:eastAsia="標楷體"/>
+          <w:sz w:val="24"/>
+          <w:lang w:eastAsia="zh-TW"/>
+        </w:rPr>
+        <w:t>獎學金</w:t>
       </w:r>
       <w:r>
         <w:rPr>
@@ -2252,7 +2264,6 @@
           <w:sz w:val="24"/>
           <w:lang w:eastAsia="zh-TW"/>
         </w:rPr>
-        <w:lastRenderedPageBreak/>
         <w:t>國立屏東大學五</w:t>
       </w:r>
       <w:proofErr w:type="gramStart"/>
@@ -2325,15 +2336,7 @@
           <w:sz w:val="24"/>
           <w:lang w:eastAsia="zh-TW"/>
         </w:rPr>
-        <w:t>國立屏東大學</w:t>
-      </w:r>
-      <w:r>
-        <w:rPr>
-          <w:rFonts w:eastAsia="標楷體" w:hint="eastAsia"/>
-          <w:sz w:val="24"/>
-          <w:lang w:eastAsia="zh-TW"/>
-        </w:rPr>
-        <w:t>資訊管理學系修業三年半提早畢業</w:t>
+        <w:t>國立屏東大學資訊管理學系修業三年半提早畢業</w:t>
       </w:r>
       <w:r>
         <w:rPr>
@@ -2405,6 +2408,7 @@
           <w:sz w:val="24"/>
           <w:lang w:eastAsia="zh-TW"/>
         </w:rPr>
+        <w:lastRenderedPageBreak/>
         <w:t>國立屏東大學</w:t>
       </w:r>
       <w:r>
@@ -2421,15 +2425,7 @@
           <w:sz w:val="24"/>
           <w:lang w:eastAsia="zh-TW"/>
         </w:rPr>
-        <w:t>年</w:t>
-      </w:r>
-      <w:r>
-        <w:rPr>
-          <w:rFonts w:eastAsia="標楷體" w:hint="eastAsia"/>
-          <w:sz w:val="24"/>
-          <w:lang w:eastAsia="zh-TW"/>
-        </w:rPr>
-        <w:t>資訊學院實務專題成果競賽</w:t>
+        <w:t>年資訊學院實務專題成果競賽</w:t>
       </w:r>
       <w:r>
         <w:rPr>
@@ -2687,15 +2683,7 @@
           <w:sz w:val="24"/>
           <w:lang w:eastAsia="zh-TW"/>
         </w:rPr>
-        <w:t>大專學生研究</w:t>
-      </w:r>
-      <w:r>
-        <w:rPr>
-          <w:rFonts w:eastAsia="標楷體" w:hint="eastAsia"/>
-          <w:sz w:val="24"/>
-          <w:lang w:eastAsia="zh-TW"/>
-        </w:rPr>
-        <w:t>計畫通過</w:t>
+        <w:t>大專學生研究計畫通過</w:t>
       </w:r>
       <w:r>
         <w:rPr>
@@ -2815,31 +2803,7 @@
           <w:sz w:val="24"/>
           <w:lang w:eastAsia="zh-TW"/>
         </w:rPr>
-        <w:t>擔任大學專題組長並與國立成功大學資工系教授</w:t>
-      </w:r>
-      <w:r>
-        <w:rPr>
-          <w:rFonts w:eastAsia="標楷體" w:hint="eastAsia"/>
-          <w:sz w:val="24"/>
-          <w:lang w:eastAsia="zh-TW"/>
-        </w:rPr>
-        <w:t>蘇文鈺</w:t>
-      </w:r>
-      <w:r>
-        <w:rPr>
-          <w:rFonts w:eastAsia="標楷體" w:hint="eastAsia"/>
-          <w:sz w:val="24"/>
-          <w:lang w:eastAsia="zh-TW"/>
-        </w:rPr>
-        <w:t>、</w:t>
-      </w:r>
-      <w:r>
-        <w:rPr>
-          <w:rFonts w:eastAsia="標楷體" w:hint="eastAsia"/>
-          <w:sz w:val="24"/>
-          <w:lang w:eastAsia="zh-TW"/>
-        </w:rPr>
-        <w:t>愛自造者學習協會</w:t>
+        <w:t>擔任大學專題組長並與國立成功大學資工系教授蘇文鈺、愛自造者學習協會</w:t>
       </w:r>
       <w:r>
         <w:rPr>
@@ -2915,15 +2879,7 @@
           <w:sz w:val="24"/>
           <w:lang w:eastAsia="zh-TW"/>
         </w:rPr>
-        <w:t>巨匠電腦</w:t>
-      </w:r>
-      <w:r>
-        <w:rPr>
-          <w:rFonts w:eastAsia="標楷體" w:hint="eastAsia"/>
-          <w:sz w:val="24"/>
-          <w:lang w:eastAsia="zh-TW"/>
-        </w:rPr>
-        <w:t>金</w:t>
+        <w:t>巨匠電腦金</w:t>
       </w:r>
       <w:proofErr w:type="gramStart"/>
       <w:r>
@@ -3127,7 +3083,7 @@
         <mc:AlternateContent>
           <mc:Choice Requires="wps">
             <w:drawing>
-              <wp:anchor distT="0" distB="0" distL="0" distR="0" simplePos="0" relativeHeight="487607808" behindDoc="1" locked="0" layoutInCell="1" allowOverlap="1" wp14:anchorId="2247B693" wp14:editId="3433DC2D">
+              <wp:anchor distT="0" distB="0" distL="0" distR="0" simplePos="0" relativeHeight="251672576" behindDoc="1" locked="0" layoutInCell="1" allowOverlap="1" wp14:anchorId="2247B693" wp14:editId="3433DC2D">
                 <wp:simplePos x="0" y="0"/>
                 <wp:positionH relativeFrom="page">
                   <wp:posOffset>914400</wp:posOffset>
@@ -3189,7 +3145,7 @@
           </mc:Choice>
           <mc:Fallback>
             <w:pict>
-              <v:line w14:anchorId="47A80497" id="直線接點 6" o:spid="_x0000_s1026" style="position:absolute;z-index:-15708672;visibility:visible;mso-wrap-style:square;mso-width-percent:0;mso-height-percent:0;mso-wrap-distance-left:0;mso-wrap-distance-top:0;mso-wrap-distance-right:0;mso-wrap-distance-bottom:0;mso-position-horizontal:absolute;mso-position-horizontal-relative:page;mso-position-vertical:absolute;mso-position-vertical-relative:text;mso-width-percent:0;mso-height-percent:0;mso-width-relative:page;mso-height-relative:page" from="1in,10.9pt" to="540pt,10.9pt" o:gfxdata="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" strokeweight="1.5pt">
+              <v:line w14:anchorId="7E4E80CB" id="直線接點 6" o:spid="_x0000_s1026" style="position:absolute;z-index:-251643904;visibility:visible;mso-wrap-style:square;mso-width-percent:0;mso-height-percent:0;mso-wrap-distance-left:0;mso-wrap-distance-top:0;mso-wrap-distance-right:0;mso-wrap-distance-bottom:0;mso-position-horizontal:absolute;mso-position-horizontal-relative:page;mso-position-vertical:absolute;mso-position-vertical-relative:text;mso-width-percent:0;mso-height-percent:0;mso-width-relative:page;mso-height-relative:page" from="1in,10.9pt" to="540pt,10.9pt" o:gfxdata="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" strokeweight="1.5pt">
                 <w10:wrap type="topAndBottom" anchorx="page"/>
               </v:line>
             </w:pict>
@@ -3296,7 +3252,7 @@
           </mc:Choice>
           <mc:Fallback>
             <w:pict>
-              <v:group w14:anchorId="3B8A3D63" id="群組 5" o:spid="_x0000_s1026" style="width:469.5pt;height:3.3pt;mso-position-horizontal-relative:char;mso-position-vertical-relative:line" coordsize="9390,66" o:gfxdata="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">
+              <v:group w14:anchorId="0D296251" id="群組 5" o:spid="_x0000_s1026" style="width:469.5pt;height:3.3pt;mso-position-horizontal-relative:char;mso-position-vertical-relative:line" coordsize="9390,66" o:gfxdata="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">
                 <v:line id="Line 32" o:spid="_x0000_s1027" style="position:absolute;visibility:visible;mso-wrap-style:square" from="15,51" to="9375,51" o:connectortype="straight" o:gfxdata="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" strokeweight="1.5pt"/>
                 <w10:anchorlock/>
               </v:group>
@@ -3355,15 +3311,7 @@
           <w:sz w:val="24"/>
           <w:lang w:eastAsia="zh-TW"/>
         </w:rPr>
-        <w:t xml:space="preserve"> </w:t>
-      </w:r>
-      <w:r>
-        <w:rPr>
-          <w:rFonts w:eastAsia="標楷體"/>
-          <w:sz w:val="24"/>
-          <w:lang w:eastAsia="zh-TW"/>
-        </w:rPr>
-        <w:t>,</w:t>
+        <w:t xml:space="preserve"> ,</w:t>
       </w:r>
       <w:proofErr w:type="gramEnd"/>
       <w:r>
@@ -3425,15 +3373,7 @@
           <w:sz w:val="24"/>
           <w:lang w:eastAsia="zh-TW"/>
         </w:rPr>
-        <w:t>技術士</w:t>
-      </w:r>
-      <w:r>
-        <w:rPr>
-          <w:rFonts w:eastAsia="標楷體" w:hint="eastAsia"/>
-          <w:sz w:val="24"/>
-          <w:lang w:eastAsia="zh-TW"/>
-        </w:rPr>
-        <w:t>丙級</w:t>
+        <w:t>技術士丙級</w:t>
       </w:r>
       <w:proofErr w:type="gramEnd"/>
       <w:r>
@@ -3518,15 +3458,7 @@
           <w:sz w:val="24"/>
           <w:lang w:eastAsia="zh-TW"/>
         </w:rPr>
-        <w:t>Java</w:t>
-      </w:r>
-      <w:r>
-        <w:rPr>
-          <w:rFonts w:eastAsia="標楷體"/>
-          <w:sz w:val="24"/>
-          <w:lang w:eastAsia="zh-TW"/>
-        </w:rPr>
-        <w:t>,</w:t>
+        <w:t>Java,</w:t>
       </w:r>
       <w:r>
         <w:rPr>
@@ -3602,15 +3534,7 @@
           <w:sz w:val="24"/>
           <w:lang w:eastAsia="zh-TW"/>
         </w:rPr>
-        <w:t>Python 3</w:t>
-      </w:r>
-      <w:r>
-        <w:rPr>
-          <w:rFonts w:eastAsia="標楷體"/>
-          <w:sz w:val="24"/>
-          <w:lang w:eastAsia="zh-TW"/>
-        </w:rPr>
-        <w:t>,</w:t>
+        <w:t>Python 3,</w:t>
       </w:r>
       <w:r>
         <w:rPr>
@@ -3671,15 +3595,7 @@
           <w:sz w:val="24"/>
           <w:lang w:eastAsia="zh-TW"/>
         </w:rPr>
-        <w:t>技術士</w:t>
-      </w:r>
-      <w:r>
-        <w:rPr>
-          <w:rFonts w:eastAsia="標楷體" w:hint="eastAsia"/>
-          <w:sz w:val="24"/>
-          <w:lang w:eastAsia="zh-TW"/>
-        </w:rPr>
-        <w:t>乙級</w:t>
+        <w:t>技術士乙級</w:t>
       </w:r>
       <w:proofErr w:type="gramEnd"/>
       <w:r>
@@ -3764,15 +3680,7 @@
           <w:sz w:val="24"/>
           <w:lang w:eastAsia="zh-TW"/>
         </w:rPr>
-        <w:t>Excel</w:t>
-      </w:r>
-      <w:r>
-        <w:rPr>
-          <w:rFonts w:eastAsia="標楷體"/>
-          <w:sz w:val="24"/>
-          <w:lang w:eastAsia="zh-TW"/>
-        </w:rPr>
-        <w:t>,</w:t>
+        <w:t>Excel,</w:t>
       </w:r>
       <w:r>
         <w:rPr>
@@ -3900,31 +3808,15 @@
           <w:sz w:val="24"/>
           <w:lang w:eastAsia="zh-TW"/>
         </w:rPr>
-        <w:t>TQC</w:t>
-      </w:r>
-      <w:r>
-        <w:rPr>
-          <w:rFonts w:eastAsia="標楷體" w:hint="eastAsia"/>
-          <w:sz w:val="24"/>
-          <w:lang w:eastAsia="zh-TW"/>
-        </w:rPr>
-        <w:t xml:space="preserve"> </w:t>
-      </w:r>
-      <w:r>
-        <w:rPr>
-          <w:rFonts w:eastAsia="標楷體" w:hint="eastAsia"/>
-          <w:sz w:val="24"/>
-          <w:lang w:eastAsia="zh-TW"/>
-        </w:rPr>
-        <w:t>英文</w:t>
-      </w:r>
-      <w:r>
-        <w:rPr>
-          <w:rFonts w:eastAsia="標楷體" w:hint="eastAsia"/>
-          <w:sz w:val="24"/>
-          <w:lang w:eastAsia="zh-TW"/>
-        </w:rPr>
-        <w:t>輸入</w:t>
+        <w:t xml:space="preserve">TQC </w:t>
+      </w:r>
+      <w:r>
+        <w:rPr>
+          <w:rFonts w:eastAsia="標楷體" w:hint="eastAsia"/>
+          <w:sz w:val="24"/>
+          <w:lang w:eastAsia="zh-TW"/>
+        </w:rPr>
+        <w:t>英文輸入</w:t>
       </w:r>
       <w:r>
         <w:rPr>
@@ -3984,15 +3876,7 @@
           <w:sz w:val="24"/>
           <w:lang w:eastAsia="zh-TW"/>
         </w:rPr>
-        <w:t>TQC</w:t>
-      </w:r>
-      <w:r>
-        <w:rPr>
-          <w:rFonts w:eastAsia="標楷體" w:hint="eastAsia"/>
-          <w:sz w:val="24"/>
-          <w:lang w:eastAsia="zh-TW"/>
-        </w:rPr>
-        <w:t xml:space="preserve"> </w:t>
+        <w:t xml:space="preserve">TQC </w:t>
       </w:r>
       <w:r>
         <w:rPr>
@@ -4050,8 +3934,6 @@
         <w:ind w:right="117"/>
         <w:rPr>
           <w:rFonts w:eastAsia="標楷體"/>
-          <w:b/>
-          <w:bCs/>
           <w:sz w:val="24"/>
           <w:lang w:eastAsia="zh-TW"/>
         </w:rPr>
@@ -4077,15 +3959,7 @@
           <w:sz w:val="24"/>
           <w:lang w:eastAsia="zh-TW"/>
         </w:rPr>
-        <w:t>技術士</w:t>
-      </w:r>
-      <w:r>
-        <w:rPr>
-          <w:rFonts w:eastAsia="標楷體" w:hint="eastAsia"/>
-          <w:sz w:val="24"/>
-          <w:lang w:eastAsia="zh-TW"/>
-        </w:rPr>
-        <w:t>丙級</w:t>
+        <w:t>技術士丙級</w:t>
       </w:r>
       <w:proofErr w:type="gramEnd"/>
       <w:r>
@@ -4148,7 +4022,7 @@
         <mc:AlternateContent>
           <mc:Choice Requires="wps">
             <w:drawing>
-              <wp:anchor distT="0" distB="0" distL="0" distR="0" simplePos="0" relativeHeight="487601664" behindDoc="1" locked="0" layoutInCell="1" allowOverlap="1" wp14:anchorId="12171C4E" wp14:editId="1BA59DD3">
+              <wp:anchor distT="0" distB="0" distL="0" distR="0" simplePos="0" relativeHeight="251657216" behindDoc="1" locked="0" layoutInCell="1" allowOverlap="1" wp14:anchorId="12171C4E" wp14:editId="1BA59DD3">
                 <wp:simplePos x="0" y="0"/>
                 <wp:positionH relativeFrom="page">
                   <wp:posOffset>914400</wp:posOffset>
@@ -4210,7 +4084,7 @@
           </mc:Choice>
           <mc:Fallback>
             <w:pict>
-              <v:line w14:anchorId="6C08DA7E" id="直線接點 6" o:spid="_x0000_s1026" style="position:absolute;z-index:-15714816;visibility:visible;mso-wrap-style:square;mso-width-percent:0;mso-height-percent:0;mso-wrap-distance-left:0;mso-wrap-distance-top:0;mso-wrap-distance-right:0;mso-wrap-distance-bottom:0;mso-position-horizontal:absolute;mso-position-horizontal-relative:page;mso-position-vertical:absolute;mso-position-vertical-relative:text;mso-width-percent:0;mso-height-percent:0;mso-width-relative:page;mso-height-relative:page" from="1in,10.9pt" to="540pt,10.9pt" o:gfxdata="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" strokeweight="1.5pt">
+              <v:line w14:anchorId="2F9253DB" id="直線接點 6" o:spid="_x0000_s1026" style="position:absolute;z-index:-251659264;visibility:visible;mso-wrap-style:square;mso-width-percent:0;mso-height-percent:0;mso-wrap-distance-left:0;mso-wrap-distance-top:0;mso-wrap-distance-right:0;mso-wrap-distance-bottom:0;mso-position-horizontal:absolute;mso-position-horizontal-relative:page;mso-position-vertical:absolute;mso-position-vertical-relative:text;mso-width-percent:0;mso-height-percent:0;mso-width-relative:page;mso-height-relative:page" from="1in,10.9pt" to="540pt,10.9pt" o:gfxdata="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" strokeweight="1.5pt">
                 <w10:wrap type="topAndBottom" anchorx="page"/>
               </v:line>
             </w:pict>
@@ -4228,6 +4102,13 @@
           <w:lang w:eastAsia="zh-TW"/>
         </w:rPr>
       </w:pPr>
+      <w:r>
+        <w:rPr>
+          <w:rFonts w:eastAsia="標楷體" w:hint="eastAsia"/>
+          <w:lang w:eastAsia="zh-TW"/>
+        </w:rPr>
+        <w:t>軟體</w:t>
+      </w:r>
       <w:r>
         <w:rPr>
           <w:rFonts w:eastAsia="標楷體" w:hint="eastAsia"/>
@@ -4317,7 +4198,7 @@
           </mc:Choice>
           <mc:Fallback>
             <w:pict>
-              <v:group w14:anchorId="6AFB0294" id="群組 5" o:spid="_x0000_s1026" style="width:469.5pt;height:3.3pt;mso-position-horizontal-relative:char;mso-position-vertical-relative:line" coordsize="9390,66" o:gfxdata="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">
+              <v:group w14:anchorId="0876A8CF" id="群組 5" o:spid="_x0000_s1026" style="width:469.5pt;height:3.3pt;mso-position-horizontal-relative:char;mso-position-vertical-relative:line" coordsize="9390,66" o:gfxdata="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">
                 <v:line id="Line 32" o:spid="_x0000_s1027" style="position:absolute;visibility:visible;mso-wrap-style:square" from="15,51" to="9375,51" o:connectortype="straight" o:gfxdata="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" strokeweight="1.5pt"/>
                 <w10:anchorlock/>
               </v:group>
@@ -4445,15 +4326,7 @@
           <w:sz w:val="24"/>
           <w:lang w:eastAsia="zh-TW"/>
         </w:rPr>
-        <w:t>特教生國</w:t>
-      </w:r>
-      <w:r>
-        <w:rPr>
-          <w:rFonts w:eastAsia="標楷體" w:hint="eastAsia"/>
-          <w:sz w:val="24"/>
-          <w:lang w:eastAsia="zh-TW"/>
-        </w:rPr>
-        <w:t>語</w:t>
+        <w:t>特教生國語</w:t>
       </w:r>
       <w:proofErr w:type="gramEnd"/>
       <w:r>
@@ -4697,15 +4570,7 @@
           <w:sz w:val="24"/>
           <w:lang w:eastAsia="zh-TW"/>
         </w:rPr>
-        <w:t>2</w:t>
-      </w:r>
-      <w:r>
-        <w:rPr>
-          <w:rFonts w:eastAsia="標楷體" w:hint="eastAsia"/>
-          <w:sz w:val="24"/>
-          <w:lang w:eastAsia="zh-TW"/>
-        </w:rPr>
-        <w:t>2</w:t>
+        <w:t>22</w:t>
       </w:r>
     </w:p>
     <w:p>
@@ -4800,15 +4665,7 @@
           <w:sz w:val="24"/>
           <w:lang w:eastAsia="zh-TW"/>
         </w:rPr>
-        <w:t>2</w:t>
-      </w:r>
-      <w:r>
-        <w:rPr>
-          <w:rFonts w:eastAsia="標楷體" w:hint="eastAsia"/>
-          <w:sz w:val="24"/>
-          <w:lang w:eastAsia="zh-TW"/>
-        </w:rPr>
-        <w:t>2</w:t>
+        <w:t>22</w:t>
       </w:r>
     </w:p>
     <w:p>
@@ -4901,15 +4758,7 @@
           <w:sz w:val="24"/>
           <w:lang w:eastAsia="zh-TW"/>
         </w:rPr>
-        <w:t>2</w:t>
-      </w:r>
-      <w:r>
-        <w:rPr>
-          <w:rFonts w:eastAsia="標楷體" w:hint="eastAsia"/>
-          <w:sz w:val="24"/>
-          <w:lang w:eastAsia="zh-TW"/>
-        </w:rPr>
-        <w:t>1</w:t>
+        <w:t>21</w:t>
       </w:r>
     </w:p>
     <w:p>
@@ -5020,15 +4869,7 @@
           <w:sz w:val="24"/>
           <w:lang w:eastAsia="zh-TW"/>
         </w:rPr>
-        <w:t>2</w:t>
-      </w:r>
-      <w:r>
-        <w:rPr>
-          <w:rFonts w:eastAsia="標楷體" w:hint="eastAsia"/>
-          <w:sz w:val="24"/>
-          <w:lang w:eastAsia="zh-TW"/>
-        </w:rPr>
-        <w:t>1</w:t>
+        <w:t>21</w:t>
       </w:r>
     </w:p>
     <w:p>
@@ -5113,15 +4954,7 @@
           <w:sz w:val="24"/>
           <w:lang w:eastAsia="zh-TW"/>
         </w:rPr>
-        <w:t>2</w:t>
-      </w:r>
-      <w:r>
-        <w:rPr>
-          <w:rFonts w:eastAsia="標楷體" w:hint="eastAsia"/>
-          <w:sz w:val="24"/>
-          <w:lang w:eastAsia="zh-TW"/>
-        </w:rPr>
-        <w:t>1</w:t>
+        <w:t>21</w:t>
       </w:r>
     </w:p>
     <w:p>
@@ -5206,15 +5039,7 @@
           <w:sz w:val="24"/>
           <w:lang w:eastAsia="zh-TW"/>
         </w:rPr>
-        <w:t>2</w:t>
-      </w:r>
-      <w:r>
-        <w:rPr>
-          <w:rFonts w:eastAsia="標楷體" w:hint="eastAsia"/>
-          <w:sz w:val="24"/>
-          <w:lang w:eastAsia="zh-TW"/>
-        </w:rPr>
-        <w:t>0</w:t>
+        <w:t>20</w:t>
       </w:r>
     </w:p>
     <w:p>
@@ -5367,7 +5192,7 @@
         <mc:AlternateContent>
           <mc:Choice Requires="wps">
             <w:drawing>
-              <wp:anchor distT="0" distB="0" distL="0" distR="0" simplePos="0" relativeHeight="487603712" behindDoc="1" locked="0" layoutInCell="1" allowOverlap="1" wp14:anchorId="784B6AA9" wp14:editId="0047D05B">
+              <wp:anchor distT="0" distB="0" distL="0" distR="0" simplePos="0" relativeHeight="251662336" behindDoc="1" locked="0" layoutInCell="1" allowOverlap="1" wp14:anchorId="784B6AA9" wp14:editId="0047D05B">
                 <wp:simplePos x="0" y="0"/>
                 <wp:positionH relativeFrom="page">
                   <wp:posOffset>914400</wp:posOffset>
@@ -5429,7 +5254,7 @@
           </mc:Choice>
           <mc:Fallback>
             <w:pict>
-              <v:line w14:anchorId="168D11D6" id="直線接點 6" o:spid="_x0000_s1026" style="position:absolute;z-index:-15712768;visibility:visible;mso-wrap-style:square;mso-width-percent:0;mso-height-percent:0;mso-wrap-distance-left:0;mso-wrap-distance-top:0;mso-wrap-distance-right:0;mso-wrap-distance-bottom:0;mso-position-horizontal:absolute;mso-position-horizontal-relative:page;mso-position-vertical:absolute;mso-position-vertical-relative:text;mso-width-percent:0;mso-height-percent:0;mso-width-relative:page;mso-height-relative:page" from="1in,10.9pt" to="540pt,10.9pt" o:gfxdata="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" strokeweight="1.5pt">
+              <v:line w14:anchorId="229BCB8E" id="直線接點 6" o:spid="_x0000_s1026" style="position:absolute;z-index:-251654144;visibility:visible;mso-wrap-style:square;mso-width-percent:0;mso-height-percent:0;mso-wrap-distance-left:0;mso-wrap-distance-top:0;mso-wrap-distance-right:0;mso-wrap-distance-bottom:0;mso-position-horizontal:absolute;mso-position-horizontal-relative:page;mso-position-vertical:absolute;mso-position-vertical-relative:text;mso-width-percent:0;mso-height-percent:0;mso-width-relative:page;mso-height-relative:page" from="1in,10.9pt" to="540pt,10.9pt" o:gfxdata="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" strokeweight="1.5pt">
                 <w10:wrap type="topAndBottom" anchorx="page"/>
               </v:line>
             </w:pict>
@@ -5543,7 +5368,7 @@
           </mc:Choice>
           <mc:Fallback>
             <w:pict>
-              <v:group w14:anchorId="3482516B" id="群組 5" o:spid="_x0000_s1026" style="width:469.5pt;height:3.3pt;mso-position-horizontal-relative:char;mso-position-vertical-relative:line" coordsize="9390,66" o:gfxdata="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">
+              <v:group w14:anchorId="030C048F" id="群組 5" o:spid="_x0000_s1026" style="width:469.5pt;height:3.3pt;mso-position-horizontal-relative:char;mso-position-vertical-relative:line" coordsize="9390,66" o:gfxdata="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">
                 <v:line id="Line 32" o:spid="_x0000_s1027" style="position:absolute;visibility:visible;mso-wrap-style:square" from="15,51" to="9375,51" o:connectortype="straight" o:gfxdata="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" strokeweight="1.5pt"/>
                 <w10:anchorlock/>
               </v:group>
@@ -5835,15 +5660,7 @@
           <w:sz w:val="24"/>
           <w:lang w:eastAsia="zh-TW"/>
         </w:rPr>
-        <w:t>otlin</w:t>
-      </w:r>
-      <w:r>
-        <w:rPr>
-          <w:rFonts w:eastAsia="標楷體"/>
-          <w:sz w:val="24"/>
-          <w:lang w:eastAsia="zh-TW"/>
-        </w:rPr>
-        <w:t xml:space="preserve"> </w:t>
+        <w:t xml:space="preserve">otlin </w:t>
       </w:r>
       <w:r>
         <w:rPr>
@@ -7203,7 +7020,7 @@
         <w:spacing w:before="136"/>
         <w:ind w:right="117"/>
         <w:rPr>
-          <w:rFonts w:eastAsia="標楷體" w:hint="eastAsia"/>
+          <w:rFonts w:eastAsia="標楷體"/>
           <w:sz w:val="24"/>
           <w:lang w:eastAsia="zh-TW"/>
         </w:rPr>
@@ -7352,7 +7169,7 @@
         <w:spacing w:before="136"/>
         <w:ind w:right="117"/>
         <w:rPr>
-          <w:rFonts w:eastAsia="標楷體" w:hint="eastAsia"/>
+          <w:rFonts w:eastAsia="標楷體"/>
           <w:sz w:val="24"/>
           <w:lang w:eastAsia="zh-TW"/>
         </w:rPr>
@@ -8054,7 +7871,6 @@
   <w:style w:type="character" w:default="1" w:styleId="a0">
     <w:name w:val="Default Paragraph Font"/>
     <w:uiPriority w:val="1"/>
-    <w:semiHidden/>
     <w:unhideWhenUsed/>
   </w:style>
   <w:style w:type="table" w:default="1" w:styleId="a1">

--- a/assets/cv/JieLong Chen CV(ch).docx
+++ b/assets/cv/JieLong Chen CV(ch).docx
@@ -6,20 +6,21 @@
       <w:pPr>
         <w:pStyle w:val="a4"/>
         <w:rPr>
-          <w:rFonts w:eastAsia="標楷體" w:hint="eastAsia"/>
+          <w:rFonts w:eastAsia="標楷體"/>
           <w:lang w:eastAsia="zh-TW"/>
         </w:rPr>
       </w:pPr>
       <w:r>
         <w:rPr>
           <w:rFonts w:eastAsia="標楷體" w:cs="新細明體"/>
+          <w:noProof/>
           <w:lang w:eastAsia="zh-TW"/>
         </w:rPr>
         <w:drawing>
-          <wp:anchor distT="0" distB="0" distL="114300" distR="114300" simplePos="0" relativeHeight="251678720" behindDoc="0" locked="0" layoutInCell="1" allowOverlap="1" wp14:anchorId="351FD45E" wp14:editId="61C19A76">
+          <wp:anchor distT="0" distB="0" distL="114300" distR="114300" simplePos="0" relativeHeight="251678720" behindDoc="0" locked="0" layoutInCell="1" allowOverlap="1" wp14:anchorId="351FD45E" wp14:editId="530F32B2">
             <wp:simplePos x="0" y="0"/>
             <wp:positionH relativeFrom="column">
-              <wp:posOffset>4260850</wp:posOffset>
+              <wp:posOffset>4781550</wp:posOffset>
             </wp:positionH>
             <wp:positionV relativeFrom="paragraph">
               <wp:posOffset>0</wp:posOffset>
@@ -227,38 +228,6 @@
             <w:color w:val="0462C1"/>
           </w:rPr>
           <w:t>zaq5891097@gmail.com</w:t>
-        </w:r>
-      </w:hyperlink>
-    </w:p>
-    <w:p>
-      <w:pPr>
-        <w:pStyle w:val="a3"/>
-        <w:ind w:left="160"/>
-        <w:rPr>
-          <w:rFonts w:eastAsia="標楷體"/>
-        </w:rPr>
-      </w:pPr>
-      <w:r>
-        <w:rPr>
-          <w:rFonts w:eastAsia="標楷體"/>
-        </w:rPr>
-        <w:t>Web:</w:t>
-      </w:r>
-      <w:r>
-        <w:rPr>
-          <w:rFonts w:eastAsia="標楷體"/>
-          <w:spacing w:val="-2"/>
-        </w:rPr>
-        <w:t xml:space="preserve"> </w:t>
-      </w:r>
-      <w:hyperlink r:id="rId7">
-        <w:r>
-          <w:rPr>
-            <w:rFonts w:eastAsia="標楷體"/>
-            <w:color w:val="0462C1"/>
-            <w:u w:val="single" w:color="0462C1"/>
-          </w:rPr>
-          <w:t>https://cjl-1228.github.io/personal/</w:t>
         </w:r>
       </w:hyperlink>
     </w:p>
@@ -1011,7 +980,7 @@
         <w:spacing w:before="136"/>
         <w:ind w:right="117"/>
         <w:rPr>
-          <w:rFonts w:eastAsia="標楷體" w:hint="eastAsia"/>
+          <w:rFonts w:eastAsia="標楷體"/>
           <w:sz w:val="24"/>
           <w:lang w:eastAsia="zh-TW"/>
         </w:rPr>
@@ -1267,7 +1236,7 @@
         <w:spacing w:before="123"/>
         <w:ind w:left="160"/>
         <w:rPr>
-          <w:rFonts w:eastAsia="標楷體" w:hint="eastAsia"/>
+          <w:rFonts w:eastAsia="標楷體"/>
           <w:lang w:eastAsia="zh-TW"/>
         </w:rPr>
       </w:pPr>
@@ -1395,7 +1364,7 @@
           </mc:Choice>
           <mc:Fallback>
             <w:pict>
-              <v:line w14:anchorId="303ED3AA" id="直線接點 6" o:spid="_x0000_s1026" style="position:absolute;z-index:-251649024;visibility:visible;mso-wrap-style:square;mso-width-percent:0;mso-height-percent:0;mso-wrap-distance-left:0;mso-wrap-distance-top:0;mso-wrap-distance-right:0;mso-wrap-distance-bottom:0;mso-position-horizontal:absolute;mso-position-horizontal-relative:page;mso-position-vertical:absolute;mso-position-vertical-relative:text;mso-width-percent:0;mso-height-percent:0;mso-width-relative:page;mso-height-relative:page" from="1in,10.9pt" to="540pt,10.9pt" o:gfxdata="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" strokeweight="1.5pt">
+              <v:line w14:anchorId="02B33147" id="直線接點 6" o:spid="_x0000_s1026" style="position:absolute;z-index:-251649024;visibility:visible;mso-wrap-style:square;mso-width-percent:0;mso-height-percent:0;mso-wrap-distance-left:0;mso-wrap-distance-top:0;mso-wrap-distance-right:0;mso-wrap-distance-bottom:0;mso-position-horizontal:absolute;mso-position-horizontal-relative:page;mso-position-vertical:absolute;mso-position-vertical-relative:text;mso-width-percent:0;mso-height-percent:0;mso-width-relative:page;mso-height-relative:page" from="1in,10.9pt" to="540pt,10.9pt" o:gfxdata="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" strokeweight="1.5pt">
                 <w10:wrap type="topAndBottom" anchorx="page"/>
               </v:line>
             </w:pict>
@@ -1501,7 +1470,7 @@
           </mc:Choice>
           <mc:Fallback>
             <w:pict>
-              <v:group w14:anchorId="6050807E" id="群組 5" o:spid="_x0000_s1026" style="width:469.5pt;height:3.3pt;mso-position-horizontal-relative:char;mso-position-vertical-relative:line" coordsize="9390,66" o:gfxdata="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">
+              <v:group w14:anchorId="410C351D" id="群組 5" o:spid="_x0000_s1026" style="width:469.5pt;height:3.3pt;mso-position-horizontal-relative:char;mso-position-vertical-relative:line" coordsize="9390,66" o:gfxdata="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">
                 <v:line id="Line 26" o:spid="_x0000_s1027" style="position:absolute;visibility:visible;mso-wrap-style:square" from="15,51" to="9375,51" o:connectortype="straight" o:gfxdata="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" strokeweight="1.5pt"/>
                 <w10:anchorlock/>
               </v:group>
@@ -1709,7 +1678,7 @@
         <w:spacing w:before="123"/>
         <w:ind w:left="160"/>
         <w:rPr>
-          <w:rFonts w:eastAsia="標楷體" w:hint="eastAsia"/>
+          <w:rFonts w:eastAsia="標楷體"/>
           <w:lang w:eastAsia="zh-TW"/>
         </w:rPr>
       </w:pPr>
@@ -1829,7 +1798,7 @@
           </mc:Choice>
           <mc:Fallback>
             <w:pict>
-              <v:line w14:anchorId="31014E11" id="直線接點 6" o:spid="_x0000_s1026" style="position:absolute;z-index:-251664384;visibility:visible;mso-wrap-style:square;mso-width-percent:0;mso-height-percent:0;mso-wrap-distance-left:0;mso-wrap-distance-top:0;mso-wrap-distance-right:0;mso-wrap-distance-bottom:0;mso-position-horizontal:absolute;mso-position-horizontal-relative:page;mso-position-vertical:absolute;mso-position-vertical-relative:text;mso-width-percent:0;mso-height-percent:0;mso-width-relative:page;mso-height-relative:page" from="1in,10.9pt" to="540pt,10.9pt" o:gfxdata="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" strokeweight="1.5pt">
+              <v:line w14:anchorId="400A008C" id="直線接點 6" o:spid="_x0000_s1026" style="position:absolute;z-index:-251664384;visibility:visible;mso-wrap-style:square;mso-width-percent:0;mso-height-percent:0;mso-wrap-distance-left:0;mso-wrap-distance-top:0;mso-wrap-distance-right:0;mso-wrap-distance-bottom:0;mso-position-horizontal:absolute;mso-position-horizontal-relative:page;mso-position-vertical:absolute;mso-position-vertical-relative:text;mso-width-percent:0;mso-height-percent:0;mso-width-relative:page;mso-height-relative:page" from="1in,10.9pt" to="540pt,10.9pt" o:gfxdata="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" strokeweight="1.5pt">
                 <w10:wrap type="topAndBottom" anchorx="page"/>
               </v:line>
             </w:pict>
@@ -1936,7 +1905,7 @@
           </mc:Choice>
           <mc:Fallback>
             <w:pict>
-              <v:group w14:anchorId="3D17565C" id="群組 5" o:spid="_x0000_s1026" style="width:469.5pt;height:3.3pt;mso-position-horizontal-relative:char;mso-position-vertical-relative:line" coordsize="9390,66" o:gfxdata="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">
+              <v:group w14:anchorId="669F4D75" id="群組 5" o:spid="_x0000_s1026" style="width:469.5pt;height:3.3pt;mso-position-horizontal-relative:char;mso-position-vertical-relative:line" coordsize="9390,66" o:gfxdata="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">
                 <v:line id="Line 32" o:spid="_x0000_s1027" style="position:absolute;visibility:visible;mso-wrap-style:square" from="15,51" to="9375,51" o:connectortype="straight" o:gfxdata="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" strokeweight="1.5pt"/>
                 <w10:anchorlock/>
               </v:group>
@@ -2325,26 +2294,42 @@
         <w:spacing w:before="136"/>
         <w:ind w:right="117"/>
         <w:rPr>
-          <w:rFonts w:eastAsia="標楷體"/>
-          <w:sz w:val="24"/>
-          <w:lang w:eastAsia="zh-TW"/>
-        </w:rPr>
-      </w:pPr>
-      <w:r>
-        <w:rPr>
-          <w:rFonts w:eastAsia="標楷體" w:hint="eastAsia"/>
-          <w:sz w:val="24"/>
-          <w:lang w:eastAsia="zh-TW"/>
-        </w:rPr>
-        <w:t>國立屏東大學資訊管理學系修業三年半提早畢業</w:t>
-      </w:r>
-      <w:r>
-        <w:rPr>
-          <w:rFonts w:eastAsia="標楷體" w:hint="eastAsia"/>
-          <w:sz w:val="24"/>
-          <w:lang w:eastAsia="zh-TW"/>
-        </w:rPr>
-        <w:t>, 2024</w:t>
+          <w:rFonts w:eastAsia="標楷體" w:hint="eastAsia"/>
+          <w:sz w:val="24"/>
+          <w:lang w:eastAsia="zh-TW"/>
+        </w:rPr>
+      </w:pPr>
+      <w:r>
+        <w:rPr>
+          <w:rFonts w:eastAsia="標楷體" w:hint="eastAsia"/>
+          <w:sz w:val="24"/>
+          <w:lang w:eastAsia="zh-TW"/>
+        </w:rPr>
+        <w:t>國立屏東大學</w:t>
+      </w:r>
+      <w:r>
+        <w:rPr>
+          <w:rFonts w:eastAsia="標楷體" w:hint="eastAsia"/>
+          <w:sz w:val="24"/>
+          <w:lang w:eastAsia="zh-TW"/>
+        </w:rPr>
+        <w:t>資管系</w:t>
+      </w:r>
+      <w:r>
+        <w:rPr>
+          <w:rFonts w:eastAsia="標楷體" w:hint="eastAsia"/>
+          <w:sz w:val="24"/>
+          <w:lang w:eastAsia="zh-TW"/>
+        </w:rPr>
+        <w:t>5</w:t>
+      </w:r>
+      <w:r>
+        <w:rPr>
+          <w:rFonts w:eastAsia="標楷體" w:hint="eastAsia"/>
+          <w:sz w:val="24"/>
+          <w:lang w:eastAsia="zh-TW"/>
+        </w:rPr>
+        <w:t>次書卷獎</w:t>
       </w:r>
     </w:p>
     <w:p>
@@ -2372,7 +2357,7 @@
           <w:sz w:val="24"/>
           <w:lang w:eastAsia="zh-TW"/>
         </w:rPr>
-        <w:t>超過二十位程式設計授課經驗</w:t>
+        <w:t>國立屏東大學資訊管理學系修業三年半提早畢業</w:t>
       </w:r>
       <w:r>
         <w:rPr>
@@ -2408,48 +2393,15 @@
           <w:sz w:val="24"/>
           <w:lang w:eastAsia="zh-TW"/>
         </w:rPr>
-        <w:lastRenderedPageBreak/>
-        <w:t>國立屏東大學</w:t>
-      </w:r>
-      <w:r>
-        <w:rPr>
-          <w:rFonts w:eastAsia="標楷體" w:hint="eastAsia"/>
-          <w:sz w:val="24"/>
-          <w:lang w:eastAsia="zh-TW"/>
-        </w:rPr>
-        <w:t>112</w:t>
-      </w:r>
-      <w:r>
-        <w:rPr>
-          <w:rFonts w:eastAsia="標楷體" w:hint="eastAsia"/>
-          <w:sz w:val="24"/>
-          <w:lang w:eastAsia="zh-TW"/>
-        </w:rPr>
-        <w:t>年資訊學院實務專題成果競賽</w:t>
-      </w:r>
-      <w:r>
-        <w:rPr>
-          <w:rFonts w:eastAsia="標楷體" w:hint="eastAsia"/>
-          <w:sz w:val="24"/>
-          <w:lang w:eastAsia="zh-TW"/>
-        </w:rPr>
-        <w:t>-C</w:t>
-      </w:r>
-      <w:r>
-        <w:rPr>
-          <w:rFonts w:eastAsia="標楷體" w:hint="eastAsia"/>
-          <w:sz w:val="24"/>
-          <w:lang w:eastAsia="zh-TW"/>
-        </w:rPr>
-        <w:t>組第三名</w:t>
-      </w:r>
-      <w:r>
-        <w:rPr>
-          <w:rFonts w:eastAsia="標楷體" w:hint="eastAsia"/>
-          <w:sz w:val="24"/>
-          <w:lang w:eastAsia="zh-TW"/>
-        </w:rPr>
-        <w:t>, 2023</w:t>
+        <w:t>超過二十位程式設計授課經驗</w:t>
+      </w:r>
+      <w:r>
+        <w:rPr>
+          <w:rFonts w:eastAsia="標楷體" w:hint="eastAsia"/>
+          <w:sz w:val="24"/>
+          <w:lang w:eastAsia="zh-TW"/>
+        </w:rPr>
+        <w:t>, 2024</w:t>
       </w:r>
     </w:p>
     <w:p>
@@ -2477,7 +2429,40 @@
           <w:sz w:val="24"/>
           <w:lang w:eastAsia="zh-TW"/>
         </w:rPr>
-        <w:t>錄取國立中央大學、國立中山大學、國立中興大學、國立彰化師範大學、國立雲林科技大學、國立屏東大學等資訊管理研究所碩士班</w:t>
+        <w:lastRenderedPageBreak/>
+        <w:t>國立屏東大學</w:t>
+      </w:r>
+      <w:r>
+        <w:rPr>
+          <w:rFonts w:eastAsia="標楷體" w:hint="eastAsia"/>
+          <w:sz w:val="24"/>
+          <w:lang w:eastAsia="zh-TW"/>
+        </w:rPr>
+        <w:t>112</w:t>
+      </w:r>
+      <w:r>
+        <w:rPr>
+          <w:rFonts w:eastAsia="標楷體" w:hint="eastAsia"/>
+          <w:sz w:val="24"/>
+          <w:lang w:eastAsia="zh-TW"/>
+        </w:rPr>
+        <w:t>年資訊學院實務專題成果競賽</w:t>
+      </w:r>
+      <w:r>
+        <w:rPr>
+          <w:rFonts w:eastAsia="標楷體" w:hint="eastAsia"/>
+          <w:sz w:val="24"/>
+          <w:lang w:eastAsia="zh-TW"/>
+        </w:rPr>
+        <w:t>-C</w:t>
+      </w:r>
+      <w:r>
+        <w:rPr>
+          <w:rFonts w:eastAsia="標楷體" w:hint="eastAsia"/>
+          <w:sz w:val="24"/>
+          <w:lang w:eastAsia="zh-TW"/>
+        </w:rPr>
+        <w:t>組第三名</w:t>
       </w:r>
       <w:r>
         <w:rPr>
@@ -2513,47 +2498,7 @@
           <w:sz w:val="24"/>
           <w:lang w:eastAsia="zh-TW"/>
         </w:rPr>
-        <w:t>第</w:t>
-      </w:r>
-      <w:r>
-        <w:rPr>
-          <w:rFonts w:eastAsia="標楷體" w:hint="eastAsia"/>
-          <w:sz w:val="24"/>
-          <w:lang w:eastAsia="zh-TW"/>
-        </w:rPr>
-        <w:t>28</w:t>
-      </w:r>
-      <w:r>
-        <w:rPr>
-          <w:rFonts w:eastAsia="標楷體" w:hint="eastAsia"/>
-          <w:sz w:val="24"/>
-          <w:lang w:eastAsia="zh-TW"/>
-        </w:rPr>
-        <w:t>屆</w:t>
-      </w:r>
-      <w:r>
-        <w:rPr>
-          <w:rFonts w:eastAsia="標楷體"/>
-          <w:sz w:val="24"/>
-          <w:lang w:eastAsia="zh-TW"/>
-        </w:rPr>
-        <w:t>大專院校資訊應用服務創新競賽</w:t>
-      </w:r>
-      <w:r>
-        <w:rPr>
-          <w:rFonts w:eastAsia="標楷體" w:hint="eastAsia"/>
-          <w:sz w:val="24"/>
-          <w:lang w:eastAsia="zh-TW"/>
-        </w:rPr>
-        <w:t>-</w:t>
-      </w:r>
-      <w:r>
-        <w:rPr>
-          <w:rFonts w:eastAsia="標楷體" w:hint="eastAsia"/>
-          <w:sz w:val="24"/>
-          <w:lang w:eastAsia="zh-TW"/>
-        </w:rPr>
-        <w:t>教育開放組第一名</w:t>
+        <w:t>錄取國立中央大學、國立中山大學、國立中興大學、國立彰化師範大學、國立雲林科技大學、國立屏東大學等資訊管理研究所碩士班</w:t>
       </w:r>
       <w:r>
         <w:rPr>
@@ -2589,57 +2534,55 @@
           <w:sz w:val="24"/>
           <w:lang w:eastAsia="zh-TW"/>
         </w:rPr>
-        <w:t>創辦</w:t>
-      </w:r>
-      <w:proofErr w:type="spellStart"/>
-      <w:r>
-        <w:rPr>
-          <w:rFonts w:eastAsia="標楷體"/>
-          <w:sz w:val="24"/>
-          <w:lang w:eastAsia="zh-TW"/>
-        </w:rPr>
-        <w:t>CodeCrafters</w:t>
-      </w:r>
-      <w:proofErr w:type="spellEnd"/>
-      <w:r>
-        <w:rPr>
-          <w:rFonts w:eastAsia="標楷體" w:hint="eastAsia"/>
-          <w:sz w:val="24"/>
-          <w:lang w:eastAsia="zh-TW"/>
-        </w:rPr>
-        <w:t>交流站</w:t>
-      </w:r>
-      <w:r>
-        <w:rPr>
-          <w:rFonts w:eastAsia="標楷體"/>
-          <w:sz w:val="24"/>
-          <w:lang w:eastAsia="zh-TW"/>
-        </w:rPr>
-        <w:t>,</w:t>
-      </w:r>
-      <w:r>
-        <w:rPr>
-          <w:rFonts w:eastAsia="標楷體" w:hint="eastAsia"/>
-          <w:sz w:val="24"/>
-          <w:lang w:eastAsia="zh-TW"/>
-        </w:rPr>
-        <w:t xml:space="preserve"> </w:t>
-      </w:r>
-      <w:r>
-        <w:rPr>
-          <w:rFonts w:eastAsia="標楷體"/>
-          <w:sz w:val="24"/>
-          <w:lang w:eastAsia="zh-TW"/>
-        </w:rPr>
-        <w:t>202</w:t>
-      </w:r>
-      <w:r>
-        <w:rPr>
-          <w:rFonts w:eastAsia="標楷體" w:hint="eastAsia"/>
-          <w:sz w:val="24"/>
-          <w:lang w:eastAsia="zh-TW"/>
-        </w:rPr>
-        <w:t>3</w:t>
+        <w:t>第</w:t>
+      </w:r>
+      <w:r>
+        <w:rPr>
+          <w:rFonts w:eastAsia="標楷體" w:hint="eastAsia"/>
+          <w:sz w:val="24"/>
+          <w:lang w:eastAsia="zh-TW"/>
+        </w:rPr>
+        <w:t>28</w:t>
+      </w:r>
+      <w:r>
+        <w:rPr>
+          <w:rFonts w:eastAsia="標楷體" w:hint="eastAsia"/>
+          <w:sz w:val="24"/>
+          <w:lang w:eastAsia="zh-TW"/>
+        </w:rPr>
+        <w:t>屆</w:t>
+      </w:r>
+      <w:r>
+        <w:rPr>
+          <w:rFonts w:eastAsia="標楷體"/>
+          <w:sz w:val="24"/>
+          <w:lang w:eastAsia="zh-TW"/>
+        </w:rPr>
+        <w:t>大專院校資訊應用服務創新競賽</w:t>
+      </w:r>
+      <w:r>
+        <w:rPr>
+          <w:rFonts w:eastAsia="標楷體" w:hint="eastAsia"/>
+          <w:sz w:val="24"/>
+          <w:lang w:eastAsia="zh-TW"/>
+        </w:rPr>
+        <w:t>-</w:t>
+      </w:r>
+      <w:r>
+        <w:rPr>
+          <w:rFonts w:eastAsia="標楷體" w:hint="eastAsia"/>
+          <w:sz w:val="24"/>
+          <w:lang w:eastAsia="zh-TW"/>
+        </w:rPr>
+        <w:t>教育開放組第一名</w:t>
+      </w:r>
+      <w:r>
+        <w:rPr>
+          <w:rFonts w:eastAsia="標楷體" w:hint="eastAsia"/>
+          <w:sz w:val="24"/>
+          <w:lang w:eastAsia="zh-TW"/>
+        </w:rPr>
+        <w:t>, 2023</w:t>
       </w:r>
     </w:p>
     <w:p>
@@ -2667,23 +2610,25 @@
           <w:sz w:val="24"/>
           <w:lang w:eastAsia="zh-TW"/>
         </w:rPr>
-        <w:t>國家科學及技術委員會</w:t>
-      </w:r>
-      <w:r>
-        <w:rPr>
-          <w:rFonts w:eastAsia="標楷體"/>
-          <w:sz w:val="24"/>
-          <w:lang w:eastAsia="zh-TW"/>
-        </w:rPr>
-        <w:t>-</w:t>
-      </w:r>
-      <w:r>
-        <w:rPr>
-          <w:rFonts w:eastAsia="標楷體" w:hint="eastAsia"/>
-          <w:sz w:val="24"/>
-          <w:lang w:eastAsia="zh-TW"/>
-        </w:rPr>
-        <w:t>大專學生研究計畫通過</w:t>
+        <w:t>創辦</w:t>
+      </w:r>
+      <w:proofErr w:type="spellStart"/>
+      <w:r>
+        <w:rPr>
+          <w:rFonts w:eastAsia="標楷體"/>
+          <w:sz w:val="24"/>
+          <w:lang w:eastAsia="zh-TW"/>
+        </w:rPr>
+        <w:t>CodeCrafters</w:t>
+      </w:r>
+      <w:proofErr w:type="spellEnd"/>
+      <w:r>
+        <w:rPr>
+          <w:rFonts w:eastAsia="標楷體" w:hint="eastAsia"/>
+          <w:sz w:val="24"/>
+          <w:lang w:eastAsia="zh-TW"/>
+        </w:rPr>
+        <w:t>交流站</w:t>
       </w:r>
       <w:r>
         <w:rPr>
@@ -2739,11 +2684,27 @@
       </w:pPr>
       <w:r>
         <w:rPr>
-          <w:rFonts w:eastAsia="標楷體"/>
-          <w:sz w:val="24"/>
-          <w:lang w:eastAsia="zh-TW"/>
-        </w:rPr>
-        <w:t>新光人壽獎助學金</w:t>
+          <w:rFonts w:eastAsia="標楷體" w:hint="eastAsia"/>
+          <w:sz w:val="24"/>
+          <w:lang w:eastAsia="zh-TW"/>
+        </w:rPr>
+        <w:t>國家科學及技術委員會</w:t>
+      </w:r>
+      <w:r>
+        <w:rPr>
+          <w:rFonts w:eastAsia="標楷體"/>
+          <w:sz w:val="24"/>
+          <w:lang w:eastAsia="zh-TW"/>
+        </w:rPr>
+        <w:t>-</w:t>
+      </w:r>
+      <w:r>
+        <w:rPr>
+          <w:rFonts w:eastAsia="標楷體" w:hint="eastAsia"/>
+          <w:sz w:val="24"/>
+          <w:lang w:eastAsia="zh-TW"/>
+        </w:rPr>
+        <w:t>大專學生研究計畫通過</w:t>
       </w:r>
       <w:r>
         <w:rPr>
@@ -2799,27 +2760,11 @@
       </w:pPr>
       <w:r>
         <w:rPr>
-          <w:rFonts w:eastAsia="標楷體" w:hint="eastAsia"/>
-          <w:sz w:val="24"/>
-          <w:lang w:eastAsia="zh-TW"/>
-        </w:rPr>
-        <w:t>擔任大學專題組長並與國立成功大學資工系教授蘇文鈺、愛自造者學習協會</w:t>
-      </w:r>
-      <w:r>
-        <w:rPr>
-          <w:rFonts w:eastAsia="標楷體" w:hint="eastAsia"/>
-          <w:sz w:val="24"/>
-          <w:lang w:eastAsia="zh-TW"/>
-        </w:rPr>
-        <w:t>(PTWA)</w:t>
-      </w:r>
-      <w:r>
-        <w:rPr>
-          <w:rFonts w:eastAsia="標楷體" w:hint="eastAsia"/>
-          <w:sz w:val="24"/>
-          <w:lang w:eastAsia="zh-TW"/>
-        </w:rPr>
-        <w:t>合作</w:t>
+          <w:rFonts w:eastAsia="標楷體"/>
+          <w:sz w:val="24"/>
+          <w:lang w:eastAsia="zh-TW"/>
+        </w:rPr>
+        <w:t>新光人壽獎助學金</w:t>
       </w:r>
       <w:r>
         <w:rPr>
@@ -2851,7 +2796,7 @@
           <w:sz w:val="24"/>
           <w:lang w:eastAsia="zh-TW"/>
         </w:rPr>
-        <w:t>2</w:t>
+        <w:t>3</w:t>
       </w:r>
     </w:p>
     <w:p>
@@ -2879,57 +2824,23 @@
           <w:sz w:val="24"/>
           <w:lang w:eastAsia="zh-TW"/>
         </w:rPr>
-        <w:t>巨匠電腦金</w:t>
-      </w:r>
-      <w:proofErr w:type="gramStart"/>
-      <w:r>
-        <w:rPr>
-          <w:rFonts w:eastAsia="標楷體" w:hint="eastAsia"/>
-          <w:sz w:val="24"/>
-          <w:lang w:eastAsia="zh-TW"/>
-        </w:rPr>
-        <w:t>匠</w:t>
-      </w:r>
-      <w:proofErr w:type="gramEnd"/>
-      <w:r>
-        <w:rPr>
-          <w:rFonts w:eastAsia="標楷體" w:hint="eastAsia"/>
-          <w:sz w:val="24"/>
-          <w:lang w:eastAsia="zh-TW"/>
-        </w:rPr>
-        <w:t>獎</w:t>
-      </w:r>
-      <w:r>
-        <w:rPr>
-          <w:rFonts w:eastAsia="標楷體"/>
-          <w:sz w:val="24"/>
-          <w:lang w:eastAsia="zh-TW"/>
-        </w:rPr>
-        <w:t>-</w:t>
-      </w:r>
-      <w:r>
-        <w:rPr>
-          <w:rFonts w:eastAsia="標楷體" w:hint="eastAsia"/>
-          <w:sz w:val="24"/>
-          <w:lang w:eastAsia="zh-TW"/>
-        </w:rPr>
-        <w:t>程式設計競賽</w:t>
-      </w:r>
-      <w:r>
-        <w:rPr>
-          <w:rFonts w:eastAsia="標楷體" w:hint="eastAsia"/>
-          <w:sz w:val="24"/>
-          <w:lang w:eastAsia="zh-TW"/>
-        </w:rPr>
-        <w:t>Python</w:t>
-      </w:r>
-      <w:r>
-        <w:rPr>
-          <w:rFonts w:eastAsia="標楷體" w:hint="eastAsia"/>
-          <w:sz w:val="24"/>
-          <w:lang w:eastAsia="zh-TW"/>
-        </w:rPr>
-        <w:t>組決賽</w:t>
+        <w:t>擔任大學專題組長並與國立成功大學資工系教授蘇文鈺、愛自造者學習協會</w:t>
+      </w:r>
+      <w:r>
+        <w:rPr>
+          <w:rFonts w:eastAsia="標楷體" w:hint="eastAsia"/>
+          <w:sz w:val="24"/>
+          <w:lang w:eastAsia="zh-TW"/>
+        </w:rPr>
+        <w:t>(PTWA)</w:t>
+      </w:r>
+      <w:r>
+        <w:rPr>
+          <w:rFonts w:eastAsia="標楷體" w:hint="eastAsia"/>
+          <w:sz w:val="24"/>
+          <w:lang w:eastAsia="zh-TW"/>
+        </w:rPr>
+        <w:t>合作</w:t>
       </w:r>
       <w:r>
         <w:rPr>
@@ -2989,7 +2900,25 @@
           <w:sz w:val="24"/>
           <w:lang w:eastAsia="zh-TW"/>
         </w:rPr>
-        <w:t>四技二專統一入學測驗</w:t>
+        <w:t>巨匠電腦金</w:t>
+      </w:r>
+      <w:proofErr w:type="gramStart"/>
+      <w:r>
+        <w:rPr>
+          <w:rFonts w:eastAsia="標楷體" w:hint="eastAsia"/>
+          <w:sz w:val="24"/>
+          <w:lang w:eastAsia="zh-TW"/>
+        </w:rPr>
+        <w:t>匠</w:t>
+      </w:r>
+      <w:proofErr w:type="gramEnd"/>
+      <w:r>
+        <w:rPr>
+          <w:rFonts w:eastAsia="標楷體" w:hint="eastAsia"/>
+          <w:sz w:val="24"/>
+          <w:lang w:eastAsia="zh-TW"/>
+        </w:rPr>
+        <w:t>獎</w:t>
       </w:r>
       <w:r>
         <w:rPr>
@@ -3005,18 +2934,24 @@
           <w:sz w:val="24"/>
           <w:lang w:eastAsia="zh-TW"/>
         </w:rPr>
-        <w:t>計算機概論與商業</w:t>
-      </w:r>
-      <w:proofErr w:type="gramStart"/>
-      <w:r>
-        <w:rPr>
-          <w:rFonts w:eastAsia="標楷體" w:hint="eastAsia"/>
-          <w:sz w:val="24"/>
-          <w:lang w:eastAsia="zh-TW"/>
-        </w:rPr>
-        <w:t>概論滿級分</w:t>
-      </w:r>
-      <w:proofErr w:type="gramEnd"/>
+        <w:t>程式設計競賽</w:t>
+      </w:r>
+      <w:r>
+        <w:rPr>
+          <w:rFonts w:eastAsia="標楷體" w:hint="eastAsia"/>
+          <w:sz w:val="24"/>
+          <w:lang w:eastAsia="zh-TW"/>
+        </w:rPr>
+        <w:t>Python</w:t>
+      </w:r>
+      <w:r>
+        <w:rPr>
+          <w:rFonts w:eastAsia="標楷體" w:hint="eastAsia"/>
+          <w:sz w:val="24"/>
+          <w:lang w:eastAsia="zh-TW"/>
+        </w:rPr>
+        <w:t>組決賽</w:t>
+      </w:r>
       <w:r>
         <w:rPr>
           <w:rFonts w:eastAsia="標楷體"/>
@@ -3047,11 +2982,16 @@
           <w:sz w:val="24"/>
           <w:lang w:eastAsia="zh-TW"/>
         </w:rPr>
-        <w:t>0</w:t>
-      </w:r>
-    </w:p>
-    <w:p>
-      <w:pPr>
+        <w:t>2</w:t>
+      </w:r>
+    </w:p>
+    <w:p>
+      <w:pPr>
+        <w:pStyle w:val="a5"/>
+        <w:numPr>
+          <w:ilvl w:val="0"/>
+          <w:numId w:val="1"/>
+        </w:numPr>
         <w:tabs>
           <w:tab w:val="left" w:pos="520"/>
           <w:tab w:val="left" w:pos="521"/>
@@ -3059,11 +2999,77 @@
         <w:spacing w:before="136"/>
         <w:ind w:right="117"/>
         <w:rPr>
-          <w:rFonts w:eastAsia="標楷體"/>
-          <w:sz w:val="24"/>
-          <w:lang w:eastAsia="zh-TW"/>
-        </w:rPr>
-      </w:pPr>
+          <w:rFonts w:eastAsia="標楷體" w:hint="eastAsia"/>
+          <w:sz w:val="24"/>
+          <w:lang w:eastAsia="zh-TW"/>
+        </w:rPr>
+      </w:pPr>
+      <w:r>
+        <w:rPr>
+          <w:rFonts w:eastAsia="標楷體" w:hint="eastAsia"/>
+          <w:sz w:val="24"/>
+          <w:lang w:eastAsia="zh-TW"/>
+        </w:rPr>
+        <w:t>四技二專統一入學測驗</w:t>
+      </w:r>
+      <w:r>
+        <w:rPr>
+          <w:rFonts w:eastAsia="標楷體"/>
+          <w:sz w:val="24"/>
+          <w:lang w:eastAsia="zh-TW"/>
+        </w:rPr>
+        <w:t>-</w:t>
+      </w:r>
+      <w:r>
+        <w:rPr>
+          <w:rFonts w:eastAsia="標楷體" w:hint="eastAsia"/>
+          <w:sz w:val="24"/>
+          <w:lang w:eastAsia="zh-TW"/>
+        </w:rPr>
+        <w:t>計算機概論與商業</w:t>
+      </w:r>
+      <w:proofErr w:type="gramStart"/>
+      <w:r>
+        <w:rPr>
+          <w:rFonts w:eastAsia="標楷體" w:hint="eastAsia"/>
+          <w:sz w:val="24"/>
+          <w:lang w:eastAsia="zh-TW"/>
+        </w:rPr>
+        <w:t>概論滿級分</w:t>
+      </w:r>
+      <w:proofErr w:type="gramEnd"/>
+      <w:r>
+        <w:rPr>
+          <w:rFonts w:eastAsia="標楷體"/>
+          <w:sz w:val="24"/>
+          <w:lang w:eastAsia="zh-TW"/>
+        </w:rPr>
+        <w:t>,</w:t>
+      </w:r>
+      <w:r>
+        <w:rPr>
+          <w:rFonts w:eastAsia="標楷體" w:hint="eastAsia"/>
+          <w:sz w:val="24"/>
+          <w:lang w:eastAsia="zh-TW"/>
+        </w:rPr>
+        <w:t xml:space="preserve"> </w:t>
+      </w:r>
+      <w:r>
+        <w:rPr>
+          <w:rFonts w:eastAsia="標楷體"/>
+          <w:sz w:val="24"/>
+          <w:lang w:eastAsia="zh-TW"/>
+        </w:rPr>
+        <w:t>202</w:t>
+      </w:r>
+      <w:r>
+        <w:rPr>
+          <w:rFonts w:eastAsia="標楷體" w:hint="eastAsia"/>
+          <w:sz w:val="24"/>
+          <w:lang w:eastAsia="zh-TW"/>
+        </w:rPr>
+        <w:t>0</w:t>
+      </w:r>
     </w:p>
     <w:p>
       <w:pPr>
@@ -3145,7 +3151,7 @@
           </mc:Choice>
           <mc:Fallback>
             <w:pict>
-              <v:line w14:anchorId="7E4E80CB" id="直線接點 6" o:spid="_x0000_s1026" style="position:absolute;z-index:-251643904;visibility:visible;mso-wrap-style:square;mso-width-percent:0;mso-height-percent:0;mso-wrap-distance-left:0;mso-wrap-distance-top:0;mso-wrap-distance-right:0;mso-wrap-distance-bottom:0;mso-position-horizontal:absolute;mso-position-horizontal-relative:page;mso-position-vertical:absolute;mso-position-vertical-relative:text;mso-width-percent:0;mso-height-percent:0;mso-width-relative:page;mso-height-relative:page" from="1in,10.9pt" to="540pt,10.9pt" o:gfxdata="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" strokeweight="1.5pt">
+              <v:line w14:anchorId="581DB6F1" id="直線接點 6" o:spid="_x0000_s1026" style="position:absolute;z-index:-251643904;visibility:visible;mso-wrap-style:square;mso-width-percent:0;mso-height-percent:0;mso-wrap-distance-left:0;mso-wrap-distance-top:0;mso-wrap-distance-right:0;mso-wrap-distance-bottom:0;mso-position-horizontal:absolute;mso-position-horizontal-relative:page;mso-position-vertical:absolute;mso-position-vertical-relative:text;mso-width-percent:0;mso-height-percent:0;mso-width-relative:page;mso-height-relative:page" from="1in,10.9pt" to="540pt,10.9pt" o:gfxdata="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" strokeweight="1.5pt">
                 <w10:wrap type="topAndBottom" anchorx="page"/>
               </v:line>
             </w:pict>
@@ -3252,7 +3258,7 @@
           </mc:Choice>
           <mc:Fallback>
             <w:pict>
-              <v:group w14:anchorId="0D296251" id="群組 5" o:spid="_x0000_s1026" style="width:469.5pt;height:3.3pt;mso-position-horizontal-relative:char;mso-position-vertical-relative:line" coordsize="9390,66" o:gfxdata="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">
+              <v:group w14:anchorId="43BF6195" id="群組 5" o:spid="_x0000_s1026" style="width:469.5pt;height:3.3pt;mso-position-horizontal-relative:char;mso-position-vertical-relative:line" coordsize="9390,66" o:gfxdata="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">
                 <v:line id="Line 32" o:spid="_x0000_s1027" style="position:absolute;visibility:visible;mso-wrap-style:square" from="15,51" to="9375,51" o:connectortype="straight" o:gfxdata="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" strokeweight="1.5pt"/>
                 <w10:anchorlock/>
               </v:group>
@@ -3933,16 +3939,10 @@
         <w:spacing w:before="136"/>
         <w:ind w:right="117"/>
         <w:rPr>
-          <w:rFonts w:eastAsia="標楷體"/>
-          <w:sz w:val="24"/>
-          <w:lang w:eastAsia="zh-TW"/>
-        </w:rPr>
-        <w:sectPr>
-          <w:type w:val="continuous"/>
-          <w:pgSz w:w="12240" w:h="15840"/>
-          <w:pgMar w:top="1380" w:right="1320" w:bottom="280" w:left="1280" w:header="720" w:footer="720" w:gutter="0"/>
-          <w:cols w:space="720"/>
-        </w:sectPr>
+          <w:rFonts w:eastAsia="標楷體" w:hint="eastAsia"/>
+          <w:sz w:val="24"/>
+          <w:lang w:eastAsia="zh-TW"/>
+        </w:rPr>
       </w:pPr>
       <w:r>
         <w:rPr>
@@ -4018,11 +4018,10 @@
           <w:rFonts w:eastAsia="標楷體"/>
           <w:noProof/>
         </w:rPr>
-        <w:lastRenderedPageBreak/>
         <mc:AlternateContent>
           <mc:Choice Requires="wps">
             <w:drawing>
-              <wp:anchor distT="0" distB="0" distL="0" distR="0" simplePos="0" relativeHeight="251657216" behindDoc="1" locked="0" layoutInCell="1" allowOverlap="1" wp14:anchorId="12171C4E" wp14:editId="1BA59DD3">
+              <wp:anchor distT="0" distB="0" distL="0" distR="0" simplePos="0" relativeHeight="487590912" behindDoc="1" locked="0" layoutInCell="1" allowOverlap="1" wp14:anchorId="1B32AE8F" wp14:editId="025F739A">
                 <wp:simplePos x="0" y="0"/>
                 <wp:positionH relativeFrom="page">
                   <wp:posOffset>914400</wp:posOffset>
@@ -4033,7 +4032,7 @@
                 <wp:extent cx="5943600" cy="0"/>
                 <wp:effectExtent l="0" t="0" r="0" b="0"/>
                 <wp:wrapTopAndBottom/>
-                <wp:docPr id="1512187676" name="直線接點 6"/>
+                <wp:docPr id="1368263211" name="直線接點 6"/>
                 <wp:cNvGraphicFramePr>
                   <a:graphicFrameLocks xmlns:a="http://schemas.openxmlformats.org/drawingml/2006/main"/>
                 </wp:cNvGraphicFramePr>
@@ -4084,7 +4083,7 @@
           </mc:Choice>
           <mc:Fallback>
             <w:pict>
-              <v:line w14:anchorId="2F9253DB" id="直線接點 6" o:spid="_x0000_s1026" style="position:absolute;z-index:-251659264;visibility:visible;mso-wrap-style:square;mso-width-percent:0;mso-height-percent:0;mso-wrap-distance-left:0;mso-wrap-distance-top:0;mso-wrap-distance-right:0;mso-wrap-distance-bottom:0;mso-position-horizontal:absolute;mso-position-horizontal-relative:page;mso-position-vertical:absolute;mso-position-vertical-relative:text;mso-width-percent:0;mso-height-percent:0;mso-width-relative:page;mso-height-relative:page" from="1in,10.9pt" to="540pt,10.9pt" o:gfxdata="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" strokeweight="1.5pt">
+              <v:line w14:anchorId="0EF48ED9" id="直線接點 6" o:spid="_x0000_s1026" style="position:absolute;z-index:-15725568;visibility:visible;mso-wrap-style:square;mso-width-percent:0;mso-height-percent:0;mso-wrap-distance-left:0;mso-wrap-distance-top:0;mso-wrap-distance-right:0;mso-wrap-distance-bottom:0;mso-position-horizontal:absolute;mso-position-horizontal-relative:page;mso-position-vertical:absolute;mso-position-vertical-relative:text;mso-width-percent:0;mso-height-percent:0;mso-width-relative:page;mso-height-relative:page" from="1in,10.9pt" to="540pt,10.9pt" o:gfxdata="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" strokeweight="1.5pt">
                 <w10:wrap type="topAndBottom" anchorx="page"/>
               </v:line>
             </w:pict>
@@ -4098,7 +4097,7 @@
         <w:spacing w:before="124" w:after="130"/>
         <w:ind w:left="1628" w:right="1586"/>
         <w:rPr>
-          <w:rFonts w:eastAsia="標楷體"/>
+          <w:rFonts w:eastAsia="標楷體" w:hint="eastAsia"/>
           <w:lang w:eastAsia="zh-TW"/>
         </w:rPr>
       </w:pPr>
@@ -4136,10 +4135,10 @@
         <mc:AlternateContent>
           <mc:Choice Requires="wpg">
             <w:drawing>
-              <wp:inline distT="0" distB="0" distL="0" distR="0" wp14:anchorId="3BA4780D" wp14:editId="2F9E60BE">
+              <wp:inline distT="0" distB="0" distL="0" distR="0" wp14:anchorId="22E291A5" wp14:editId="68FA3158">
                 <wp:extent cx="5962650" cy="41910"/>
                 <wp:effectExtent l="0" t="635" r="0" b="5080"/>
-                <wp:docPr id="1088657679" name="群組 5"/>
+                <wp:docPr id="644057732" name="群組 5"/>
                 <wp:cNvGraphicFramePr>
                   <a:graphicFrameLocks xmlns:a="http://schemas.openxmlformats.org/drawingml/2006/main"/>
                 </wp:cNvGraphicFramePr>
@@ -4158,7 +4157,7 @@
                         </a:xfrm>
                       </wpg:grpSpPr>
                       <wps:wsp>
-                        <wps:cNvPr id="431167702" name="Line 32"/>
+                        <wps:cNvPr id="1823052910" name="Line 32"/>
                         <wps:cNvCnPr>
                           <a:cxnSpLocks noChangeShapeType="1"/>
                         </wps:cNvCnPr>
@@ -4198,8 +4197,8 @@
           </mc:Choice>
           <mc:Fallback>
             <w:pict>
-              <v:group w14:anchorId="0876A8CF" id="群組 5" o:spid="_x0000_s1026" style="width:469.5pt;height:3.3pt;mso-position-horizontal-relative:char;mso-position-vertical-relative:line" coordsize="9390,66" o:gfxdata="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">
-                <v:line id="Line 32" o:spid="_x0000_s1027" style="position:absolute;visibility:visible;mso-wrap-style:square" from="15,51" to="9375,51" o:connectortype="straight" o:gfxdata="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" strokeweight="1.5pt"/>
+              <v:group w14:anchorId="15CE217D" id="群組 5" o:spid="_x0000_s1026" style="width:469.5pt;height:3.3pt;mso-position-horizontal-relative:char;mso-position-vertical-relative:line" coordsize="9390,66" o:gfxdata="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">
+                <v:line id="Line 32" o:spid="_x0000_s1027" style="position:absolute;visibility:visible;mso-wrap-style:square" from="15,51" to="9375,51" o:connectortype="straight" o:gfxdata="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" strokeweight="1.5pt"/>
                 <w10:anchorlock/>
               </v:group>
             </w:pict>
@@ -4289,15 +4288,7 @@
           <w:sz w:val="24"/>
           <w:lang w:eastAsia="zh-TW"/>
         </w:rPr>
-        <w:t>2</w:t>
-      </w:r>
-      <w:r>
-        <w:rPr>
-          <w:rFonts w:eastAsia="標楷體" w:hint="eastAsia"/>
-          <w:sz w:val="24"/>
-          <w:lang w:eastAsia="zh-TW"/>
-        </w:rPr>
-        <w:t>4</w:t>
+        <w:t>24</w:t>
       </w:r>
     </w:p>
     <w:p>
@@ -4875,87 +4866,24 @@
     <w:p>
       <w:pPr>
         <w:pStyle w:val="a5"/>
-        <w:numPr>
-          <w:ilvl w:val="0"/>
-          <w:numId w:val="1"/>
-        </w:numPr>
         <w:tabs>
           <w:tab w:val="left" w:pos="520"/>
           <w:tab w:val="left" w:pos="521"/>
         </w:tabs>
         <w:spacing w:before="136"/>
-        <w:ind w:right="117"/>
-        <w:rPr>
-          <w:rFonts w:eastAsia="標楷體"/>
-          <w:sz w:val="24"/>
-          <w:lang w:eastAsia="zh-TW"/>
-        </w:rPr>
-      </w:pPr>
-      <w:r>
-        <w:rPr>
-          <w:rFonts w:eastAsia="標楷體" w:hint="eastAsia"/>
-          <w:sz w:val="24"/>
-          <w:lang w:eastAsia="zh-TW"/>
-        </w:rPr>
-        <w:t>乳癌預測</w:t>
-      </w:r>
-      <w:r>
-        <w:rPr>
-          <w:rFonts w:eastAsia="標楷體"/>
-          <w:sz w:val="24"/>
-          <w:lang w:eastAsia="zh-TW"/>
-        </w:rPr>
-        <w:t>,</w:t>
-      </w:r>
-      <w:r>
-        <w:rPr>
-          <w:rFonts w:hint="eastAsia"/>
-          <w:lang w:eastAsia="zh-TW"/>
-        </w:rPr>
-        <w:t xml:space="preserve"> </w:t>
-      </w:r>
-      <w:r>
-        <w:rPr>
-          <w:rFonts w:eastAsia="標楷體" w:hint="eastAsia"/>
-          <w:spacing w:val="16"/>
-          <w:sz w:val="24"/>
-          <w:lang w:eastAsia="zh-TW"/>
-        </w:rPr>
-        <w:t>個人</w:t>
-      </w:r>
-      <w:r>
-        <w:rPr>
-          <w:rFonts w:eastAsia="標楷體"/>
-          <w:sz w:val="24"/>
-          <w:lang w:eastAsia="zh-TW"/>
-        </w:rPr>
-        <w:t>,</w:t>
-      </w:r>
-      <w:r>
-        <w:rPr>
-          <w:rFonts w:eastAsia="標楷體"/>
-          <w:spacing w:val="14"/>
-          <w:sz w:val="24"/>
-          <w:lang w:eastAsia="zh-TW"/>
-        </w:rPr>
-        <w:t xml:space="preserve"> </w:t>
-      </w:r>
-      <w:r>
-        <w:rPr>
-          <w:rFonts w:eastAsia="標楷體"/>
-          <w:sz w:val="24"/>
-          <w:lang w:eastAsia="zh-TW"/>
-        </w:rPr>
-        <w:t>20</w:t>
-      </w:r>
-      <w:r>
-        <w:rPr>
-          <w:rFonts w:eastAsia="標楷體" w:hint="eastAsia"/>
-          <w:sz w:val="24"/>
-          <w:lang w:eastAsia="zh-TW"/>
-        </w:rPr>
-        <w:t>21</w:t>
-      </w:r>
+        <w:ind w:right="117" w:firstLine="0"/>
+        <w:rPr>
+          <w:rFonts w:eastAsia="標楷體" w:hint="eastAsia"/>
+          <w:sz w:val="24"/>
+          <w:lang w:eastAsia="zh-TW"/>
+        </w:rPr>
+        <w:sectPr>
+          <w:type w:val="continuous"/>
+          <w:pgSz w:w="12240" w:h="15840"/>
+          <w:pgMar w:top="1380" w:right="1320" w:bottom="280" w:left="1280" w:header="720" w:footer="720" w:gutter="0"/>
+          <w:cols w:space="720"/>
+        </w:sectPr>
+      </w:pPr>
     </w:p>
     <w:p>
       <w:pPr>
@@ -4982,7 +4910,8 @@
           <w:sz w:val="24"/>
           <w:lang w:eastAsia="zh-TW"/>
         </w:rPr>
-        <w:t>英文單字練習</w:t>
+        <w:lastRenderedPageBreak/>
+        <w:t>乳癌預測</w:t>
       </w:r>
       <w:r>
         <w:rPr>
@@ -5039,7 +4968,7 @@
           <w:sz w:val="24"/>
           <w:lang w:eastAsia="zh-TW"/>
         </w:rPr>
-        <w:t>20</w:t>
+        <w:t>21</w:t>
       </w:r>
     </w:p>
     <w:p>
@@ -5067,39 +4996,7 @@
           <w:sz w:val="24"/>
           <w:lang w:eastAsia="zh-TW"/>
         </w:rPr>
-        <w:t>T</w:t>
-      </w:r>
-      <w:r>
-        <w:rPr>
-          <w:rFonts w:eastAsia="標楷體"/>
-          <w:sz w:val="24"/>
-          <w:lang w:eastAsia="zh-TW"/>
-        </w:rPr>
-        <w:t>ravel</w:t>
-      </w:r>
-      <w:r>
-        <w:rPr>
-          <w:rFonts w:eastAsia="標楷體" w:hint="eastAsia"/>
-          <w:sz w:val="24"/>
-          <w:lang w:eastAsia="zh-TW"/>
-        </w:rPr>
-        <w:t xml:space="preserve"> Cat </w:t>
-      </w:r>
-      <w:r>
-        <w:rPr>
-          <w:rFonts w:eastAsia="標楷體" w:hint="eastAsia"/>
-          <w:sz w:val="24"/>
-          <w:lang w:eastAsia="zh-TW"/>
-        </w:rPr>
-        <w:t>旅行</w:t>
-      </w:r>
-      <w:r>
-        <w:rPr>
-          <w:rFonts w:eastAsia="標楷體" w:hint="eastAsia"/>
-          <w:sz w:val="24"/>
-          <w:lang w:eastAsia="zh-TW"/>
-        </w:rPr>
-        <w:t xml:space="preserve"> APP</w:t>
+        <w:t>英文單字練習</w:t>
       </w:r>
       <w:r>
         <w:rPr>
@@ -5123,7 +5020,7 @@
           <w:sz w:val="24"/>
           <w:lang w:eastAsia="zh-TW"/>
         </w:rPr>
-        <w:t>國立斗六家事商業職業學校</w:t>
+        <w:t>個人</w:t>
       </w:r>
       <w:r>
         <w:rPr>
@@ -5156,11 +5053,16 @@
           <w:sz w:val="24"/>
           <w:lang w:eastAsia="zh-TW"/>
         </w:rPr>
-        <w:t>19</w:t>
-      </w:r>
-    </w:p>
-    <w:p>
-      <w:pPr>
+        <w:t>20</w:t>
+      </w:r>
+    </w:p>
+    <w:p>
+      <w:pPr>
+        <w:pStyle w:val="a5"/>
+        <w:numPr>
+          <w:ilvl w:val="0"/>
+          <w:numId w:val="1"/>
+        </w:numPr>
         <w:tabs>
           <w:tab w:val="left" w:pos="520"/>
           <w:tab w:val="left" w:pos="521"/>
@@ -5168,11 +5070,108 @@
         <w:spacing w:before="136"/>
         <w:ind w:right="117"/>
         <w:rPr>
-          <w:rFonts w:eastAsia="標楷體"/>
-          <w:sz w:val="24"/>
-          <w:lang w:eastAsia="zh-TW"/>
-        </w:rPr>
-      </w:pPr>
+          <w:rFonts w:eastAsia="標楷體" w:hint="eastAsia"/>
+          <w:sz w:val="24"/>
+          <w:lang w:eastAsia="zh-TW"/>
+        </w:rPr>
+      </w:pPr>
+      <w:r>
+        <w:rPr>
+          <w:rFonts w:eastAsia="標楷體" w:hint="eastAsia"/>
+          <w:sz w:val="24"/>
+          <w:lang w:eastAsia="zh-TW"/>
+        </w:rPr>
+        <w:t>T</w:t>
+      </w:r>
+      <w:r>
+        <w:rPr>
+          <w:rFonts w:eastAsia="標楷體"/>
+          <w:sz w:val="24"/>
+          <w:lang w:eastAsia="zh-TW"/>
+        </w:rPr>
+        <w:t>ravel</w:t>
+      </w:r>
+      <w:r>
+        <w:rPr>
+          <w:rFonts w:eastAsia="標楷體" w:hint="eastAsia"/>
+          <w:sz w:val="24"/>
+          <w:lang w:eastAsia="zh-TW"/>
+        </w:rPr>
+        <w:t xml:space="preserve"> Cat </w:t>
+      </w:r>
+      <w:r>
+        <w:rPr>
+          <w:rFonts w:eastAsia="標楷體" w:hint="eastAsia"/>
+          <w:sz w:val="24"/>
+          <w:lang w:eastAsia="zh-TW"/>
+        </w:rPr>
+        <w:t>旅行</w:t>
+      </w:r>
+      <w:r>
+        <w:rPr>
+          <w:rFonts w:eastAsia="標楷體" w:hint="eastAsia"/>
+          <w:sz w:val="24"/>
+          <w:lang w:eastAsia="zh-TW"/>
+        </w:rPr>
+        <w:t xml:space="preserve"> APP</w:t>
+      </w:r>
+      <w:r>
+        <w:rPr>
+          <w:rFonts w:eastAsia="標楷體"/>
+          <w:sz w:val="24"/>
+          <w:lang w:eastAsia="zh-TW"/>
+        </w:rPr>
+        <w:t>,</w:t>
+      </w:r>
+      <w:r>
+        <w:rPr>
+          <w:rFonts w:hint="eastAsia"/>
+          <w:lang w:eastAsia="zh-TW"/>
+        </w:rPr>
+        <w:t xml:space="preserve"> </w:t>
+      </w:r>
+      <w:r>
+        <w:rPr>
+          <w:rFonts w:eastAsia="標楷體" w:hint="eastAsia"/>
+          <w:spacing w:val="16"/>
+          <w:sz w:val="24"/>
+          <w:lang w:eastAsia="zh-TW"/>
+        </w:rPr>
+        <w:t>國立斗六家事商業職業學校</w:t>
+      </w:r>
+      <w:r>
+        <w:rPr>
+          <w:rFonts w:eastAsia="標楷體"/>
+          <w:sz w:val="24"/>
+          <w:lang w:eastAsia="zh-TW"/>
+        </w:rPr>
+        <w:t>,</w:t>
+      </w:r>
+      <w:r>
+        <w:rPr>
+          <w:rFonts w:eastAsia="標楷體"/>
+          <w:spacing w:val="14"/>
+          <w:sz w:val="24"/>
+          <w:lang w:eastAsia="zh-TW"/>
+        </w:rPr>
+        <w:t xml:space="preserve"> </w:t>
+      </w:r>
+      <w:r>
+        <w:rPr>
+          <w:rFonts w:eastAsia="標楷體"/>
+          <w:sz w:val="24"/>
+          <w:lang w:eastAsia="zh-TW"/>
+        </w:rPr>
+        <w:t>20</w:t>
+      </w:r>
+      <w:r>
+        <w:rPr>
+          <w:rFonts w:eastAsia="標楷體" w:hint="eastAsia"/>
+          <w:sz w:val="24"/>
+          <w:lang w:eastAsia="zh-TW"/>
+        </w:rPr>
+        <w:t>19</w:t>
+      </w:r>
     </w:p>
     <w:p>
       <w:pPr>
@@ -5254,7 +5253,7 @@
           </mc:Choice>
           <mc:Fallback>
             <w:pict>
-              <v:line w14:anchorId="229BCB8E" id="直線接點 6" o:spid="_x0000_s1026" style="position:absolute;z-index:-251654144;visibility:visible;mso-wrap-style:square;mso-width-percent:0;mso-height-percent:0;mso-wrap-distance-left:0;mso-wrap-distance-top:0;mso-wrap-distance-right:0;mso-wrap-distance-bottom:0;mso-position-horizontal:absolute;mso-position-horizontal-relative:page;mso-position-vertical:absolute;mso-position-vertical-relative:text;mso-width-percent:0;mso-height-percent:0;mso-width-relative:page;mso-height-relative:page" from="1in,10.9pt" to="540pt,10.9pt" o:gfxdata="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" strokeweight="1.5pt">
+              <v:line w14:anchorId="3EC73DA4" id="直線接點 6" o:spid="_x0000_s1026" style="position:absolute;z-index:-251654144;visibility:visible;mso-wrap-style:square;mso-width-percent:0;mso-height-percent:0;mso-wrap-distance-left:0;mso-wrap-distance-top:0;mso-wrap-distance-right:0;mso-wrap-distance-bottom:0;mso-position-horizontal:absolute;mso-position-horizontal-relative:page;mso-position-vertical:absolute;mso-position-vertical-relative:text;mso-width-percent:0;mso-height-percent:0;mso-width-relative:page;mso-height-relative:page" from="1in,10.9pt" to="540pt,10.9pt" o:gfxdata="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" strokeweight="1.5pt">
                 <w10:wrap type="topAndBottom" anchorx="page"/>
               </v:line>
             </w:pict>
@@ -5368,7 +5367,7 @@
           </mc:Choice>
           <mc:Fallback>
             <w:pict>
-              <v:group w14:anchorId="030C048F" id="群組 5" o:spid="_x0000_s1026" style="width:469.5pt;height:3.3pt;mso-position-horizontal-relative:char;mso-position-vertical-relative:line" coordsize="9390,66" o:gfxdata="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">
+              <v:group w14:anchorId="46C8B9B8" id="群組 5" o:spid="_x0000_s1026" style="width:469.5pt;height:3.3pt;mso-position-horizontal-relative:char;mso-position-vertical-relative:line" coordsize="9390,66" o:gfxdata="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">
                 <v:line id="Line 32" o:spid="_x0000_s1027" style="position:absolute;visibility:visible;mso-wrap-style:square" from="15,51" to="9375,51" o:connectortype="straight" o:gfxdata="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" strokeweight="1.5pt"/>
                 <w10:anchorlock/>
               </v:group>
@@ -7787,6 +7786,7 @@
   <w:style w:type="paragraph" w:styleId="1">
     <w:name w:val="heading 1"/>
     <w:basedOn w:val="a"/>
+    <w:link w:val="10"/>
     <w:uiPriority w:val="9"/>
     <w:qFormat/>
     <w:pPr>
@@ -7871,6 +7871,7 @@
   <w:style w:type="character" w:default="1" w:styleId="a0">
     <w:name w:val="Default Paragraph Font"/>
     <w:uiPriority w:val="1"/>
+    <w:semiHidden/>
     <w:unhideWhenUsed/>
   </w:style>
   <w:style w:type="table" w:default="1" w:styleId="a1">
@@ -8019,6 +8020,20 @@
       <w:rFonts w:asciiTheme="majorHAnsi" w:eastAsiaTheme="majorEastAsia" w:hAnsiTheme="majorHAnsi" w:cstheme="majorBidi"/>
       <w:sz w:val="36"/>
       <w:szCs w:val="36"/>
+    </w:rPr>
+  </w:style>
+  <w:style w:type="character" w:customStyle="1" w:styleId="10">
+    <w:name w:val="標題 1 字元"/>
+    <w:basedOn w:val="a0"/>
+    <w:link w:val="1"/>
+    <w:uiPriority w:val="9"/>
+    <w:rsid w:val="00D324A0"/>
+    <w:rPr>
+      <w:rFonts w:ascii="Times New Roman" w:eastAsia="Times New Roman" w:hAnsi="Times New Roman" w:cs="Times New Roman"/>
+      <w:b/>
+      <w:bCs/>
+      <w:sz w:val="24"/>
+      <w:szCs w:val="24"/>
     </w:rPr>
   </w:style>
 </w:styles>

--- a/assets/cv/JieLong Chen CV(ch).docx
+++ b/assets/cv/JieLong Chen CV(ch).docx
@@ -17,7 +17,7 @@
           <w:lang w:eastAsia="zh-TW"/>
         </w:rPr>
         <w:drawing>
-          <wp:anchor distT="0" distB="0" distL="114300" distR="114300" simplePos="0" relativeHeight="251678720" behindDoc="0" locked="0" layoutInCell="1" allowOverlap="1" wp14:anchorId="351FD45E" wp14:editId="530F32B2">
+          <wp:anchor distT="0" distB="0" distL="114300" distR="114300" simplePos="0" relativeHeight="251678720" behindDoc="0" locked="0" layoutInCell="1" allowOverlap="1" wp14:anchorId="351FD45E" wp14:editId="4455E952">
             <wp:simplePos x="0" y="0"/>
             <wp:positionH relativeFrom="column">
               <wp:posOffset>4781550</wp:posOffset>
@@ -1364,7 +1364,7 @@
           </mc:Choice>
           <mc:Fallback>
             <w:pict>
-              <v:line w14:anchorId="02B33147" id="直線接點 6" o:spid="_x0000_s1026" style="position:absolute;z-index:-251649024;visibility:visible;mso-wrap-style:square;mso-width-percent:0;mso-height-percent:0;mso-wrap-distance-left:0;mso-wrap-distance-top:0;mso-wrap-distance-right:0;mso-wrap-distance-bottom:0;mso-position-horizontal:absolute;mso-position-horizontal-relative:page;mso-position-vertical:absolute;mso-position-vertical-relative:text;mso-width-percent:0;mso-height-percent:0;mso-width-relative:page;mso-height-relative:page" from="1in,10.9pt" to="540pt,10.9pt" o:gfxdata="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" strokeweight="1.5pt">
+              <v:line w14:anchorId="19B11758" id="直線接點 6" o:spid="_x0000_s1026" style="position:absolute;z-index:-251649024;visibility:visible;mso-wrap-style:square;mso-width-percent:0;mso-height-percent:0;mso-wrap-distance-left:0;mso-wrap-distance-top:0;mso-wrap-distance-right:0;mso-wrap-distance-bottom:0;mso-position-horizontal:absolute;mso-position-horizontal-relative:page;mso-position-vertical:absolute;mso-position-vertical-relative:text;mso-width-percent:0;mso-height-percent:0;mso-width-relative:page;mso-height-relative:page" from="1in,10.9pt" to="540pt,10.9pt" o:gfxdata="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" strokeweight="1.5pt">
                 <w10:wrap type="topAndBottom" anchorx="page"/>
               </v:line>
             </w:pict>
@@ -1470,7 +1470,7 @@
           </mc:Choice>
           <mc:Fallback>
             <w:pict>
-              <v:group w14:anchorId="410C351D" id="群組 5" o:spid="_x0000_s1026" style="width:469.5pt;height:3.3pt;mso-position-horizontal-relative:char;mso-position-vertical-relative:line" coordsize="9390,66" o:gfxdata="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">
+              <v:group w14:anchorId="24570A79" id="群組 5" o:spid="_x0000_s1026" style="width:469.5pt;height:3.3pt;mso-position-horizontal-relative:char;mso-position-vertical-relative:line" coordsize="9390,66" o:gfxdata="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">
                 <v:line id="Line 26" o:spid="_x0000_s1027" style="position:absolute;visibility:visible;mso-wrap-style:square" from="15,51" to="9375,51" o:connectortype="straight" o:gfxdata="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" strokeweight="1.5pt"/>
                 <w10:anchorlock/>
               </v:group>
@@ -1798,7 +1798,7 @@
           </mc:Choice>
           <mc:Fallback>
             <w:pict>
-              <v:line w14:anchorId="400A008C" id="直線接點 6" o:spid="_x0000_s1026" style="position:absolute;z-index:-251664384;visibility:visible;mso-wrap-style:square;mso-width-percent:0;mso-height-percent:0;mso-wrap-distance-left:0;mso-wrap-distance-top:0;mso-wrap-distance-right:0;mso-wrap-distance-bottom:0;mso-position-horizontal:absolute;mso-position-horizontal-relative:page;mso-position-vertical:absolute;mso-position-vertical-relative:text;mso-width-percent:0;mso-height-percent:0;mso-width-relative:page;mso-height-relative:page" from="1in,10.9pt" to="540pt,10.9pt" o:gfxdata="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" strokeweight="1.5pt">
+              <v:line w14:anchorId="3858E960" id="直線接點 6" o:spid="_x0000_s1026" style="position:absolute;z-index:-251664384;visibility:visible;mso-wrap-style:square;mso-width-percent:0;mso-height-percent:0;mso-wrap-distance-left:0;mso-wrap-distance-top:0;mso-wrap-distance-right:0;mso-wrap-distance-bottom:0;mso-position-horizontal:absolute;mso-position-horizontal-relative:page;mso-position-vertical:absolute;mso-position-vertical-relative:text;mso-width-percent:0;mso-height-percent:0;mso-width-relative:page;mso-height-relative:page" from="1in,10.9pt" to="540pt,10.9pt" o:gfxdata="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" strokeweight="1.5pt">
                 <w10:wrap type="topAndBottom" anchorx="page"/>
               </v:line>
             </w:pict>
@@ -1905,7 +1905,7 @@
           </mc:Choice>
           <mc:Fallback>
             <w:pict>
-              <v:group w14:anchorId="669F4D75" id="群組 5" o:spid="_x0000_s1026" style="width:469.5pt;height:3.3pt;mso-position-horizontal-relative:char;mso-position-vertical-relative:line" coordsize="9390,66" o:gfxdata="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">
+              <v:group w14:anchorId="4716A274" id="群組 5" o:spid="_x0000_s1026" style="width:469.5pt;height:3.3pt;mso-position-horizontal-relative:char;mso-position-vertical-relative:line" coordsize="9390,66" o:gfxdata="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">
                 <v:line id="Line 32" o:spid="_x0000_s1027" style="position:absolute;visibility:visible;mso-wrap-style:square" from="15,51" to="9375,51" o:connectortype="straight" o:gfxdata="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" strokeweight="1.5pt"/>
                 <w10:anchorlock/>
               </v:group>
@@ -2294,7 +2294,7 @@
         <w:spacing w:before="136"/>
         <w:ind w:right="117"/>
         <w:rPr>
-          <w:rFonts w:eastAsia="標楷體" w:hint="eastAsia"/>
+          <w:rFonts w:eastAsia="標楷體"/>
           <w:sz w:val="24"/>
           <w:lang w:eastAsia="zh-TW"/>
         </w:rPr>
@@ -2999,7 +2999,7 @@
         <w:spacing w:before="136"/>
         <w:ind w:right="117"/>
         <w:rPr>
-          <w:rFonts w:eastAsia="標楷體" w:hint="eastAsia"/>
+          <w:rFonts w:eastAsia="標楷體"/>
           <w:sz w:val="24"/>
           <w:lang w:eastAsia="zh-TW"/>
         </w:rPr>
@@ -3151,7 +3151,7 @@
           </mc:Choice>
           <mc:Fallback>
             <w:pict>
-              <v:line w14:anchorId="581DB6F1" id="直線接點 6" o:spid="_x0000_s1026" style="position:absolute;z-index:-251643904;visibility:visible;mso-wrap-style:square;mso-width-percent:0;mso-height-percent:0;mso-wrap-distance-left:0;mso-wrap-distance-top:0;mso-wrap-distance-right:0;mso-wrap-distance-bottom:0;mso-position-horizontal:absolute;mso-position-horizontal-relative:page;mso-position-vertical:absolute;mso-position-vertical-relative:text;mso-width-percent:0;mso-height-percent:0;mso-width-relative:page;mso-height-relative:page" from="1in,10.9pt" to="540pt,10.9pt" o:gfxdata="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" strokeweight="1.5pt">
+              <v:line w14:anchorId="7D156440" id="直線接點 6" o:spid="_x0000_s1026" style="position:absolute;z-index:-251643904;visibility:visible;mso-wrap-style:square;mso-width-percent:0;mso-height-percent:0;mso-wrap-distance-left:0;mso-wrap-distance-top:0;mso-wrap-distance-right:0;mso-wrap-distance-bottom:0;mso-position-horizontal:absolute;mso-position-horizontal-relative:page;mso-position-vertical:absolute;mso-position-vertical-relative:text;mso-width-percent:0;mso-height-percent:0;mso-width-relative:page;mso-height-relative:page" from="1in,10.9pt" to="540pt,10.9pt" o:gfxdata="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" strokeweight="1.5pt">
                 <w10:wrap type="topAndBottom" anchorx="page"/>
               </v:line>
             </w:pict>
@@ -3258,7 +3258,7 @@
           </mc:Choice>
           <mc:Fallback>
             <w:pict>
-              <v:group w14:anchorId="43BF6195" id="群組 5" o:spid="_x0000_s1026" style="width:469.5pt;height:3.3pt;mso-position-horizontal-relative:char;mso-position-vertical-relative:line" coordsize="9390,66" o:gfxdata="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">
+              <v:group w14:anchorId="29AA17F3" id="群組 5" o:spid="_x0000_s1026" style="width:469.5pt;height:3.3pt;mso-position-horizontal-relative:char;mso-position-vertical-relative:line" coordsize="9390,66" o:gfxdata="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">
                 <v:line id="Line 32" o:spid="_x0000_s1027" style="position:absolute;visibility:visible;mso-wrap-style:square" from="15,51" to="9375,51" o:connectortype="straight" o:gfxdata="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" strokeweight="1.5pt"/>
                 <w10:anchorlock/>
               </v:group>
@@ -3939,7 +3939,7 @@
         <w:spacing w:before="136"/>
         <w:ind w:right="117"/>
         <w:rPr>
-          <w:rFonts w:eastAsia="標楷體" w:hint="eastAsia"/>
+          <w:rFonts w:eastAsia="標楷體"/>
           <w:sz w:val="24"/>
           <w:lang w:eastAsia="zh-TW"/>
         </w:rPr>
@@ -4083,7 +4083,7 @@
           </mc:Choice>
           <mc:Fallback>
             <w:pict>
-              <v:line w14:anchorId="0EF48ED9" id="直線接點 6" o:spid="_x0000_s1026" style="position:absolute;z-index:-15725568;visibility:visible;mso-wrap-style:square;mso-width-percent:0;mso-height-percent:0;mso-wrap-distance-left:0;mso-wrap-distance-top:0;mso-wrap-distance-right:0;mso-wrap-distance-bottom:0;mso-position-horizontal:absolute;mso-position-horizontal-relative:page;mso-position-vertical:absolute;mso-position-vertical-relative:text;mso-width-percent:0;mso-height-percent:0;mso-width-relative:page;mso-height-relative:page" from="1in,10.9pt" to="540pt,10.9pt" o:gfxdata="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" strokeweight="1.5pt">
+              <v:line w14:anchorId="0D0B08D3" id="直線接點 6" o:spid="_x0000_s1026" style="position:absolute;z-index:-15725568;visibility:visible;mso-wrap-style:square;mso-width-percent:0;mso-height-percent:0;mso-wrap-distance-left:0;mso-wrap-distance-top:0;mso-wrap-distance-right:0;mso-wrap-distance-bottom:0;mso-position-horizontal:absolute;mso-position-horizontal-relative:page;mso-position-vertical:absolute;mso-position-vertical-relative:text;mso-width-percent:0;mso-height-percent:0;mso-width-relative:page;mso-height-relative:page" from="1in,10.9pt" to="540pt,10.9pt" o:gfxdata="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" strokeweight="1.5pt">
                 <w10:wrap type="topAndBottom" anchorx="page"/>
               </v:line>
             </w:pict>
@@ -4097,7 +4097,7 @@
         <w:spacing w:before="124" w:after="130"/>
         <w:ind w:left="1628" w:right="1586"/>
         <w:rPr>
-          <w:rFonts w:eastAsia="標楷體" w:hint="eastAsia"/>
+          <w:rFonts w:eastAsia="標楷體"/>
           <w:lang w:eastAsia="zh-TW"/>
         </w:rPr>
       </w:pPr>
@@ -4197,7 +4197,7 @@
           </mc:Choice>
           <mc:Fallback>
             <w:pict>
-              <v:group w14:anchorId="15CE217D" id="群組 5" o:spid="_x0000_s1026" style="width:469.5pt;height:3.3pt;mso-position-horizontal-relative:char;mso-position-vertical-relative:line" coordsize="9390,66" o:gfxdata="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">
+              <v:group w14:anchorId="18D25A47" id="群組 5" o:spid="_x0000_s1026" style="width:469.5pt;height:3.3pt;mso-position-horizontal-relative:char;mso-position-vertical-relative:line" coordsize="9390,66" o:gfxdata="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">
                 <v:line id="Line 32" o:spid="_x0000_s1027" style="position:absolute;visibility:visible;mso-wrap-style:square" from="15,51" to="9375,51" o:connectortype="straight" o:gfxdata="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" strokeweight="1.5pt"/>
                 <w10:anchorlock/>
               </v:group>
@@ -4873,7 +4873,7 @@
         <w:spacing w:before="136"/>
         <w:ind w:right="117" w:firstLine="0"/>
         <w:rPr>
-          <w:rFonts w:eastAsia="標楷體" w:hint="eastAsia"/>
+          <w:rFonts w:eastAsia="標楷體"/>
           <w:sz w:val="24"/>
           <w:lang w:eastAsia="zh-TW"/>
         </w:rPr>
@@ -5070,7 +5070,7 @@
         <w:spacing w:before="136"/>
         <w:ind w:right="117"/>
         <w:rPr>
-          <w:rFonts w:eastAsia="標楷體" w:hint="eastAsia"/>
+          <w:rFonts w:eastAsia="標楷體"/>
           <w:sz w:val="24"/>
           <w:lang w:eastAsia="zh-TW"/>
         </w:rPr>
@@ -5172,2007 +5172,6 @@
         </w:rPr>
         <w:t>19</w:t>
       </w:r>
-    </w:p>
-    <w:p>
-      <w:pPr>
-        <w:pStyle w:val="a3"/>
-        <w:spacing w:before="1"/>
-        <w:rPr>
-          <w:rFonts w:eastAsia="標楷體"/>
-          <w:sz w:val="11"/>
-          <w:lang w:eastAsia="zh-TW"/>
-        </w:rPr>
-      </w:pPr>
-      <w:r>
-        <w:rPr>
-          <w:rFonts w:eastAsia="標楷體"/>
-          <w:noProof/>
-        </w:rPr>
-        <mc:AlternateContent>
-          <mc:Choice Requires="wps">
-            <w:drawing>
-              <wp:anchor distT="0" distB="0" distL="0" distR="0" simplePos="0" relativeHeight="251662336" behindDoc="1" locked="0" layoutInCell="1" allowOverlap="1" wp14:anchorId="784B6AA9" wp14:editId="0047D05B">
-                <wp:simplePos x="0" y="0"/>
-                <wp:positionH relativeFrom="page">
-                  <wp:posOffset>914400</wp:posOffset>
-                </wp:positionH>
-                <wp:positionV relativeFrom="paragraph">
-                  <wp:posOffset>138430</wp:posOffset>
-                </wp:positionV>
-                <wp:extent cx="5943600" cy="0"/>
-                <wp:effectExtent l="0" t="0" r="0" b="0"/>
-                <wp:wrapTopAndBottom/>
-                <wp:docPr id="2104199158" name="直線接點 6"/>
-                <wp:cNvGraphicFramePr>
-                  <a:graphicFrameLocks xmlns:a="http://schemas.openxmlformats.org/drawingml/2006/main"/>
-                </wp:cNvGraphicFramePr>
-                <a:graphic xmlns:a="http://schemas.openxmlformats.org/drawingml/2006/main">
-                  <a:graphicData uri="http://schemas.microsoft.com/office/word/2010/wordprocessingShape">
-                    <wps:wsp>
-                      <wps:cNvCnPr>
-                        <a:cxnSpLocks noChangeShapeType="1"/>
-                      </wps:cNvCnPr>
-                      <wps:spPr bwMode="auto">
-                        <a:xfrm>
-                          <a:off x="0" y="0"/>
-                          <a:ext cx="5943600" cy="0"/>
-                        </a:xfrm>
-                        <a:prstGeom prst="line">
-                          <a:avLst/>
-                        </a:prstGeom>
-                        <a:noFill/>
-                        <a:ln w="19050">
-                          <a:solidFill>
-                            <a:srgbClr val="000000"/>
-                          </a:solidFill>
-                          <a:prstDash val="solid"/>
-                          <a:round/>
-                          <a:headEnd/>
-                          <a:tailEnd/>
-                        </a:ln>
-                        <a:extLst>
-                          <a:ext uri="{909E8E84-426E-40DD-AFC4-6F175D3DCCD1}">
-                            <a14:hiddenFill xmlns:a14="http://schemas.microsoft.com/office/drawing/2010/main">
-                              <a:noFill/>
-                            </a14:hiddenFill>
-                          </a:ext>
-                        </a:extLst>
-                      </wps:spPr>
-                      <wps:bodyPr/>
-                    </wps:wsp>
-                  </a:graphicData>
-                </a:graphic>
-                <wp14:sizeRelH relativeFrom="page">
-                  <wp14:pctWidth>0</wp14:pctWidth>
-                </wp14:sizeRelH>
-                <wp14:sizeRelV relativeFrom="page">
-                  <wp14:pctHeight>0</wp14:pctHeight>
-                </wp14:sizeRelV>
-              </wp:anchor>
-            </w:drawing>
-          </mc:Choice>
-          <mc:Fallback>
-            <w:pict>
-              <v:line w14:anchorId="3EC73DA4" id="直線接點 6" o:spid="_x0000_s1026" style="position:absolute;z-index:-251654144;visibility:visible;mso-wrap-style:square;mso-width-percent:0;mso-height-percent:0;mso-wrap-distance-left:0;mso-wrap-distance-top:0;mso-wrap-distance-right:0;mso-wrap-distance-bottom:0;mso-position-horizontal:absolute;mso-position-horizontal-relative:page;mso-position-vertical:absolute;mso-position-vertical-relative:text;mso-width-percent:0;mso-height-percent:0;mso-width-relative:page;mso-height-relative:page" from="1in,10.9pt" to="540pt,10.9pt" o:gfxdata="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" strokeweight="1.5pt">
-                <w10:wrap type="topAndBottom" anchorx="page"/>
-              </v:line>
-            </w:pict>
-          </mc:Fallback>
-        </mc:AlternateContent>
-      </w:r>
-    </w:p>
-    <w:p>
-      <w:pPr>
-        <w:pStyle w:val="1"/>
-        <w:spacing w:before="124" w:after="130"/>
-        <w:ind w:left="1628" w:right="1586"/>
-        <w:rPr>
-          <w:rFonts w:eastAsia="標楷體"/>
-          <w:lang w:eastAsia="zh-TW"/>
-        </w:rPr>
-      </w:pPr>
-      <w:r>
-        <w:rPr>
-          <w:rFonts w:eastAsia="標楷體" w:hint="eastAsia"/>
-          <w:lang w:eastAsia="zh-TW"/>
-        </w:rPr>
-        <w:t>教學</w:t>
-      </w:r>
-      <w:r>
-        <w:rPr>
-          <w:rFonts w:eastAsia="標楷體" w:hint="eastAsia"/>
-          <w:lang w:eastAsia="zh-TW"/>
-        </w:rPr>
-        <w:t>與指導</w:t>
-      </w:r>
-    </w:p>
-    <w:p>
-      <w:pPr>
-        <w:pStyle w:val="a3"/>
-        <w:spacing w:line="66" w:lineRule="exact"/>
-        <w:ind w:left="145"/>
-        <w:rPr>
-          <w:rFonts w:eastAsia="標楷體"/>
-          <w:sz w:val="6"/>
-        </w:rPr>
-      </w:pPr>
-      <w:r>
-        <w:rPr>
-          <w:rFonts w:eastAsia="標楷體"/>
-          <w:noProof/>
-          <w:sz w:val="6"/>
-        </w:rPr>
-        <mc:AlternateContent>
-          <mc:Choice Requires="wpg">
-            <w:drawing>
-              <wp:inline distT="0" distB="0" distL="0" distR="0" wp14:anchorId="5E10E961" wp14:editId="49D62287">
-                <wp:extent cx="5962650" cy="41910"/>
-                <wp:effectExtent l="0" t="635" r="0" b="5080"/>
-                <wp:docPr id="1208322333" name="群組 5"/>
-                <wp:cNvGraphicFramePr>
-                  <a:graphicFrameLocks xmlns:a="http://schemas.openxmlformats.org/drawingml/2006/main"/>
-                </wp:cNvGraphicFramePr>
-                <a:graphic xmlns:a="http://schemas.openxmlformats.org/drawingml/2006/main">
-                  <a:graphicData uri="http://schemas.microsoft.com/office/word/2010/wordprocessingGroup">
-                    <wpg:wgp>
-                      <wpg:cNvGrpSpPr>
-                        <a:grpSpLocks/>
-                      </wpg:cNvGrpSpPr>
-                      <wpg:grpSpPr bwMode="auto">
-                        <a:xfrm>
-                          <a:off x="0" y="0"/>
-                          <a:ext cx="5962650" cy="41910"/>
-                          <a:chOff x="0" y="0"/>
-                          <a:chExt cx="9390" cy="66"/>
-                        </a:xfrm>
-                      </wpg:grpSpPr>
-                      <wps:wsp>
-                        <wps:cNvPr id="881598362" name="Line 32"/>
-                        <wps:cNvCnPr>
-                          <a:cxnSpLocks noChangeShapeType="1"/>
-                        </wps:cNvCnPr>
-                        <wps:spPr bwMode="auto">
-                          <a:xfrm>
-                            <a:off x="15" y="51"/>
-                            <a:ext cx="9360" cy="0"/>
-                          </a:xfrm>
-                          <a:prstGeom prst="line">
-                            <a:avLst/>
-                          </a:prstGeom>
-                          <a:noFill/>
-                          <a:ln w="19050">
-                            <a:solidFill>
-                              <a:srgbClr val="000000"/>
-                            </a:solidFill>
-                            <a:prstDash val="solid"/>
-                            <a:round/>
-                            <a:headEnd/>
-                            <a:tailEnd/>
-                          </a:ln>
-                          <a:extLst>
-                            <a:ext uri="{909E8E84-426E-40DD-AFC4-6F175D3DCCD1}">
-                              <a14:hiddenFill xmlns:a14="http://schemas.microsoft.com/office/drawing/2010/main">
-                                <a:noFill/>
-                              </a14:hiddenFill>
-                            </a:ext>
-                          </a:extLst>
-                        </wps:spPr>
-                        <wps:bodyPr/>
-                      </wps:wsp>
-                    </wpg:wgp>
-                  </a:graphicData>
-                </a:graphic>
-              </wp:inline>
-            </w:drawing>
-          </mc:Choice>
-          <mc:Fallback>
-            <w:pict>
-              <v:group w14:anchorId="46C8B9B8" id="群組 5" o:spid="_x0000_s1026" style="width:469.5pt;height:3.3pt;mso-position-horizontal-relative:char;mso-position-vertical-relative:line" coordsize="9390,66" o:gfxdata="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">
-                <v:line id="Line 32" o:spid="_x0000_s1027" style="position:absolute;visibility:visible;mso-wrap-style:square" from="15,51" to="9375,51" o:connectortype="straight" o:gfxdata="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" strokeweight="1.5pt"/>
-                <w10:anchorlock/>
-              </v:group>
-            </w:pict>
-          </mc:Fallback>
-        </mc:AlternateContent>
-      </w:r>
-    </w:p>
-    <w:p>
-      <w:pPr>
-        <w:pStyle w:val="a5"/>
-        <w:numPr>
-          <w:ilvl w:val="0"/>
-          <w:numId w:val="1"/>
-        </w:numPr>
-        <w:tabs>
-          <w:tab w:val="left" w:pos="520"/>
-          <w:tab w:val="left" w:pos="521"/>
-        </w:tabs>
-        <w:spacing w:before="136"/>
-        <w:ind w:right="117"/>
-        <w:rPr>
-          <w:rFonts w:eastAsia="標楷體"/>
-          <w:sz w:val="24"/>
-          <w:lang w:eastAsia="zh-TW"/>
-        </w:rPr>
-      </w:pPr>
-      <w:r>
-        <w:rPr>
-          <w:rFonts w:eastAsia="標楷體" w:hint="eastAsia"/>
-          <w:spacing w:val="16"/>
-          <w:sz w:val="24"/>
-          <w:lang w:eastAsia="zh-TW"/>
-        </w:rPr>
-        <w:t>程式設計概念與方法</w:t>
-      </w:r>
-      <w:r>
-        <w:rPr>
-          <w:rFonts w:eastAsia="標楷體"/>
-          <w:sz w:val="24"/>
-          <w:lang w:eastAsia="zh-TW"/>
-        </w:rPr>
-        <w:t>,</w:t>
-      </w:r>
-      <w:r>
-        <w:rPr>
-          <w:rFonts w:hint="eastAsia"/>
-          <w:lang w:eastAsia="zh-TW"/>
-        </w:rPr>
-        <w:t xml:space="preserve"> </w:t>
-      </w:r>
-      <w:r>
-        <w:rPr>
-          <w:rFonts w:eastAsia="標楷體" w:hint="eastAsia"/>
-          <w:sz w:val="24"/>
-          <w:lang w:eastAsia="zh-TW"/>
-        </w:rPr>
-        <w:t>國立雲林科技大學</w:t>
-      </w:r>
-      <w:r>
-        <w:rPr>
-          <w:rFonts w:eastAsia="標楷體"/>
-          <w:sz w:val="24"/>
-          <w:lang w:eastAsia="zh-TW"/>
-        </w:rPr>
-        <w:t>,</w:t>
-      </w:r>
-      <w:r>
-        <w:rPr>
-          <w:rFonts w:eastAsia="標楷體"/>
-          <w:spacing w:val="14"/>
-          <w:sz w:val="24"/>
-          <w:lang w:eastAsia="zh-TW"/>
-        </w:rPr>
-        <w:t xml:space="preserve"> </w:t>
-      </w:r>
-      <w:r>
-        <w:rPr>
-          <w:rFonts w:eastAsia="標楷體" w:hint="eastAsia"/>
-          <w:spacing w:val="14"/>
-          <w:sz w:val="24"/>
-          <w:lang w:eastAsia="zh-TW"/>
-        </w:rPr>
-        <w:t>09/</w:t>
-      </w:r>
-      <w:r>
-        <w:rPr>
-          <w:rFonts w:eastAsia="標楷體"/>
-          <w:sz w:val="24"/>
-          <w:lang w:eastAsia="zh-TW"/>
-        </w:rPr>
-        <w:t>20</w:t>
-      </w:r>
-      <w:r>
-        <w:rPr>
-          <w:rFonts w:eastAsia="標楷體" w:hint="eastAsia"/>
-          <w:sz w:val="24"/>
-          <w:lang w:eastAsia="zh-TW"/>
-        </w:rPr>
-        <w:t>24</w:t>
-      </w:r>
-      <w:proofErr w:type="gramStart"/>
-      <w:r>
-        <w:rPr>
-          <w:rFonts w:eastAsia="標楷體"/>
-          <w:sz w:val="24"/>
-          <w:lang w:eastAsia="zh-TW"/>
-        </w:rPr>
-        <w:t>–</w:t>
-      </w:r>
-      <w:proofErr w:type="gramEnd"/>
-      <w:r>
-        <w:rPr>
-          <w:rFonts w:eastAsia="標楷體"/>
-          <w:sz w:val="24"/>
-          <w:lang w:eastAsia="zh-TW"/>
-        </w:rPr>
-        <w:t>迄今</w:t>
-      </w:r>
-    </w:p>
-    <w:p>
-      <w:pPr>
-        <w:pStyle w:val="a5"/>
-        <w:numPr>
-          <w:ilvl w:val="0"/>
-          <w:numId w:val="1"/>
-        </w:numPr>
-        <w:tabs>
-          <w:tab w:val="left" w:pos="520"/>
-          <w:tab w:val="left" w:pos="521"/>
-        </w:tabs>
-        <w:spacing w:before="136"/>
-        <w:ind w:right="117"/>
-        <w:rPr>
-          <w:rFonts w:eastAsia="標楷體"/>
-          <w:sz w:val="24"/>
-          <w:lang w:eastAsia="zh-TW"/>
-        </w:rPr>
-      </w:pPr>
-      <w:r>
-        <w:rPr>
-          <w:rFonts w:eastAsia="標楷體" w:hint="eastAsia"/>
-          <w:sz w:val="24"/>
-          <w:lang w:eastAsia="zh-TW"/>
-        </w:rPr>
-        <w:t xml:space="preserve">Java </w:t>
-      </w:r>
-      <w:r>
-        <w:rPr>
-          <w:rFonts w:eastAsia="標楷體" w:hint="eastAsia"/>
-          <w:sz w:val="24"/>
-          <w:lang w:eastAsia="zh-TW"/>
-        </w:rPr>
-        <w:t>程式設計</w:t>
-      </w:r>
-      <w:r>
-        <w:rPr>
-          <w:rFonts w:eastAsia="標楷體"/>
-          <w:sz w:val="24"/>
-          <w:lang w:eastAsia="zh-TW"/>
-        </w:rPr>
-        <w:t>,</w:t>
-      </w:r>
-      <w:r>
-        <w:rPr>
-          <w:rFonts w:hint="eastAsia"/>
-          <w:lang w:eastAsia="zh-TW"/>
-        </w:rPr>
-        <w:t xml:space="preserve"> </w:t>
-      </w:r>
-      <w:proofErr w:type="spellStart"/>
-      <w:r>
-        <w:rPr>
-          <w:rFonts w:eastAsia="標楷體"/>
-          <w:sz w:val="24"/>
-          <w:lang w:eastAsia="zh-TW"/>
-        </w:rPr>
-        <w:t>CodeCrafters</w:t>
-      </w:r>
-      <w:proofErr w:type="spellEnd"/>
-      <w:r>
-        <w:rPr>
-          <w:rFonts w:eastAsia="標楷體" w:hint="eastAsia"/>
-          <w:sz w:val="24"/>
-          <w:lang w:eastAsia="zh-TW"/>
-        </w:rPr>
-        <w:t>交流站</w:t>
-      </w:r>
-      <w:r>
-        <w:rPr>
-          <w:rFonts w:eastAsia="標楷體"/>
-          <w:sz w:val="24"/>
-          <w:lang w:eastAsia="zh-TW"/>
-        </w:rPr>
-        <w:t>,</w:t>
-      </w:r>
-      <w:r>
-        <w:rPr>
-          <w:rFonts w:eastAsia="標楷體"/>
-          <w:spacing w:val="14"/>
-          <w:sz w:val="24"/>
-          <w:lang w:eastAsia="zh-TW"/>
-        </w:rPr>
-        <w:t xml:space="preserve"> </w:t>
-      </w:r>
-      <w:r>
-        <w:rPr>
-          <w:rFonts w:eastAsia="標楷體" w:hint="eastAsia"/>
-          <w:spacing w:val="14"/>
-          <w:sz w:val="24"/>
-          <w:lang w:eastAsia="zh-TW"/>
-        </w:rPr>
-        <w:t>07/</w:t>
-      </w:r>
-      <w:r>
-        <w:rPr>
-          <w:rFonts w:eastAsia="標楷體"/>
-          <w:sz w:val="24"/>
-          <w:lang w:eastAsia="zh-TW"/>
-        </w:rPr>
-        <w:t>20</w:t>
-      </w:r>
-      <w:r>
-        <w:rPr>
-          <w:rFonts w:eastAsia="標楷體" w:hint="eastAsia"/>
-          <w:sz w:val="24"/>
-          <w:lang w:eastAsia="zh-TW"/>
-        </w:rPr>
-        <w:t>2</w:t>
-      </w:r>
-      <w:r>
-        <w:rPr>
-          <w:rFonts w:eastAsia="標楷體" w:hint="eastAsia"/>
-          <w:sz w:val="24"/>
-          <w:lang w:eastAsia="zh-TW"/>
-        </w:rPr>
-        <w:t>3</w:t>
-      </w:r>
-      <w:proofErr w:type="gramStart"/>
-      <w:r>
-        <w:rPr>
-          <w:rFonts w:eastAsia="標楷體"/>
-          <w:sz w:val="24"/>
-          <w:lang w:eastAsia="zh-TW"/>
-        </w:rPr>
-        <w:t>–</w:t>
-      </w:r>
-      <w:proofErr w:type="spellStart"/>
-      <w:proofErr w:type="gramEnd"/>
-      <w:r>
-        <w:rPr>
-          <w:rFonts w:eastAsia="標楷體"/>
-          <w:sz w:val="24"/>
-        </w:rPr>
-        <w:t>迄今</w:t>
-      </w:r>
-      <w:proofErr w:type="spellEnd"/>
-    </w:p>
-    <w:p>
-      <w:pPr>
-        <w:pStyle w:val="a5"/>
-        <w:numPr>
-          <w:ilvl w:val="0"/>
-          <w:numId w:val="1"/>
-        </w:numPr>
-        <w:tabs>
-          <w:tab w:val="left" w:pos="520"/>
-          <w:tab w:val="left" w:pos="521"/>
-        </w:tabs>
-        <w:spacing w:before="136"/>
-        <w:ind w:right="117"/>
-        <w:rPr>
-          <w:rFonts w:eastAsia="標楷體"/>
-          <w:sz w:val="24"/>
-          <w:lang w:eastAsia="zh-TW"/>
-        </w:rPr>
-      </w:pPr>
-      <w:r>
-        <w:rPr>
-          <w:rFonts w:eastAsia="標楷體" w:hint="eastAsia"/>
-          <w:sz w:val="24"/>
-          <w:lang w:eastAsia="zh-TW"/>
-        </w:rPr>
-        <w:t>K</w:t>
-      </w:r>
-      <w:r>
-        <w:rPr>
-          <w:rFonts w:eastAsia="標楷體"/>
-          <w:sz w:val="24"/>
-          <w:lang w:eastAsia="zh-TW"/>
-        </w:rPr>
-        <w:t xml:space="preserve">otlin </w:t>
-      </w:r>
-      <w:r>
-        <w:rPr>
-          <w:rFonts w:eastAsia="標楷體"/>
-          <w:sz w:val="24"/>
-          <w:lang w:eastAsia="zh-TW"/>
-        </w:rPr>
-        <w:t>程式設計</w:t>
-      </w:r>
-      <w:r>
-        <w:rPr>
-          <w:rFonts w:eastAsia="標楷體"/>
-          <w:sz w:val="24"/>
-          <w:lang w:eastAsia="zh-TW"/>
-        </w:rPr>
-        <w:t>,</w:t>
-      </w:r>
-      <w:r>
-        <w:rPr>
-          <w:rFonts w:hint="eastAsia"/>
-          <w:lang w:eastAsia="zh-TW"/>
-        </w:rPr>
-        <w:t xml:space="preserve"> </w:t>
-      </w:r>
-      <w:proofErr w:type="spellStart"/>
-      <w:r>
-        <w:rPr>
-          <w:rFonts w:eastAsia="標楷體"/>
-          <w:sz w:val="24"/>
-          <w:lang w:eastAsia="zh-TW"/>
-        </w:rPr>
-        <w:t>CodeCrafters</w:t>
-      </w:r>
-      <w:proofErr w:type="spellEnd"/>
-      <w:r>
-        <w:rPr>
-          <w:rFonts w:eastAsia="標楷體" w:hint="eastAsia"/>
-          <w:sz w:val="24"/>
-          <w:lang w:eastAsia="zh-TW"/>
-        </w:rPr>
-        <w:t>交流站</w:t>
-      </w:r>
-      <w:r>
-        <w:rPr>
-          <w:rFonts w:eastAsia="標楷體"/>
-          <w:sz w:val="24"/>
-          <w:lang w:eastAsia="zh-TW"/>
-        </w:rPr>
-        <w:t>,</w:t>
-      </w:r>
-      <w:r>
-        <w:rPr>
-          <w:rFonts w:eastAsia="標楷體"/>
-          <w:spacing w:val="14"/>
-          <w:sz w:val="24"/>
-          <w:lang w:eastAsia="zh-TW"/>
-        </w:rPr>
-        <w:t xml:space="preserve"> </w:t>
-      </w:r>
-      <w:r>
-        <w:rPr>
-          <w:rFonts w:eastAsia="標楷體" w:hint="eastAsia"/>
-          <w:spacing w:val="14"/>
-          <w:sz w:val="24"/>
-          <w:lang w:eastAsia="zh-TW"/>
-        </w:rPr>
-        <w:t>011/</w:t>
-      </w:r>
-      <w:r>
-        <w:rPr>
-          <w:rFonts w:eastAsia="標楷體"/>
-          <w:sz w:val="24"/>
-          <w:lang w:eastAsia="zh-TW"/>
-        </w:rPr>
-        <w:t>20</w:t>
-      </w:r>
-      <w:r>
-        <w:rPr>
-          <w:rFonts w:eastAsia="標楷體" w:hint="eastAsia"/>
-          <w:sz w:val="24"/>
-          <w:lang w:eastAsia="zh-TW"/>
-        </w:rPr>
-        <w:t>24</w:t>
-      </w:r>
-      <w:proofErr w:type="gramStart"/>
-      <w:r>
-        <w:rPr>
-          <w:rFonts w:eastAsia="標楷體"/>
-          <w:sz w:val="24"/>
-          <w:lang w:eastAsia="zh-TW"/>
-        </w:rPr>
-        <w:t>–</w:t>
-      </w:r>
-      <w:proofErr w:type="spellStart"/>
-      <w:proofErr w:type="gramEnd"/>
-      <w:r>
-        <w:rPr>
-          <w:rFonts w:eastAsia="標楷體"/>
-          <w:sz w:val="24"/>
-        </w:rPr>
-        <w:t>迄今</w:t>
-      </w:r>
-      <w:proofErr w:type="spellEnd"/>
-    </w:p>
-    <w:p>
-      <w:pPr>
-        <w:pStyle w:val="a5"/>
-        <w:numPr>
-          <w:ilvl w:val="0"/>
-          <w:numId w:val="1"/>
-        </w:numPr>
-        <w:tabs>
-          <w:tab w:val="left" w:pos="520"/>
-          <w:tab w:val="left" w:pos="521"/>
-        </w:tabs>
-        <w:spacing w:before="136"/>
-        <w:ind w:right="117"/>
-        <w:rPr>
-          <w:rFonts w:eastAsia="標楷體"/>
-          <w:sz w:val="24"/>
-          <w:lang w:eastAsia="zh-TW"/>
-        </w:rPr>
-      </w:pPr>
-      <w:r>
-        <w:rPr>
-          <w:rFonts w:eastAsia="標楷體" w:hint="eastAsia"/>
-          <w:sz w:val="24"/>
-          <w:lang w:eastAsia="zh-TW"/>
-        </w:rPr>
-        <w:t xml:space="preserve">Python </w:t>
-      </w:r>
-      <w:r>
-        <w:rPr>
-          <w:rFonts w:eastAsia="標楷體" w:hint="eastAsia"/>
-          <w:sz w:val="24"/>
-          <w:lang w:eastAsia="zh-TW"/>
-        </w:rPr>
-        <w:t>程式設計</w:t>
-      </w:r>
-      <w:r>
-        <w:rPr>
-          <w:rFonts w:eastAsia="標楷體"/>
-          <w:sz w:val="24"/>
-          <w:lang w:eastAsia="zh-TW"/>
-        </w:rPr>
-        <w:t>,</w:t>
-      </w:r>
-      <w:r>
-        <w:rPr>
-          <w:rFonts w:hint="eastAsia"/>
-          <w:lang w:eastAsia="zh-TW"/>
-        </w:rPr>
-        <w:t xml:space="preserve"> </w:t>
-      </w:r>
-      <w:proofErr w:type="spellStart"/>
-      <w:r>
-        <w:rPr>
-          <w:rFonts w:eastAsia="標楷體"/>
-          <w:sz w:val="24"/>
-          <w:lang w:eastAsia="zh-TW"/>
-        </w:rPr>
-        <w:t>CodeCrafters</w:t>
-      </w:r>
-      <w:proofErr w:type="spellEnd"/>
-      <w:r>
-        <w:rPr>
-          <w:rFonts w:eastAsia="標楷體" w:hint="eastAsia"/>
-          <w:sz w:val="24"/>
-          <w:lang w:eastAsia="zh-TW"/>
-        </w:rPr>
-        <w:t>交流站</w:t>
-      </w:r>
-      <w:r>
-        <w:rPr>
-          <w:rFonts w:eastAsia="標楷體"/>
-          <w:sz w:val="24"/>
-          <w:lang w:eastAsia="zh-TW"/>
-        </w:rPr>
-        <w:t>,</w:t>
-      </w:r>
-      <w:r>
-        <w:rPr>
-          <w:rFonts w:eastAsia="標楷體"/>
-          <w:spacing w:val="14"/>
-          <w:sz w:val="24"/>
-          <w:lang w:eastAsia="zh-TW"/>
-        </w:rPr>
-        <w:t xml:space="preserve"> </w:t>
-      </w:r>
-      <w:r>
-        <w:rPr>
-          <w:rFonts w:eastAsia="標楷體" w:hint="eastAsia"/>
-          <w:spacing w:val="14"/>
-          <w:sz w:val="24"/>
-          <w:lang w:eastAsia="zh-TW"/>
-        </w:rPr>
-        <w:t>08/</w:t>
-      </w:r>
-      <w:r>
-        <w:rPr>
-          <w:rFonts w:eastAsia="標楷體"/>
-          <w:sz w:val="24"/>
-          <w:lang w:eastAsia="zh-TW"/>
-        </w:rPr>
-        <w:t>20</w:t>
-      </w:r>
-      <w:r>
-        <w:rPr>
-          <w:rFonts w:eastAsia="標楷體" w:hint="eastAsia"/>
-          <w:sz w:val="24"/>
-          <w:lang w:eastAsia="zh-TW"/>
-        </w:rPr>
-        <w:t>23</w:t>
-      </w:r>
-      <w:proofErr w:type="gramStart"/>
-      <w:r>
-        <w:rPr>
-          <w:rFonts w:eastAsia="標楷體"/>
-          <w:sz w:val="24"/>
-          <w:lang w:eastAsia="zh-TW"/>
-        </w:rPr>
-        <w:t>–</w:t>
-      </w:r>
-      <w:proofErr w:type="gramEnd"/>
-      <w:r>
-        <w:rPr>
-          <w:rFonts w:eastAsia="標楷體" w:hint="eastAsia"/>
-          <w:spacing w:val="14"/>
-          <w:sz w:val="24"/>
-          <w:lang w:eastAsia="zh-TW"/>
-        </w:rPr>
-        <w:t>09/</w:t>
-      </w:r>
-      <w:r>
-        <w:rPr>
-          <w:rFonts w:eastAsia="標楷體"/>
-          <w:sz w:val="24"/>
-          <w:lang w:eastAsia="zh-TW"/>
-        </w:rPr>
-        <w:t>20</w:t>
-      </w:r>
-      <w:r>
-        <w:rPr>
-          <w:rFonts w:eastAsia="標楷體" w:hint="eastAsia"/>
-          <w:sz w:val="24"/>
-          <w:lang w:eastAsia="zh-TW"/>
-        </w:rPr>
-        <w:t>24</w:t>
-      </w:r>
-    </w:p>
-    <w:p>
-      <w:pPr>
-        <w:pStyle w:val="a5"/>
-        <w:numPr>
-          <w:ilvl w:val="0"/>
-          <w:numId w:val="1"/>
-        </w:numPr>
-        <w:tabs>
-          <w:tab w:val="left" w:pos="520"/>
-          <w:tab w:val="left" w:pos="521"/>
-        </w:tabs>
-        <w:spacing w:before="136"/>
-        <w:ind w:right="117"/>
-        <w:rPr>
-          <w:rFonts w:eastAsia="標楷體"/>
-          <w:sz w:val="24"/>
-          <w:lang w:eastAsia="zh-TW"/>
-        </w:rPr>
-      </w:pPr>
-      <w:r>
-        <w:rPr>
-          <w:rFonts w:eastAsia="標楷體"/>
-          <w:sz w:val="24"/>
-          <w:lang w:eastAsia="zh-TW"/>
-        </w:rPr>
-        <w:t xml:space="preserve">Android APP </w:t>
-      </w:r>
-      <w:r>
-        <w:rPr>
-          <w:rFonts w:eastAsia="標楷體"/>
-          <w:sz w:val="24"/>
-          <w:lang w:eastAsia="zh-TW"/>
-        </w:rPr>
-        <w:t>程式設計開發</w:t>
-      </w:r>
-      <w:r>
-        <w:rPr>
-          <w:rFonts w:eastAsia="標楷體"/>
-          <w:sz w:val="24"/>
-          <w:lang w:eastAsia="zh-TW"/>
-        </w:rPr>
-        <w:t>,</w:t>
-      </w:r>
-      <w:r>
-        <w:rPr>
-          <w:rFonts w:hint="eastAsia"/>
-          <w:lang w:eastAsia="zh-TW"/>
-        </w:rPr>
-        <w:t xml:space="preserve"> </w:t>
-      </w:r>
-      <w:proofErr w:type="spellStart"/>
-      <w:r>
-        <w:rPr>
-          <w:rFonts w:eastAsia="標楷體"/>
-          <w:sz w:val="24"/>
-          <w:lang w:eastAsia="zh-TW"/>
-        </w:rPr>
-        <w:t>CodeCrafters</w:t>
-      </w:r>
-      <w:proofErr w:type="spellEnd"/>
-      <w:r>
-        <w:rPr>
-          <w:rFonts w:eastAsia="標楷體" w:hint="eastAsia"/>
-          <w:sz w:val="24"/>
-          <w:lang w:eastAsia="zh-TW"/>
-        </w:rPr>
-        <w:t>交流站</w:t>
-      </w:r>
-      <w:r>
-        <w:rPr>
-          <w:rFonts w:eastAsia="標楷體"/>
-          <w:sz w:val="24"/>
-          <w:lang w:eastAsia="zh-TW"/>
-        </w:rPr>
-        <w:t>,</w:t>
-      </w:r>
-      <w:r>
-        <w:rPr>
-          <w:rFonts w:eastAsia="標楷體"/>
-          <w:spacing w:val="14"/>
-          <w:sz w:val="24"/>
-          <w:lang w:eastAsia="zh-TW"/>
-        </w:rPr>
-        <w:t xml:space="preserve"> </w:t>
-      </w:r>
-      <w:r>
-        <w:rPr>
-          <w:rFonts w:eastAsia="標楷體" w:hint="eastAsia"/>
-          <w:spacing w:val="14"/>
-          <w:sz w:val="24"/>
-          <w:lang w:eastAsia="zh-TW"/>
-        </w:rPr>
-        <w:t>01/</w:t>
-      </w:r>
-      <w:r>
-        <w:rPr>
-          <w:rFonts w:eastAsia="標楷體"/>
-          <w:sz w:val="24"/>
-          <w:lang w:eastAsia="zh-TW"/>
-        </w:rPr>
-        <w:t>20</w:t>
-      </w:r>
-      <w:r>
-        <w:rPr>
-          <w:rFonts w:eastAsia="標楷體" w:hint="eastAsia"/>
-          <w:sz w:val="24"/>
-          <w:lang w:eastAsia="zh-TW"/>
-        </w:rPr>
-        <w:t>24</w:t>
-      </w:r>
-      <w:proofErr w:type="gramStart"/>
-      <w:r>
-        <w:rPr>
-          <w:rFonts w:eastAsia="標楷體"/>
-          <w:sz w:val="24"/>
-          <w:lang w:eastAsia="zh-TW"/>
-        </w:rPr>
-        <w:t>–</w:t>
-      </w:r>
-      <w:proofErr w:type="gramEnd"/>
-      <w:r>
-        <w:rPr>
-          <w:rFonts w:eastAsia="標楷體" w:hint="eastAsia"/>
-          <w:spacing w:val="14"/>
-          <w:sz w:val="24"/>
-          <w:lang w:eastAsia="zh-TW"/>
-        </w:rPr>
-        <w:t>03/</w:t>
-      </w:r>
-      <w:r>
-        <w:rPr>
-          <w:rFonts w:eastAsia="標楷體"/>
-          <w:sz w:val="24"/>
-          <w:lang w:eastAsia="zh-TW"/>
-        </w:rPr>
-        <w:t>20</w:t>
-      </w:r>
-      <w:r>
-        <w:rPr>
-          <w:rFonts w:eastAsia="標楷體" w:hint="eastAsia"/>
-          <w:sz w:val="24"/>
-          <w:lang w:eastAsia="zh-TW"/>
-        </w:rPr>
-        <w:t>24</w:t>
-      </w:r>
-    </w:p>
-    <w:p>
-      <w:pPr>
-        <w:pStyle w:val="a5"/>
-        <w:numPr>
-          <w:ilvl w:val="0"/>
-          <w:numId w:val="1"/>
-        </w:numPr>
-        <w:tabs>
-          <w:tab w:val="left" w:pos="520"/>
-          <w:tab w:val="left" w:pos="521"/>
-        </w:tabs>
-        <w:spacing w:before="136"/>
-        <w:ind w:right="117"/>
-        <w:rPr>
-          <w:rFonts w:eastAsia="標楷體"/>
-          <w:sz w:val="24"/>
-          <w:lang w:eastAsia="zh-TW"/>
-        </w:rPr>
-      </w:pPr>
-      <w:r>
-        <w:rPr>
-          <w:rFonts w:eastAsia="標楷體"/>
-          <w:sz w:val="24"/>
-          <w:lang w:eastAsia="zh-TW"/>
-        </w:rPr>
-        <w:t xml:space="preserve">MS SQL </w:t>
-      </w:r>
-      <w:r>
-        <w:rPr>
-          <w:rFonts w:eastAsia="標楷體"/>
-          <w:sz w:val="24"/>
-          <w:lang w:eastAsia="zh-TW"/>
-        </w:rPr>
-        <w:t>資料庫原理與應用</w:t>
-      </w:r>
-      <w:r>
-        <w:rPr>
-          <w:rFonts w:eastAsia="標楷體"/>
-          <w:sz w:val="24"/>
-          <w:lang w:eastAsia="zh-TW"/>
-        </w:rPr>
-        <w:t>,</w:t>
-      </w:r>
-      <w:r>
-        <w:rPr>
-          <w:rFonts w:hint="eastAsia"/>
-          <w:lang w:eastAsia="zh-TW"/>
-        </w:rPr>
-        <w:t xml:space="preserve"> </w:t>
-      </w:r>
-      <w:r>
-        <w:rPr>
-          <w:rFonts w:eastAsia="標楷體"/>
-          <w:sz w:val="24"/>
-          <w:lang w:eastAsia="zh-TW"/>
-        </w:rPr>
-        <w:t>CodeCrafters</w:t>
-      </w:r>
-      <w:r>
-        <w:rPr>
-          <w:rFonts w:eastAsia="標楷體" w:hint="eastAsia"/>
-          <w:sz w:val="24"/>
-          <w:lang w:eastAsia="zh-TW"/>
-        </w:rPr>
-        <w:t>交流站</w:t>
-      </w:r>
-      <w:r>
-        <w:rPr>
-          <w:rFonts w:eastAsia="標楷體"/>
-          <w:sz w:val="24"/>
-          <w:lang w:eastAsia="zh-TW"/>
-        </w:rPr>
-        <w:t>,</w:t>
-      </w:r>
-      <w:r>
-        <w:rPr>
-          <w:rFonts w:eastAsia="標楷體"/>
-          <w:spacing w:val="14"/>
-          <w:sz w:val="24"/>
-          <w:lang w:eastAsia="zh-TW"/>
-        </w:rPr>
-        <w:t xml:space="preserve"> </w:t>
-      </w:r>
-      <w:r>
-        <w:rPr>
-          <w:rFonts w:eastAsia="標楷體" w:hint="eastAsia"/>
-          <w:spacing w:val="14"/>
-          <w:sz w:val="24"/>
-          <w:lang w:eastAsia="zh-TW"/>
-        </w:rPr>
-        <w:t>01/</w:t>
-      </w:r>
-      <w:r>
-        <w:rPr>
-          <w:rFonts w:eastAsia="標楷體"/>
-          <w:sz w:val="24"/>
-          <w:lang w:eastAsia="zh-TW"/>
-        </w:rPr>
-        <w:t>20</w:t>
-      </w:r>
-      <w:r>
-        <w:rPr>
-          <w:rFonts w:eastAsia="標楷體" w:hint="eastAsia"/>
-          <w:sz w:val="24"/>
-          <w:lang w:eastAsia="zh-TW"/>
-        </w:rPr>
-        <w:t>24</w:t>
-      </w:r>
-      <w:proofErr w:type="gramStart"/>
-      <w:r>
-        <w:rPr>
-          <w:rFonts w:eastAsia="標楷體"/>
-          <w:sz w:val="24"/>
-          <w:lang w:eastAsia="zh-TW"/>
-        </w:rPr>
-        <w:t>–</w:t>
-      </w:r>
-      <w:proofErr w:type="gramEnd"/>
-      <w:r>
-        <w:rPr>
-          <w:rFonts w:eastAsia="標楷體" w:hint="eastAsia"/>
-          <w:spacing w:val="14"/>
-          <w:sz w:val="24"/>
-          <w:lang w:eastAsia="zh-TW"/>
-        </w:rPr>
-        <w:t>09/</w:t>
-      </w:r>
-      <w:r>
-        <w:rPr>
-          <w:rFonts w:eastAsia="標楷體"/>
-          <w:sz w:val="24"/>
-          <w:lang w:eastAsia="zh-TW"/>
-        </w:rPr>
-        <w:t>20</w:t>
-      </w:r>
-      <w:r>
-        <w:rPr>
-          <w:rFonts w:eastAsia="標楷體" w:hint="eastAsia"/>
-          <w:sz w:val="24"/>
-          <w:lang w:eastAsia="zh-TW"/>
-        </w:rPr>
-        <w:t>24</w:t>
-      </w:r>
-    </w:p>
-    <w:p>
-      <w:pPr>
-        <w:pStyle w:val="a5"/>
-        <w:numPr>
-          <w:ilvl w:val="0"/>
-          <w:numId w:val="1"/>
-        </w:numPr>
-        <w:tabs>
-          <w:tab w:val="left" w:pos="520"/>
-          <w:tab w:val="left" w:pos="521"/>
-        </w:tabs>
-        <w:spacing w:before="136"/>
-        <w:ind w:right="117"/>
-        <w:rPr>
-          <w:rFonts w:eastAsia="標楷體"/>
-          <w:sz w:val="24"/>
-          <w:lang w:eastAsia="zh-TW"/>
-        </w:rPr>
-      </w:pPr>
-      <w:r>
-        <w:rPr>
-          <w:rFonts w:eastAsia="標楷體"/>
-          <w:sz w:val="24"/>
-          <w:lang w:eastAsia="zh-TW"/>
-        </w:rPr>
-        <w:t>HTML</w:t>
-      </w:r>
-      <w:r>
-        <w:rPr>
-          <w:rFonts w:eastAsia="標楷體"/>
-          <w:sz w:val="24"/>
-          <w:lang w:eastAsia="zh-TW"/>
-        </w:rPr>
-        <w:t>、</w:t>
-      </w:r>
-      <w:r>
-        <w:rPr>
-          <w:rFonts w:eastAsia="標楷體"/>
-          <w:sz w:val="24"/>
-          <w:lang w:eastAsia="zh-TW"/>
-        </w:rPr>
-        <w:t>CSS</w:t>
-      </w:r>
-      <w:r>
-        <w:rPr>
-          <w:rFonts w:eastAsia="標楷體"/>
-          <w:sz w:val="24"/>
-          <w:lang w:eastAsia="zh-TW"/>
-        </w:rPr>
-        <w:t>、</w:t>
-      </w:r>
-      <w:r>
-        <w:rPr>
-          <w:rFonts w:eastAsia="標楷體"/>
-          <w:sz w:val="24"/>
-          <w:lang w:eastAsia="zh-TW"/>
-        </w:rPr>
-        <w:t>JavaSc</w:t>
-      </w:r>
-      <w:r>
-        <w:rPr>
-          <w:rFonts w:eastAsia="標楷體" w:hint="eastAsia"/>
-          <w:sz w:val="24"/>
-          <w:lang w:eastAsia="zh-TW"/>
-        </w:rPr>
-        <w:t>r</w:t>
-      </w:r>
-      <w:r>
-        <w:rPr>
-          <w:rFonts w:eastAsia="標楷體"/>
-          <w:sz w:val="24"/>
-          <w:lang w:eastAsia="zh-TW"/>
-        </w:rPr>
-        <w:t>ipt</w:t>
-      </w:r>
-      <w:r>
-        <w:rPr>
-          <w:rFonts w:eastAsia="標楷體" w:hint="eastAsia"/>
-          <w:sz w:val="24"/>
-          <w:lang w:eastAsia="zh-TW"/>
-        </w:rPr>
-        <w:t xml:space="preserve"> </w:t>
-      </w:r>
-      <w:r>
-        <w:rPr>
-          <w:rFonts w:eastAsia="標楷體" w:hint="eastAsia"/>
-          <w:sz w:val="24"/>
-          <w:lang w:eastAsia="zh-TW"/>
-        </w:rPr>
-        <w:t>網頁開發</w:t>
-      </w:r>
-      <w:r>
-        <w:rPr>
-          <w:rFonts w:eastAsia="標楷體"/>
-          <w:sz w:val="24"/>
-          <w:lang w:eastAsia="zh-TW"/>
-        </w:rPr>
-        <w:t>,</w:t>
-      </w:r>
-      <w:r>
-        <w:rPr>
-          <w:rFonts w:hint="eastAsia"/>
-          <w:lang w:eastAsia="zh-TW"/>
-        </w:rPr>
-        <w:t xml:space="preserve"> </w:t>
-      </w:r>
-      <w:proofErr w:type="spellStart"/>
-      <w:r>
-        <w:rPr>
-          <w:rFonts w:eastAsia="標楷體"/>
-          <w:sz w:val="24"/>
-          <w:lang w:eastAsia="zh-TW"/>
-        </w:rPr>
-        <w:t>CodeCrafters</w:t>
-      </w:r>
-      <w:proofErr w:type="spellEnd"/>
-      <w:r>
-        <w:rPr>
-          <w:rFonts w:eastAsia="標楷體" w:hint="eastAsia"/>
-          <w:sz w:val="24"/>
-          <w:lang w:eastAsia="zh-TW"/>
-        </w:rPr>
-        <w:t>交流站</w:t>
-      </w:r>
-      <w:r>
-        <w:rPr>
-          <w:rFonts w:eastAsia="標楷體"/>
-          <w:sz w:val="24"/>
-          <w:lang w:eastAsia="zh-TW"/>
-        </w:rPr>
-        <w:t>,</w:t>
-      </w:r>
-      <w:r>
-        <w:rPr>
-          <w:rFonts w:eastAsia="標楷體"/>
-          <w:spacing w:val="14"/>
-          <w:sz w:val="24"/>
-          <w:lang w:eastAsia="zh-TW"/>
-        </w:rPr>
-        <w:t xml:space="preserve"> </w:t>
-      </w:r>
-      <w:r>
-        <w:rPr>
-          <w:rFonts w:eastAsia="標楷體" w:hint="eastAsia"/>
-          <w:spacing w:val="14"/>
-          <w:sz w:val="24"/>
-          <w:lang w:eastAsia="zh-TW"/>
-        </w:rPr>
-        <w:t>10/</w:t>
-      </w:r>
-      <w:r>
-        <w:rPr>
-          <w:rFonts w:eastAsia="標楷體"/>
-          <w:sz w:val="24"/>
-          <w:lang w:eastAsia="zh-TW"/>
-        </w:rPr>
-        <w:t>20</w:t>
-      </w:r>
-      <w:r>
-        <w:rPr>
-          <w:rFonts w:eastAsia="標楷體" w:hint="eastAsia"/>
-          <w:sz w:val="24"/>
-          <w:lang w:eastAsia="zh-TW"/>
-        </w:rPr>
-        <w:t>23</w:t>
-      </w:r>
-      <w:proofErr w:type="gramStart"/>
-      <w:r>
-        <w:rPr>
-          <w:rFonts w:eastAsia="標楷體"/>
-          <w:sz w:val="24"/>
-          <w:lang w:eastAsia="zh-TW"/>
-        </w:rPr>
-        <w:t>–</w:t>
-      </w:r>
-      <w:proofErr w:type="gramEnd"/>
-      <w:r>
-        <w:rPr>
-          <w:rFonts w:eastAsia="標楷體" w:hint="eastAsia"/>
-          <w:spacing w:val="14"/>
-          <w:sz w:val="24"/>
-          <w:lang w:eastAsia="zh-TW"/>
-        </w:rPr>
-        <w:t>09/</w:t>
-      </w:r>
-      <w:r>
-        <w:rPr>
-          <w:rFonts w:eastAsia="標楷體"/>
-          <w:sz w:val="24"/>
-          <w:lang w:eastAsia="zh-TW"/>
-        </w:rPr>
-        <w:t>20</w:t>
-      </w:r>
-      <w:r>
-        <w:rPr>
-          <w:rFonts w:eastAsia="標楷體" w:hint="eastAsia"/>
-          <w:sz w:val="24"/>
-          <w:lang w:eastAsia="zh-TW"/>
-        </w:rPr>
-        <w:t>24</w:t>
-      </w:r>
-    </w:p>
-    <w:p>
-      <w:pPr>
-        <w:pStyle w:val="a5"/>
-        <w:numPr>
-          <w:ilvl w:val="0"/>
-          <w:numId w:val="1"/>
-        </w:numPr>
-        <w:tabs>
-          <w:tab w:val="left" w:pos="520"/>
-          <w:tab w:val="left" w:pos="521"/>
-        </w:tabs>
-        <w:spacing w:before="136"/>
-        <w:ind w:right="117"/>
-        <w:rPr>
-          <w:rFonts w:eastAsia="標楷體"/>
-          <w:sz w:val="24"/>
-          <w:lang w:eastAsia="zh-TW"/>
-        </w:rPr>
-      </w:pPr>
-      <w:r>
-        <w:rPr>
-          <w:rFonts w:eastAsia="標楷體"/>
-          <w:sz w:val="24"/>
-          <w:lang w:eastAsia="zh-TW"/>
-        </w:rPr>
-        <w:t xml:space="preserve">C++ </w:t>
-      </w:r>
-      <w:r>
-        <w:rPr>
-          <w:rFonts w:eastAsia="標楷體"/>
-          <w:sz w:val="24"/>
-          <w:lang w:eastAsia="zh-TW"/>
-        </w:rPr>
-        <w:t>程式設計</w:t>
-      </w:r>
-      <w:r>
-        <w:rPr>
-          <w:rFonts w:eastAsia="標楷體"/>
-          <w:sz w:val="24"/>
-          <w:lang w:eastAsia="zh-TW"/>
-        </w:rPr>
-        <w:t>,</w:t>
-      </w:r>
-      <w:r>
-        <w:rPr>
-          <w:rFonts w:hint="eastAsia"/>
-          <w:lang w:eastAsia="zh-TW"/>
-        </w:rPr>
-        <w:t xml:space="preserve"> </w:t>
-      </w:r>
-      <w:proofErr w:type="spellStart"/>
-      <w:r>
-        <w:rPr>
-          <w:rFonts w:eastAsia="標楷體"/>
-          <w:sz w:val="24"/>
-          <w:lang w:eastAsia="zh-TW"/>
-        </w:rPr>
-        <w:t>CodeCrafters</w:t>
-      </w:r>
-      <w:proofErr w:type="spellEnd"/>
-      <w:r>
-        <w:rPr>
-          <w:rFonts w:eastAsia="標楷體" w:hint="eastAsia"/>
-          <w:sz w:val="24"/>
-          <w:lang w:eastAsia="zh-TW"/>
-        </w:rPr>
-        <w:t>交流站</w:t>
-      </w:r>
-      <w:r>
-        <w:rPr>
-          <w:rFonts w:eastAsia="標楷體"/>
-          <w:sz w:val="24"/>
-          <w:lang w:eastAsia="zh-TW"/>
-        </w:rPr>
-        <w:t>,</w:t>
-      </w:r>
-      <w:r>
-        <w:rPr>
-          <w:rFonts w:eastAsia="標楷體"/>
-          <w:spacing w:val="14"/>
-          <w:sz w:val="24"/>
-          <w:lang w:eastAsia="zh-TW"/>
-        </w:rPr>
-        <w:t xml:space="preserve"> </w:t>
-      </w:r>
-      <w:r>
-        <w:rPr>
-          <w:rFonts w:eastAsia="標楷體" w:hint="eastAsia"/>
-          <w:spacing w:val="14"/>
-          <w:sz w:val="24"/>
-          <w:lang w:eastAsia="zh-TW"/>
-        </w:rPr>
-        <w:t>02/</w:t>
-      </w:r>
-      <w:r>
-        <w:rPr>
-          <w:rFonts w:eastAsia="標楷體"/>
-          <w:sz w:val="24"/>
-          <w:lang w:eastAsia="zh-TW"/>
-        </w:rPr>
-        <w:t>20</w:t>
-      </w:r>
-      <w:r>
-        <w:rPr>
-          <w:rFonts w:eastAsia="標楷體" w:hint="eastAsia"/>
-          <w:sz w:val="24"/>
-          <w:lang w:eastAsia="zh-TW"/>
-        </w:rPr>
-        <w:t>24</w:t>
-      </w:r>
-      <w:proofErr w:type="gramStart"/>
-      <w:r>
-        <w:rPr>
-          <w:rFonts w:eastAsia="標楷體"/>
-          <w:sz w:val="24"/>
-          <w:lang w:eastAsia="zh-TW"/>
-        </w:rPr>
-        <w:t>–</w:t>
-      </w:r>
-      <w:proofErr w:type="gramEnd"/>
-      <w:r>
-        <w:rPr>
-          <w:rFonts w:eastAsia="標楷體" w:hint="eastAsia"/>
-          <w:spacing w:val="14"/>
-          <w:sz w:val="24"/>
-          <w:lang w:eastAsia="zh-TW"/>
-        </w:rPr>
-        <w:t>08/</w:t>
-      </w:r>
-      <w:r>
-        <w:rPr>
-          <w:rFonts w:eastAsia="標楷體"/>
-          <w:sz w:val="24"/>
-          <w:lang w:eastAsia="zh-TW"/>
-        </w:rPr>
-        <w:t>20</w:t>
-      </w:r>
-      <w:r>
-        <w:rPr>
-          <w:rFonts w:eastAsia="標楷體" w:hint="eastAsia"/>
-          <w:sz w:val="24"/>
-          <w:lang w:eastAsia="zh-TW"/>
-        </w:rPr>
-        <w:t>24</w:t>
-      </w:r>
-    </w:p>
-    <w:p>
-      <w:pPr>
-        <w:pStyle w:val="a5"/>
-        <w:numPr>
-          <w:ilvl w:val="0"/>
-          <w:numId w:val="1"/>
-        </w:numPr>
-        <w:tabs>
-          <w:tab w:val="left" w:pos="520"/>
-          <w:tab w:val="left" w:pos="521"/>
-        </w:tabs>
-        <w:spacing w:before="136"/>
-        <w:ind w:right="117"/>
-        <w:rPr>
-          <w:rFonts w:eastAsia="標楷體"/>
-          <w:sz w:val="24"/>
-          <w:lang w:eastAsia="zh-TW"/>
-        </w:rPr>
-      </w:pPr>
-      <w:r>
-        <w:rPr>
-          <w:rFonts w:eastAsia="標楷體" w:hint="eastAsia"/>
-          <w:sz w:val="24"/>
-          <w:lang w:eastAsia="zh-TW"/>
-        </w:rPr>
-        <w:t xml:space="preserve">C# </w:t>
-      </w:r>
-      <w:r>
-        <w:rPr>
-          <w:rFonts w:eastAsia="標楷體" w:hint="eastAsia"/>
-          <w:sz w:val="24"/>
-          <w:lang w:eastAsia="zh-TW"/>
-        </w:rPr>
-        <w:t>程式設計</w:t>
-      </w:r>
-      <w:r>
-        <w:rPr>
-          <w:rFonts w:eastAsia="標楷體"/>
-          <w:sz w:val="24"/>
-          <w:lang w:eastAsia="zh-TW"/>
-        </w:rPr>
-        <w:t>,</w:t>
-      </w:r>
-      <w:r>
-        <w:rPr>
-          <w:rFonts w:hint="eastAsia"/>
-          <w:lang w:eastAsia="zh-TW"/>
-        </w:rPr>
-        <w:t xml:space="preserve"> </w:t>
-      </w:r>
-      <w:proofErr w:type="spellStart"/>
-      <w:r>
-        <w:rPr>
-          <w:rFonts w:eastAsia="標楷體"/>
-          <w:sz w:val="24"/>
-          <w:lang w:eastAsia="zh-TW"/>
-        </w:rPr>
-        <w:t>CodeCrafters</w:t>
-      </w:r>
-      <w:proofErr w:type="spellEnd"/>
-      <w:r>
-        <w:rPr>
-          <w:rFonts w:eastAsia="標楷體" w:hint="eastAsia"/>
-          <w:sz w:val="24"/>
-          <w:lang w:eastAsia="zh-TW"/>
-        </w:rPr>
-        <w:t>交流站</w:t>
-      </w:r>
-      <w:r>
-        <w:rPr>
-          <w:rFonts w:eastAsia="標楷體"/>
-          <w:sz w:val="24"/>
-          <w:lang w:eastAsia="zh-TW"/>
-        </w:rPr>
-        <w:t>,</w:t>
-      </w:r>
-      <w:r>
-        <w:rPr>
-          <w:rFonts w:eastAsia="標楷體"/>
-          <w:spacing w:val="14"/>
-          <w:sz w:val="24"/>
-          <w:lang w:eastAsia="zh-TW"/>
-        </w:rPr>
-        <w:t xml:space="preserve"> </w:t>
-      </w:r>
-      <w:r>
-        <w:rPr>
-          <w:rFonts w:eastAsia="標楷體" w:hint="eastAsia"/>
-          <w:spacing w:val="14"/>
-          <w:sz w:val="24"/>
-          <w:lang w:eastAsia="zh-TW"/>
-        </w:rPr>
-        <w:t>04</w:t>
-      </w:r>
-      <w:r>
-        <w:rPr>
-          <w:rFonts w:eastAsia="標楷體" w:hint="eastAsia"/>
-          <w:spacing w:val="14"/>
-          <w:sz w:val="24"/>
-          <w:lang w:eastAsia="zh-TW"/>
-        </w:rPr>
-        <w:t>/</w:t>
-      </w:r>
-      <w:r>
-        <w:rPr>
-          <w:rFonts w:eastAsia="標楷體"/>
-          <w:sz w:val="24"/>
-          <w:lang w:eastAsia="zh-TW"/>
-        </w:rPr>
-        <w:t>20</w:t>
-      </w:r>
-      <w:r>
-        <w:rPr>
-          <w:rFonts w:eastAsia="標楷體" w:hint="eastAsia"/>
-          <w:sz w:val="24"/>
-          <w:lang w:eastAsia="zh-TW"/>
-        </w:rPr>
-        <w:t>2</w:t>
-      </w:r>
-      <w:r>
-        <w:rPr>
-          <w:rFonts w:eastAsia="標楷體" w:hint="eastAsia"/>
-          <w:sz w:val="24"/>
-          <w:lang w:eastAsia="zh-TW"/>
-        </w:rPr>
-        <w:t>4</w:t>
-      </w:r>
-      <w:proofErr w:type="gramStart"/>
-      <w:r>
-        <w:rPr>
-          <w:rFonts w:eastAsia="標楷體"/>
-          <w:sz w:val="24"/>
-          <w:lang w:eastAsia="zh-TW"/>
-        </w:rPr>
-        <w:t>–</w:t>
-      </w:r>
-      <w:proofErr w:type="gramEnd"/>
-      <w:r>
-        <w:rPr>
-          <w:rFonts w:eastAsia="標楷體" w:hint="eastAsia"/>
-          <w:spacing w:val="14"/>
-          <w:sz w:val="24"/>
-          <w:lang w:eastAsia="zh-TW"/>
-        </w:rPr>
-        <w:t>0</w:t>
-      </w:r>
-      <w:r>
-        <w:rPr>
-          <w:rFonts w:eastAsia="標楷體" w:hint="eastAsia"/>
-          <w:spacing w:val="14"/>
-          <w:sz w:val="24"/>
-          <w:lang w:eastAsia="zh-TW"/>
-        </w:rPr>
-        <w:t>7</w:t>
-      </w:r>
-      <w:r>
-        <w:rPr>
-          <w:rFonts w:eastAsia="標楷體" w:hint="eastAsia"/>
-          <w:spacing w:val="14"/>
-          <w:sz w:val="24"/>
-          <w:lang w:eastAsia="zh-TW"/>
-        </w:rPr>
-        <w:t>/</w:t>
-      </w:r>
-      <w:r>
-        <w:rPr>
-          <w:rFonts w:eastAsia="標楷體"/>
-          <w:sz w:val="24"/>
-          <w:lang w:eastAsia="zh-TW"/>
-        </w:rPr>
-        <w:t>20</w:t>
-      </w:r>
-      <w:r>
-        <w:rPr>
-          <w:rFonts w:eastAsia="標楷體" w:hint="eastAsia"/>
-          <w:sz w:val="24"/>
-          <w:lang w:eastAsia="zh-TW"/>
-        </w:rPr>
-        <w:t>24</w:t>
-      </w:r>
-    </w:p>
-    <w:p>
-      <w:pPr>
-        <w:pStyle w:val="a5"/>
-        <w:numPr>
-          <w:ilvl w:val="0"/>
-          <w:numId w:val="1"/>
-        </w:numPr>
-        <w:tabs>
-          <w:tab w:val="left" w:pos="520"/>
-          <w:tab w:val="left" w:pos="521"/>
-        </w:tabs>
-        <w:spacing w:before="136"/>
-        <w:ind w:right="117"/>
-        <w:rPr>
-          <w:rFonts w:eastAsia="標楷體"/>
-          <w:sz w:val="24"/>
-          <w:lang w:eastAsia="zh-TW"/>
-        </w:rPr>
-      </w:pPr>
-      <w:r>
-        <w:rPr>
-          <w:rFonts w:eastAsia="標楷體"/>
-          <w:sz w:val="24"/>
-          <w:lang w:eastAsia="zh-TW"/>
-        </w:rPr>
-        <w:t>網頁前端技術資訊顧問</w:t>
-      </w:r>
-      <w:r>
-        <w:rPr>
-          <w:rFonts w:eastAsia="標楷體"/>
-          <w:sz w:val="24"/>
-          <w:lang w:eastAsia="zh-TW"/>
-        </w:rPr>
-        <w:t>,</w:t>
-      </w:r>
-      <w:r>
-        <w:rPr>
-          <w:rFonts w:hint="eastAsia"/>
-          <w:lang w:eastAsia="zh-TW"/>
-        </w:rPr>
-        <w:t xml:space="preserve"> </w:t>
-      </w:r>
-      <w:proofErr w:type="spellStart"/>
-      <w:r>
-        <w:rPr>
-          <w:rFonts w:eastAsia="標楷體"/>
-          <w:sz w:val="24"/>
-          <w:lang w:eastAsia="zh-TW"/>
-        </w:rPr>
-        <w:t>CodeCrafters</w:t>
-      </w:r>
-      <w:proofErr w:type="spellEnd"/>
-      <w:r>
-        <w:rPr>
-          <w:rFonts w:eastAsia="標楷體" w:hint="eastAsia"/>
-          <w:sz w:val="24"/>
-          <w:lang w:eastAsia="zh-TW"/>
-        </w:rPr>
-        <w:t>交流站</w:t>
-      </w:r>
-      <w:r>
-        <w:rPr>
-          <w:rFonts w:eastAsia="標楷體"/>
-          <w:sz w:val="24"/>
-          <w:lang w:eastAsia="zh-TW"/>
-        </w:rPr>
-        <w:t>,</w:t>
-      </w:r>
-      <w:r>
-        <w:rPr>
-          <w:rFonts w:eastAsia="標楷體"/>
-          <w:spacing w:val="14"/>
-          <w:sz w:val="24"/>
-          <w:lang w:eastAsia="zh-TW"/>
-        </w:rPr>
-        <w:t xml:space="preserve"> </w:t>
-      </w:r>
-      <w:r>
-        <w:rPr>
-          <w:rFonts w:eastAsia="標楷體" w:hint="eastAsia"/>
-          <w:spacing w:val="14"/>
-          <w:sz w:val="24"/>
-          <w:lang w:eastAsia="zh-TW"/>
-        </w:rPr>
-        <w:t>05/</w:t>
-      </w:r>
-      <w:r>
-        <w:rPr>
-          <w:rFonts w:eastAsia="標楷體"/>
-          <w:sz w:val="24"/>
-          <w:lang w:eastAsia="zh-TW"/>
-        </w:rPr>
-        <w:t>20</w:t>
-      </w:r>
-      <w:r>
-        <w:rPr>
-          <w:rFonts w:eastAsia="標楷體" w:hint="eastAsia"/>
-          <w:sz w:val="24"/>
-          <w:lang w:eastAsia="zh-TW"/>
-        </w:rPr>
-        <w:t>24</w:t>
-      </w:r>
-      <w:proofErr w:type="gramStart"/>
-      <w:r>
-        <w:rPr>
-          <w:rFonts w:eastAsia="標楷體"/>
-          <w:sz w:val="24"/>
-          <w:lang w:eastAsia="zh-TW"/>
-        </w:rPr>
-        <w:t>–</w:t>
-      </w:r>
-      <w:proofErr w:type="gramEnd"/>
-      <w:r>
-        <w:rPr>
-          <w:rFonts w:eastAsia="標楷體" w:hint="eastAsia"/>
-          <w:spacing w:val="14"/>
-          <w:sz w:val="24"/>
-          <w:lang w:eastAsia="zh-TW"/>
-        </w:rPr>
-        <w:t>06/</w:t>
-      </w:r>
-      <w:r>
-        <w:rPr>
-          <w:rFonts w:eastAsia="標楷體"/>
-          <w:sz w:val="24"/>
-          <w:lang w:eastAsia="zh-TW"/>
-        </w:rPr>
-        <w:t>20</w:t>
-      </w:r>
-      <w:r>
-        <w:rPr>
-          <w:rFonts w:eastAsia="標楷體" w:hint="eastAsia"/>
-          <w:sz w:val="24"/>
-          <w:lang w:eastAsia="zh-TW"/>
-        </w:rPr>
-        <w:t>24</w:t>
-      </w:r>
-    </w:p>
-    <w:p>
-      <w:pPr>
-        <w:pStyle w:val="a5"/>
-        <w:numPr>
-          <w:ilvl w:val="0"/>
-          <w:numId w:val="1"/>
-        </w:numPr>
-        <w:tabs>
-          <w:tab w:val="left" w:pos="520"/>
-          <w:tab w:val="left" w:pos="521"/>
-        </w:tabs>
-        <w:spacing w:before="136"/>
-        <w:ind w:right="117"/>
-        <w:rPr>
-          <w:rFonts w:eastAsia="標楷體"/>
-          <w:sz w:val="24"/>
-          <w:lang w:eastAsia="zh-TW"/>
-        </w:rPr>
-      </w:pPr>
-      <w:r>
-        <w:rPr>
-          <w:rFonts w:eastAsia="標楷體"/>
-          <w:sz w:val="24"/>
-          <w:lang w:eastAsia="zh-TW"/>
-        </w:rPr>
-        <w:t>資料結構與演算法</w:t>
-      </w:r>
-      <w:r>
-        <w:rPr>
-          <w:rFonts w:eastAsia="標楷體"/>
-          <w:sz w:val="24"/>
-          <w:lang w:eastAsia="zh-TW"/>
-        </w:rPr>
-        <w:t>,</w:t>
-      </w:r>
-      <w:r>
-        <w:rPr>
-          <w:rFonts w:hint="eastAsia"/>
-          <w:lang w:eastAsia="zh-TW"/>
-        </w:rPr>
-        <w:t xml:space="preserve"> </w:t>
-      </w:r>
-      <w:proofErr w:type="spellStart"/>
-      <w:r>
-        <w:rPr>
-          <w:rFonts w:eastAsia="標楷體"/>
-          <w:sz w:val="24"/>
-          <w:lang w:eastAsia="zh-TW"/>
-        </w:rPr>
-        <w:t>CodeCrafters</w:t>
-      </w:r>
-      <w:proofErr w:type="spellEnd"/>
-      <w:r>
-        <w:rPr>
-          <w:rFonts w:eastAsia="標楷體" w:hint="eastAsia"/>
-          <w:sz w:val="24"/>
-          <w:lang w:eastAsia="zh-TW"/>
-        </w:rPr>
-        <w:t>交流站</w:t>
-      </w:r>
-      <w:r>
-        <w:rPr>
-          <w:rFonts w:eastAsia="標楷體"/>
-          <w:sz w:val="24"/>
-          <w:lang w:eastAsia="zh-TW"/>
-        </w:rPr>
-        <w:t>,</w:t>
-      </w:r>
-      <w:r>
-        <w:rPr>
-          <w:rFonts w:eastAsia="標楷體"/>
-          <w:spacing w:val="14"/>
-          <w:sz w:val="24"/>
-          <w:lang w:eastAsia="zh-TW"/>
-        </w:rPr>
-        <w:t xml:space="preserve"> </w:t>
-      </w:r>
-      <w:r>
-        <w:rPr>
-          <w:rFonts w:eastAsia="標楷體" w:hint="eastAsia"/>
-          <w:spacing w:val="14"/>
-          <w:sz w:val="24"/>
-          <w:lang w:eastAsia="zh-TW"/>
-        </w:rPr>
-        <w:t>03/</w:t>
-      </w:r>
-      <w:r>
-        <w:rPr>
-          <w:rFonts w:eastAsia="標楷體"/>
-          <w:sz w:val="24"/>
-          <w:lang w:eastAsia="zh-TW"/>
-        </w:rPr>
-        <w:t>20</w:t>
-      </w:r>
-      <w:r>
-        <w:rPr>
-          <w:rFonts w:eastAsia="標楷體" w:hint="eastAsia"/>
-          <w:sz w:val="24"/>
-          <w:lang w:eastAsia="zh-TW"/>
-        </w:rPr>
-        <w:t>24</w:t>
-      </w:r>
-      <w:proofErr w:type="gramStart"/>
-      <w:r>
-        <w:rPr>
-          <w:rFonts w:eastAsia="標楷體"/>
-          <w:sz w:val="24"/>
-          <w:lang w:eastAsia="zh-TW"/>
-        </w:rPr>
-        <w:t>–</w:t>
-      </w:r>
-      <w:proofErr w:type="gramEnd"/>
-      <w:r>
-        <w:rPr>
-          <w:rFonts w:eastAsia="標楷體" w:hint="eastAsia"/>
-          <w:spacing w:val="14"/>
-          <w:sz w:val="24"/>
-          <w:lang w:eastAsia="zh-TW"/>
-        </w:rPr>
-        <w:t>08/</w:t>
-      </w:r>
-      <w:r>
-        <w:rPr>
-          <w:rFonts w:eastAsia="標楷體"/>
-          <w:sz w:val="24"/>
-          <w:lang w:eastAsia="zh-TW"/>
-        </w:rPr>
-        <w:t>20</w:t>
-      </w:r>
-      <w:r>
-        <w:rPr>
-          <w:rFonts w:eastAsia="標楷體" w:hint="eastAsia"/>
-          <w:sz w:val="24"/>
-          <w:lang w:eastAsia="zh-TW"/>
-        </w:rPr>
-        <w:t>24</w:t>
-      </w:r>
-    </w:p>
-    <w:p>
-      <w:pPr>
-        <w:pStyle w:val="a5"/>
-        <w:numPr>
-          <w:ilvl w:val="0"/>
-          <w:numId w:val="1"/>
-        </w:numPr>
-        <w:tabs>
-          <w:tab w:val="left" w:pos="520"/>
-          <w:tab w:val="left" w:pos="521"/>
-        </w:tabs>
-        <w:spacing w:before="136"/>
-        <w:ind w:right="117"/>
-        <w:rPr>
-          <w:rFonts w:eastAsia="標楷體"/>
-          <w:sz w:val="24"/>
-          <w:lang w:eastAsia="zh-TW"/>
-        </w:rPr>
-      </w:pPr>
-      <w:r>
-        <w:rPr>
-          <w:rFonts w:eastAsia="標楷體"/>
-          <w:sz w:val="24"/>
-          <w:lang w:eastAsia="zh-TW"/>
-        </w:rPr>
-        <w:t xml:space="preserve"> Spring Boot </w:t>
-      </w:r>
-      <w:r>
-        <w:rPr>
-          <w:rFonts w:eastAsia="標楷體"/>
-          <w:sz w:val="24"/>
-          <w:lang w:eastAsia="zh-TW"/>
-        </w:rPr>
-        <w:t>後端</w:t>
-      </w:r>
-      <w:r>
-        <w:rPr>
-          <w:rFonts w:eastAsia="標楷體" w:hint="eastAsia"/>
-          <w:sz w:val="24"/>
-          <w:lang w:eastAsia="zh-TW"/>
-        </w:rPr>
-        <w:t>開發</w:t>
-      </w:r>
-      <w:r>
-        <w:rPr>
-          <w:rFonts w:eastAsia="標楷體"/>
-          <w:sz w:val="24"/>
-          <w:lang w:eastAsia="zh-TW"/>
-        </w:rPr>
-        <w:t>,</w:t>
-      </w:r>
-      <w:r>
-        <w:rPr>
-          <w:rFonts w:hint="eastAsia"/>
-          <w:lang w:eastAsia="zh-TW"/>
-        </w:rPr>
-        <w:t xml:space="preserve"> </w:t>
-      </w:r>
-      <w:proofErr w:type="spellStart"/>
-      <w:r>
-        <w:rPr>
-          <w:rFonts w:eastAsia="標楷體"/>
-          <w:sz w:val="24"/>
-          <w:lang w:eastAsia="zh-TW"/>
-        </w:rPr>
-        <w:t>CodeCrafters</w:t>
-      </w:r>
-      <w:proofErr w:type="spellEnd"/>
-      <w:r>
-        <w:rPr>
-          <w:rFonts w:eastAsia="標楷體" w:hint="eastAsia"/>
-          <w:sz w:val="24"/>
-          <w:lang w:eastAsia="zh-TW"/>
-        </w:rPr>
-        <w:t>交流站</w:t>
-      </w:r>
-      <w:r>
-        <w:rPr>
-          <w:rFonts w:eastAsia="標楷體"/>
-          <w:sz w:val="24"/>
-          <w:lang w:eastAsia="zh-TW"/>
-        </w:rPr>
-        <w:t>,</w:t>
-      </w:r>
-      <w:r>
-        <w:rPr>
-          <w:rFonts w:eastAsia="標楷體"/>
-          <w:spacing w:val="14"/>
-          <w:sz w:val="24"/>
-          <w:lang w:eastAsia="zh-TW"/>
-        </w:rPr>
-        <w:t xml:space="preserve"> </w:t>
-      </w:r>
-      <w:r>
-        <w:rPr>
-          <w:rFonts w:eastAsia="標楷體" w:hint="eastAsia"/>
-          <w:spacing w:val="14"/>
-          <w:sz w:val="24"/>
-          <w:lang w:eastAsia="zh-TW"/>
-        </w:rPr>
-        <w:t>07/</w:t>
-      </w:r>
-      <w:r>
-        <w:rPr>
-          <w:rFonts w:eastAsia="標楷體"/>
-          <w:sz w:val="24"/>
-          <w:lang w:eastAsia="zh-TW"/>
-        </w:rPr>
-        <w:t>20</w:t>
-      </w:r>
-      <w:r>
-        <w:rPr>
-          <w:rFonts w:eastAsia="標楷體" w:hint="eastAsia"/>
-          <w:sz w:val="24"/>
-          <w:lang w:eastAsia="zh-TW"/>
-        </w:rPr>
-        <w:t>24</w:t>
-      </w:r>
-      <w:proofErr w:type="gramStart"/>
-      <w:r>
-        <w:rPr>
-          <w:rFonts w:eastAsia="標楷體"/>
-          <w:sz w:val="24"/>
-          <w:lang w:eastAsia="zh-TW"/>
-        </w:rPr>
-        <w:t>–</w:t>
-      </w:r>
-      <w:proofErr w:type="gramEnd"/>
-      <w:r>
-        <w:rPr>
-          <w:rFonts w:eastAsia="標楷體" w:hint="eastAsia"/>
-          <w:spacing w:val="14"/>
-          <w:sz w:val="24"/>
-          <w:lang w:eastAsia="zh-TW"/>
-        </w:rPr>
-        <w:t>08/</w:t>
-      </w:r>
-      <w:r>
-        <w:rPr>
-          <w:rFonts w:eastAsia="標楷體"/>
-          <w:sz w:val="24"/>
-          <w:lang w:eastAsia="zh-TW"/>
-        </w:rPr>
-        <w:t>20</w:t>
-      </w:r>
-      <w:r>
-        <w:rPr>
-          <w:rFonts w:eastAsia="標楷體" w:hint="eastAsia"/>
-          <w:sz w:val="24"/>
-          <w:lang w:eastAsia="zh-TW"/>
-        </w:rPr>
-        <w:t>24</w:t>
-      </w:r>
-    </w:p>
-    <w:p>
-      <w:pPr>
-        <w:tabs>
-          <w:tab w:val="left" w:pos="520"/>
-          <w:tab w:val="left" w:pos="521"/>
-        </w:tabs>
-        <w:spacing w:before="136"/>
-        <w:ind w:right="117"/>
-        <w:rPr>
-          <w:rFonts w:eastAsia="標楷體"/>
-          <w:sz w:val="24"/>
-          <w:lang w:eastAsia="zh-TW"/>
-        </w:rPr>
-      </w:pPr>
     </w:p>
     <w:p>
       <w:pPr>

--- a/assets/cv/JieLong Chen CV(ch).docx
+++ b/assets/cv/JieLong Chen CV(ch).docx
@@ -1,6 +1,6 @@
 
 <file path=word/document.xml><?xml version="1.0" encoding="utf-8"?>
-<w:document xmlns:wpc="http://schemas.microsoft.com/office/word/2010/wordprocessingCanvas" xmlns:cx="http://schemas.microsoft.com/office/drawing/2014/chartex" xmlns:cx1="http://schemas.microsoft.com/office/drawing/2015/9/8/chartex" xmlns:cx2="http://schemas.microsoft.com/office/drawing/2015/10/21/chartex" xmlns:cx3="http://schemas.microsoft.com/office/drawing/2016/5/9/chartex" xmlns:cx4="http://schemas.microsoft.com/office/drawing/2016/5/10/chartex" xmlns:cx5="http://schemas.microsoft.com/office/drawing/2016/5/11/chartex" xmlns:cx6="http://schemas.microsoft.com/office/drawing/2016/5/12/chartex" xmlns:cx7="http://schemas.microsoft.com/office/drawing/2016/5/13/chartex" xmlns:cx8="http://schemas.microsoft.com/office/drawing/2016/5/14/chartex" xmlns:mc="http://schemas.openxmlformats.org/markup-compatibility/2006" xmlns:aink="http://schemas.microsoft.com/office/drawing/2016/ink" xmlns:am3d="http://schemas.microsoft.com/office/drawing/2017/model3d" xmlns:o="urn:schemas-microsoft-com:office:office" xmlns:oel="http://schemas.microsoft.com/office/2019/extlst" xmlns:r="http://schemas.openxmlformats.org/officeDocument/2006/relationships" xmlns:m="http://schemas.openxmlformats.org/officeDocument/2006/math" xmlns:v="urn:schemas-microsoft-com:vml" xmlns:wp14="http://schemas.microsoft.com/office/word/2010/wordprocessingDrawing" xmlns:wp="http://schemas.openxmlformats.org/drawingml/2006/wordprocessingDrawing" xmlns:w10="urn:schemas-microsoft-com:office:word" xmlns:w="http://schemas.openxmlformats.org/wordprocessingml/2006/main" xmlns:w14="http://schemas.microsoft.com/office/word/2010/wordml" xmlns:w15="http://schemas.microsoft.com/office/word/2012/wordml" xmlns:w16cex="http://schemas.microsoft.com/office/word/2018/wordml/cex" xmlns:w16cid="http://schemas.microsoft.com/office/word/2016/wordml/cid" xmlns:w16="http://schemas.microsoft.com/office/word/2018/wordml" xmlns:w16du="http://schemas.microsoft.com/office/word/2023/wordml/word16du" xmlns:w16sdtdh="http://schemas.microsoft.com/office/word/2020/wordml/sdtdatahash" xmlns:w16se="http://schemas.microsoft.com/office/word/2015/wordml/symex" xmlns:wpg="http://schemas.microsoft.com/office/word/2010/wordprocessingGroup" xmlns:wpi="http://schemas.microsoft.com/office/word/2010/wordprocessingInk" xmlns:wne="http://schemas.microsoft.com/office/word/2006/wordml" xmlns:wps="http://schemas.microsoft.com/office/word/2010/wordprocessingShape" mc:Ignorable="w14 w15 w16se w16cid w16 w16cex w16sdtdh w16du wp14">
+<w:document xmlns:wpc="http://schemas.microsoft.com/office/word/2010/wordprocessingCanvas" xmlns:cx="http://schemas.microsoft.com/office/drawing/2014/chartex" xmlns:cx1="http://schemas.microsoft.com/office/drawing/2015/9/8/chartex" xmlns:cx2="http://schemas.microsoft.com/office/drawing/2015/10/21/chartex" xmlns:cx3="http://schemas.microsoft.com/office/drawing/2016/5/9/chartex" xmlns:cx4="http://schemas.microsoft.com/office/drawing/2016/5/10/chartex" xmlns:cx5="http://schemas.microsoft.com/office/drawing/2016/5/11/chartex" xmlns:cx6="http://schemas.microsoft.com/office/drawing/2016/5/12/chartex" xmlns:cx7="http://schemas.microsoft.com/office/drawing/2016/5/13/chartex" xmlns:cx8="http://schemas.microsoft.com/office/drawing/2016/5/14/chartex" xmlns:mc="http://schemas.openxmlformats.org/markup-compatibility/2006" xmlns:aink="http://schemas.microsoft.com/office/drawing/2016/ink" xmlns:am3d="http://schemas.microsoft.com/office/drawing/2017/model3d" xmlns:o="urn:schemas-microsoft-com:office:office" xmlns:oel="http://schemas.microsoft.com/office/2019/extlst" xmlns:r="http://schemas.openxmlformats.org/officeDocument/2006/relationships" xmlns:m="http://schemas.openxmlformats.org/officeDocument/2006/math" xmlns:v="urn:schemas-microsoft-com:vml" xmlns:wp14="http://schemas.microsoft.com/office/word/2010/wordprocessingDrawing" xmlns:wp="http://schemas.openxmlformats.org/drawingml/2006/wordprocessingDrawing" xmlns:w10="urn:schemas-microsoft-com:office:word" xmlns:w="http://schemas.openxmlformats.org/wordprocessingml/2006/main" xmlns:w14="http://schemas.microsoft.com/office/word/2010/wordml" xmlns:w15="http://schemas.microsoft.com/office/word/2012/wordml" xmlns:w16cex="http://schemas.microsoft.com/office/word/2018/wordml/cex" xmlns:w16cid="http://schemas.microsoft.com/office/word/2016/wordml/cid" xmlns:w16="http://schemas.microsoft.com/office/word/2018/wordml" xmlns:w16du="http://schemas.microsoft.com/office/word/2023/wordml/word16du" xmlns:w16sdtdh="http://schemas.microsoft.com/office/word/2020/wordml/sdtdatahash" xmlns:w16sdtfl="http://schemas.microsoft.com/office/word/2024/wordml/sdtformatlock" xmlns:w16se="http://schemas.microsoft.com/office/word/2015/wordml/symex" xmlns:wpg="http://schemas.microsoft.com/office/word/2010/wordprocessingGroup" xmlns:wpi="http://schemas.microsoft.com/office/word/2010/wordprocessingInk" xmlns:wne="http://schemas.microsoft.com/office/word/2006/wordml" xmlns:wps="http://schemas.microsoft.com/office/word/2010/wordprocessingShape" mc:Ignorable="w14 w15 w16se w16cid w16 w16cex w16sdtdh w16sdtfl w16du wp14">
   <w:body>
     <w:p>
       <w:pPr>
@@ -12,31 +12,23 @@
       </w:pPr>
       <w:r>
         <w:rPr>
-          <w:rFonts w:eastAsia="標楷體" w:cs="新細明體"/>
+          <w:rFonts w:eastAsia="標楷體" w:cs="新細明體" w:hint="eastAsia"/>
           <w:noProof/>
           <w:lang w:eastAsia="zh-TW"/>
         </w:rPr>
         <w:drawing>
-          <wp:anchor distT="0" distB="0" distL="114300" distR="114300" simplePos="0" relativeHeight="251678720" behindDoc="0" locked="0" layoutInCell="1" allowOverlap="1" wp14:anchorId="351FD45E" wp14:editId="4455E952">
+          <wp:anchor distT="0" distB="0" distL="114300" distR="114300" simplePos="0" relativeHeight="487591936" behindDoc="0" locked="0" layoutInCell="1" allowOverlap="1" wp14:anchorId="5D4DD239" wp14:editId="3ED541FE">
             <wp:simplePos x="0" y="0"/>
             <wp:positionH relativeFrom="column">
-              <wp:posOffset>4781550</wp:posOffset>
+              <wp:posOffset>5053115</wp:posOffset>
             </wp:positionH>
             <wp:positionV relativeFrom="paragraph">
-              <wp:posOffset>0</wp:posOffset>
+              <wp:posOffset>-3810</wp:posOffset>
             </wp:positionV>
-            <wp:extent cx="1338580" cy="1384300"/>
-            <wp:effectExtent l="0" t="0" r="0" b="6350"/>
-            <wp:wrapThrough wrapText="bothSides">
-              <wp:wrapPolygon edited="0">
-                <wp:start x="0" y="0"/>
-                <wp:lineTo x="0" y="21402"/>
-                <wp:lineTo x="21211" y="21402"/>
-                <wp:lineTo x="21211" y="0"/>
-                <wp:lineTo x="0" y="0"/>
-              </wp:wrapPolygon>
-            </wp:wrapThrough>
-            <wp:docPr id="1897058001" name="圖片 1"/>
+            <wp:extent cx="1062355" cy="1464310"/>
+            <wp:effectExtent l="19050" t="19050" r="23495" b="21590"/>
+            <wp:wrapSquare wrapText="bothSides"/>
+            <wp:docPr id="1892098596" name="圖片 9"/>
             <wp:cNvGraphicFramePr>
               <a:graphicFrameLocks xmlns:a="http://schemas.openxmlformats.org/drawingml/2006/main" noChangeAspect="1"/>
             </wp:cNvGraphicFramePr>
@@ -44,7 +36,7 @@
               <a:graphicData uri="http://schemas.openxmlformats.org/drawingml/2006/picture">
                 <pic:pic xmlns:pic="http://schemas.openxmlformats.org/drawingml/2006/picture">
                   <pic:nvPicPr>
-                    <pic:cNvPr id="1897058001" name=""/>
+                    <pic:cNvPr id="1892098596" name="圖片 1892098596"/>
                     <pic:cNvPicPr/>
                   </pic:nvPicPr>
                   <pic:blipFill>
@@ -62,11 +54,16 @@
                   <pic:spPr>
                     <a:xfrm>
                       <a:off x="0" y="0"/>
-                      <a:ext cx="1338580" cy="1384300"/>
+                      <a:ext cx="1062355" cy="1464310"/>
                     </a:xfrm>
                     <a:prstGeom prst="rect">
                       <a:avLst/>
                     </a:prstGeom>
+                    <a:ln w="3175">
+                      <a:solidFill>
+                        <a:schemeClr val="tx1"/>
+                      </a:solidFill>
+                    </a:ln>
                   </pic:spPr>
                 </pic:pic>
               </a:graphicData>
@@ -840,6 +837,14 @@
       </w:r>
       <w:r>
         <w:rPr>
+          <w:rFonts w:eastAsia="標楷體" w:hint="eastAsia"/>
+          <w:sz w:val="24"/>
+          <w:lang w:eastAsia="zh-TW"/>
+        </w:rPr>
+        <w:t>(TA)</w:t>
+      </w:r>
+      <w:r>
+        <w:rPr>
           <w:rFonts w:eastAsia="標楷體"/>
           <w:sz w:val="24"/>
           <w:lang w:eastAsia="zh-TW"/>
@@ -963,7 +968,39 @@
           <w:sz w:val="24"/>
           <w:lang w:eastAsia="zh-TW"/>
         </w:rPr>
-        <w:t>迄今</w:t>
+        <w:t>0</w:t>
+      </w:r>
+      <w:r>
+        <w:rPr>
+          <w:rFonts w:eastAsia="標楷體" w:hint="eastAsia"/>
+          <w:sz w:val="24"/>
+          <w:lang w:eastAsia="zh-TW"/>
+        </w:rPr>
+        <w:t>1</w:t>
+      </w:r>
+      <w:r>
+        <w:rPr>
+          <w:rFonts w:eastAsia="標楷體"/>
+          <w:sz w:val="24"/>
+          <w:lang w:eastAsia="zh-TW"/>
+        </w:rPr>
+        <w:t>/20</w:t>
+      </w:r>
+      <w:r>
+        <w:rPr>
+          <w:rFonts w:eastAsia="標楷體" w:hint="eastAsia"/>
+          <w:sz w:val="24"/>
+          <w:lang w:eastAsia="zh-TW"/>
+        </w:rPr>
+        <w:t>2</w:t>
+      </w:r>
+      <w:r>
+        <w:rPr>
+          <w:rFonts w:eastAsia="標楷體" w:hint="eastAsia"/>
+          <w:sz w:val="24"/>
+          <w:lang w:eastAsia="zh-TW"/>
+        </w:rPr>
+        <w:t>5</w:t>
       </w:r>
     </w:p>
     <w:p>
@@ -1364,7 +1401,7 @@
           </mc:Choice>
           <mc:Fallback>
             <w:pict>
-              <v:line w14:anchorId="19B11758" id="直線接點 6" o:spid="_x0000_s1026" style="position:absolute;z-index:-251649024;visibility:visible;mso-wrap-style:square;mso-width-percent:0;mso-height-percent:0;mso-wrap-distance-left:0;mso-wrap-distance-top:0;mso-wrap-distance-right:0;mso-wrap-distance-bottom:0;mso-position-horizontal:absolute;mso-position-horizontal-relative:page;mso-position-vertical:absolute;mso-position-vertical-relative:text;mso-width-percent:0;mso-height-percent:0;mso-width-relative:page;mso-height-relative:page" from="1in,10.9pt" to="540pt,10.9pt" o:gfxdata="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" strokeweight="1.5pt">
+              <v:line w14:anchorId="6422AD8C" id="直線接點 6" o:spid="_x0000_s1026" style="position:absolute;z-index:-251649024;visibility:visible;mso-wrap-style:square;mso-width-percent:0;mso-height-percent:0;mso-wrap-distance-left:0;mso-wrap-distance-top:0;mso-wrap-distance-right:0;mso-wrap-distance-bottom:0;mso-position-horizontal:absolute;mso-position-horizontal-relative:page;mso-position-vertical:absolute;mso-position-vertical-relative:text;mso-width-percent:0;mso-height-percent:0;mso-width-relative:page;mso-height-relative:page" from="1in,10.9pt" to="540pt,10.9pt" o:gfxdata="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" strokeweight="1.5pt">
                 <w10:wrap type="topAndBottom" anchorx="page"/>
               </v:line>
             </w:pict>
@@ -1470,7 +1507,7 @@
           </mc:Choice>
           <mc:Fallback>
             <w:pict>
-              <v:group w14:anchorId="24570A79" id="群組 5" o:spid="_x0000_s1026" style="width:469.5pt;height:3.3pt;mso-position-horizontal-relative:char;mso-position-vertical-relative:line" coordsize="9390,66" o:gfxdata="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">
+              <v:group w14:anchorId="10F98276" id="群組 5" o:spid="_x0000_s1026" style="width:469.5pt;height:3.3pt;mso-position-horizontal-relative:char;mso-position-vertical-relative:line" coordsize="9390,66" o:gfxdata="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">
                 <v:line id="Line 26" o:spid="_x0000_s1027" style="position:absolute;visibility:visible;mso-wrap-style:square" from="15,51" to="9375,51" o:connectortype="straight" o:gfxdata="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" strokeweight="1.5pt"/>
                 <w10:anchorlock/>
               </v:group>
@@ -1798,7 +1835,7 @@
           </mc:Choice>
           <mc:Fallback>
             <w:pict>
-              <v:line w14:anchorId="3858E960" id="直線接點 6" o:spid="_x0000_s1026" style="position:absolute;z-index:-251664384;visibility:visible;mso-wrap-style:square;mso-width-percent:0;mso-height-percent:0;mso-wrap-distance-left:0;mso-wrap-distance-top:0;mso-wrap-distance-right:0;mso-wrap-distance-bottom:0;mso-position-horizontal:absolute;mso-position-horizontal-relative:page;mso-position-vertical:absolute;mso-position-vertical-relative:text;mso-width-percent:0;mso-height-percent:0;mso-width-relative:page;mso-height-relative:page" from="1in,10.9pt" to="540pt,10.9pt" o:gfxdata="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" strokeweight="1.5pt">
+              <v:line w14:anchorId="3D6F50FB" id="直線接點 6" o:spid="_x0000_s1026" style="position:absolute;z-index:-251664384;visibility:visible;mso-wrap-style:square;mso-width-percent:0;mso-height-percent:0;mso-wrap-distance-left:0;mso-wrap-distance-top:0;mso-wrap-distance-right:0;mso-wrap-distance-bottom:0;mso-position-horizontal:absolute;mso-position-horizontal-relative:page;mso-position-vertical:absolute;mso-position-vertical-relative:text;mso-width-percent:0;mso-height-percent:0;mso-width-relative:page;mso-height-relative:page" from="1in,10.9pt" to="540pt,10.9pt" o:gfxdata="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" strokeweight="1.5pt">
                 <w10:wrap type="topAndBottom" anchorx="page"/>
               </v:line>
             </w:pict>
@@ -1905,7 +1942,7 @@
           </mc:Choice>
           <mc:Fallback>
             <w:pict>
-              <v:group w14:anchorId="4716A274" id="群組 5" o:spid="_x0000_s1026" style="width:469.5pt;height:3.3pt;mso-position-horizontal-relative:char;mso-position-vertical-relative:line" coordsize="9390,66" o:gfxdata="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">
+              <v:group w14:anchorId="4C840324" id="群組 5" o:spid="_x0000_s1026" style="width:469.5pt;height:3.3pt;mso-position-horizontal-relative:char;mso-position-vertical-relative:line" coordsize="9390,66" o:gfxdata="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">
                 <v:line id="Line 32" o:spid="_x0000_s1027" style="position:absolute;visibility:visible;mso-wrap-style:square" from="15,51" to="9375,51" o:connectortype="straight" o:gfxdata="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" strokeweight="1.5pt"/>
                 <w10:anchorlock/>
               </v:group>
@@ -1951,6 +1988,14 @@
       </w:r>
       <w:r>
         <w:rPr>
+          <w:rFonts w:eastAsia="標楷體" w:hint="eastAsia"/>
+          <w:sz w:val="24"/>
+          <w:lang w:eastAsia="zh-TW"/>
+        </w:rPr>
+        <w:t xml:space="preserve"> </w:t>
+      </w:r>
+      <w:r>
+        <w:rPr>
           <w:rFonts w:eastAsia="標楷體"/>
           <w:lang w:eastAsia="zh-TW"/>
         </w:rPr>
@@ -1990,6 +2035,13 @@
           <w:lang w:eastAsia="zh-TW"/>
         </w:rPr>
         <w:t>NTD</w:t>
+      </w:r>
+      <w:r>
+        <w:rPr>
+          <w:rFonts w:eastAsia="標楷體" w:hint="eastAsia"/>
+          <w:lang w:eastAsia="zh-TW"/>
+        </w:rPr>
+        <w:t xml:space="preserve"> </w:t>
       </w:r>
       <w:r>
         <w:rPr>
@@ -2049,71 +2101,59 @@
           <w:sz w:val="24"/>
           <w:lang w:eastAsia="zh-TW"/>
         </w:rPr>
-        <w:t>臺灣銀行</w:t>
-      </w:r>
-      <w:r>
-        <w:rPr>
-          <w:rFonts w:eastAsia="標楷體"/>
-          <w:sz w:val="24"/>
-          <w:lang w:eastAsia="zh-TW"/>
-        </w:rPr>
-        <w:t xml:space="preserve">113 </w:t>
-      </w:r>
-      <w:r>
-        <w:rPr>
-          <w:rFonts w:eastAsia="標楷體" w:hint="eastAsia"/>
-          <w:sz w:val="24"/>
-          <w:lang w:eastAsia="zh-TW"/>
-        </w:rPr>
-        <w:t>年新進人員甄試</w:t>
-      </w:r>
-      <w:r>
-        <w:rPr>
-          <w:rFonts w:eastAsia="標楷體"/>
-          <w:sz w:val="24"/>
-          <w:lang w:eastAsia="zh-TW"/>
-        </w:rPr>
-        <w:t>-</w:t>
-      </w:r>
-      <w:r>
-        <w:rPr>
-          <w:rFonts w:eastAsia="標楷體"/>
-          <w:sz w:val="24"/>
-          <w:lang w:eastAsia="zh-TW"/>
-        </w:rPr>
-        <w:t>程式設計人員</w:t>
-      </w:r>
-      <w:r>
-        <w:rPr>
-          <w:rFonts w:eastAsia="標楷體"/>
-          <w:sz w:val="24"/>
-          <w:lang w:eastAsia="zh-TW"/>
-        </w:rPr>
-        <w:t>(</w:t>
-      </w:r>
-      <w:r>
-        <w:rPr>
-          <w:rFonts w:eastAsia="標楷體"/>
-          <w:sz w:val="24"/>
-          <w:lang w:eastAsia="zh-TW"/>
-        </w:rPr>
-        <w:t>二</w:t>
-      </w:r>
-      <w:r>
-        <w:rPr>
-          <w:rFonts w:eastAsia="標楷體"/>
-          <w:sz w:val="24"/>
-          <w:lang w:eastAsia="zh-TW"/>
-        </w:rPr>
-        <w:t>)</w:t>
-      </w:r>
-      <w:r>
-        <w:rPr>
-          <w:rFonts w:eastAsia="標楷體" w:hint="eastAsia"/>
-          <w:sz w:val="24"/>
-          <w:lang w:eastAsia="zh-TW"/>
-        </w:rPr>
-        <w:t>錄取</w:t>
+        <w:t>國立雲林科技大學</w:t>
+      </w:r>
+      <w:r>
+        <w:rPr>
+          <w:rFonts w:eastAsia="標楷體" w:hint="eastAsia"/>
+          <w:sz w:val="24"/>
+          <w:lang w:eastAsia="zh-TW"/>
+        </w:rPr>
+        <w:t>資管系</w:t>
+      </w:r>
+      <w:r>
+        <w:rPr>
+          <w:rFonts w:eastAsia="標楷體" w:hint="eastAsia"/>
+          <w:sz w:val="24"/>
+          <w:lang w:eastAsia="zh-TW"/>
+        </w:rPr>
+        <w:t>甄試錄取研究生獎學金</w:t>
+      </w:r>
+      <w:r>
+        <w:rPr>
+          <w:rFonts w:eastAsia="標楷體" w:hint="eastAsia"/>
+          <w:sz w:val="24"/>
+          <w:lang w:eastAsia="zh-TW"/>
+        </w:rPr>
+        <w:t xml:space="preserve"> </w:t>
+      </w:r>
+      <w:r>
+        <w:rPr>
+          <w:rFonts w:eastAsia="標楷體"/>
+          <w:lang w:eastAsia="zh-TW"/>
+        </w:rPr>
+        <w:t>$</w:t>
+      </w:r>
+      <w:r>
+        <w:rPr>
+          <w:rFonts w:eastAsia="標楷體" w:hint="eastAsia"/>
+          <w:lang w:eastAsia="zh-TW"/>
+        </w:rPr>
+        <w:t>30,000</w:t>
+      </w:r>
+      <w:r>
+        <w:rPr>
+          <w:rFonts w:eastAsia="標楷體" w:hint="eastAsia"/>
+          <w:lang w:eastAsia="zh-TW"/>
+        </w:rPr>
+        <w:t xml:space="preserve"> </w:t>
+      </w:r>
+      <w:r>
+        <w:rPr>
+          <w:rFonts w:eastAsia="標楷體"/>
+          <w:lang w:eastAsia="zh-TW"/>
+        </w:rPr>
+        <w:t>NTD</w:t>
       </w:r>
       <w:r>
         <w:rPr>
@@ -2165,7 +2205,23 @@
           <w:sz w:val="24"/>
           <w:lang w:eastAsia="zh-TW"/>
         </w:rPr>
-        <w:t>國家科學及技術委員會</w:t>
+        <w:t>臺灣銀行</w:t>
+      </w:r>
+      <w:r>
+        <w:rPr>
+          <w:rFonts w:eastAsia="標楷體"/>
+          <w:sz w:val="24"/>
+          <w:lang w:eastAsia="zh-TW"/>
+        </w:rPr>
+        <w:t xml:space="preserve">113 </w:t>
+      </w:r>
+      <w:r>
+        <w:rPr>
+          <w:rFonts w:eastAsia="標楷體" w:hint="eastAsia"/>
+          <w:sz w:val="24"/>
+          <w:lang w:eastAsia="zh-TW"/>
+        </w:rPr>
+        <w:t>年新進人員甄試</w:t>
       </w:r>
       <w:r>
         <w:rPr>
@@ -2177,11 +2233,43 @@
       </w:r>
       <w:r>
         <w:rPr>
-          <w:rFonts w:eastAsia="標楷體" w:hint="eastAsia"/>
-          <w:sz w:val="24"/>
-          <w:lang w:eastAsia="zh-TW"/>
-        </w:rPr>
-        <w:t>大專學生研究創作獎</w:t>
+          <w:rFonts w:eastAsia="標楷體"/>
+          <w:sz w:val="24"/>
+          <w:lang w:eastAsia="zh-TW"/>
+        </w:rPr>
+        <w:t>程式設計人員</w:t>
+      </w:r>
+      <w:r>
+        <w:rPr>
+          <w:rFonts w:eastAsia="標楷體"/>
+          <w:sz w:val="24"/>
+          <w:lang w:eastAsia="zh-TW"/>
+        </w:rPr>
+        <w:t>(</w:t>
+      </w:r>
+      <w:r>
+        <w:rPr>
+          <w:rFonts w:eastAsia="標楷體"/>
+          <w:sz w:val="24"/>
+          <w:lang w:eastAsia="zh-TW"/>
+        </w:rPr>
+        <w:t>二</w:t>
+      </w:r>
+      <w:r>
+        <w:rPr>
+          <w:rFonts w:eastAsia="標楷體"/>
+          <w:sz w:val="24"/>
+          <w:lang w:eastAsia="zh-TW"/>
+        </w:rPr>
+        <w:t>)</w:t>
+      </w:r>
+      <w:r>
+        <w:rPr>
+          <w:rFonts w:eastAsia="標楷體" w:hint="eastAsia"/>
+          <w:sz w:val="24"/>
+          <w:lang w:eastAsia="zh-TW"/>
+        </w:rPr>
+        <w:t>錄取</w:t>
       </w:r>
       <w:r>
         <w:rPr>
@@ -2233,22 +2321,11 @@
           <w:sz w:val="24"/>
           <w:lang w:eastAsia="zh-TW"/>
         </w:rPr>
-        <w:t>國立屏東大學五</w:t>
-      </w:r>
-      <w:proofErr w:type="gramStart"/>
-      <w:r>
-        <w:rPr>
-          <w:rFonts w:eastAsia="標楷體" w:hint="eastAsia"/>
-          <w:sz w:val="24"/>
-          <w:lang w:eastAsia="zh-TW"/>
-        </w:rPr>
-        <w:t>育獎</w:t>
-      </w:r>
-      <w:bookmarkStart w:id="1" w:name="_Hlk180443757"/>
-      <w:proofErr w:type="gramEnd"/>
-      <w:r>
-        <w:rPr>
-          <w:rFonts w:eastAsia="標楷體" w:hint="eastAsia"/>
+        <w:t>國家科學及技術委員會</w:t>
+      </w:r>
+      <w:r>
+        <w:rPr>
+          <w:rFonts w:eastAsia="標楷體"/>
           <w:sz w:val="24"/>
           <w:lang w:eastAsia="zh-TW"/>
         </w:rPr>
@@ -2256,28 +2333,35 @@
       </w:r>
       <w:r>
         <w:rPr>
-          <w:rFonts w:eastAsia="標楷體"/>
-          <w:sz w:val="24"/>
-          <w:lang w:eastAsia="zh-TW"/>
-        </w:rPr>
-        <w:t>智育</w:t>
-      </w:r>
-      <w:r>
-        <w:rPr>
-          <w:rFonts w:eastAsia="標楷體" w:hint="eastAsia"/>
-          <w:sz w:val="24"/>
-          <w:lang w:eastAsia="zh-TW"/>
-        </w:rPr>
-        <w:t>第二名</w:t>
-      </w:r>
-      <w:bookmarkEnd w:id="1"/>
-      <w:r>
-        <w:rPr>
-          <w:rFonts w:eastAsia="標楷體" w:hint="eastAsia"/>
-          <w:sz w:val="24"/>
-          <w:lang w:eastAsia="zh-TW"/>
-        </w:rPr>
-        <w:t>, 2024</w:t>
+          <w:rFonts w:eastAsia="標楷體" w:hint="eastAsia"/>
+          <w:sz w:val="24"/>
+          <w:lang w:eastAsia="zh-TW"/>
+        </w:rPr>
+        <w:t>大專學生研究創作獎</w:t>
+      </w:r>
+      <w:r>
+        <w:rPr>
+          <w:rFonts w:eastAsia="標楷體"/>
+          <w:sz w:val="24"/>
+          <w:lang w:eastAsia="zh-TW"/>
+        </w:rPr>
+        <w:t>,</w:t>
+      </w:r>
+      <w:r>
+        <w:rPr>
+          <w:rFonts w:eastAsia="標楷體" w:hint="eastAsia"/>
+          <w:sz w:val="24"/>
+          <w:lang w:eastAsia="zh-TW"/>
+        </w:rPr>
+        <w:t xml:space="preserve"> </w:t>
+      </w:r>
+      <w:r>
+        <w:rPr>
+          <w:rFonts w:eastAsia="標楷體"/>
+          <w:sz w:val="24"/>
+          <w:lang w:eastAsia="zh-TW"/>
+        </w:rPr>
+        <w:t>2024</w:t>
       </w:r>
     </w:p>
     <w:p>
@@ -2305,31 +2389,51 @@
           <w:sz w:val="24"/>
           <w:lang w:eastAsia="zh-TW"/>
         </w:rPr>
-        <w:t>國立屏東大學</w:t>
-      </w:r>
-      <w:r>
-        <w:rPr>
-          <w:rFonts w:eastAsia="標楷體" w:hint="eastAsia"/>
-          <w:sz w:val="24"/>
-          <w:lang w:eastAsia="zh-TW"/>
-        </w:rPr>
-        <w:t>資管系</w:t>
-      </w:r>
-      <w:r>
-        <w:rPr>
-          <w:rFonts w:eastAsia="標楷體" w:hint="eastAsia"/>
-          <w:sz w:val="24"/>
-          <w:lang w:eastAsia="zh-TW"/>
-        </w:rPr>
-        <w:t>5</w:t>
-      </w:r>
-      <w:r>
-        <w:rPr>
-          <w:rFonts w:eastAsia="標楷體" w:hint="eastAsia"/>
-          <w:sz w:val="24"/>
-          <w:lang w:eastAsia="zh-TW"/>
-        </w:rPr>
-        <w:t>次書卷獎</w:t>
+        <w:t>國立屏東大學五</w:t>
+      </w:r>
+      <w:proofErr w:type="gramStart"/>
+      <w:r>
+        <w:rPr>
+          <w:rFonts w:eastAsia="標楷體" w:hint="eastAsia"/>
+          <w:sz w:val="24"/>
+          <w:lang w:eastAsia="zh-TW"/>
+        </w:rPr>
+        <w:t>育獎</w:t>
+      </w:r>
+      <w:bookmarkStart w:id="1" w:name="_Hlk180443757"/>
+      <w:proofErr w:type="gramEnd"/>
+      <w:r>
+        <w:rPr>
+          <w:rFonts w:eastAsia="標楷體" w:hint="eastAsia"/>
+          <w:sz w:val="24"/>
+          <w:lang w:eastAsia="zh-TW"/>
+        </w:rPr>
+        <w:t>-</w:t>
+      </w:r>
+      <w:r>
+        <w:rPr>
+          <w:rFonts w:eastAsia="標楷體"/>
+          <w:sz w:val="24"/>
+          <w:lang w:eastAsia="zh-TW"/>
+        </w:rPr>
+        <w:t>智育</w:t>
+      </w:r>
+      <w:r>
+        <w:rPr>
+          <w:rFonts w:eastAsia="標楷體" w:hint="eastAsia"/>
+          <w:sz w:val="24"/>
+          <w:lang w:eastAsia="zh-TW"/>
+        </w:rPr>
+        <w:t>第二名</w:t>
+      </w:r>
+      <w:bookmarkEnd w:id="1"/>
+      <w:r>
+        <w:rPr>
+          <w:rFonts w:eastAsia="標楷體" w:hint="eastAsia"/>
+          <w:sz w:val="24"/>
+          <w:lang w:eastAsia="zh-TW"/>
+        </w:rPr>
+        <w:t>, 2024</w:t>
       </w:r>
     </w:p>
     <w:p>
@@ -2357,15 +2461,31 @@
           <w:sz w:val="24"/>
           <w:lang w:eastAsia="zh-TW"/>
         </w:rPr>
-        <w:t>國立屏東大學資訊管理學系修業三年半提早畢業</w:t>
-      </w:r>
-      <w:r>
-        <w:rPr>
-          <w:rFonts w:eastAsia="標楷體" w:hint="eastAsia"/>
-          <w:sz w:val="24"/>
-          <w:lang w:eastAsia="zh-TW"/>
-        </w:rPr>
-        <w:t>, 2024</w:t>
+        <w:t>國立屏東大學</w:t>
+      </w:r>
+      <w:r>
+        <w:rPr>
+          <w:rFonts w:eastAsia="標楷體" w:hint="eastAsia"/>
+          <w:sz w:val="24"/>
+          <w:lang w:eastAsia="zh-TW"/>
+        </w:rPr>
+        <w:t>資管系</w:t>
+      </w:r>
+      <w:r>
+        <w:rPr>
+          <w:rFonts w:eastAsia="標楷體" w:hint="eastAsia"/>
+          <w:sz w:val="24"/>
+          <w:lang w:eastAsia="zh-TW"/>
+        </w:rPr>
+        <w:t>5</w:t>
+      </w:r>
+      <w:r>
+        <w:rPr>
+          <w:rFonts w:eastAsia="標楷體" w:hint="eastAsia"/>
+          <w:sz w:val="24"/>
+          <w:lang w:eastAsia="zh-TW"/>
+        </w:rPr>
+        <w:t>次書卷獎</w:t>
       </w:r>
     </w:p>
     <w:p>
@@ -2393,7 +2513,7 @@
           <w:sz w:val="24"/>
           <w:lang w:eastAsia="zh-TW"/>
         </w:rPr>
-        <w:t>超過二十位程式設計授課經驗</w:t>
+        <w:t>國立屏東大學資訊管理學系修業三年半提早畢業</w:t>
       </w:r>
       <w:r>
         <w:rPr>
@@ -2430,6 +2550,42 @@
           <w:lang w:eastAsia="zh-TW"/>
         </w:rPr>
         <w:lastRenderedPageBreak/>
+        <w:t>超過二十位程式設計授課經驗</w:t>
+      </w:r>
+      <w:r>
+        <w:rPr>
+          <w:rFonts w:eastAsia="標楷體" w:hint="eastAsia"/>
+          <w:sz w:val="24"/>
+          <w:lang w:eastAsia="zh-TW"/>
+        </w:rPr>
+        <w:t>, 2024</w:t>
+      </w:r>
+    </w:p>
+    <w:p>
+      <w:pPr>
+        <w:pStyle w:val="a5"/>
+        <w:numPr>
+          <w:ilvl w:val="0"/>
+          <w:numId w:val="1"/>
+        </w:numPr>
+        <w:tabs>
+          <w:tab w:val="left" w:pos="520"/>
+          <w:tab w:val="left" w:pos="521"/>
+        </w:tabs>
+        <w:spacing w:before="136"/>
+        <w:ind w:right="117"/>
+        <w:rPr>
+          <w:rFonts w:eastAsia="標楷體"/>
+          <w:sz w:val="24"/>
+          <w:lang w:eastAsia="zh-TW"/>
+        </w:rPr>
+      </w:pPr>
+      <w:r>
+        <w:rPr>
+          <w:rFonts w:eastAsia="標楷體" w:hint="eastAsia"/>
+          <w:sz w:val="24"/>
+          <w:lang w:eastAsia="zh-TW"/>
+        </w:rPr>
         <w:t>國立屏東大學</w:t>
       </w:r>
       <w:r>
@@ -3151,7 +3307,7 @@
           </mc:Choice>
           <mc:Fallback>
             <w:pict>
-              <v:line w14:anchorId="7D156440" id="直線接點 6" o:spid="_x0000_s1026" style="position:absolute;z-index:-251643904;visibility:visible;mso-wrap-style:square;mso-width-percent:0;mso-height-percent:0;mso-wrap-distance-left:0;mso-wrap-distance-top:0;mso-wrap-distance-right:0;mso-wrap-distance-bottom:0;mso-position-horizontal:absolute;mso-position-horizontal-relative:page;mso-position-vertical:absolute;mso-position-vertical-relative:text;mso-width-percent:0;mso-height-percent:0;mso-width-relative:page;mso-height-relative:page" from="1in,10.9pt" to="540pt,10.9pt" o:gfxdata="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" strokeweight="1.5pt">
+              <v:line w14:anchorId="43E7FBCB" id="直線接點 6" o:spid="_x0000_s1026" style="position:absolute;z-index:-251643904;visibility:visible;mso-wrap-style:square;mso-width-percent:0;mso-height-percent:0;mso-wrap-distance-left:0;mso-wrap-distance-top:0;mso-wrap-distance-right:0;mso-wrap-distance-bottom:0;mso-position-horizontal:absolute;mso-position-horizontal-relative:page;mso-position-vertical:absolute;mso-position-vertical-relative:text;mso-width-percent:0;mso-height-percent:0;mso-width-relative:page;mso-height-relative:page" from="1in,10.9pt" to="540pt,10.9pt" o:gfxdata="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" strokeweight="1.5pt">
                 <w10:wrap type="topAndBottom" anchorx="page"/>
               </v:line>
             </w:pict>
@@ -3258,7 +3414,7 @@
           </mc:Choice>
           <mc:Fallback>
             <w:pict>
-              <v:group w14:anchorId="29AA17F3" id="群組 5" o:spid="_x0000_s1026" style="width:469.5pt;height:3.3pt;mso-position-horizontal-relative:char;mso-position-vertical-relative:line" coordsize="9390,66" o:gfxdata="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">
+              <v:group w14:anchorId="663D1E41" id="群組 5" o:spid="_x0000_s1026" style="width:469.5pt;height:3.3pt;mso-position-horizontal-relative:char;mso-position-vertical-relative:line" coordsize="9390,66" o:gfxdata="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">
                 <v:line id="Line 32" o:spid="_x0000_s1027" style="position:absolute;visibility:visible;mso-wrap-style:square" from="15,51" to="9375,51" o:connectortype="straight" o:gfxdata="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" strokeweight="1.5pt"/>
                 <w10:anchorlock/>
               </v:group>
@@ -4083,7 +4239,7 @@
           </mc:Choice>
           <mc:Fallback>
             <w:pict>
-              <v:line w14:anchorId="0D0B08D3" id="直線接點 6" o:spid="_x0000_s1026" style="position:absolute;z-index:-15725568;visibility:visible;mso-wrap-style:square;mso-width-percent:0;mso-height-percent:0;mso-wrap-distance-left:0;mso-wrap-distance-top:0;mso-wrap-distance-right:0;mso-wrap-distance-bottom:0;mso-position-horizontal:absolute;mso-position-horizontal-relative:page;mso-position-vertical:absolute;mso-position-vertical-relative:text;mso-width-percent:0;mso-height-percent:0;mso-width-relative:page;mso-height-relative:page" from="1in,10.9pt" to="540pt,10.9pt" o:gfxdata="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" strokeweight="1.5pt">
+              <v:line w14:anchorId="2E787F57" id="直線接點 6" o:spid="_x0000_s1026" style="position:absolute;z-index:-15725568;visibility:visible;mso-wrap-style:square;mso-width-percent:0;mso-height-percent:0;mso-wrap-distance-left:0;mso-wrap-distance-top:0;mso-wrap-distance-right:0;mso-wrap-distance-bottom:0;mso-position-horizontal:absolute;mso-position-horizontal-relative:page;mso-position-vertical:absolute;mso-position-vertical-relative:text;mso-width-percent:0;mso-height-percent:0;mso-width-relative:page;mso-height-relative:page" from="1in,10.9pt" to="540pt,10.9pt" o:gfxdata="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" strokeweight="1.5pt">
                 <w10:wrap type="topAndBottom" anchorx="page"/>
               </v:line>
             </w:pict>
@@ -4197,7 +4353,7 @@
           </mc:Choice>
           <mc:Fallback>
             <w:pict>
-              <v:group w14:anchorId="18D25A47" id="群組 5" o:spid="_x0000_s1026" style="width:469.5pt;height:3.3pt;mso-position-horizontal-relative:char;mso-position-vertical-relative:line" coordsize="9390,66" o:gfxdata="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">
+              <v:group w14:anchorId="7EA2E913" id="群組 5" o:spid="_x0000_s1026" style="width:469.5pt;height:3.3pt;mso-position-horizontal-relative:char;mso-position-vertical-relative:line" coordsize="9390,66" o:gfxdata="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">
                 <v:line id="Line 32" o:spid="_x0000_s1027" style="position:absolute;visibility:visible;mso-wrap-style:square" from="15,51" to="9375,51" o:connectortype="straight" o:gfxdata="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" strokeweight="1.5pt"/>
                 <w10:anchorlock/>
               </v:group>
@@ -4777,6 +4933,7 @@
           <w:sz w:val="24"/>
           <w:lang w:eastAsia="zh-TW"/>
         </w:rPr>
+        <w:lastRenderedPageBreak/>
         <w:t>COVID-19</w:t>
       </w:r>
       <w:r>
@@ -5198,7 +5355,7 @@
 </file>
 
 <file path=word/numbering.xml><?xml version="1.0" encoding="utf-8"?>
-<w:numbering xmlns:wpc="http://schemas.microsoft.com/office/word/2010/wordprocessingCanvas" xmlns:cx="http://schemas.microsoft.com/office/drawing/2014/chartex" xmlns:cx1="http://schemas.microsoft.com/office/drawing/2015/9/8/chartex" xmlns:cx2="http://schemas.microsoft.com/office/drawing/2015/10/21/chartex" xmlns:cx3="http://schemas.microsoft.com/office/drawing/2016/5/9/chartex" xmlns:cx4="http://schemas.microsoft.com/office/drawing/2016/5/10/chartex" xmlns:cx5="http://schemas.microsoft.com/office/drawing/2016/5/11/chartex" xmlns:cx6="http://schemas.microsoft.com/office/drawing/2016/5/12/chartex" xmlns:cx7="http://schemas.microsoft.com/office/drawing/2016/5/13/chartex" xmlns:cx8="http://schemas.microsoft.com/office/drawing/2016/5/14/chartex" xmlns:mc="http://schemas.openxmlformats.org/markup-compatibility/2006" xmlns:aink="http://schemas.microsoft.com/office/drawing/2016/ink" xmlns:am3d="http://schemas.microsoft.com/office/drawing/2017/model3d" xmlns:o="urn:schemas-microsoft-com:office:office" xmlns:oel="http://schemas.microsoft.com/office/2019/extlst" xmlns:r="http://schemas.openxmlformats.org/officeDocument/2006/relationships" xmlns:m="http://schemas.openxmlformats.org/officeDocument/2006/math" xmlns:v="urn:schemas-microsoft-com:vml" xmlns:wp14="http://schemas.microsoft.com/office/word/2010/wordprocessingDrawing" xmlns:wp="http://schemas.openxmlformats.org/drawingml/2006/wordprocessingDrawing" xmlns:w10="urn:schemas-microsoft-com:office:word" xmlns:w="http://schemas.openxmlformats.org/wordprocessingml/2006/main" xmlns:w14="http://schemas.microsoft.com/office/word/2010/wordml" xmlns:w15="http://schemas.microsoft.com/office/word/2012/wordml" xmlns:w16cex="http://schemas.microsoft.com/office/word/2018/wordml/cex" xmlns:w16cid="http://schemas.microsoft.com/office/word/2016/wordml/cid" xmlns:w16="http://schemas.microsoft.com/office/word/2018/wordml" xmlns:w16du="http://schemas.microsoft.com/office/word/2023/wordml/word16du" xmlns:w16sdtdh="http://schemas.microsoft.com/office/word/2020/wordml/sdtdatahash" xmlns:w16se="http://schemas.microsoft.com/office/word/2015/wordml/symex" xmlns:wpg="http://schemas.microsoft.com/office/word/2010/wordprocessingGroup" xmlns:wpi="http://schemas.microsoft.com/office/word/2010/wordprocessingInk" xmlns:wne="http://schemas.microsoft.com/office/word/2006/wordml" xmlns:wps="http://schemas.microsoft.com/office/word/2010/wordprocessingShape" mc:Ignorable="w14 w15 w16se w16cid w16 w16cex w16sdtdh w16du wp14">
+<w:numbering xmlns:wpc="http://schemas.microsoft.com/office/word/2010/wordprocessingCanvas" xmlns:cx="http://schemas.microsoft.com/office/drawing/2014/chartex" xmlns:cx1="http://schemas.microsoft.com/office/drawing/2015/9/8/chartex" xmlns:cx2="http://schemas.microsoft.com/office/drawing/2015/10/21/chartex" xmlns:cx3="http://schemas.microsoft.com/office/drawing/2016/5/9/chartex" xmlns:cx4="http://schemas.microsoft.com/office/drawing/2016/5/10/chartex" xmlns:cx5="http://schemas.microsoft.com/office/drawing/2016/5/11/chartex" xmlns:cx6="http://schemas.microsoft.com/office/drawing/2016/5/12/chartex" xmlns:cx7="http://schemas.microsoft.com/office/drawing/2016/5/13/chartex" xmlns:cx8="http://schemas.microsoft.com/office/drawing/2016/5/14/chartex" xmlns:mc="http://schemas.openxmlformats.org/markup-compatibility/2006" xmlns:aink="http://schemas.microsoft.com/office/drawing/2016/ink" xmlns:am3d="http://schemas.microsoft.com/office/drawing/2017/model3d" xmlns:o="urn:schemas-microsoft-com:office:office" xmlns:oel="http://schemas.microsoft.com/office/2019/extlst" xmlns:r="http://schemas.openxmlformats.org/officeDocument/2006/relationships" xmlns:m="http://schemas.openxmlformats.org/officeDocument/2006/math" xmlns:v="urn:schemas-microsoft-com:vml" xmlns:wp14="http://schemas.microsoft.com/office/word/2010/wordprocessingDrawing" xmlns:wp="http://schemas.openxmlformats.org/drawingml/2006/wordprocessingDrawing" xmlns:w10="urn:schemas-microsoft-com:office:word" xmlns:w="http://schemas.openxmlformats.org/wordprocessingml/2006/main" xmlns:w14="http://schemas.microsoft.com/office/word/2010/wordml" xmlns:w15="http://schemas.microsoft.com/office/word/2012/wordml" xmlns:w16cex="http://schemas.microsoft.com/office/word/2018/wordml/cex" xmlns:w16cid="http://schemas.microsoft.com/office/word/2016/wordml/cid" xmlns:w16="http://schemas.microsoft.com/office/word/2018/wordml" xmlns:w16du="http://schemas.microsoft.com/office/word/2023/wordml/word16du" xmlns:w16sdtdh="http://schemas.microsoft.com/office/word/2020/wordml/sdtdatahash" xmlns:w16sdtfl="http://schemas.microsoft.com/office/word/2024/wordml/sdtformatlock" xmlns:w16se="http://schemas.microsoft.com/office/word/2015/wordml/symex" xmlns:wpg="http://schemas.microsoft.com/office/word/2010/wordprocessingGroup" xmlns:wpi="http://schemas.microsoft.com/office/word/2010/wordprocessingInk" xmlns:wne="http://schemas.microsoft.com/office/word/2006/wordml" xmlns:wps="http://schemas.microsoft.com/office/word/2010/wordprocessingShape" mc:Ignorable="w14 w15 w16se w16cid w16 w16cex w16sdtdh w16sdtfl w16du wp14">
   <w:abstractNum w:abstractNumId="0" w15:restartNumberingAfterBreak="0">
     <w:nsid w:val="3F55CB05"/>
     <w:multiLevelType w:val="hybridMultilevel"/>
@@ -5379,7 +5536,7 @@
 </file>
 
 <file path=word/styles.xml><?xml version="1.0" encoding="utf-8"?>
-<w:styles xmlns:mc="http://schemas.openxmlformats.org/markup-compatibility/2006" xmlns:r="http://schemas.openxmlformats.org/officeDocument/2006/relationships" xmlns:w="http://schemas.openxmlformats.org/wordprocessingml/2006/main" xmlns:w14="http://schemas.microsoft.com/office/word/2010/wordml" xmlns:w15="http://schemas.microsoft.com/office/word/2012/wordml" xmlns:w16cex="http://schemas.microsoft.com/office/word/2018/wordml/cex" xmlns:w16cid="http://schemas.microsoft.com/office/word/2016/wordml/cid" xmlns:w16="http://schemas.microsoft.com/office/word/2018/wordml" xmlns:w16du="http://schemas.microsoft.com/office/word/2023/wordml/word16du" xmlns:w16sdtdh="http://schemas.microsoft.com/office/word/2020/wordml/sdtdatahash" xmlns:w16se="http://schemas.microsoft.com/office/word/2015/wordml/symex" mc:Ignorable="w14 w15 w16se w16cid w16 w16cex w16sdtdh w16du">
+<w:styles xmlns:mc="http://schemas.openxmlformats.org/markup-compatibility/2006" xmlns:r="http://schemas.openxmlformats.org/officeDocument/2006/relationships" xmlns:w="http://schemas.openxmlformats.org/wordprocessingml/2006/main" xmlns:w14="http://schemas.microsoft.com/office/word/2010/wordml" xmlns:w15="http://schemas.microsoft.com/office/word/2012/wordml" xmlns:w16cex="http://schemas.microsoft.com/office/word/2018/wordml/cex" xmlns:w16cid="http://schemas.microsoft.com/office/word/2016/wordml/cid" xmlns:w16="http://schemas.microsoft.com/office/word/2018/wordml" xmlns:w16du="http://schemas.microsoft.com/office/word/2023/wordml/word16du" xmlns:w16sdtdh="http://schemas.microsoft.com/office/word/2020/wordml/sdtdatahash" xmlns:w16sdtfl="http://schemas.microsoft.com/office/word/2024/wordml/sdtformatlock" xmlns:w16se="http://schemas.microsoft.com/office/word/2015/wordml/symex" mc:Ignorable="w14 w15 w16se w16cid w16 w16cex w16sdtdh w16sdtfl w16du">
   <w:docDefaults>
     <w:rPrDefault>
       <w:rPr>

--- a/assets/cv/JieLong Chen CV(ch).docx
+++ b/assets/cv/JieLong Chen CV(ch).docx
@@ -713,24 +713,26 @@
         </w:rPr>
         <w:t xml:space="preserve"> </w:t>
       </w:r>
-      <w:proofErr w:type="spellStart"/>
-      <w:r>
-        <w:rPr>
-          <w:rFonts w:eastAsia="標楷體"/>
-          <w:sz w:val="24"/>
-          <w:lang w:eastAsia="zh-TW"/>
-        </w:rPr>
-        <w:t>CodeCrafters</w:t>
-      </w:r>
-      <w:proofErr w:type="spellEnd"/>
-      <w:r>
-        <w:rPr>
-          <w:rFonts w:eastAsia="標楷體" w:hint="eastAsia"/>
-          <w:sz w:val="24"/>
-          <w:lang w:eastAsia="zh-TW"/>
-        </w:rPr>
-        <w:t>交流站</w:t>
-      </w:r>
+      <w:hyperlink r:id="rId7" w:history="1">
+        <w:r>
+          <w:rPr>
+            <w:rStyle w:val="a6"/>
+            <w:rFonts w:eastAsia="標楷體"/>
+            <w:sz w:val="24"/>
+            <w:lang w:eastAsia="zh-TW"/>
+          </w:rPr>
+          <w:t>CodeCrafters</w:t>
+        </w:r>
+        <w:r>
+          <w:rPr>
+            <w:rStyle w:val="a6"/>
+            <w:rFonts w:eastAsia="標楷體" w:hint="eastAsia"/>
+            <w:sz w:val="24"/>
+            <w:lang w:eastAsia="zh-TW"/>
+          </w:rPr>
+          <w:t>交流站</w:t>
+        </w:r>
+      </w:hyperlink>
       <w:r>
         <w:rPr>
           <w:rFonts w:eastAsia="標楷體"/>
@@ -780,7 +782,6 @@
         </w:rPr>
         <w:t>23</w:t>
       </w:r>
-      <w:proofErr w:type="gramStart"/>
       <w:r>
         <w:rPr>
           <w:rFonts w:eastAsia="標楷體"/>
@@ -789,7 +790,6 @@
         </w:rPr>
         <w:t>–</w:t>
       </w:r>
-      <w:proofErr w:type="gramEnd"/>
       <w:r>
         <w:rPr>
           <w:rFonts w:eastAsia="標楷體"/>
@@ -943,7 +943,6 @@
         </w:rPr>
         <w:t>24</w:t>
       </w:r>
-      <w:proofErr w:type="gramStart"/>
       <w:r>
         <w:rPr>
           <w:rFonts w:eastAsia="標楷體"/>
@@ -952,7 +951,6 @@
         </w:rPr>
         <w:t>–</w:t>
       </w:r>
-      <w:proofErr w:type="gramEnd"/>
       <w:r>
         <w:rPr>
           <w:rFonts w:eastAsia="標楷體"/>
@@ -1146,7 +1144,6 @@
         <w:t>24</w:t>
       </w:r>
       <w:bookmarkStart w:id="0" w:name="_Hlk180479055"/>
-      <w:proofErr w:type="gramStart"/>
       <w:r>
         <w:rPr>
           <w:rFonts w:eastAsia="標楷體"/>
@@ -1155,7 +1152,6 @@
         </w:rPr>
         <w:t>–</w:t>
       </w:r>
-      <w:proofErr w:type="gramEnd"/>
       <w:r>
         <w:rPr>
           <w:rFonts w:eastAsia="標楷體"/>
@@ -1282,23 +1278,7 @@
           <w:rFonts w:eastAsia="標楷體" w:hint="eastAsia"/>
           <w:lang w:eastAsia="zh-TW"/>
         </w:rPr>
-        <w:t>機器學習、資料探</w:t>
-      </w:r>
-      <w:proofErr w:type="gramStart"/>
-      <w:r>
-        <w:rPr>
-          <w:rFonts w:eastAsia="標楷體" w:hint="eastAsia"/>
-          <w:lang w:eastAsia="zh-TW"/>
-        </w:rPr>
-        <w:t>勘</w:t>
-      </w:r>
-      <w:proofErr w:type="gramEnd"/>
-      <w:r>
-        <w:rPr>
-          <w:rFonts w:eastAsia="標楷體" w:hint="eastAsia"/>
-          <w:lang w:eastAsia="zh-TW"/>
-        </w:rPr>
-        <w:t>與大數據分析</w:t>
+        <w:t>機器學習、資料探勘與大數據分析</w:t>
       </w:r>
       <w:r>
         <w:rPr>
@@ -1401,7 +1381,7 @@
           </mc:Choice>
           <mc:Fallback>
             <w:pict>
-              <v:line w14:anchorId="6422AD8C" id="直線接點 6" o:spid="_x0000_s1026" style="position:absolute;z-index:-251649024;visibility:visible;mso-wrap-style:square;mso-width-percent:0;mso-height-percent:0;mso-wrap-distance-left:0;mso-wrap-distance-top:0;mso-wrap-distance-right:0;mso-wrap-distance-bottom:0;mso-position-horizontal:absolute;mso-position-horizontal-relative:page;mso-position-vertical:absolute;mso-position-vertical-relative:text;mso-width-percent:0;mso-height-percent:0;mso-width-relative:page;mso-height-relative:page" from="1in,10.9pt" to="540pt,10.9pt" o:gfxdata="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" strokeweight="1.5pt">
+              <v:line w14:anchorId="133777B5" id="直線接點 6" o:spid="_x0000_s1026" style="position:absolute;z-index:-251649024;visibility:visible;mso-wrap-style:square;mso-width-percent:0;mso-height-percent:0;mso-wrap-distance-left:0;mso-wrap-distance-top:0;mso-wrap-distance-right:0;mso-wrap-distance-bottom:0;mso-position-horizontal:absolute;mso-position-horizontal-relative:page;mso-position-vertical:absolute;mso-position-vertical-relative:text;mso-width-percent:0;mso-height-percent:0;mso-width-relative:page;mso-height-relative:page" from="1in,10.9pt" to="540pt,10.9pt" o:gfxdata="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" strokeweight="1.5pt">
                 <w10:wrap type="topAndBottom" anchorx="page"/>
               </v:line>
             </w:pict>
@@ -1507,7 +1487,7 @@
           </mc:Choice>
           <mc:Fallback>
             <w:pict>
-              <v:group w14:anchorId="10F98276" id="群組 5" o:spid="_x0000_s1026" style="width:469.5pt;height:3.3pt;mso-position-horizontal-relative:char;mso-position-vertical-relative:line" coordsize="9390,66" o:gfxdata="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">
+              <v:group w14:anchorId="1E4C4314" id="群組 5" o:spid="_x0000_s1026" style="width:469.5pt;height:3.3pt;mso-position-horizontal-relative:char;mso-position-vertical-relative:line" coordsize="9390,66" o:gfxdata="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">
                 <v:line id="Line 26" o:spid="_x0000_s1027" style="position:absolute;visibility:visible;mso-wrap-style:square" from="15,51" to="9375,51" o:connectortype="straight" o:gfxdata="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" strokeweight="1.5pt"/>
                 <w10:anchorlock/>
               </v:group>
@@ -1545,23 +1525,7 @@
           <w:rFonts w:eastAsia="標楷體" w:hint="eastAsia"/>
           <w:lang w:eastAsia="zh-TW"/>
         </w:rPr>
-        <w:t>相輔相程</w:t>
-      </w:r>
-      <w:proofErr w:type="gramStart"/>
-      <w:r>
-        <w:rPr>
-          <w:rFonts w:eastAsia="標楷體" w:hint="eastAsia"/>
-          <w:lang w:eastAsia="zh-TW"/>
-        </w:rPr>
-        <w:t>─特教生國文</w:t>
-      </w:r>
-      <w:proofErr w:type="gramEnd"/>
-      <w:r>
-        <w:rPr>
-          <w:rFonts w:eastAsia="標楷體" w:hint="eastAsia"/>
-          <w:lang w:eastAsia="zh-TW"/>
-        </w:rPr>
-        <w:t>與對話能力之資訊輔導</w:t>
+        <w:t>相輔相程─特教生國文與對話能力之資訊輔導</w:t>
       </w:r>
       <w:r>
         <w:rPr>
@@ -1835,7 +1799,7 @@
           </mc:Choice>
           <mc:Fallback>
             <w:pict>
-              <v:line w14:anchorId="3D6F50FB" id="直線接點 6" o:spid="_x0000_s1026" style="position:absolute;z-index:-251664384;visibility:visible;mso-wrap-style:square;mso-width-percent:0;mso-height-percent:0;mso-wrap-distance-left:0;mso-wrap-distance-top:0;mso-wrap-distance-right:0;mso-wrap-distance-bottom:0;mso-position-horizontal:absolute;mso-position-horizontal-relative:page;mso-position-vertical:absolute;mso-position-vertical-relative:text;mso-width-percent:0;mso-height-percent:0;mso-width-relative:page;mso-height-relative:page" from="1in,10.9pt" to="540pt,10.9pt" o:gfxdata="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" strokeweight="1.5pt">
+              <v:line w14:anchorId="5D18E3C9" id="直線接點 6" o:spid="_x0000_s1026" style="position:absolute;z-index:-251664384;visibility:visible;mso-wrap-style:square;mso-width-percent:0;mso-height-percent:0;mso-wrap-distance-left:0;mso-wrap-distance-top:0;mso-wrap-distance-right:0;mso-wrap-distance-bottom:0;mso-position-horizontal:absolute;mso-position-horizontal-relative:page;mso-position-vertical:absolute;mso-position-vertical-relative:text;mso-width-percent:0;mso-height-percent:0;mso-width-relative:page;mso-height-relative:page" from="1in,10.9pt" to="540pt,10.9pt" o:gfxdata="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" strokeweight="1.5pt">
                 <w10:wrap type="topAndBottom" anchorx="page"/>
               </v:line>
             </w:pict>
@@ -1942,7 +1906,7 @@
           </mc:Choice>
           <mc:Fallback>
             <w:pict>
-              <v:group w14:anchorId="4C840324" id="群組 5" o:spid="_x0000_s1026" style="width:469.5pt;height:3.3pt;mso-position-horizontal-relative:char;mso-position-vertical-relative:line" coordsize="9390,66" o:gfxdata="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">
+              <v:group w14:anchorId="0E95AA8E" id="群組 5" o:spid="_x0000_s1026" style="width:469.5pt;height:3.3pt;mso-position-horizontal-relative:char;mso-position-vertical-relative:line" coordsize="9390,66" o:gfxdata="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">
                 <v:line id="Line 32" o:spid="_x0000_s1027" style="position:absolute;visibility:visible;mso-wrap-style:square" from="15,51" to="9375,51" o:connectortype="straight" o:gfxdata="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" strokeweight="1.5pt"/>
                 <w10:anchorlock/>
               </v:group>
@@ -2389,19 +2353,9 @@
           <w:sz w:val="24"/>
           <w:lang w:eastAsia="zh-TW"/>
         </w:rPr>
-        <w:t>國立屏東大學五</w:t>
-      </w:r>
-      <w:proofErr w:type="gramStart"/>
-      <w:r>
-        <w:rPr>
-          <w:rFonts w:eastAsia="標楷體" w:hint="eastAsia"/>
-          <w:sz w:val="24"/>
-          <w:lang w:eastAsia="zh-TW"/>
-        </w:rPr>
-        <w:t>育獎</w:t>
+        <w:t>國立屏東大學五育獎</w:t>
       </w:r>
       <w:bookmarkStart w:id="1" w:name="_Hlk180443757"/>
-      <w:proofErr w:type="gramEnd"/>
       <w:r>
         <w:rPr>
           <w:rFonts w:eastAsia="標楷體" w:hint="eastAsia"/>
@@ -3056,25 +3010,7 @@
           <w:sz w:val="24"/>
           <w:lang w:eastAsia="zh-TW"/>
         </w:rPr>
-        <w:t>巨匠電腦金</w:t>
-      </w:r>
-      <w:proofErr w:type="gramStart"/>
-      <w:r>
-        <w:rPr>
-          <w:rFonts w:eastAsia="標楷體" w:hint="eastAsia"/>
-          <w:sz w:val="24"/>
-          <w:lang w:eastAsia="zh-TW"/>
-        </w:rPr>
-        <w:t>匠</w:t>
-      </w:r>
-      <w:proofErr w:type="gramEnd"/>
-      <w:r>
-        <w:rPr>
-          <w:rFonts w:eastAsia="標楷體" w:hint="eastAsia"/>
-          <w:sz w:val="24"/>
-          <w:lang w:eastAsia="zh-TW"/>
-        </w:rPr>
-        <w:t>獎</w:t>
+        <w:t>巨匠電腦金匠獎</w:t>
       </w:r>
       <w:r>
         <w:rPr>
@@ -3182,18 +3118,8 @@
           <w:sz w:val="24"/>
           <w:lang w:eastAsia="zh-TW"/>
         </w:rPr>
-        <w:t>計算機概論與商業</w:t>
-      </w:r>
-      <w:proofErr w:type="gramStart"/>
-      <w:r>
-        <w:rPr>
-          <w:rFonts w:eastAsia="標楷體" w:hint="eastAsia"/>
-          <w:sz w:val="24"/>
-          <w:lang w:eastAsia="zh-TW"/>
-        </w:rPr>
-        <w:t>概論滿級分</w:t>
-      </w:r>
-      <w:proofErr w:type="gramEnd"/>
+        <w:t>計算機概論與商業概論滿級分</w:t>
+      </w:r>
       <w:r>
         <w:rPr>
           <w:rFonts w:eastAsia="標楷體"/>
@@ -3307,7 +3233,7 @@
           </mc:Choice>
           <mc:Fallback>
             <w:pict>
-              <v:line w14:anchorId="43E7FBCB" id="直線接點 6" o:spid="_x0000_s1026" style="position:absolute;z-index:-251643904;visibility:visible;mso-wrap-style:square;mso-width-percent:0;mso-height-percent:0;mso-wrap-distance-left:0;mso-wrap-distance-top:0;mso-wrap-distance-right:0;mso-wrap-distance-bottom:0;mso-position-horizontal:absolute;mso-position-horizontal-relative:page;mso-position-vertical:absolute;mso-position-vertical-relative:text;mso-width-percent:0;mso-height-percent:0;mso-width-relative:page;mso-height-relative:page" from="1in,10.9pt" to="540pt,10.9pt" o:gfxdata="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" strokeweight="1.5pt">
+              <v:line w14:anchorId="63B9DD49" id="直線接點 6" o:spid="_x0000_s1026" style="position:absolute;z-index:-251643904;visibility:visible;mso-wrap-style:square;mso-width-percent:0;mso-height-percent:0;mso-wrap-distance-left:0;mso-wrap-distance-top:0;mso-wrap-distance-right:0;mso-wrap-distance-bottom:0;mso-position-horizontal:absolute;mso-position-horizontal-relative:page;mso-position-vertical:absolute;mso-position-vertical-relative:text;mso-width-percent:0;mso-height-percent:0;mso-width-relative:page;mso-height-relative:page" from="1in,10.9pt" to="540pt,10.9pt" o:gfxdata="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" strokeweight="1.5pt">
                 <w10:wrap type="topAndBottom" anchorx="page"/>
               </v:line>
             </w:pict>
@@ -3414,7 +3340,7 @@
           </mc:Choice>
           <mc:Fallback>
             <w:pict>
-              <v:group w14:anchorId="663D1E41" id="群組 5" o:spid="_x0000_s1026" style="width:469.5pt;height:3.3pt;mso-position-horizontal-relative:char;mso-position-vertical-relative:line" coordsize="9390,66" o:gfxdata="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">
+              <v:group w14:anchorId="499ABCD6" id="群組 5" o:spid="_x0000_s1026" style="width:469.5pt;height:3.3pt;mso-position-horizontal-relative:char;mso-position-vertical-relative:line" coordsize="9390,66" o:gfxdata="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">
                 <v:line id="Line 32" o:spid="_x0000_s1027" style="position:absolute;visibility:visible;mso-wrap-style:square" from="15,51" to="9375,51" o:connectortype="straight" o:gfxdata="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" strokeweight="1.5pt"/>
                 <w10:anchorlock/>
               </v:group>
@@ -3456,16 +3382,7 @@
           <w:sz w:val="24"/>
           <w:lang w:eastAsia="zh-TW"/>
         </w:rPr>
-        <w:t xml:space="preserve"> 550(L295/R255</w:t>
-      </w:r>
-      <w:proofErr w:type="gramStart"/>
-      <w:r>
-        <w:rPr>
-          <w:rFonts w:eastAsia="標楷體" w:hint="eastAsia"/>
-          <w:sz w:val="24"/>
-          <w:lang w:eastAsia="zh-TW"/>
-        </w:rPr>
-        <w:t>)</w:t>
+        <w:t xml:space="preserve"> 550(L295/R255)</w:t>
       </w:r>
       <w:r>
         <w:rPr>
@@ -3475,7 +3392,6 @@
         </w:rPr>
         <w:t xml:space="preserve"> ,</w:t>
       </w:r>
-      <w:proofErr w:type="gramEnd"/>
       <w:r>
         <w:rPr>
           <w:rFonts w:eastAsia="標楷體" w:hint="eastAsia"/>
@@ -3526,18 +3442,8 @@
           <w:sz w:val="24"/>
           <w:lang w:eastAsia="zh-TW"/>
         </w:rPr>
-        <w:t>電腦硬體裝修</w:t>
-      </w:r>
-      <w:proofErr w:type="gramStart"/>
-      <w:r>
-        <w:rPr>
-          <w:rFonts w:eastAsia="標楷體" w:hint="eastAsia"/>
-          <w:sz w:val="24"/>
-          <w:lang w:eastAsia="zh-TW"/>
-        </w:rPr>
-        <w:t>技術士丙級</w:t>
-      </w:r>
-      <w:proofErr w:type="gramEnd"/>
+        <w:t>電腦硬體裝修技術士丙級</w:t>
+      </w:r>
       <w:r>
         <w:rPr>
           <w:rFonts w:eastAsia="標楷體"/>
@@ -3748,18 +3654,8 @@
           <w:sz w:val="24"/>
           <w:lang w:eastAsia="zh-TW"/>
         </w:rPr>
-        <w:t>電腦軟體應用</w:t>
-      </w:r>
-      <w:proofErr w:type="gramStart"/>
-      <w:r>
-        <w:rPr>
-          <w:rFonts w:eastAsia="標楷體" w:hint="eastAsia"/>
-          <w:sz w:val="24"/>
-          <w:lang w:eastAsia="zh-TW"/>
-        </w:rPr>
-        <w:t>技術士乙級</w:t>
-      </w:r>
-      <w:proofErr w:type="gramEnd"/>
+        <w:t>電腦軟體應用技術士乙級</w:t>
+      </w:r>
       <w:r>
         <w:rPr>
           <w:rFonts w:eastAsia="標楷體"/>
@@ -4106,18 +4002,8 @@
           <w:sz w:val="24"/>
           <w:lang w:eastAsia="zh-TW"/>
         </w:rPr>
-        <w:t>電腦軟體應用</w:t>
-      </w:r>
-      <w:proofErr w:type="gramStart"/>
-      <w:r>
-        <w:rPr>
-          <w:rFonts w:eastAsia="標楷體" w:hint="eastAsia"/>
-          <w:sz w:val="24"/>
-          <w:lang w:eastAsia="zh-TW"/>
-        </w:rPr>
-        <w:t>技術士丙級</w:t>
-      </w:r>
-      <w:proofErr w:type="gramEnd"/>
+        <w:t>電腦軟體應用技術士丙級</w:t>
+      </w:r>
       <w:r>
         <w:rPr>
           <w:rFonts w:eastAsia="標楷體"/>
@@ -4239,7 +4125,7 @@
           </mc:Choice>
           <mc:Fallback>
             <w:pict>
-              <v:line w14:anchorId="2E787F57" id="直線接點 6" o:spid="_x0000_s1026" style="position:absolute;z-index:-15725568;visibility:visible;mso-wrap-style:square;mso-width-percent:0;mso-height-percent:0;mso-wrap-distance-left:0;mso-wrap-distance-top:0;mso-wrap-distance-right:0;mso-wrap-distance-bottom:0;mso-position-horizontal:absolute;mso-position-horizontal-relative:page;mso-position-vertical:absolute;mso-position-vertical-relative:text;mso-width-percent:0;mso-height-percent:0;mso-width-relative:page;mso-height-relative:page" from="1in,10.9pt" to="540pt,10.9pt" o:gfxdata="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" strokeweight="1.5pt">
+              <v:line w14:anchorId="2176C5C5" id="直線接點 6" o:spid="_x0000_s1026" style="position:absolute;z-index:-15725568;visibility:visible;mso-wrap-style:square;mso-width-percent:0;mso-height-percent:0;mso-wrap-distance-left:0;mso-wrap-distance-top:0;mso-wrap-distance-right:0;mso-wrap-distance-bottom:0;mso-position-horizontal:absolute;mso-position-horizontal-relative:page;mso-position-vertical:absolute;mso-position-vertical-relative:text;mso-width-percent:0;mso-height-percent:0;mso-width-relative:page;mso-height-relative:page" from="1in,10.9pt" to="540pt,10.9pt" o:gfxdata="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" strokeweight="1.5pt">
                 <w10:wrap type="topAndBottom" anchorx="page"/>
               </v:line>
             </w:pict>
@@ -4353,7 +4239,7 @@
           </mc:Choice>
           <mc:Fallback>
             <w:pict>
-              <v:group w14:anchorId="7EA2E913" id="群組 5" o:spid="_x0000_s1026" style="width:469.5pt;height:3.3pt;mso-position-horizontal-relative:char;mso-position-vertical-relative:line" coordsize="9390,66" o:gfxdata="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">
+              <v:group w14:anchorId="217D86CF" id="群組 5" o:spid="_x0000_s1026" style="width:469.5pt;height:3.3pt;mso-position-horizontal-relative:char;mso-position-vertical-relative:line" coordsize="9390,66" o:gfxdata="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">
                 <v:line id="Line 32" o:spid="_x0000_s1027" style="position:absolute;visibility:visible;mso-wrap-style:square" from="15,51" to="9375,51" o:connectortype="straight" o:gfxdata="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" strokeweight="1.5pt"/>
                 <w10:anchorlock/>
               </v:group>
@@ -4466,23 +4352,13 @@
           <w:lang w:eastAsia="zh-TW"/>
         </w:rPr>
       </w:pPr>
-      <w:proofErr w:type="gramStart"/>
-      <w:r>
-        <w:rPr>
-          <w:rFonts w:eastAsia="標楷體" w:hint="eastAsia"/>
-          <w:sz w:val="24"/>
-          <w:lang w:eastAsia="zh-TW"/>
-        </w:rPr>
-        <w:t>特教生國語</w:t>
-      </w:r>
-      <w:proofErr w:type="gramEnd"/>
-      <w:r>
-        <w:rPr>
-          <w:rFonts w:eastAsia="標楷體" w:hint="eastAsia"/>
-          <w:sz w:val="24"/>
-          <w:lang w:eastAsia="zh-TW"/>
-        </w:rPr>
-        <w:t>與對話能力之資訊輔導</w:t>
+      <w:r>
+        <w:rPr>
+          <w:rFonts w:eastAsia="標楷體" w:hint="eastAsia"/>
+          <w:sz w:val="24"/>
+          <w:lang w:eastAsia="zh-TW"/>
+        </w:rPr>
+        <w:t>特教生國語與對話能力之資訊輔導</w:t>
       </w:r>
       <w:r>
         <w:rPr>
@@ -4739,23 +4615,13 @@
           <w:lang w:eastAsia="zh-TW"/>
         </w:rPr>
       </w:pPr>
-      <w:proofErr w:type="gramStart"/>
-      <w:r>
-        <w:rPr>
-          <w:rFonts w:eastAsia="標楷體" w:hint="eastAsia"/>
-          <w:sz w:val="24"/>
-          <w:lang w:eastAsia="zh-TW"/>
-        </w:rPr>
-        <w:t>圖書館借還書</w:t>
-      </w:r>
-      <w:proofErr w:type="gramEnd"/>
-      <w:r>
-        <w:rPr>
-          <w:rFonts w:eastAsia="標楷體" w:hint="eastAsia"/>
-          <w:sz w:val="24"/>
-          <w:lang w:eastAsia="zh-TW"/>
-        </w:rPr>
-        <w:t>系統</w:t>
+      <w:r>
+        <w:rPr>
+          <w:rFonts w:eastAsia="標楷體" w:hint="eastAsia"/>
+          <w:sz w:val="24"/>
+          <w:lang w:eastAsia="zh-TW"/>
+        </w:rPr>
+        <w:t>圖書館借還書系統</w:t>
       </w:r>
       <w:r>
         <w:rPr>
@@ -4944,23 +4810,13 @@
         </w:rPr>
         <w:t xml:space="preserve"> </w:t>
       </w:r>
-      <w:proofErr w:type="gramStart"/>
-      <w:r>
-        <w:rPr>
-          <w:rFonts w:eastAsia="標楷體" w:hint="eastAsia"/>
-          <w:sz w:val="24"/>
-          <w:lang w:eastAsia="zh-TW"/>
-        </w:rPr>
-        <w:t>快篩試劑</w:t>
-      </w:r>
-      <w:proofErr w:type="gramEnd"/>
-      <w:r>
-        <w:rPr>
-          <w:rFonts w:eastAsia="標楷體" w:hint="eastAsia"/>
-          <w:sz w:val="24"/>
-          <w:lang w:eastAsia="zh-TW"/>
-        </w:rPr>
-        <w:t>診所配發查詢</w:t>
+      <w:r>
+        <w:rPr>
+          <w:rFonts w:eastAsia="標楷體" w:hint="eastAsia"/>
+          <w:sz w:val="24"/>
+          <w:lang w:eastAsia="zh-TW"/>
+        </w:rPr>
+        <w:t>快篩試劑診所配發查詢</w:t>
       </w:r>
       <w:r>
         <w:rPr>

--- a/assets/cv/JieLong Chen CV(ch).docx
+++ b/assets/cv/JieLong Chen CV(ch).docx
@@ -17,13 +17,13 @@
           <w:lang w:eastAsia="zh-TW"/>
         </w:rPr>
         <w:drawing>
-          <wp:anchor distT="0" distB="0" distL="114300" distR="114300" simplePos="0" relativeHeight="487591936" behindDoc="0" locked="0" layoutInCell="1" allowOverlap="1" wp14:anchorId="5D4DD239" wp14:editId="3ED541FE">
+          <wp:anchor distT="0" distB="0" distL="114300" distR="114300" simplePos="0" relativeHeight="487591936" behindDoc="0" locked="0" layoutInCell="1" allowOverlap="1" wp14:anchorId="5D4DD239" wp14:editId="31784136">
             <wp:simplePos x="0" y="0"/>
             <wp:positionH relativeFrom="column">
-              <wp:posOffset>5053115</wp:posOffset>
+              <wp:posOffset>4974157</wp:posOffset>
             </wp:positionH>
             <wp:positionV relativeFrom="paragraph">
-              <wp:posOffset>-3810</wp:posOffset>
+              <wp:posOffset>13020</wp:posOffset>
             </wp:positionV>
             <wp:extent cx="1062355" cy="1464310"/>
             <wp:effectExtent l="19050" t="19050" r="23495" b="21590"/>
@@ -40,7 +40,7 @@
                     <pic:cNvPicPr/>
                   </pic:nvPicPr>
                   <pic:blipFill>
-                    <a:blip r:embed="rId5" cstate="print">
+                    <a:blip r:embed="rId7" cstate="print">
                       <a:extLst>
                         <a:ext uri="{28A0092B-C50C-407E-A947-70E740481C1C}">
                           <a14:useLocalDpi xmlns:a14="http://schemas.microsoft.com/office/drawing/2010/main" val="0"/>
@@ -207,9 +207,10 @@
       </w:r>
       <w:r>
         <w:rPr>
-          <w:rFonts w:eastAsia="標楷體"/>
-        </w:rPr>
-        <w:t>:</w:t>
+          <w:rFonts w:eastAsia="標楷體" w:hint="eastAsia"/>
+          <w:lang w:eastAsia="zh-TW"/>
+        </w:rPr>
+        <w:t>：</w:t>
       </w:r>
       <w:r>
         <w:rPr>
@@ -218,7 +219,7 @@
         </w:rPr>
         <w:t xml:space="preserve"> </w:t>
       </w:r>
-      <w:hyperlink r:id="rId6">
+      <w:hyperlink r:id="rId8">
         <w:r>
           <w:rPr>
             <w:rFonts w:eastAsia="標楷體"/>
@@ -250,36 +251,209 @@
       <w:pPr>
         <w:pStyle w:val="a3"/>
         <w:rPr>
-          <w:rFonts w:eastAsia="標楷體"/>
+          <w:rFonts w:eastAsia="標楷體" w:hint="eastAsia"/>
           <w:sz w:val="20"/>
+          <w:lang w:eastAsia="zh-TW"/>
         </w:rPr>
       </w:pPr>
     </w:p>
     <w:p>
       <w:pPr>
         <w:pStyle w:val="a3"/>
-        <w:spacing w:before="1"/>
-        <w:rPr>
-          <w:rFonts w:eastAsia="標楷體"/>
-          <w:sz w:val="23"/>
-        </w:rPr>
-      </w:pPr>
-    </w:p>
-    <w:p>
-      <w:pPr>
-        <w:pStyle w:val="1"/>
-        <w:ind w:left="1628" w:right="1588"/>
-        <w:rPr>
-          <w:rFonts w:eastAsia="標楷體"/>
-          <w:lang w:eastAsia="zh-TW"/>
-        </w:rPr>
-      </w:pPr>
-      <w:r>
-        <w:rPr>
-          <w:rFonts w:eastAsia="標楷體" w:hint="eastAsia"/>
+        <w:spacing w:before="3"/>
+        <w:rPr>
+          <w:rFonts w:eastAsia="標楷體"/>
+          <w:sz w:val="10"/>
+        </w:rPr>
+      </w:pPr>
+      <w:r>
+        <w:rPr>
+          <w:rFonts w:eastAsia="標楷體"/>
+          <w:noProof/>
+        </w:rPr>
+        <mc:AlternateContent>
+          <mc:Choice Requires="wps">
+            <w:drawing>
+              <wp:anchor distT="0" distB="0" distL="0" distR="0" simplePos="0" relativeHeight="487593984" behindDoc="1" locked="0" layoutInCell="1" allowOverlap="1" wp14:anchorId="6E115E89" wp14:editId="0CF82686">
+                <wp:simplePos x="0" y="0"/>
+                <wp:positionH relativeFrom="page">
+                  <wp:posOffset>914400</wp:posOffset>
+                </wp:positionH>
+                <wp:positionV relativeFrom="paragraph">
+                  <wp:posOffset>132715</wp:posOffset>
+                </wp:positionV>
+                <wp:extent cx="5943600" cy="0"/>
+                <wp:effectExtent l="0" t="0" r="0" b="0"/>
+                <wp:wrapTopAndBottom/>
+                <wp:docPr id="1492708141" name="直線接點 10"/>
+                <wp:cNvGraphicFramePr>
+                  <a:graphicFrameLocks xmlns:a="http://schemas.openxmlformats.org/drawingml/2006/main"/>
+                </wp:cNvGraphicFramePr>
+                <a:graphic xmlns:a="http://schemas.openxmlformats.org/drawingml/2006/main">
+                  <a:graphicData uri="http://schemas.microsoft.com/office/word/2010/wordprocessingShape">
+                    <wps:wsp>
+                      <wps:cNvCnPr>
+                        <a:cxnSpLocks noChangeShapeType="1"/>
+                      </wps:cNvCnPr>
+                      <wps:spPr bwMode="auto">
+                        <a:xfrm>
+                          <a:off x="0" y="0"/>
+                          <a:ext cx="5943600" cy="0"/>
+                        </a:xfrm>
+                        <a:prstGeom prst="line">
+                          <a:avLst/>
+                        </a:prstGeom>
+                        <a:noFill/>
+                        <a:ln w="19050">
+                          <a:solidFill>
+                            <a:srgbClr val="000000"/>
+                          </a:solidFill>
+                          <a:round/>
+                          <a:headEnd/>
+                          <a:tailEnd/>
+                        </a:ln>
+                        <a:extLst>
+                          <a:ext uri="{909E8E84-426E-40DD-AFC4-6F175D3DCCD1}">
+                            <a14:hiddenFill xmlns:a14="http://schemas.microsoft.com/office/drawing/2010/main">
+                              <a:noFill/>
+                            </a14:hiddenFill>
+                          </a:ext>
+                        </a:extLst>
+                      </wps:spPr>
+                      <wps:bodyPr/>
+                    </wps:wsp>
+                  </a:graphicData>
+                </a:graphic>
+                <wp14:sizeRelH relativeFrom="page">
+                  <wp14:pctWidth>0</wp14:pctWidth>
+                </wp14:sizeRelH>
+                <wp14:sizeRelV relativeFrom="page">
+                  <wp14:pctHeight>0</wp14:pctHeight>
+                </wp14:sizeRelV>
+              </wp:anchor>
+            </w:drawing>
+          </mc:Choice>
+          <mc:Fallback>
+            <w:pict>
+              <v:line w14:anchorId="5ACCB608" id="直線接點 10" o:spid="_x0000_s1026" style="position:absolute;z-index:-15722496;visibility:visible;mso-wrap-style:square;mso-width-percent:0;mso-height-percent:0;mso-wrap-distance-left:0;mso-wrap-distance-top:0;mso-wrap-distance-right:0;mso-wrap-distance-bottom:0;mso-position-horizontal:absolute;mso-position-horizontal-relative:page;mso-position-vertical:absolute;mso-position-vertical-relative:text;mso-width-percent:0;mso-height-percent:0;mso-width-relative:page;mso-height-relative:page" from="1in,10.45pt" to="540pt,10.45pt" o:gfxdata="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" strokeweight="1.5pt">
+                <w10:wrap type="topAndBottom" anchorx="page"/>
+              </v:line>
+            </w:pict>
+          </mc:Fallback>
+        </mc:AlternateContent>
+      </w:r>
+    </w:p>
+    <w:p>
+      <w:pPr>
+        <w:spacing w:beforeLines="100" w:before="240" w:afterLines="50" w:after="120"/>
+        <w:ind w:left="1627" w:right="1588"/>
+        <w:jc w:val="center"/>
+        <w:rPr>
+          <w:rFonts w:eastAsia="標楷體" w:hint="eastAsia"/>
+          <w:b/>
+          <w:bCs/>
+          <w:sz w:val="24"/>
+          <w:lang w:eastAsia="zh-TW"/>
+        </w:rPr>
+      </w:pPr>
+      <w:r>
+        <w:rPr>
+          <w:rFonts w:eastAsia="標楷體" w:hint="eastAsia"/>
+          <w:b/>
+          <w:bCs/>
+          <w:sz w:val="24"/>
           <w:lang w:eastAsia="zh-TW"/>
         </w:rPr>
         <w:t>教育背景</w:t>
+      </w:r>
+    </w:p>
+    <w:p>
+      <w:pPr>
+        <w:pStyle w:val="a3"/>
+        <w:spacing w:line="66" w:lineRule="exact"/>
+        <w:ind w:left="145"/>
+        <w:rPr>
+          <w:rFonts w:eastAsia="標楷體"/>
+          <w:sz w:val="6"/>
+        </w:rPr>
+      </w:pPr>
+      <w:r>
+        <w:rPr>
+          <w:rFonts w:eastAsia="標楷體"/>
+          <w:noProof/>
+          <w:sz w:val="6"/>
+        </w:rPr>
+        <mc:AlternateContent>
+          <mc:Choice Requires="wpg">
+            <w:drawing>
+              <wp:inline distT="0" distB="0" distL="0" distR="0" wp14:anchorId="2B649386" wp14:editId="62967898">
+                <wp:extent cx="5962650" cy="41910"/>
+                <wp:effectExtent l="0" t="6350" r="0" b="8890"/>
+                <wp:docPr id="575276793" name="群組 9"/>
+                <wp:cNvGraphicFramePr>
+                  <a:graphicFrameLocks xmlns:a="http://schemas.openxmlformats.org/drawingml/2006/main"/>
+                </wp:cNvGraphicFramePr>
+                <a:graphic xmlns:a="http://schemas.openxmlformats.org/drawingml/2006/main">
+                  <a:graphicData uri="http://schemas.microsoft.com/office/word/2010/wordprocessingGroup">
+                    <wpg:wgp>
+                      <wpg:cNvGrpSpPr>
+                        <a:grpSpLocks/>
+                      </wpg:cNvGrpSpPr>
+                      <wpg:grpSpPr bwMode="auto">
+                        <a:xfrm>
+                          <a:off x="0" y="0"/>
+                          <a:ext cx="5962650" cy="41910"/>
+                          <a:chOff x="0" y="0"/>
+                          <a:chExt cx="9390" cy="66"/>
+                        </a:xfrm>
+                      </wpg:grpSpPr>
+                      <wps:wsp>
+                        <wps:cNvPr id="395708600" name="Line 26"/>
+                        <wps:cNvCnPr>
+                          <a:cxnSpLocks noChangeShapeType="1"/>
+                        </wps:cNvCnPr>
+                        <wps:spPr bwMode="auto">
+                          <a:xfrm>
+                            <a:off x="15" y="51"/>
+                            <a:ext cx="9360" cy="0"/>
+                          </a:xfrm>
+                          <a:prstGeom prst="line">
+                            <a:avLst/>
+                          </a:prstGeom>
+                          <a:noFill/>
+                          <a:ln w="19050">
+                            <a:solidFill>
+                              <a:srgbClr val="000000"/>
+                            </a:solidFill>
+                            <a:round/>
+                            <a:headEnd/>
+                            <a:tailEnd/>
+                          </a:ln>
+                          <a:extLst>
+                            <a:ext uri="{909E8E84-426E-40DD-AFC4-6F175D3DCCD1}">
+                              <a14:hiddenFill xmlns:a14="http://schemas.microsoft.com/office/drawing/2010/main">
+                                <a:noFill/>
+                              </a14:hiddenFill>
+                            </a:ext>
+                          </a:extLst>
+                        </wps:spPr>
+                        <wps:bodyPr/>
+                      </wps:wsp>
+                    </wpg:wgp>
+                  </a:graphicData>
+                </a:graphic>
+              </wp:inline>
+            </w:drawing>
+          </mc:Choice>
+          <mc:Fallback>
+            <w:pict>
+              <v:group w14:anchorId="2A0D957F" id="群組 9" o:spid="_x0000_s1026" style="width:469.5pt;height:3.3pt;mso-position-horizontal-relative:char;mso-position-vertical-relative:line" coordsize="9390,66" o:gfxdata="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">
+                <v:line id="Line 26" o:spid="_x0000_s1027" style="position:absolute;visibility:visible;mso-wrap-style:square" from="15,51" to="9375,51" o:connectortype="straight" o:gfxdata="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" strokeweight="1.5pt"/>
+                <w10:anchorlock/>
+              </v:group>
+            </w:pict>
+          </mc:Fallback>
+        </mc:AlternateContent>
       </w:r>
     </w:p>
     <w:p>
@@ -406,7 +580,31 @@
                 <w:sz w:val="24"/>
                 <w:lang w:eastAsia="zh-TW"/>
               </w:rPr>
-              <w:t>09/2024</w:t>
+              <w:t>2024</w:t>
+            </w:r>
+            <w:r>
+              <w:rPr>
+                <w:rFonts w:eastAsia="標楷體" w:hint="eastAsia"/>
+                <w:sz w:val="24"/>
+                <w:lang w:eastAsia="zh-TW"/>
+              </w:rPr>
+              <w:t>/</w:t>
+            </w:r>
+            <w:r>
+              <w:rPr>
+                <w:rFonts w:eastAsia="標楷體" w:hint="eastAsia"/>
+                <w:sz w:val="24"/>
+                <w:lang w:eastAsia="zh-TW"/>
+              </w:rPr>
+              <w:t>09</w:t>
+            </w:r>
+            <w:r>
+              <w:rPr>
+                <w:rFonts w:eastAsia="標楷體" w:hint="eastAsia"/>
+                <w:sz w:val="24"/>
+                <w:lang w:eastAsia="zh-TW"/>
+              </w:rPr>
+              <w:t xml:space="preserve"> </w:t>
             </w:r>
             <w:r>
               <w:rPr>
@@ -416,7 +614,14 @@
               </w:rPr>
               <w:t>–</w:t>
             </w:r>
-            <w:proofErr w:type="spellStart"/>
+            <w:r>
+              <w:rPr>
+                <w:rFonts w:eastAsia="標楷體" w:hint="eastAsia"/>
+                <w:sz w:val="24"/>
+                <w:lang w:eastAsia="zh-TW"/>
+              </w:rPr>
+              <w:t xml:space="preserve"> </w:t>
+            </w:r>
             <w:r>
               <w:rPr>
                 <w:rFonts w:eastAsia="標楷體"/>
@@ -424,7 +629,6 @@
               </w:rPr>
               <w:t>迄今</w:t>
             </w:r>
-            <w:proofErr w:type="spellEnd"/>
           </w:p>
         </w:tc>
       </w:tr>
@@ -525,7 +729,47 @@
                 <w:sz w:val="24"/>
                 <w:lang w:eastAsia="zh-TW"/>
               </w:rPr>
-              <w:t>09/2020</w:t>
+              <w:t>202</w:t>
+            </w:r>
+            <w:r>
+              <w:rPr>
+                <w:rFonts w:eastAsia="標楷體" w:hint="eastAsia"/>
+                <w:sz w:val="24"/>
+                <w:lang w:eastAsia="zh-TW"/>
+              </w:rPr>
+              <w:t>0</w:t>
+            </w:r>
+            <w:r>
+              <w:rPr>
+                <w:rFonts w:eastAsia="標楷體" w:hint="eastAsia"/>
+                <w:sz w:val="24"/>
+                <w:lang w:eastAsia="zh-TW"/>
+              </w:rPr>
+              <w:t>/</w:t>
+            </w:r>
+            <w:r>
+              <w:rPr>
+                <w:rFonts w:eastAsia="標楷體" w:hint="eastAsia"/>
+                <w:sz w:val="24"/>
+                <w:lang w:eastAsia="zh-TW"/>
+              </w:rPr>
+              <w:t>0</w:t>
+            </w:r>
+            <w:r>
+              <w:rPr>
+                <w:rFonts w:eastAsia="標楷體" w:hint="eastAsia"/>
+                <w:sz w:val="24"/>
+                <w:lang w:eastAsia="zh-TW"/>
+              </w:rPr>
+              <w:t>9</w:t>
+            </w:r>
+            <w:r>
+              <w:rPr>
+                <w:rFonts w:eastAsia="標楷體" w:hint="eastAsia"/>
+                <w:sz w:val="24"/>
+                <w:lang w:eastAsia="zh-TW"/>
+              </w:rPr>
+              <w:t xml:space="preserve"> </w:t>
             </w:r>
             <w:r>
               <w:rPr>
@@ -537,10 +781,33 @@
             </w:r>
             <w:r>
               <w:rPr>
+                <w:rFonts w:eastAsia="標楷體" w:hint="eastAsia"/>
+                <w:sz w:val="24"/>
+                <w:lang w:eastAsia="zh-TW"/>
+              </w:rPr>
+              <w:t xml:space="preserve"> </w:t>
+            </w:r>
+            <w:r>
+              <w:rPr>
                 <w:rFonts w:eastAsia="標楷體"/>
                 <w:sz w:val="24"/>
               </w:rPr>
-              <w:t>0</w:t>
+              <w:t>20</w:t>
+            </w:r>
+            <w:r>
+              <w:rPr>
+                <w:rFonts w:eastAsia="標楷體" w:hint="eastAsia"/>
+                <w:sz w:val="24"/>
+                <w:lang w:eastAsia="zh-TW"/>
+              </w:rPr>
+              <w:t>24</w:t>
+            </w:r>
+            <w:r>
+              <w:rPr>
+                <w:rFonts w:eastAsia="標楷體"/>
+                <w:sz w:val="24"/>
+              </w:rPr>
+              <w:t>/0</w:t>
             </w:r>
             <w:r>
               <w:rPr>
@@ -550,21 +817,6 @@
               </w:rPr>
               <w:t>1</w:t>
             </w:r>
-            <w:r>
-              <w:rPr>
-                <w:rFonts w:eastAsia="標楷體"/>
-                <w:sz w:val="24"/>
-              </w:rPr>
-              <w:t>/20</w:t>
-            </w:r>
-            <w:r>
-              <w:rPr>
-                <w:rFonts w:eastAsia="標楷體" w:hint="eastAsia"/>
-                <w:sz w:val="24"/>
-                <w:lang w:eastAsia="zh-TW"/>
-              </w:rPr>
-              <w:t>24</w:t>
-            </w:r>
           </w:p>
         </w:tc>
       </w:tr>
@@ -572,15 +824,6 @@
     <w:p>
       <w:pPr>
         <w:pStyle w:val="a3"/>
-        <w:rPr>
-          <w:rFonts w:eastAsia="標楷體"/>
-          <w:sz w:val="20"/>
-        </w:rPr>
-      </w:pPr>
-    </w:p>
-    <w:p>
-      <w:pPr>
-        <w:pStyle w:val="a3"/>
         <w:spacing w:before="3"/>
         <w:rPr>
           <w:rFonts w:eastAsia="標楷體"/>
@@ -592,7 +835,7 @@
           <w:rFonts w:eastAsia="標楷體"/>
         </w:rPr>
         <w:pict w14:anchorId="2EFC1CF5">
-          <v:line id="_x0000_s1048" style="position:absolute;z-index:-15728640;mso-wrap-distance-left:0;mso-wrap-distance-right:0;mso-position-horizontal-relative:page" from="1in,10.45pt" to="540pt,8.65pt" strokeweight="1.5pt">
+          <v:line id="_x0000_s1048" style="position:absolute;z-index:-15728640;mso-wrap-distance-left:0;mso-wrap-distance-right:0;mso-position-horizontal-relative:page;mso-position-vertical-relative:text" from="1in,10.45pt" to="540pt,8.65pt" strokeweight="1.5pt">
             <w10:wrap type="topAndBottom" anchorx="page"/>
           </v:line>
         </w:pict>
@@ -600,8 +843,8 @@
     </w:p>
     <w:p>
       <w:pPr>
-        <w:spacing w:before="134" w:after="119"/>
-        <w:ind w:left="1628" w:right="1588"/>
+        <w:spacing w:beforeLines="100" w:before="240" w:afterLines="50" w:after="120"/>
+        <w:ind w:left="1627" w:right="1588"/>
         <w:jc w:val="center"/>
         <w:rPr>
           <w:rFonts w:eastAsia="標楷體"/>
@@ -713,7 +956,7 @@
         </w:rPr>
         <w:t xml:space="preserve"> </w:t>
       </w:r>
-      <w:hyperlink r:id="rId7" w:history="1">
+      <w:hyperlink r:id="rId9" w:history="1">
         <w:r>
           <w:rPr>
             <w:rStyle w:val="a6"/>
@@ -756,7 +999,23 @@
           <w:sz w:val="24"/>
           <w:lang w:eastAsia="zh-TW"/>
         </w:rPr>
-        <w:t>0</w:t>
+        <w:t>20</w:t>
+      </w:r>
+      <w:r>
+        <w:rPr>
+          <w:rFonts w:eastAsia="標楷體" w:hint="eastAsia"/>
+          <w:sz w:val="24"/>
+          <w:lang w:eastAsia="zh-TW"/>
+        </w:rPr>
+        <w:t>23</w:t>
+      </w:r>
+      <w:r>
+        <w:rPr>
+          <w:rFonts w:eastAsia="標楷體"/>
+          <w:sz w:val="24"/>
+          <w:lang w:eastAsia="zh-TW"/>
+        </w:rPr>
+        <w:t>/0</w:t>
       </w:r>
       <w:r>
         <w:rPr>
@@ -768,19 +1027,11 @@
       </w:r>
       <w:r>
         <w:rPr>
-          <w:rFonts w:eastAsia="標楷體"/>
-          <w:sz w:val="24"/>
-          <w:lang w:eastAsia="zh-TW"/>
-        </w:rPr>
-        <w:t>/20</w:t>
-      </w:r>
-      <w:r>
-        <w:rPr>
-          <w:rFonts w:eastAsia="標楷體" w:hint="eastAsia"/>
-          <w:sz w:val="24"/>
-          <w:lang w:eastAsia="zh-TW"/>
-        </w:rPr>
-        <w:t>23</w:t>
+          <w:rFonts w:eastAsia="標楷體" w:hint="eastAsia"/>
+          <w:sz w:val="24"/>
+          <w:lang w:eastAsia="zh-TW"/>
+        </w:rPr>
+        <w:t xml:space="preserve"> </w:t>
       </w:r>
       <w:r>
         <w:rPr>
@@ -789,6 +1040,14 @@
           <w:lang w:eastAsia="zh-TW"/>
         </w:rPr>
         <w:t>–</w:t>
+      </w:r>
+      <w:r>
+        <w:rPr>
+          <w:rFonts w:eastAsia="標楷體" w:hint="eastAsia"/>
+          <w:sz w:val="24"/>
+          <w:lang w:eastAsia="zh-TW"/>
+        </w:rPr>
+        <w:t xml:space="preserve"> </w:t>
       </w:r>
       <w:r>
         <w:rPr>
@@ -917,7 +1176,23 @@
           <w:sz w:val="24"/>
           <w:lang w:eastAsia="zh-TW"/>
         </w:rPr>
-        <w:t>0</w:t>
+        <w:t>20</w:t>
+      </w:r>
+      <w:r>
+        <w:rPr>
+          <w:rFonts w:eastAsia="標楷體" w:hint="eastAsia"/>
+          <w:sz w:val="24"/>
+          <w:lang w:eastAsia="zh-TW"/>
+        </w:rPr>
+        <w:t>24</w:t>
+      </w:r>
+      <w:r>
+        <w:rPr>
+          <w:rFonts w:eastAsia="標楷體"/>
+          <w:sz w:val="24"/>
+          <w:lang w:eastAsia="zh-TW"/>
+        </w:rPr>
+        <w:t>/0</w:t>
       </w:r>
       <w:r>
         <w:rPr>
@@ -929,19 +1204,11 @@
       </w:r>
       <w:r>
         <w:rPr>
-          <w:rFonts w:eastAsia="標楷體"/>
-          <w:sz w:val="24"/>
-          <w:lang w:eastAsia="zh-TW"/>
-        </w:rPr>
-        <w:t>/20</w:t>
-      </w:r>
-      <w:r>
-        <w:rPr>
-          <w:rFonts w:eastAsia="標楷體" w:hint="eastAsia"/>
-          <w:sz w:val="24"/>
-          <w:lang w:eastAsia="zh-TW"/>
-        </w:rPr>
-        <w:t>24</w:t>
+          <w:rFonts w:eastAsia="標楷體" w:hint="eastAsia"/>
+          <w:sz w:val="24"/>
+          <w:lang w:eastAsia="zh-TW"/>
+        </w:rPr>
+        <w:t xml:space="preserve"> </w:t>
       </w:r>
       <w:r>
         <w:rPr>
@@ -953,6 +1220,14 @@
       </w:r>
       <w:r>
         <w:rPr>
+          <w:rFonts w:eastAsia="標楷體" w:hint="eastAsia"/>
+          <w:sz w:val="24"/>
+          <w:lang w:eastAsia="zh-TW"/>
+        </w:rPr>
+        <w:t xml:space="preserve"> </w:t>
+      </w:r>
+      <w:r>
+        <w:rPr>
           <w:rFonts w:eastAsia="標楷體"/>
           <w:spacing w:val="-57"/>
           <w:sz w:val="24"/>
@@ -966,7 +1241,31 @@
           <w:sz w:val="24"/>
           <w:lang w:eastAsia="zh-TW"/>
         </w:rPr>
-        <w:t>0</w:t>
+        <w:t>20</w:t>
+      </w:r>
+      <w:r>
+        <w:rPr>
+          <w:rFonts w:eastAsia="標楷體" w:hint="eastAsia"/>
+          <w:sz w:val="24"/>
+          <w:lang w:eastAsia="zh-TW"/>
+        </w:rPr>
+        <w:t>2</w:t>
+      </w:r>
+      <w:r>
+        <w:rPr>
+          <w:rFonts w:eastAsia="標楷體" w:hint="eastAsia"/>
+          <w:sz w:val="24"/>
+          <w:lang w:eastAsia="zh-TW"/>
+        </w:rPr>
+        <w:t>5</w:t>
+      </w:r>
+      <w:r>
+        <w:rPr>
+          <w:rFonts w:eastAsia="標楷體"/>
+          <w:sz w:val="24"/>
+          <w:lang w:eastAsia="zh-TW"/>
+        </w:rPr>
+        <w:t>/0</w:t>
       </w:r>
       <w:r>
         <w:rPr>
@@ -975,30 +1274,6 @@
           <w:lang w:eastAsia="zh-TW"/>
         </w:rPr>
         <w:t>1</w:t>
-      </w:r>
-      <w:r>
-        <w:rPr>
-          <w:rFonts w:eastAsia="標楷體"/>
-          <w:sz w:val="24"/>
-          <w:lang w:eastAsia="zh-TW"/>
-        </w:rPr>
-        <w:t>/20</w:t>
-      </w:r>
-      <w:r>
-        <w:rPr>
-          <w:rFonts w:eastAsia="標楷體" w:hint="eastAsia"/>
-          <w:sz w:val="24"/>
-          <w:lang w:eastAsia="zh-TW"/>
-        </w:rPr>
-        <w:t>2</w:t>
-      </w:r>
-      <w:r>
-        <w:rPr>
-          <w:rFonts w:eastAsia="標楷體" w:hint="eastAsia"/>
-          <w:sz w:val="24"/>
-          <w:lang w:eastAsia="zh-TW"/>
-        </w:rPr>
-        <w:t>5</w:t>
       </w:r>
     </w:p>
     <w:p>
@@ -1117,7 +1392,24 @@
           <w:sz w:val="24"/>
           <w:lang w:eastAsia="zh-TW"/>
         </w:rPr>
-        <w:t>0</w:t>
+        <w:t>20</w:t>
+      </w:r>
+      <w:r>
+        <w:rPr>
+          <w:rFonts w:eastAsia="標楷體" w:hint="eastAsia"/>
+          <w:sz w:val="24"/>
+          <w:lang w:eastAsia="zh-TW"/>
+        </w:rPr>
+        <w:t>24</w:t>
+      </w:r>
+      <w:bookmarkStart w:id="0" w:name="_Hlk180479055"/>
+      <w:r>
+        <w:rPr>
+          <w:rFonts w:eastAsia="標楷體"/>
+          <w:sz w:val="24"/>
+          <w:lang w:eastAsia="zh-TW"/>
+        </w:rPr>
+        <w:t>/0</w:t>
       </w:r>
       <w:r>
         <w:rPr>
@@ -1129,21 +1421,12 @@
       </w:r>
       <w:r>
         <w:rPr>
-          <w:rFonts w:eastAsia="標楷體"/>
-          <w:sz w:val="24"/>
-          <w:lang w:eastAsia="zh-TW"/>
-        </w:rPr>
-        <w:t>/20</w:t>
-      </w:r>
-      <w:r>
-        <w:rPr>
-          <w:rFonts w:eastAsia="標楷體" w:hint="eastAsia"/>
-          <w:sz w:val="24"/>
-          <w:lang w:eastAsia="zh-TW"/>
-        </w:rPr>
-        <w:t>24</w:t>
-      </w:r>
-      <w:bookmarkStart w:id="0" w:name="_Hlk180479055"/>
+          <w:rFonts w:eastAsia="標楷體" w:hint="eastAsia"/>
+          <w:sz w:val="24"/>
+          <w:lang w:eastAsia="zh-TW"/>
+        </w:rPr>
+        <w:t xml:space="preserve"> </w:t>
+      </w:r>
       <w:r>
         <w:rPr>
           <w:rFonts w:eastAsia="標楷體"/>
@@ -1154,6 +1437,14 @@
       </w:r>
       <w:r>
         <w:rPr>
+          <w:rFonts w:eastAsia="標楷體" w:hint="eastAsia"/>
+          <w:sz w:val="24"/>
+          <w:lang w:eastAsia="zh-TW"/>
+        </w:rPr>
+        <w:t xml:space="preserve"> </w:t>
+      </w:r>
+      <w:r>
+        <w:rPr>
           <w:rFonts w:eastAsia="標楷體"/>
           <w:spacing w:val="-57"/>
           <w:sz w:val="24"/>
@@ -1168,7 +1459,23 @@
           <w:sz w:val="24"/>
           <w:lang w:eastAsia="zh-TW"/>
         </w:rPr>
-        <w:t>0</w:t>
+        <w:t>202</w:t>
+      </w:r>
+      <w:r>
+        <w:rPr>
+          <w:rFonts w:eastAsia="標楷體" w:hint="eastAsia"/>
+          <w:sz w:val="24"/>
+          <w:lang w:eastAsia="zh-TW"/>
+        </w:rPr>
+        <w:t>4</w:t>
+      </w:r>
+      <w:r>
+        <w:rPr>
+          <w:rFonts w:eastAsia="標楷體"/>
+          <w:sz w:val="24"/>
+          <w:lang w:eastAsia="zh-TW"/>
+        </w:rPr>
+        <w:t>/0</w:t>
       </w:r>
       <w:r>
         <w:rPr>
@@ -1177,22 +1484,6 @@
           <w:lang w:eastAsia="zh-TW"/>
         </w:rPr>
         <w:t>6</w:t>
-      </w:r>
-      <w:r>
-        <w:rPr>
-          <w:rFonts w:eastAsia="標楷體"/>
-          <w:sz w:val="24"/>
-          <w:lang w:eastAsia="zh-TW"/>
-        </w:rPr>
-        <w:t>/202</w:t>
-      </w:r>
-      <w:r>
-        <w:rPr>
-          <w:rFonts w:eastAsia="標楷體" w:hint="eastAsia"/>
-          <w:sz w:val="24"/>
-          <w:lang w:eastAsia="zh-TW"/>
-        </w:rPr>
-        <w:t>4</w:t>
       </w:r>
     </w:p>
     <w:p>
@@ -1218,17 +1509,23 @@
     </w:p>
     <w:p>
       <w:pPr>
-        <w:pStyle w:val="1"/>
-        <w:spacing w:before="124" w:after="130"/>
-        <w:ind w:left="1628" w:right="1586"/>
-        <w:rPr>
-          <w:rFonts w:eastAsia="標楷體"/>
-          <w:lang w:eastAsia="zh-TW"/>
-        </w:rPr>
-      </w:pPr>
-      <w:r>
-        <w:rPr>
-          <w:rFonts w:eastAsia="標楷體" w:hint="eastAsia"/>
+        <w:spacing w:beforeLines="100" w:before="240" w:afterLines="50" w:after="120"/>
+        <w:ind w:left="1627" w:right="1588"/>
+        <w:jc w:val="center"/>
+        <w:rPr>
+          <w:rFonts w:eastAsia="標楷體"/>
+          <w:b/>
+          <w:bCs/>
+          <w:sz w:val="24"/>
+          <w:lang w:eastAsia="zh-TW"/>
+        </w:rPr>
+      </w:pPr>
+      <w:r>
+        <w:rPr>
+          <w:rFonts w:eastAsia="標楷體" w:hint="eastAsia"/>
+          <w:b/>
+          <w:bCs/>
+          <w:sz w:val="24"/>
           <w:lang w:eastAsia="zh-TW"/>
         </w:rPr>
         <w:t>研究興趣</w:t>
@@ -1381,7 +1678,7 @@
           </mc:Choice>
           <mc:Fallback>
             <w:pict>
-              <v:line w14:anchorId="133777B5" id="直線接點 6" o:spid="_x0000_s1026" style="position:absolute;z-index:-251649024;visibility:visible;mso-wrap-style:square;mso-width-percent:0;mso-height-percent:0;mso-wrap-distance-left:0;mso-wrap-distance-top:0;mso-wrap-distance-right:0;mso-wrap-distance-bottom:0;mso-position-horizontal:absolute;mso-position-horizontal-relative:page;mso-position-vertical:absolute;mso-position-vertical-relative:text;mso-width-percent:0;mso-height-percent:0;mso-width-relative:page;mso-height-relative:page" from="1in,10.9pt" to="540pt,10.9pt" o:gfxdata="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" strokeweight="1.5pt">
+              <v:line w14:anchorId="028838DD" id="直線接點 6" o:spid="_x0000_s1026" style="position:absolute;z-index:-251649024;visibility:visible;mso-wrap-style:square;mso-width-percent:0;mso-height-percent:0;mso-wrap-distance-left:0;mso-wrap-distance-top:0;mso-wrap-distance-right:0;mso-wrap-distance-bottom:0;mso-position-horizontal:absolute;mso-position-horizontal-relative:page;mso-position-vertical:absolute;mso-position-vertical-relative:text;mso-width-percent:0;mso-height-percent:0;mso-width-relative:page;mso-height-relative:page" from="1in,10.9pt" to="540pt,10.9pt" o:gfxdata="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" strokeweight="1.5pt">
                 <w10:wrap type="topAndBottom" anchorx="page"/>
               </v:line>
             </w:pict>
@@ -1391,17 +1688,23 @@
     </w:p>
     <w:p>
       <w:pPr>
-        <w:pStyle w:val="1"/>
-        <w:spacing w:before="124" w:after="130"/>
-        <w:ind w:left="1628" w:right="1586"/>
-        <w:rPr>
-          <w:rFonts w:eastAsia="標楷體"/>
-          <w:lang w:eastAsia="zh-TW"/>
-        </w:rPr>
-      </w:pPr>
-      <w:r>
-        <w:rPr>
-          <w:rFonts w:eastAsia="標楷體" w:hint="eastAsia"/>
+        <w:spacing w:beforeLines="100" w:before="240" w:afterLines="50" w:after="120"/>
+        <w:ind w:left="1627" w:right="1588"/>
+        <w:jc w:val="center"/>
+        <w:rPr>
+          <w:rFonts w:eastAsia="標楷體"/>
+          <w:b/>
+          <w:bCs/>
+          <w:sz w:val="24"/>
+          <w:lang w:eastAsia="zh-TW"/>
+        </w:rPr>
+      </w:pPr>
+      <w:r>
+        <w:rPr>
+          <w:rFonts w:eastAsia="標楷體" w:hint="eastAsia"/>
+          <w:b/>
+          <w:bCs/>
+          <w:sz w:val="24"/>
           <w:lang w:eastAsia="zh-TW"/>
         </w:rPr>
         <w:t>計畫</w:t>
@@ -1487,7 +1790,7 @@
           </mc:Choice>
           <mc:Fallback>
             <w:pict>
-              <v:group w14:anchorId="1E4C4314" id="群組 5" o:spid="_x0000_s1026" style="width:469.5pt;height:3.3pt;mso-position-horizontal-relative:char;mso-position-vertical-relative:line" coordsize="9390,66" o:gfxdata="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">
+              <v:group w14:anchorId="6EE73406" id="群組 5" o:spid="_x0000_s1026" style="width:469.5pt;height:3.3pt;mso-position-horizontal-relative:char;mso-position-vertical-relative:line" coordsize="9390,66" o:gfxdata="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">
                 <v:line id="Line 26" o:spid="_x0000_s1027" style="position:absolute;visibility:visible;mso-wrap-style:square" from="15,51" to="9375,51" o:connectortype="straight" o:gfxdata="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" strokeweight="1.5pt"/>
                 <w10:anchorlock/>
               </v:group>
@@ -1614,7 +1917,35 @@
           <w:rFonts w:eastAsia="標楷體"/>
           <w:lang w:eastAsia="zh-TW"/>
         </w:rPr>
-        <w:t>: 0</w:t>
+        <w:t xml:space="preserve">: </w:t>
+      </w:r>
+      <w:r>
+        <w:rPr>
+          <w:rFonts w:eastAsia="標楷體"/>
+          <w:lang w:eastAsia="zh-TW"/>
+        </w:rPr>
+        <w:t>202</w:t>
+      </w:r>
+      <w:r>
+        <w:rPr>
+          <w:rFonts w:eastAsia="標楷體" w:hint="eastAsia"/>
+          <w:lang w:eastAsia="zh-TW"/>
+        </w:rPr>
+        <w:t>3</w:t>
+      </w:r>
+      <w:r>
+        <w:rPr>
+          <w:rFonts w:eastAsia="標楷體"/>
+          <w:lang w:eastAsia="zh-TW"/>
+        </w:rPr>
+        <w:t>/</w:t>
+      </w:r>
+      <w:r>
+        <w:rPr>
+          <w:rFonts w:eastAsia="標楷體"/>
+          <w:lang w:eastAsia="zh-TW"/>
+        </w:rPr>
+        <w:t>0</w:t>
       </w:r>
       <w:r>
         <w:rPr>
@@ -1628,21 +1959,35 @@
           <w:rFonts w:eastAsia="標楷體"/>
           <w:lang w:eastAsia="zh-TW"/>
         </w:rPr>
-        <w:t>/202</w:t>
-      </w:r>
-      <w:r>
-        <w:rPr>
-          <w:rFonts w:eastAsia="標楷體" w:hint="eastAsia"/>
-          <w:lang w:eastAsia="zh-TW"/>
-        </w:rPr>
-        <w:t>3</w:t>
-      </w:r>
-      <w:r>
-        <w:rPr>
-          <w:rFonts w:eastAsia="標楷體"/>
-          <w:lang w:eastAsia="zh-TW"/>
-        </w:rPr>
-        <w:t xml:space="preserve"> – 0</w:t>
+        <w:t xml:space="preserve"> – </w:t>
+      </w:r>
+      <w:r>
+        <w:rPr>
+          <w:rFonts w:eastAsia="標楷體"/>
+          <w:lang w:eastAsia="zh-TW"/>
+        </w:rPr>
+        <w:t>202</w:t>
+      </w:r>
+      <w:r>
+        <w:rPr>
+          <w:rFonts w:eastAsia="標楷體" w:hint="eastAsia"/>
+          <w:lang w:eastAsia="zh-TW"/>
+        </w:rPr>
+        <w:t>4</w:t>
+      </w:r>
+      <w:r>
+        <w:rPr>
+          <w:rFonts w:eastAsia="標楷體"/>
+          <w:lang w:eastAsia="zh-TW"/>
+        </w:rPr>
+        <w:t>/</w:t>
+      </w:r>
+      <w:r>
+        <w:rPr>
+          <w:rFonts w:eastAsia="標楷體"/>
+          <w:lang w:eastAsia="zh-TW"/>
+        </w:rPr>
+        <w:t>0</w:t>
       </w:r>
       <w:r>
         <w:rPr>
@@ -1650,20 +1995,6 @@
           <w:lang w:eastAsia="zh-TW"/>
         </w:rPr>
         <w:t>2</w:t>
-      </w:r>
-      <w:r>
-        <w:rPr>
-          <w:rFonts w:eastAsia="標楷體"/>
-          <w:lang w:eastAsia="zh-TW"/>
-        </w:rPr>
-        <w:t>/202</w:t>
-      </w:r>
-      <w:r>
-        <w:rPr>
-          <w:rFonts w:eastAsia="標楷體" w:hint="eastAsia"/>
-          <w:lang w:eastAsia="zh-TW"/>
-        </w:rPr>
-        <w:t>4</w:t>
       </w:r>
       <w:r>
         <w:rPr>
@@ -1799,7 +2130,7 @@
           </mc:Choice>
           <mc:Fallback>
             <w:pict>
-              <v:line w14:anchorId="5D18E3C9" id="直線接點 6" o:spid="_x0000_s1026" style="position:absolute;z-index:-251664384;visibility:visible;mso-wrap-style:square;mso-width-percent:0;mso-height-percent:0;mso-wrap-distance-left:0;mso-wrap-distance-top:0;mso-wrap-distance-right:0;mso-wrap-distance-bottom:0;mso-position-horizontal:absolute;mso-position-horizontal-relative:page;mso-position-vertical:absolute;mso-position-vertical-relative:text;mso-width-percent:0;mso-height-percent:0;mso-width-relative:page;mso-height-relative:page" from="1in,10.9pt" to="540pt,10.9pt" o:gfxdata="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" strokeweight="1.5pt">
+              <v:line w14:anchorId="5477407F" id="直線接點 6" o:spid="_x0000_s1026" style="position:absolute;z-index:-251664384;visibility:visible;mso-wrap-style:square;mso-width-percent:0;mso-height-percent:0;mso-wrap-distance-left:0;mso-wrap-distance-top:0;mso-wrap-distance-right:0;mso-wrap-distance-bottom:0;mso-position-horizontal:absolute;mso-position-horizontal-relative:page;mso-position-vertical:absolute;mso-position-vertical-relative:text;mso-width-percent:0;mso-height-percent:0;mso-width-relative:page;mso-height-relative:page" from="1in,10.9pt" to="540pt,10.9pt" o:gfxdata="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" strokeweight="1.5pt">
                 <w10:wrap type="topAndBottom" anchorx="page"/>
               </v:line>
             </w:pict>
@@ -1809,17 +2140,23 @@
     </w:p>
     <w:p>
       <w:pPr>
-        <w:pStyle w:val="1"/>
-        <w:spacing w:before="124" w:after="130"/>
-        <w:ind w:left="1628" w:right="1586"/>
-        <w:rPr>
-          <w:rFonts w:eastAsia="標楷體"/>
-          <w:lang w:eastAsia="zh-TW"/>
-        </w:rPr>
-      </w:pPr>
-      <w:r>
-        <w:rPr>
-          <w:rFonts w:eastAsia="標楷體" w:hint="eastAsia"/>
+        <w:spacing w:beforeLines="100" w:before="240" w:afterLines="50" w:after="120"/>
+        <w:ind w:left="1627" w:right="1588"/>
+        <w:jc w:val="center"/>
+        <w:rPr>
+          <w:rFonts w:eastAsia="標楷體"/>
+          <w:b/>
+          <w:bCs/>
+          <w:sz w:val="24"/>
+          <w:lang w:eastAsia="zh-TW"/>
+        </w:rPr>
+      </w:pPr>
+      <w:r>
+        <w:rPr>
+          <w:rFonts w:eastAsia="標楷體" w:hint="eastAsia"/>
+          <w:b/>
+          <w:bCs/>
+          <w:sz w:val="24"/>
           <w:lang w:eastAsia="zh-TW"/>
         </w:rPr>
         <w:t>獎項與榮譽</w:t>
@@ -1906,7 +2243,7 @@
           </mc:Choice>
           <mc:Fallback>
             <w:pict>
-              <v:group w14:anchorId="0E95AA8E" id="群組 5" o:spid="_x0000_s1026" style="width:469.5pt;height:3.3pt;mso-position-horizontal-relative:char;mso-position-vertical-relative:line" coordsize="9390,66" o:gfxdata="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">
+              <v:group w14:anchorId="51D16E55" id="群組 5" o:spid="_x0000_s1026" style="width:469.5pt;height:3.3pt;mso-position-horizontal-relative:char;mso-position-vertical-relative:line" coordsize="9390,66" o:gfxdata="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">
                 <v:line id="Line 32" o:spid="_x0000_s1027" style="position:absolute;visibility:visible;mso-wrap-style:square" from="15,51" to="9375,51" o:connectortype="straight" o:gfxdata="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" strokeweight="1.5pt"/>
                 <w10:anchorlock/>
               </v:group>
@@ -2353,6 +2690,7 @@
           <w:sz w:val="24"/>
           <w:lang w:eastAsia="zh-TW"/>
         </w:rPr>
+        <w:lastRenderedPageBreak/>
         <w:t>國立屏東大學五育獎</w:t>
       </w:r>
       <w:bookmarkStart w:id="1" w:name="_Hlk180443757"/>
@@ -2503,7 +2841,6 @@
           <w:sz w:val="24"/>
           <w:lang w:eastAsia="zh-TW"/>
         </w:rPr>
-        <w:lastRenderedPageBreak/>
         <w:t>超過二十位程式設計授課經驗</w:t>
       </w:r>
       <w:r>
@@ -2722,7 +3059,6 @@
         </w:rPr>
         <w:t>創辦</w:t>
       </w:r>
-      <w:proofErr w:type="spellStart"/>
       <w:r>
         <w:rPr>
           <w:rFonts w:eastAsia="標楷體"/>
@@ -2731,7 +3067,6 @@
         </w:rPr>
         <w:t>CodeCrafters</w:t>
       </w:r>
-      <w:proofErr w:type="spellEnd"/>
       <w:r>
         <w:rPr>
           <w:rFonts w:eastAsia="標楷體" w:hint="eastAsia"/>
@@ -3233,7 +3568,7 @@
           </mc:Choice>
           <mc:Fallback>
             <w:pict>
-              <v:line w14:anchorId="63B9DD49" id="直線接點 6" o:spid="_x0000_s1026" style="position:absolute;z-index:-251643904;visibility:visible;mso-wrap-style:square;mso-width-percent:0;mso-height-percent:0;mso-wrap-distance-left:0;mso-wrap-distance-top:0;mso-wrap-distance-right:0;mso-wrap-distance-bottom:0;mso-position-horizontal:absolute;mso-position-horizontal-relative:page;mso-position-vertical:absolute;mso-position-vertical-relative:text;mso-width-percent:0;mso-height-percent:0;mso-width-relative:page;mso-height-relative:page" from="1in,10.9pt" to="540pt,10.9pt" o:gfxdata="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" strokeweight="1.5pt">
+              <v:line w14:anchorId="69EE34C4" id="直線接點 6" o:spid="_x0000_s1026" style="position:absolute;z-index:-251643904;visibility:visible;mso-wrap-style:square;mso-width-percent:0;mso-height-percent:0;mso-wrap-distance-left:0;mso-wrap-distance-top:0;mso-wrap-distance-right:0;mso-wrap-distance-bottom:0;mso-position-horizontal:absolute;mso-position-horizontal-relative:page;mso-position-vertical:absolute;mso-position-vertical-relative:text;mso-width-percent:0;mso-height-percent:0;mso-width-relative:page;mso-height-relative:page" from="1in,10.9pt" to="540pt,10.9pt" o:gfxdata="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" strokeweight="1.5pt">
                 <w10:wrap type="topAndBottom" anchorx="page"/>
               </v:line>
             </w:pict>
@@ -3243,17 +3578,23 @@
     </w:p>
     <w:p>
       <w:pPr>
-        <w:pStyle w:val="1"/>
-        <w:spacing w:before="124" w:after="130"/>
-        <w:ind w:left="1628" w:right="1586"/>
-        <w:rPr>
-          <w:rFonts w:eastAsia="標楷體"/>
-          <w:lang w:eastAsia="zh-TW"/>
-        </w:rPr>
-      </w:pPr>
-      <w:r>
-        <w:rPr>
-          <w:rFonts w:eastAsia="標楷體" w:hint="eastAsia"/>
+        <w:spacing w:beforeLines="100" w:before="240" w:afterLines="50" w:after="120"/>
+        <w:ind w:left="1627" w:right="1588"/>
+        <w:jc w:val="center"/>
+        <w:rPr>
+          <w:rFonts w:eastAsia="標楷體"/>
+          <w:b/>
+          <w:bCs/>
+          <w:sz w:val="24"/>
+          <w:lang w:eastAsia="zh-TW"/>
+        </w:rPr>
+      </w:pPr>
+      <w:r>
+        <w:rPr>
+          <w:rFonts w:eastAsia="標楷體" w:hint="eastAsia"/>
+          <w:b/>
+          <w:bCs/>
+          <w:sz w:val="24"/>
           <w:lang w:eastAsia="zh-TW"/>
         </w:rPr>
         <w:t>證書與證照</w:t>
@@ -3340,7 +3681,7 @@
           </mc:Choice>
           <mc:Fallback>
             <w:pict>
-              <v:group w14:anchorId="499ABCD6" id="群組 5" o:spid="_x0000_s1026" style="width:469.5pt;height:3.3pt;mso-position-horizontal-relative:char;mso-position-vertical-relative:line" coordsize="9390,66" o:gfxdata="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">
+              <v:group w14:anchorId="1C210907" id="群組 5" o:spid="_x0000_s1026" style="width:469.5pt;height:3.3pt;mso-position-horizontal-relative:char;mso-position-vertical-relative:line" coordsize="9390,66" o:gfxdata="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">
                 <v:line id="Line 32" o:spid="_x0000_s1027" style="position:absolute;visibility:visible;mso-wrap-style:square" from="15,51" to="9375,51" o:connectortype="straight" o:gfxdata="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" strokeweight="1.5pt"/>
                 <w10:anchorlock/>
               </v:group>
@@ -4125,7 +4466,7 @@
           </mc:Choice>
           <mc:Fallback>
             <w:pict>
-              <v:line w14:anchorId="2176C5C5" id="直線接點 6" o:spid="_x0000_s1026" style="position:absolute;z-index:-15725568;visibility:visible;mso-wrap-style:square;mso-width-percent:0;mso-height-percent:0;mso-wrap-distance-left:0;mso-wrap-distance-top:0;mso-wrap-distance-right:0;mso-wrap-distance-bottom:0;mso-position-horizontal:absolute;mso-position-horizontal-relative:page;mso-position-vertical:absolute;mso-position-vertical-relative:text;mso-width-percent:0;mso-height-percent:0;mso-width-relative:page;mso-height-relative:page" from="1in,10.9pt" to="540pt,10.9pt" o:gfxdata="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" strokeweight="1.5pt">
+              <v:line w14:anchorId="18816D9E" id="直線接點 6" o:spid="_x0000_s1026" style="position:absolute;z-index:-15725568;visibility:visible;mso-wrap-style:square;mso-width-percent:0;mso-height-percent:0;mso-wrap-distance-left:0;mso-wrap-distance-top:0;mso-wrap-distance-right:0;mso-wrap-distance-bottom:0;mso-position-horizontal:absolute;mso-position-horizontal-relative:page;mso-position-vertical:absolute;mso-position-vertical-relative:text;mso-width-percent:0;mso-height-percent:0;mso-width-relative:page;mso-height-relative:page" from="1in,10.9pt" to="540pt,10.9pt" o:gfxdata="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" strokeweight="1.5pt">
                 <w10:wrap type="topAndBottom" anchorx="page"/>
               </v:line>
             </w:pict>
@@ -4135,27 +4476,26 @@
     </w:p>
     <w:p>
       <w:pPr>
-        <w:pStyle w:val="1"/>
-        <w:spacing w:before="124" w:after="130"/>
-        <w:ind w:left="1628" w:right="1586"/>
-        <w:rPr>
-          <w:rFonts w:eastAsia="標楷體"/>
-          <w:lang w:eastAsia="zh-TW"/>
-        </w:rPr>
-      </w:pPr>
-      <w:r>
-        <w:rPr>
-          <w:rFonts w:eastAsia="標楷體" w:hint="eastAsia"/>
-          <w:lang w:eastAsia="zh-TW"/>
-        </w:rPr>
-        <w:t>軟體</w:t>
-      </w:r>
-      <w:r>
-        <w:rPr>
-          <w:rFonts w:eastAsia="標楷體" w:hint="eastAsia"/>
-          <w:lang w:eastAsia="zh-TW"/>
-        </w:rPr>
-        <w:t>系統開發</w:t>
+        <w:spacing w:beforeLines="100" w:before="240" w:afterLines="50" w:after="120"/>
+        <w:ind w:left="1627" w:right="1588"/>
+        <w:jc w:val="center"/>
+        <w:rPr>
+          <w:rFonts w:eastAsia="標楷體"/>
+          <w:b/>
+          <w:bCs/>
+          <w:sz w:val="24"/>
+          <w:lang w:eastAsia="zh-TW"/>
+        </w:rPr>
+      </w:pPr>
+      <w:r>
+        <w:rPr>
+          <w:rFonts w:eastAsia="標楷體" w:hint="eastAsia"/>
+          <w:b/>
+          <w:bCs/>
+          <w:sz w:val="24"/>
+          <w:lang w:eastAsia="zh-TW"/>
+        </w:rPr>
+        <w:t>軟體系統開發</w:t>
       </w:r>
     </w:p>
     <w:p>
@@ -4239,7 +4579,7 @@
           </mc:Choice>
           <mc:Fallback>
             <w:pict>
-              <v:group w14:anchorId="217D86CF" id="群組 5" o:spid="_x0000_s1026" style="width:469.5pt;height:3.3pt;mso-position-horizontal-relative:char;mso-position-vertical-relative:line" coordsize="9390,66" o:gfxdata="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">
+              <v:group w14:anchorId="3EFC4D17" id="群組 5" o:spid="_x0000_s1026" style="width:469.5pt;height:3.3pt;mso-position-horizontal-relative:char;mso-position-vertical-relative:line" coordsize="9390,66" o:gfxdata="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">
                 <v:line id="Line 32" o:spid="_x0000_s1027" style="position:absolute;visibility:visible;mso-wrap-style:square" from="15,51" to="9375,51" o:connectortype="straight" o:gfxdata="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" strokeweight="1.5pt"/>
                 <w10:anchorlock/>
               </v:group>
@@ -4358,6 +4698,7 @@
           <w:sz w:val="24"/>
           <w:lang w:eastAsia="zh-TW"/>
         </w:rPr>
+        <w:lastRenderedPageBreak/>
         <w:t>特教生國語與對話能力之資訊輔導</w:t>
       </w:r>
       <w:r>
@@ -4795,48 +5136,23 @@
       </w:pPr>
       <w:r>
         <w:rPr>
-          <w:rFonts w:eastAsia="標楷體"/>
-          <w:sz w:val="24"/>
-          <w:lang w:eastAsia="zh-TW"/>
-        </w:rPr>
-        <w:lastRenderedPageBreak/>
-        <w:t>COVID-19</w:t>
-      </w:r>
-      <w:r>
-        <w:rPr>
-          <w:rFonts w:eastAsia="標楷體" w:hint="eastAsia"/>
-          <w:sz w:val="24"/>
-          <w:lang w:eastAsia="zh-TW"/>
-        </w:rPr>
-        <w:t xml:space="preserve"> </w:t>
-      </w:r>
-      <w:r>
-        <w:rPr>
-          <w:rFonts w:eastAsia="標楷體" w:hint="eastAsia"/>
-          <w:sz w:val="24"/>
-          <w:lang w:eastAsia="zh-TW"/>
-        </w:rPr>
-        <w:t>快篩試劑診所配發查詢</w:t>
-      </w:r>
-      <w:r>
-        <w:rPr>
-          <w:rFonts w:eastAsia="標楷體"/>
-          <w:sz w:val="24"/>
-          <w:lang w:eastAsia="zh-TW"/>
-        </w:rPr>
-        <w:t>,</w:t>
-      </w:r>
-      <w:r>
-        <w:rPr>
-          <w:rFonts w:hint="eastAsia"/>
-          <w:lang w:eastAsia="zh-TW"/>
-        </w:rPr>
-        <w:t xml:space="preserve"> </w:t>
-      </w:r>
-      <w:r>
-        <w:rPr>
-          <w:rFonts w:eastAsia="標楷體" w:hint="eastAsia"/>
-          <w:spacing w:val="16"/>
+          <w:rFonts w:eastAsia="標楷體" w:hint="eastAsia"/>
+          <w:sz w:val="24"/>
+          <w:lang w:eastAsia="zh-TW"/>
+        </w:rPr>
+        <w:t>乳癌預測</w:t>
+      </w:r>
+      <w:r>
+        <w:rPr>
+          <w:rFonts w:eastAsia="標楷體"/>
+          <w:sz w:val="24"/>
+          <w:lang w:eastAsia="zh-TW"/>
+        </w:rPr>
+        <w:t xml:space="preserve">, </w:t>
+      </w:r>
+      <w:r>
+        <w:rPr>
+          <w:rFonts w:eastAsia="標楷體" w:hint="eastAsia"/>
           <w:sz w:val="24"/>
           <w:lang w:eastAsia="zh-TW"/>
         </w:rPr>
@@ -4848,55 +5164,8 @@
           <w:sz w:val="24"/>
           <w:lang w:eastAsia="zh-TW"/>
         </w:rPr>
-        <w:t>,</w:t>
-      </w:r>
-      <w:r>
-        <w:rPr>
-          <w:rFonts w:eastAsia="標楷體"/>
-          <w:spacing w:val="14"/>
-          <w:sz w:val="24"/>
-          <w:lang w:eastAsia="zh-TW"/>
-        </w:rPr>
-        <w:t xml:space="preserve"> </w:t>
-      </w:r>
-      <w:r>
-        <w:rPr>
-          <w:rFonts w:eastAsia="標楷體"/>
-          <w:sz w:val="24"/>
-          <w:lang w:eastAsia="zh-TW"/>
-        </w:rPr>
-        <w:t>20</w:t>
-      </w:r>
-      <w:r>
-        <w:rPr>
-          <w:rFonts w:eastAsia="標楷體" w:hint="eastAsia"/>
-          <w:sz w:val="24"/>
-          <w:lang w:eastAsia="zh-TW"/>
-        </w:rPr>
-        <w:t>21</w:t>
-      </w:r>
-    </w:p>
-    <w:p>
-      <w:pPr>
-        <w:pStyle w:val="a5"/>
-        <w:tabs>
-          <w:tab w:val="left" w:pos="520"/>
-          <w:tab w:val="left" w:pos="521"/>
-        </w:tabs>
-        <w:spacing w:before="136"/>
-        <w:ind w:right="117" w:firstLine="0"/>
-        <w:rPr>
-          <w:rFonts w:eastAsia="標楷體"/>
-          <w:sz w:val="24"/>
-          <w:lang w:eastAsia="zh-TW"/>
-        </w:rPr>
-        <w:sectPr>
-          <w:type w:val="continuous"/>
-          <w:pgSz w:w="12240" w:h="15840"/>
-          <w:pgMar w:top="1380" w:right="1320" w:bottom="280" w:left="1280" w:header="720" w:footer="720" w:gutter="0"/>
-          <w:cols w:space="720"/>
-        </w:sectPr>
-      </w:pPr>
+        <w:t>, 2021</w:t>
+      </w:r>
     </w:p>
     <w:p>
       <w:pPr>
@@ -4912,19 +5181,34 @@
         <w:spacing w:before="136"/>
         <w:ind w:right="117"/>
         <w:rPr>
-          <w:rFonts w:eastAsia="標楷體"/>
-          <w:sz w:val="24"/>
-          <w:lang w:eastAsia="zh-TW"/>
-        </w:rPr>
-      </w:pPr>
-      <w:r>
-        <w:rPr>
-          <w:rFonts w:eastAsia="標楷體" w:hint="eastAsia"/>
-          <w:sz w:val="24"/>
-          <w:lang w:eastAsia="zh-TW"/>
-        </w:rPr>
-        <w:lastRenderedPageBreak/>
-        <w:t>乳癌預測</w:t>
+          <w:rFonts w:eastAsia="標楷體" w:hint="eastAsia"/>
+          <w:sz w:val="24"/>
+          <w:lang w:eastAsia="zh-TW"/>
+        </w:rPr>
+      </w:pPr>
+      <w:r>
+        <w:rPr>
+          <w:rFonts w:eastAsia="標楷體"/>
+          <w:sz w:val="24"/>
+          <w:lang w:eastAsia="zh-TW"/>
+        </w:rPr>
+        <w:t>COVID-19</w:t>
+      </w:r>
+      <w:r>
+        <w:rPr>
+          <w:rFonts w:eastAsia="標楷體" w:hint="eastAsia"/>
+          <w:sz w:val="24"/>
+          <w:lang w:eastAsia="zh-TW"/>
+        </w:rPr>
+        <w:t xml:space="preserve"> </w:t>
+      </w:r>
+      <w:r>
+        <w:rPr>
+          <w:rFonts w:eastAsia="標楷體" w:hint="eastAsia"/>
+          <w:sz w:val="24"/>
+          <w:lang w:eastAsia="zh-TW"/>
+        </w:rPr>
+        <w:t>快篩試劑診所配發查詢</w:t>
       </w:r>
       <w:r>
         <w:rPr>
@@ -5017,19 +5301,11 @@
           <w:sz w:val="24"/>
           <w:lang w:eastAsia="zh-TW"/>
         </w:rPr>
-        <w:t>,</w:t>
-      </w:r>
-      <w:r>
-        <w:rPr>
-          <w:rFonts w:hint="eastAsia"/>
-          <w:lang w:eastAsia="zh-TW"/>
-        </w:rPr>
-        <w:t xml:space="preserve"> </w:t>
-      </w:r>
-      <w:r>
-        <w:rPr>
-          <w:rFonts w:eastAsia="標楷體" w:hint="eastAsia"/>
-          <w:spacing w:val="16"/>
+        <w:t xml:space="preserve">, </w:t>
+      </w:r>
+      <w:r>
+        <w:rPr>
+          <w:rFonts w:eastAsia="標楷體" w:hint="eastAsia"/>
           <w:sz w:val="24"/>
           <w:lang w:eastAsia="zh-TW"/>
         </w:rPr>
@@ -5041,32 +5317,7 @@
           <w:sz w:val="24"/>
           <w:lang w:eastAsia="zh-TW"/>
         </w:rPr>
-        <w:t>,</w:t>
-      </w:r>
-      <w:r>
-        <w:rPr>
-          <w:rFonts w:eastAsia="標楷體"/>
-          <w:spacing w:val="14"/>
-          <w:sz w:val="24"/>
-          <w:lang w:eastAsia="zh-TW"/>
-        </w:rPr>
-        <w:t xml:space="preserve"> </w:t>
-      </w:r>
-      <w:r>
-        <w:rPr>
-          <w:rFonts w:eastAsia="標楷體"/>
-          <w:sz w:val="24"/>
-          <w:lang w:eastAsia="zh-TW"/>
-        </w:rPr>
-        <w:t>20</w:t>
-      </w:r>
-      <w:r>
-        <w:rPr>
-          <w:rFonts w:eastAsia="標楷體" w:hint="eastAsia"/>
-          <w:sz w:val="24"/>
-          <w:lang w:eastAsia="zh-TW"/>
-        </w:rPr>
-        <w:t>20</w:t>
+        <w:t>, 2020</w:t>
       </w:r>
     </w:p>
     <w:p>
@@ -5080,134 +5331,175 @@
           <w:tab w:val="left" w:pos="520"/>
           <w:tab w:val="left" w:pos="521"/>
         </w:tabs>
-        <w:spacing w:before="136"/>
-        <w:ind w:right="117"/>
-        <w:rPr>
-          <w:rFonts w:eastAsia="標楷體"/>
-          <w:sz w:val="24"/>
-          <w:lang w:eastAsia="zh-TW"/>
-        </w:rPr>
-      </w:pPr>
-      <w:r>
-        <w:rPr>
-          <w:rFonts w:eastAsia="標楷體" w:hint="eastAsia"/>
-          <w:sz w:val="24"/>
-          <w:lang w:eastAsia="zh-TW"/>
-        </w:rPr>
-        <w:t>T</w:t>
-      </w:r>
-      <w:r>
-        <w:rPr>
-          <w:rFonts w:eastAsia="標楷體"/>
-          <w:sz w:val="24"/>
-          <w:lang w:eastAsia="zh-TW"/>
-        </w:rPr>
-        <w:t>ravel</w:t>
-      </w:r>
-      <w:r>
-        <w:rPr>
-          <w:rFonts w:eastAsia="標楷體" w:hint="eastAsia"/>
-          <w:sz w:val="24"/>
-          <w:lang w:eastAsia="zh-TW"/>
-        </w:rPr>
-        <w:t xml:space="preserve"> Cat </w:t>
-      </w:r>
-      <w:r>
-        <w:rPr>
-          <w:rFonts w:eastAsia="標楷體" w:hint="eastAsia"/>
-          <w:sz w:val="24"/>
-          <w:lang w:eastAsia="zh-TW"/>
-        </w:rPr>
-        <w:t>旅行</w:t>
-      </w:r>
-      <w:r>
-        <w:rPr>
-          <w:rFonts w:eastAsia="標楷體" w:hint="eastAsia"/>
-          <w:sz w:val="24"/>
-          <w:lang w:eastAsia="zh-TW"/>
-        </w:rPr>
-        <w:t xml:space="preserve"> APP</w:t>
-      </w:r>
-      <w:r>
-        <w:rPr>
-          <w:rFonts w:eastAsia="標楷體"/>
-          <w:sz w:val="24"/>
-          <w:lang w:eastAsia="zh-TW"/>
-        </w:rPr>
-        <w:t>,</w:t>
-      </w:r>
-      <w:r>
-        <w:rPr>
-          <w:rFonts w:hint="eastAsia"/>
-          <w:lang w:eastAsia="zh-TW"/>
-        </w:rPr>
-        <w:t xml:space="preserve"> </w:t>
-      </w:r>
-      <w:r>
-        <w:rPr>
-          <w:rFonts w:eastAsia="標楷體" w:hint="eastAsia"/>
-          <w:spacing w:val="16"/>
-          <w:sz w:val="24"/>
-          <w:lang w:eastAsia="zh-TW"/>
-        </w:rPr>
-        <w:t>國立斗六家事商業職業學校</w:t>
-      </w:r>
-      <w:r>
-        <w:rPr>
-          <w:rFonts w:eastAsia="標楷體"/>
-          <w:sz w:val="24"/>
-          <w:lang w:eastAsia="zh-TW"/>
-        </w:rPr>
-        <w:t>,</w:t>
-      </w:r>
-      <w:r>
-        <w:rPr>
-          <w:rFonts w:eastAsia="標楷體"/>
-          <w:spacing w:val="14"/>
-          <w:sz w:val="24"/>
-          <w:lang w:eastAsia="zh-TW"/>
-        </w:rPr>
-        <w:t xml:space="preserve"> </w:t>
-      </w:r>
-      <w:r>
-        <w:rPr>
-          <w:rFonts w:eastAsia="標楷體"/>
-          <w:sz w:val="24"/>
-          <w:lang w:eastAsia="zh-TW"/>
-        </w:rPr>
-        <w:t>20</w:t>
-      </w:r>
-      <w:r>
-        <w:rPr>
-          <w:rFonts w:eastAsia="標楷體" w:hint="eastAsia"/>
-          <w:sz w:val="24"/>
-          <w:lang w:eastAsia="zh-TW"/>
-        </w:rPr>
-        <w:t>19</w:t>
-      </w:r>
-    </w:p>
-    <w:p>
-      <w:pPr>
-        <w:tabs>
-          <w:tab w:val="left" w:pos="521"/>
-        </w:tabs>
-        <w:spacing w:line="256" w:lineRule="auto"/>
+        <w:spacing w:before="136" w:line="256" w:lineRule="auto"/>
         <w:ind w:right="116"/>
         <w:jc w:val="both"/>
         <w:rPr>
-          <w:rFonts w:eastAsia="標楷體"/>
-          <w:sz w:val="24"/>
-          <w:lang w:eastAsia="zh-TW"/>
-        </w:rPr>
-      </w:pPr>
+          <w:rFonts w:eastAsia="標楷體" w:hint="eastAsia"/>
+          <w:sz w:val="24"/>
+          <w:lang w:eastAsia="zh-TW"/>
+        </w:rPr>
+      </w:pPr>
+      <w:r>
+        <w:rPr>
+          <w:rFonts w:eastAsia="標楷體"/>
+          <w:sz w:val="24"/>
+          <w:lang w:eastAsia="zh-TW"/>
+        </w:rPr>
+        <w:t xml:space="preserve">Travel Cat </w:t>
+      </w:r>
+      <w:r>
+        <w:rPr>
+          <w:rFonts w:eastAsia="標楷體" w:hint="eastAsia"/>
+          <w:sz w:val="24"/>
+          <w:lang w:eastAsia="zh-TW"/>
+        </w:rPr>
+        <w:t>旅行</w:t>
+      </w:r>
+      <w:r>
+        <w:rPr>
+          <w:rFonts w:eastAsia="標楷體"/>
+          <w:sz w:val="24"/>
+          <w:lang w:eastAsia="zh-TW"/>
+        </w:rPr>
+        <w:t xml:space="preserve"> APP, </w:t>
+      </w:r>
+      <w:r>
+        <w:rPr>
+          <w:rFonts w:eastAsia="標楷體" w:hint="eastAsia"/>
+          <w:sz w:val="24"/>
+          <w:lang w:eastAsia="zh-TW"/>
+        </w:rPr>
+        <w:t>國立斗六家事商業職業學校</w:t>
+      </w:r>
+      <w:r>
+        <w:rPr>
+          <w:rFonts w:eastAsia="標楷體"/>
+          <w:sz w:val="24"/>
+          <w:lang w:eastAsia="zh-TW"/>
+        </w:rPr>
+        <w:t>, 2019</w:t>
+      </w:r>
     </w:p>
     <w:sectPr>
+      <w:footerReference w:type="default" r:id="rId10"/>
       <w:pgSz w:w="12240" w:h="15840"/>
       <w:pgMar w:top="1360" w:right="1320" w:bottom="280" w:left="1280" w:header="720" w:footer="720" w:gutter="0"/>
       <w:cols w:space="720"/>
     </w:sectPr>
   </w:body>
 </w:document>
+</file>
+
+<file path=word/endnotes.xml><?xml version="1.0" encoding="utf-8"?>
+<w:endnotes xmlns:wpc="http://schemas.microsoft.com/office/word/2010/wordprocessingCanvas" xmlns:cx="http://schemas.microsoft.com/office/drawing/2014/chartex" xmlns:cx1="http://schemas.microsoft.com/office/drawing/2015/9/8/chartex" xmlns:cx2="http://schemas.microsoft.com/office/drawing/2015/10/21/chartex" xmlns:cx3="http://schemas.microsoft.com/office/drawing/2016/5/9/chartex" xmlns:cx4="http://schemas.microsoft.com/office/drawing/2016/5/10/chartex" xmlns:cx5="http://schemas.microsoft.com/office/drawing/2016/5/11/chartex" xmlns:cx6="http://schemas.microsoft.com/office/drawing/2016/5/12/chartex" xmlns:cx7="http://schemas.microsoft.com/office/drawing/2016/5/13/chartex" xmlns:cx8="http://schemas.microsoft.com/office/drawing/2016/5/14/chartex" xmlns:mc="http://schemas.openxmlformats.org/markup-compatibility/2006" xmlns:aink="http://schemas.microsoft.com/office/drawing/2016/ink" xmlns:am3d="http://schemas.microsoft.com/office/drawing/2017/model3d" xmlns:o="urn:schemas-microsoft-com:office:office" xmlns:oel="http://schemas.microsoft.com/office/2019/extlst" xmlns:r="http://schemas.openxmlformats.org/officeDocument/2006/relationships" xmlns:m="http://schemas.openxmlformats.org/officeDocument/2006/math" xmlns:v="urn:schemas-microsoft-com:vml" xmlns:wp14="http://schemas.microsoft.com/office/word/2010/wordprocessingDrawing" xmlns:wp="http://schemas.openxmlformats.org/drawingml/2006/wordprocessingDrawing" xmlns:w10="urn:schemas-microsoft-com:office:word" xmlns:w="http://schemas.openxmlformats.org/wordprocessingml/2006/main" xmlns:w14="http://schemas.microsoft.com/office/word/2010/wordml" xmlns:w15="http://schemas.microsoft.com/office/word/2012/wordml" xmlns:w16cex="http://schemas.microsoft.com/office/word/2018/wordml/cex" xmlns:w16cid="http://schemas.microsoft.com/office/word/2016/wordml/cid" xmlns:w16="http://schemas.microsoft.com/office/word/2018/wordml" xmlns:w16du="http://schemas.microsoft.com/office/word/2023/wordml/word16du" xmlns:w16sdtdh="http://schemas.microsoft.com/office/word/2020/wordml/sdtdatahash" xmlns:w16sdtfl="http://schemas.microsoft.com/office/word/2024/wordml/sdtformatlock" xmlns:w16se="http://schemas.microsoft.com/office/word/2015/wordml/symex" xmlns:wpg="http://schemas.microsoft.com/office/word/2010/wordprocessingGroup" xmlns:wpi="http://schemas.microsoft.com/office/word/2010/wordprocessingInk" xmlns:wne="http://schemas.microsoft.com/office/word/2006/wordml" xmlns:wps="http://schemas.microsoft.com/office/word/2010/wordprocessingShape" mc:Ignorable="w14 w15 w16se w16cid w16 w16cex w16sdtdh w16sdtfl w16du wp14">
+  <w:endnote w:type="separator" w:id="-1">
+    <w:p>
+      <w:r>
+        <w:separator/>
+      </w:r>
+    </w:p>
+  </w:endnote>
+  <w:endnote w:type="continuationSeparator" w:id="0">
+    <w:p>
+      <w:r>
+        <w:continuationSeparator/>
+      </w:r>
+    </w:p>
+  </w:endnote>
+</w:endnotes>
+</file>
+
+<file path=word/footer1.xml><?xml version="1.0" encoding="utf-8"?>
+<w:ftr xmlns:wpc="http://schemas.microsoft.com/office/word/2010/wordprocessingCanvas" xmlns:cx="http://schemas.microsoft.com/office/drawing/2014/chartex" xmlns:cx1="http://schemas.microsoft.com/office/drawing/2015/9/8/chartex" xmlns:cx2="http://schemas.microsoft.com/office/drawing/2015/10/21/chartex" xmlns:cx3="http://schemas.microsoft.com/office/drawing/2016/5/9/chartex" xmlns:cx4="http://schemas.microsoft.com/office/drawing/2016/5/10/chartex" xmlns:cx5="http://schemas.microsoft.com/office/drawing/2016/5/11/chartex" xmlns:cx6="http://schemas.microsoft.com/office/drawing/2016/5/12/chartex" xmlns:cx7="http://schemas.microsoft.com/office/drawing/2016/5/13/chartex" xmlns:cx8="http://schemas.microsoft.com/office/drawing/2016/5/14/chartex" xmlns:mc="http://schemas.openxmlformats.org/markup-compatibility/2006" xmlns:aink="http://schemas.microsoft.com/office/drawing/2016/ink" xmlns:am3d="http://schemas.microsoft.com/office/drawing/2017/model3d" xmlns:o="urn:schemas-microsoft-com:office:office" xmlns:oel="http://schemas.microsoft.com/office/2019/extlst" xmlns:r="http://schemas.openxmlformats.org/officeDocument/2006/relationships" xmlns:m="http://schemas.openxmlformats.org/officeDocument/2006/math" xmlns:v="urn:schemas-microsoft-com:vml" xmlns:wp14="http://schemas.microsoft.com/office/word/2010/wordprocessingDrawing" xmlns:wp="http://schemas.openxmlformats.org/drawingml/2006/wordprocessingDrawing" xmlns:w10="urn:schemas-microsoft-com:office:word" xmlns:w="http://schemas.openxmlformats.org/wordprocessingml/2006/main" xmlns:w14="http://schemas.microsoft.com/office/word/2010/wordml" xmlns:w15="http://schemas.microsoft.com/office/word/2012/wordml" xmlns:w16cex="http://schemas.microsoft.com/office/word/2018/wordml/cex" xmlns:w16cid="http://schemas.microsoft.com/office/word/2016/wordml/cid" xmlns:w16="http://schemas.microsoft.com/office/word/2018/wordml" xmlns:w16du="http://schemas.microsoft.com/office/word/2023/wordml/word16du" xmlns:w16sdtdh="http://schemas.microsoft.com/office/word/2020/wordml/sdtdatahash" xmlns:w16sdtfl="http://schemas.microsoft.com/office/word/2024/wordml/sdtformatlock" xmlns:w16se="http://schemas.microsoft.com/office/word/2015/wordml/symex" xmlns:wpg="http://schemas.microsoft.com/office/word/2010/wordprocessingGroup" xmlns:wpi="http://schemas.microsoft.com/office/word/2010/wordprocessingInk" xmlns:wne="http://schemas.microsoft.com/office/word/2006/wordml" xmlns:wps="http://schemas.microsoft.com/office/word/2010/wordprocessingShape" mc:Ignorable="w14 w15 w16se w16cid w16 w16cex w16sdtdh w16sdtfl w16du wp14">
+  <w:sdt>
+    <w:sdtPr>
+      <w:id w:val="1989673134"/>
+      <w:docPartObj>
+        <w:docPartGallery w:val="Page Numbers (Bottom of Page)"/>
+        <w:docPartUnique/>
+      </w:docPartObj>
+    </w:sdtPr>
+    <w:sdtEndPr>
+      <w:rPr>
+        <w:sz w:val="22"/>
+        <w:szCs w:val="22"/>
+      </w:rPr>
+    </w:sdtEndPr>
+    <w:sdtContent>
+      <w:p>
+        <w:pPr>
+          <w:pStyle w:val="aa"/>
+          <w:jc w:val="center"/>
+          <w:rPr>
+            <w:sz w:val="22"/>
+            <w:szCs w:val="22"/>
+          </w:rPr>
+        </w:pPr>
+        <w:r>
+          <w:rPr>
+            <w:sz w:val="22"/>
+            <w:szCs w:val="22"/>
+          </w:rPr>
+          <w:fldChar w:fldCharType="begin"/>
+        </w:r>
+        <w:r>
+          <w:rPr>
+            <w:sz w:val="22"/>
+            <w:szCs w:val="22"/>
+          </w:rPr>
+          <w:instrText>PAGE   \* MERGEFORMAT</w:instrText>
+        </w:r>
+        <w:r>
+          <w:rPr>
+            <w:sz w:val="22"/>
+            <w:szCs w:val="22"/>
+          </w:rPr>
+          <w:fldChar w:fldCharType="separate"/>
+        </w:r>
+        <w:r>
+          <w:rPr>
+            <w:sz w:val="22"/>
+            <w:szCs w:val="22"/>
+            <w:lang w:val="zh-TW" w:eastAsia="zh-TW"/>
+          </w:rPr>
+          <w:t>2</w:t>
+        </w:r>
+        <w:r>
+          <w:rPr>
+            <w:sz w:val="22"/>
+            <w:szCs w:val="22"/>
+          </w:rPr>
+          <w:fldChar w:fldCharType="end"/>
+        </w:r>
+      </w:p>
+    </w:sdtContent>
+  </w:sdt>
+  <w:p>
+    <w:pPr>
+      <w:pStyle w:val="aa"/>
+    </w:pPr>
+  </w:p>
+</w:ftr>
+</file>
+
+<file path=word/footnotes.xml><?xml version="1.0" encoding="utf-8"?>
+<w:footnotes xmlns:wpc="http://schemas.microsoft.com/office/word/2010/wordprocessingCanvas" xmlns:cx="http://schemas.microsoft.com/office/drawing/2014/chartex" xmlns:cx1="http://schemas.microsoft.com/office/drawing/2015/9/8/chartex" xmlns:cx2="http://schemas.microsoft.com/office/drawing/2015/10/21/chartex" xmlns:cx3="http://schemas.microsoft.com/office/drawing/2016/5/9/chartex" xmlns:cx4="http://schemas.microsoft.com/office/drawing/2016/5/10/chartex" xmlns:cx5="http://schemas.microsoft.com/office/drawing/2016/5/11/chartex" xmlns:cx6="http://schemas.microsoft.com/office/drawing/2016/5/12/chartex" xmlns:cx7="http://schemas.microsoft.com/office/drawing/2016/5/13/chartex" xmlns:cx8="http://schemas.microsoft.com/office/drawing/2016/5/14/chartex" xmlns:mc="http://schemas.openxmlformats.org/markup-compatibility/2006" xmlns:aink="http://schemas.microsoft.com/office/drawing/2016/ink" xmlns:am3d="http://schemas.microsoft.com/office/drawing/2017/model3d" xmlns:o="urn:schemas-microsoft-com:office:office" xmlns:oel="http://schemas.microsoft.com/office/2019/extlst" xmlns:r="http://schemas.openxmlformats.org/officeDocument/2006/relationships" xmlns:m="http://schemas.openxmlformats.org/officeDocument/2006/math" xmlns:v="urn:schemas-microsoft-com:vml" xmlns:wp14="http://schemas.microsoft.com/office/word/2010/wordprocessingDrawing" xmlns:wp="http://schemas.openxmlformats.org/drawingml/2006/wordprocessingDrawing" xmlns:w10="urn:schemas-microsoft-com:office:word" xmlns:w="http://schemas.openxmlformats.org/wordprocessingml/2006/main" xmlns:w14="http://schemas.microsoft.com/office/word/2010/wordml" xmlns:w15="http://schemas.microsoft.com/office/word/2012/wordml" xmlns:w16cex="http://schemas.microsoft.com/office/word/2018/wordml/cex" xmlns:w16cid="http://schemas.microsoft.com/office/word/2016/wordml/cid" xmlns:w16="http://schemas.microsoft.com/office/word/2018/wordml" xmlns:w16du="http://schemas.microsoft.com/office/word/2023/wordml/word16du" xmlns:w16sdtdh="http://schemas.microsoft.com/office/word/2020/wordml/sdtdatahash" xmlns:w16sdtfl="http://schemas.microsoft.com/office/word/2024/wordml/sdtformatlock" xmlns:w16se="http://schemas.microsoft.com/office/word/2015/wordml/symex" xmlns:wpg="http://schemas.microsoft.com/office/word/2010/wordprocessingGroup" xmlns:wpi="http://schemas.microsoft.com/office/word/2010/wordprocessingInk" xmlns:wne="http://schemas.microsoft.com/office/word/2006/wordml" xmlns:wps="http://schemas.microsoft.com/office/word/2010/wordprocessingShape" mc:Ignorable="w14 w15 w16se w16cid w16 w16cex w16sdtdh w16sdtfl w16du wp14">
+  <w:footnote w:type="separator" w:id="-1">
+    <w:p>
+      <w:r>
+        <w:separator/>
+      </w:r>
+    </w:p>
+  </w:footnote>
+  <w:footnote w:type="continuationSeparator" w:id="0">
+    <w:p>
+      <w:r>
+        <w:continuationSeparator/>
+      </w:r>
+    </w:p>
+  </w:footnote>
+</w:footnotes>
 </file>
 
 <file path=word/numbering.xml><?xml version="1.0" encoding="utf-8"?>
@@ -6048,6 +6340,68 @@
       <w:szCs w:val="24"/>
     </w:rPr>
   </w:style>
+  <w:style w:type="paragraph" w:styleId="a8">
+    <w:name w:val="header"/>
+    <w:basedOn w:val="a"/>
+    <w:link w:val="a9"/>
+    <w:uiPriority w:val="99"/>
+    <w:unhideWhenUsed/>
+    <w:rsid w:val="00E15E59"/>
+    <w:pPr>
+      <w:tabs>
+        <w:tab w:val="center" w:pos="4153"/>
+        <w:tab w:val="right" w:pos="8306"/>
+      </w:tabs>
+      <w:snapToGrid w:val="0"/>
+    </w:pPr>
+    <w:rPr>
+      <w:sz w:val="20"/>
+      <w:szCs w:val="20"/>
+    </w:rPr>
+  </w:style>
+  <w:style w:type="character" w:customStyle="1" w:styleId="a9">
+    <w:name w:val="頁首 字元"/>
+    <w:basedOn w:val="a0"/>
+    <w:link w:val="a8"/>
+    <w:uiPriority w:val="99"/>
+    <w:rsid w:val="00E15E59"/>
+    <w:rPr>
+      <w:rFonts w:ascii="Times New Roman" w:eastAsia="Times New Roman" w:hAnsi="Times New Roman" w:cs="Times New Roman"/>
+      <w:sz w:val="20"/>
+      <w:szCs w:val="20"/>
+    </w:rPr>
+  </w:style>
+  <w:style w:type="paragraph" w:styleId="aa">
+    <w:name w:val="footer"/>
+    <w:basedOn w:val="a"/>
+    <w:link w:val="ab"/>
+    <w:uiPriority w:val="99"/>
+    <w:unhideWhenUsed/>
+    <w:rsid w:val="00E15E59"/>
+    <w:pPr>
+      <w:tabs>
+        <w:tab w:val="center" w:pos="4153"/>
+        <w:tab w:val="right" w:pos="8306"/>
+      </w:tabs>
+      <w:snapToGrid w:val="0"/>
+    </w:pPr>
+    <w:rPr>
+      <w:sz w:val="20"/>
+      <w:szCs w:val="20"/>
+    </w:rPr>
+  </w:style>
+  <w:style w:type="character" w:customStyle="1" w:styleId="ab">
+    <w:name w:val="頁尾 字元"/>
+    <w:basedOn w:val="a0"/>
+    <w:link w:val="aa"/>
+    <w:uiPriority w:val="99"/>
+    <w:rsid w:val="00E15E59"/>
+    <w:rPr>
+      <w:rFonts w:ascii="Times New Roman" w:eastAsia="Times New Roman" w:hAnsi="Times New Roman" w:cs="Times New Roman"/>
+      <w:sz w:val="20"/>
+      <w:szCs w:val="20"/>
+    </w:rPr>
+  </w:style>
 </w:styles>
 </file>
 

--- a/assets/cv/JieLong Chen CV(ch).docx
+++ b/assets/cv/JieLong Chen CV(ch).docx
@@ -12,23 +12,22 @@
       </w:pPr>
       <w:r>
         <w:rPr>
-          <w:rFonts w:eastAsia="標楷體" w:cs="新細明體" w:hint="eastAsia"/>
-          <w:noProof/>
+          <w:rFonts w:eastAsia="標楷體" w:cs="新細明體"/>
           <w:lang w:eastAsia="zh-TW"/>
         </w:rPr>
         <w:drawing>
-          <wp:anchor distT="0" distB="0" distL="114300" distR="114300" simplePos="0" relativeHeight="487591936" behindDoc="0" locked="0" layoutInCell="1" allowOverlap="1" wp14:anchorId="5D4DD239" wp14:editId="31784136">
+          <wp:anchor distT="0" distB="0" distL="114300" distR="114300" simplePos="0" relativeHeight="251662848" behindDoc="0" locked="0" layoutInCell="1" allowOverlap="1" wp14:anchorId="7C28AF53" wp14:editId="5A7018D8">
             <wp:simplePos x="0" y="0"/>
             <wp:positionH relativeFrom="column">
-              <wp:posOffset>4974157</wp:posOffset>
+              <wp:posOffset>4805454</wp:posOffset>
             </wp:positionH>
             <wp:positionV relativeFrom="paragraph">
-              <wp:posOffset>13020</wp:posOffset>
+              <wp:posOffset>45085</wp:posOffset>
             </wp:positionV>
-            <wp:extent cx="1062355" cy="1464310"/>
-            <wp:effectExtent l="19050" t="19050" r="23495" b="21590"/>
+            <wp:extent cx="1239520" cy="1440815"/>
+            <wp:effectExtent l="19050" t="19050" r="17780" b="26035"/>
             <wp:wrapSquare wrapText="bothSides"/>
-            <wp:docPr id="1892098596" name="圖片 9"/>
+            <wp:docPr id="2137814958" name="圖片 1"/>
             <wp:cNvGraphicFramePr>
               <a:graphicFrameLocks xmlns:a="http://schemas.openxmlformats.org/drawingml/2006/main" noChangeAspect="1"/>
             </wp:cNvGraphicFramePr>
@@ -36,7 +35,7 @@
               <a:graphicData uri="http://schemas.openxmlformats.org/drawingml/2006/picture">
                 <pic:pic xmlns:pic="http://schemas.openxmlformats.org/drawingml/2006/picture">
                   <pic:nvPicPr>
-                    <pic:cNvPr id="1892098596" name="圖片 1892098596"/>
+                    <pic:cNvPr id="2137814958" name=""/>
                     <pic:cNvPicPr/>
                   </pic:nvPicPr>
                   <pic:blipFill>
@@ -54,12 +53,12 @@
                   <pic:spPr>
                     <a:xfrm>
                       <a:off x="0" y="0"/>
-                      <a:ext cx="1062355" cy="1464310"/>
+                      <a:ext cx="1239520" cy="1440815"/>
                     </a:xfrm>
                     <a:prstGeom prst="rect">
                       <a:avLst/>
                     </a:prstGeom>
-                    <a:ln w="3175">
+                    <a:ln w="6350">
                       <a:solidFill>
                         <a:schemeClr val="tx1"/>
                       </a:solidFill>
@@ -251,7 +250,7 @@
       <w:pPr>
         <w:pStyle w:val="a3"/>
         <w:rPr>
-          <w:rFonts w:eastAsia="標楷體" w:hint="eastAsia"/>
+          <w:rFonts w:eastAsia="標楷體"/>
           <w:sz w:val="20"/>
           <w:lang w:eastAsia="zh-TW"/>
         </w:rPr>
@@ -274,7 +273,7 @@
         <mc:AlternateContent>
           <mc:Choice Requires="wps">
             <w:drawing>
-              <wp:anchor distT="0" distB="0" distL="0" distR="0" simplePos="0" relativeHeight="487593984" behindDoc="1" locked="0" layoutInCell="1" allowOverlap="1" wp14:anchorId="6E115E89" wp14:editId="0CF82686">
+              <wp:anchor distT="0" distB="0" distL="0" distR="0" simplePos="0" relativeHeight="251654656" behindDoc="1" locked="0" layoutInCell="1" allowOverlap="1" wp14:anchorId="6E115E89" wp14:editId="42715B2B">
                 <wp:simplePos x="0" y="0"/>
                 <wp:positionH relativeFrom="page">
                   <wp:posOffset>914400</wp:posOffset>
@@ -335,7 +334,7 @@
           </mc:Choice>
           <mc:Fallback>
             <w:pict>
-              <v:line w14:anchorId="5ACCB608" id="直線接點 10" o:spid="_x0000_s1026" style="position:absolute;z-index:-15722496;visibility:visible;mso-wrap-style:square;mso-width-percent:0;mso-height-percent:0;mso-wrap-distance-left:0;mso-wrap-distance-top:0;mso-wrap-distance-right:0;mso-wrap-distance-bottom:0;mso-position-horizontal:absolute;mso-position-horizontal-relative:page;mso-position-vertical:absolute;mso-position-vertical-relative:text;mso-width-percent:0;mso-height-percent:0;mso-width-relative:page;mso-height-relative:page" from="1in,10.45pt" to="540pt,10.45pt" o:gfxdata="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" strokeweight="1.5pt">
+              <v:line w14:anchorId="07A6CD4C" id="直線接點 10" o:spid="_x0000_s1026" style="position:absolute;z-index:-251661824;visibility:visible;mso-wrap-style:square;mso-width-percent:0;mso-height-percent:0;mso-wrap-distance-left:0;mso-wrap-distance-top:0;mso-wrap-distance-right:0;mso-wrap-distance-bottom:0;mso-position-horizontal:absolute;mso-position-horizontal-relative:page;mso-position-vertical:absolute;mso-position-vertical-relative:text;mso-width-percent:0;mso-height-percent:0;mso-width-relative:page;mso-height-relative:page" from="1in,10.45pt" to="540pt,10.45pt" o:gfxdata="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" strokeweight="1.5pt">
                 <w10:wrap type="topAndBottom" anchorx="page"/>
               </v:line>
             </w:pict>
@@ -349,7 +348,7 @@
         <w:ind w:left="1627" w:right="1588"/>
         <w:jc w:val="center"/>
         <w:rPr>
-          <w:rFonts w:eastAsia="標楷體" w:hint="eastAsia"/>
+          <w:rFonts w:eastAsia="標楷體"/>
           <w:b/>
           <w:bCs/>
           <w:sz w:val="24"/>
@@ -447,7 +446,7 @@
           </mc:Choice>
           <mc:Fallback>
             <w:pict>
-              <v:group w14:anchorId="2A0D957F" id="群組 9" o:spid="_x0000_s1026" style="width:469.5pt;height:3.3pt;mso-position-horizontal-relative:char;mso-position-vertical-relative:line" coordsize="9390,66" o:gfxdata="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">
+              <v:group w14:anchorId="7A3AD419" id="群組 9" o:spid="_x0000_s1026" style="width:469.5pt;height:3.3pt;mso-position-horizontal-relative:char;mso-position-vertical-relative:line" coordsize="9390,66" o:gfxdata="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">
                 <v:line id="Line 26" o:spid="_x0000_s1027" style="position:absolute;visibility:visible;mso-wrap-style:square" from="15,51" to="9375,51" o:connectortype="straight" o:gfxdata="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" strokeweight="1.5pt"/>
                 <w10:anchorlock/>
               </v:group>
@@ -622,6 +621,7 @@
               </w:rPr>
               <w:t xml:space="preserve"> </w:t>
             </w:r>
+            <w:proofErr w:type="spellStart"/>
             <w:r>
               <w:rPr>
                 <w:rFonts w:eastAsia="標楷體"/>
@@ -629,6 +629,7 @@
               </w:rPr>
               <w:t>迄今</w:t>
             </w:r>
+            <w:proofErr w:type="spellEnd"/>
           </w:p>
         </w:tc>
       </w:tr>
@@ -1033,6 +1034,7 @@
         </w:rPr>
         <w:t xml:space="preserve"> </w:t>
       </w:r>
+      <w:proofErr w:type="gramStart"/>
       <w:r>
         <w:rPr>
           <w:rFonts w:eastAsia="標楷體"/>
@@ -1041,6 +1043,7 @@
         </w:rPr>
         <w:t>–</w:t>
       </w:r>
+      <w:proofErr w:type="gramEnd"/>
       <w:r>
         <w:rPr>
           <w:rFonts w:eastAsia="標楷體" w:hint="eastAsia"/>
@@ -1210,6 +1213,7 @@
         </w:rPr>
         <w:t xml:space="preserve"> </w:t>
       </w:r>
+      <w:proofErr w:type="gramStart"/>
       <w:r>
         <w:rPr>
           <w:rFonts w:eastAsia="標楷體"/>
@@ -1218,6 +1222,7 @@
         </w:rPr>
         <w:t>–</w:t>
       </w:r>
+      <w:proofErr w:type="gramEnd"/>
       <w:r>
         <w:rPr>
           <w:rFonts w:eastAsia="標楷體" w:hint="eastAsia"/>
@@ -1427,6 +1432,7 @@
         </w:rPr>
         <w:t xml:space="preserve"> </w:t>
       </w:r>
+      <w:proofErr w:type="gramStart"/>
       <w:r>
         <w:rPr>
           <w:rFonts w:eastAsia="標楷體"/>
@@ -1435,6 +1441,7 @@
         </w:rPr>
         <w:t>–</w:t>
       </w:r>
+      <w:proofErr w:type="gramEnd"/>
       <w:r>
         <w:rPr>
           <w:rFonts w:eastAsia="標楷體" w:hint="eastAsia"/>
@@ -1575,7 +1582,23 @@
           <w:rFonts w:eastAsia="標楷體" w:hint="eastAsia"/>
           <w:lang w:eastAsia="zh-TW"/>
         </w:rPr>
-        <w:t>機器學習、資料探勘與大數據分析</w:t>
+        <w:t>機器學習、資料探</w:t>
+      </w:r>
+      <w:proofErr w:type="gramStart"/>
+      <w:r>
+        <w:rPr>
+          <w:rFonts w:eastAsia="標楷體" w:hint="eastAsia"/>
+          <w:lang w:eastAsia="zh-TW"/>
+        </w:rPr>
+        <w:t>勘</w:t>
+      </w:r>
+      <w:proofErr w:type="gramEnd"/>
+      <w:r>
+        <w:rPr>
+          <w:rFonts w:eastAsia="標楷體" w:hint="eastAsia"/>
+          <w:lang w:eastAsia="zh-TW"/>
+        </w:rPr>
+        <w:t>與大數據分析</w:t>
       </w:r>
       <w:r>
         <w:rPr>
@@ -1678,7 +1701,7 @@
           </mc:Choice>
           <mc:Fallback>
             <w:pict>
-              <v:line w14:anchorId="028838DD" id="直線接點 6" o:spid="_x0000_s1026" style="position:absolute;z-index:-251649024;visibility:visible;mso-wrap-style:square;mso-width-percent:0;mso-height-percent:0;mso-wrap-distance-left:0;mso-wrap-distance-top:0;mso-wrap-distance-right:0;mso-wrap-distance-bottom:0;mso-position-horizontal:absolute;mso-position-horizontal-relative:page;mso-position-vertical:absolute;mso-position-vertical-relative:text;mso-width-percent:0;mso-height-percent:0;mso-width-relative:page;mso-height-relative:page" from="1in,10.9pt" to="540pt,10.9pt" o:gfxdata="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" strokeweight="1.5pt">
+              <v:line w14:anchorId="3BC4E73A" id="直線接點 6" o:spid="_x0000_s1026" style="position:absolute;z-index:-251649024;visibility:visible;mso-wrap-style:square;mso-width-percent:0;mso-height-percent:0;mso-wrap-distance-left:0;mso-wrap-distance-top:0;mso-wrap-distance-right:0;mso-wrap-distance-bottom:0;mso-position-horizontal:absolute;mso-position-horizontal-relative:page;mso-position-vertical:absolute;mso-position-vertical-relative:text;mso-width-percent:0;mso-height-percent:0;mso-width-relative:page;mso-height-relative:page" from="1in,10.9pt" to="540pt,10.9pt" o:gfxdata="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" strokeweight="1.5pt">
                 <w10:wrap type="topAndBottom" anchorx="page"/>
               </v:line>
             </w:pict>
@@ -1790,7 +1813,7 @@
           </mc:Choice>
           <mc:Fallback>
             <w:pict>
-              <v:group w14:anchorId="6EE73406" id="群組 5" o:spid="_x0000_s1026" style="width:469.5pt;height:3.3pt;mso-position-horizontal-relative:char;mso-position-vertical-relative:line" coordsize="9390,66" o:gfxdata="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">
+              <v:group w14:anchorId="3D4F8D42" id="群組 5" o:spid="_x0000_s1026" style="width:469.5pt;height:3.3pt;mso-position-horizontal-relative:char;mso-position-vertical-relative:line" coordsize="9390,66" o:gfxdata="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">
                 <v:line id="Line 26" o:spid="_x0000_s1027" style="position:absolute;visibility:visible;mso-wrap-style:square" from="15,51" to="9375,51" o:connectortype="straight" o:gfxdata="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" strokeweight="1.5pt"/>
                 <w10:anchorlock/>
               </v:group>
@@ -1828,7 +1851,23 @@
           <w:rFonts w:eastAsia="標楷體" w:hint="eastAsia"/>
           <w:lang w:eastAsia="zh-TW"/>
         </w:rPr>
-        <w:t>相輔相程─特教生國文與對話能力之資訊輔導</w:t>
+        <w:t>相輔相程</w:t>
+      </w:r>
+      <w:proofErr w:type="gramStart"/>
+      <w:r>
+        <w:rPr>
+          <w:rFonts w:eastAsia="標楷體" w:hint="eastAsia"/>
+          <w:lang w:eastAsia="zh-TW"/>
+        </w:rPr>
+        <w:t>─特教生國文</w:t>
+      </w:r>
+      <w:proofErr w:type="gramEnd"/>
+      <w:r>
+        <w:rPr>
+          <w:rFonts w:eastAsia="標楷體" w:hint="eastAsia"/>
+          <w:lang w:eastAsia="zh-TW"/>
+        </w:rPr>
+        <w:t>與對話能力之資訊輔導</w:t>
       </w:r>
       <w:r>
         <w:rPr>
@@ -2130,7 +2169,7 @@
           </mc:Choice>
           <mc:Fallback>
             <w:pict>
-              <v:line w14:anchorId="5477407F" id="直線接點 6" o:spid="_x0000_s1026" style="position:absolute;z-index:-251664384;visibility:visible;mso-wrap-style:square;mso-width-percent:0;mso-height-percent:0;mso-wrap-distance-left:0;mso-wrap-distance-top:0;mso-wrap-distance-right:0;mso-wrap-distance-bottom:0;mso-position-horizontal:absolute;mso-position-horizontal-relative:page;mso-position-vertical:absolute;mso-position-vertical-relative:text;mso-width-percent:0;mso-height-percent:0;mso-width-relative:page;mso-height-relative:page" from="1in,10.9pt" to="540pt,10.9pt" o:gfxdata="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" strokeweight="1.5pt">
+              <v:line w14:anchorId="260CB56C" id="直線接點 6" o:spid="_x0000_s1026" style="position:absolute;z-index:-251664384;visibility:visible;mso-wrap-style:square;mso-width-percent:0;mso-height-percent:0;mso-wrap-distance-left:0;mso-wrap-distance-top:0;mso-wrap-distance-right:0;mso-wrap-distance-bottom:0;mso-position-horizontal:absolute;mso-position-horizontal-relative:page;mso-position-vertical:absolute;mso-position-vertical-relative:text;mso-width-percent:0;mso-height-percent:0;mso-width-relative:page;mso-height-relative:page" from="1in,10.9pt" to="540pt,10.9pt" o:gfxdata="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" strokeweight="1.5pt">
                 <w10:wrap type="topAndBottom" anchorx="page"/>
               </v:line>
             </w:pict>
@@ -2243,7 +2282,7 @@
           </mc:Choice>
           <mc:Fallback>
             <w:pict>
-              <v:group w14:anchorId="51D16E55" id="群組 5" o:spid="_x0000_s1026" style="width:469.5pt;height:3.3pt;mso-position-horizontal-relative:char;mso-position-vertical-relative:line" coordsize="9390,66" o:gfxdata="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">
+              <v:group w14:anchorId="57D4638F" id="群組 5" o:spid="_x0000_s1026" style="width:469.5pt;height:3.3pt;mso-position-horizontal-relative:char;mso-position-vertical-relative:line" coordsize="9390,66" o:gfxdata="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">
                 <v:line id="Line 32" o:spid="_x0000_s1027" style="position:absolute;visibility:visible;mso-wrap-style:square" from="15,51" to="9375,51" o:connectortype="straight" o:gfxdata="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" strokeweight="1.5pt"/>
                 <w10:anchorlock/>
               </v:group>
@@ -2691,9 +2730,19 @@
           <w:lang w:eastAsia="zh-TW"/>
         </w:rPr>
         <w:lastRenderedPageBreak/>
-        <w:t>國立屏東大學五育獎</w:t>
+        <w:t>國立屏東大學五</w:t>
+      </w:r>
+      <w:proofErr w:type="gramStart"/>
+      <w:r>
+        <w:rPr>
+          <w:rFonts w:eastAsia="標楷體" w:hint="eastAsia"/>
+          <w:sz w:val="24"/>
+          <w:lang w:eastAsia="zh-TW"/>
+        </w:rPr>
+        <w:t>育獎</w:t>
       </w:r>
       <w:bookmarkStart w:id="1" w:name="_Hlk180443757"/>
+      <w:proofErr w:type="gramEnd"/>
       <w:r>
         <w:rPr>
           <w:rFonts w:eastAsia="標楷體" w:hint="eastAsia"/>
@@ -3059,6 +3108,7 @@
         </w:rPr>
         <w:t>創辦</w:t>
       </w:r>
+      <w:proofErr w:type="spellStart"/>
       <w:r>
         <w:rPr>
           <w:rFonts w:eastAsia="標楷體"/>
@@ -3067,6 +3117,7 @@
         </w:rPr>
         <w:t>CodeCrafters</w:t>
       </w:r>
+      <w:proofErr w:type="spellEnd"/>
       <w:r>
         <w:rPr>
           <w:rFonts w:eastAsia="標楷體" w:hint="eastAsia"/>
@@ -3345,7 +3396,25 @@
           <w:sz w:val="24"/>
           <w:lang w:eastAsia="zh-TW"/>
         </w:rPr>
-        <w:t>巨匠電腦金匠獎</w:t>
+        <w:t>巨匠電腦金</w:t>
+      </w:r>
+      <w:proofErr w:type="gramStart"/>
+      <w:r>
+        <w:rPr>
+          <w:rFonts w:eastAsia="標楷體" w:hint="eastAsia"/>
+          <w:sz w:val="24"/>
+          <w:lang w:eastAsia="zh-TW"/>
+        </w:rPr>
+        <w:t>匠</w:t>
+      </w:r>
+      <w:proofErr w:type="gramEnd"/>
+      <w:r>
+        <w:rPr>
+          <w:rFonts w:eastAsia="標楷體" w:hint="eastAsia"/>
+          <w:sz w:val="24"/>
+          <w:lang w:eastAsia="zh-TW"/>
+        </w:rPr>
+        <w:t>獎</w:t>
       </w:r>
       <w:r>
         <w:rPr>
@@ -3453,8 +3522,18 @@
           <w:sz w:val="24"/>
           <w:lang w:eastAsia="zh-TW"/>
         </w:rPr>
-        <w:t>計算機概論與商業概論滿級分</w:t>
-      </w:r>
+        <w:t>計算機概論與商業</w:t>
+      </w:r>
+      <w:proofErr w:type="gramStart"/>
+      <w:r>
+        <w:rPr>
+          <w:rFonts w:eastAsia="標楷體" w:hint="eastAsia"/>
+          <w:sz w:val="24"/>
+          <w:lang w:eastAsia="zh-TW"/>
+        </w:rPr>
+        <w:t>概論滿級分</w:t>
+      </w:r>
+      <w:proofErr w:type="gramEnd"/>
       <w:r>
         <w:rPr>
           <w:rFonts w:eastAsia="標楷體"/>
@@ -3568,7 +3647,7 @@
           </mc:Choice>
           <mc:Fallback>
             <w:pict>
-              <v:line w14:anchorId="69EE34C4" id="直線接點 6" o:spid="_x0000_s1026" style="position:absolute;z-index:-251643904;visibility:visible;mso-wrap-style:square;mso-width-percent:0;mso-height-percent:0;mso-wrap-distance-left:0;mso-wrap-distance-top:0;mso-wrap-distance-right:0;mso-wrap-distance-bottom:0;mso-position-horizontal:absolute;mso-position-horizontal-relative:page;mso-position-vertical:absolute;mso-position-vertical-relative:text;mso-width-percent:0;mso-height-percent:0;mso-width-relative:page;mso-height-relative:page" from="1in,10.9pt" to="540pt,10.9pt" o:gfxdata="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" strokeweight="1.5pt">
+              <v:line w14:anchorId="2BDB8464" id="直線接點 6" o:spid="_x0000_s1026" style="position:absolute;z-index:-251643904;visibility:visible;mso-wrap-style:square;mso-width-percent:0;mso-height-percent:0;mso-wrap-distance-left:0;mso-wrap-distance-top:0;mso-wrap-distance-right:0;mso-wrap-distance-bottom:0;mso-position-horizontal:absolute;mso-position-horizontal-relative:page;mso-position-vertical:absolute;mso-position-vertical-relative:text;mso-width-percent:0;mso-height-percent:0;mso-width-relative:page;mso-height-relative:page" from="1in,10.9pt" to="540pt,10.9pt" o:gfxdata="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" strokeweight="1.5pt">
                 <w10:wrap type="topAndBottom" anchorx="page"/>
               </v:line>
             </w:pict>
@@ -3681,7 +3760,7 @@
           </mc:Choice>
           <mc:Fallback>
             <w:pict>
-              <v:group w14:anchorId="1C210907" id="群組 5" o:spid="_x0000_s1026" style="width:469.5pt;height:3.3pt;mso-position-horizontal-relative:char;mso-position-vertical-relative:line" coordsize="9390,66" o:gfxdata="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">
+              <v:group w14:anchorId="259F8370" id="群組 5" o:spid="_x0000_s1026" style="width:469.5pt;height:3.3pt;mso-position-horizontal-relative:char;mso-position-vertical-relative:line" coordsize="9390,66" o:gfxdata="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">
                 <v:line id="Line 32" o:spid="_x0000_s1027" style="position:absolute;visibility:visible;mso-wrap-style:square" from="15,51" to="9375,51" o:connectortype="straight" o:gfxdata="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" strokeweight="1.5pt"/>
                 <w10:anchorlock/>
               </v:group>
@@ -3723,7 +3802,16 @@
           <w:sz w:val="24"/>
           <w:lang w:eastAsia="zh-TW"/>
         </w:rPr>
-        <w:t xml:space="preserve"> 550(L295/R255)</w:t>
+        <w:t xml:space="preserve"> 550(L295/R255</w:t>
+      </w:r>
+      <w:proofErr w:type="gramStart"/>
+      <w:r>
+        <w:rPr>
+          <w:rFonts w:eastAsia="標楷體" w:hint="eastAsia"/>
+          <w:sz w:val="24"/>
+          <w:lang w:eastAsia="zh-TW"/>
+        </w:rPr>
+        <w:t>)</w:t>
       </w:r>
       <w:r>
         <w:rPr>
@@ -3733,6 +3821,7 @@
         </w:rPr>
         <w:t xml:space="preserve"> ,</w:t>
       </w:r>
+      <w:proofErr w:type="gramEnd"/>
       <w:r>
         <w:rPr>
           <w:rFonts w:eastAsia="標楷體" w:hint="eastAsia"/>
@@ -3783,8 +3872,18 @@
           <w:sz w:val="24"/>
           <w:lang w:eastAsia="zh-TW"/>
         </w:rPr>
-        <w:t>電腦硬體裝修技術士丙級</w:t>
-      </w:r>
+        <w:t>電腦硬體裝修</w:t>
+      </w:r>
+      <w:proofErr w:type="gramStart"/>
+      <w:r>
+        <w:rPr>
+          <w:rFonts w:eastAsia="標楷體" w:hint="eastAsia"/>
+          <w:sz w:val="24"/>
+          <w:lang w:eastAsia="zh-TW"/>
+        </w:rPr>
+        <w:t>技術士丙級</w:t>
+      </w:r>
+      <w:proofErr w:type="gramEnd"/>
       <w:r>
         <w:rPr>
           <w:rFonts w:eastAsia="標楷體"/>
@@ -3995,8 +4094,18 @@
           <w:sz w:val="24"/>
           <w:lang w:eastAsia="zh-TW"/>
         </w:rPr>
-        <w:t>電腦軟體應用技術士乙級</w:t>
-      </w:r>
+        <w:t>電腦軟體應用</w:t>
+      </w:r>
+      <w:proofErr w:type="gramStart"/>
+      <w:r>
+        <w:rPr>
+          <w:rFonts w:eastAsia="標楷體" w:hint="eastAsia"/>
+          <w:sz w:val="24"/>
+          <w:lang w:eastAsia="zh-TW"/>
+        </w:rPr>
+        <w:t>技術士乙級</w:t>
+      </w:r>
+      <w:proofErr w:type="gramEnd"/>
       <w:r>
         <w:rPr>
           <w:rFonts w:eastAsia="標楷體"/>
@@ -4343,8 +4452,18 @@
           <w:sz w:val="24"/>
           <w:lang w:eastAsia="zh-TW"/>
         </w:rPr>
-        <w:t>電腦軟體應用技術士丙級</w:t>
-      </w:r>
+        <w:t>電腦軟體應用</w:t>
+      </w:r>
+      <w:proofErr w:type="gramStart"/>
+      <w:r>
+        <w:rPr>
+          <w:rFonts w:eastAsia="標楷體" w:hint="eastAsia"/>
+          <w:sz w:val="24"/>
+          <w:lang w:eastAsia="zh-TW"/>
+        </w:rPr>
+        <w:t>技術士丙級</w:t>
+      </w:r>
+      <w:proofErr w:type="gramEnd"/>
       <w:r>
         <w:rPr>
           <w:rFonts w:eastAsia="標楷體"/>
@@ -4466,7 +4585,7 @@
           </mc:Choice>
           <mc:Fallback>
             <w:pict>
-              <v:line w14:anchorId="18816D9E" id="直線接點 6" o:spid="_x0000_s1026" style="position:absolute;z-index:-15725568;visibility:visible;mso-wrap-style:square;mso-width-percent:0;mso-height-percent:0;mso-wrap-distance-left:0;mso-wrap-distance-top:0;mso-wrap-distance-right:0;mso-wrap-distance-bottom:0;mso-position-horizontal:absolute;mso-position-horizontal-relative:page;mso-position-vertical:absolute;mso-position-vertical-relative:text;mso-width-percent:0;mso-height-percent:0;mso-width-relative:page;mso-height-relative:page" from="1in,10.9pt" to="540pt,10.9pt" o:gfxdata="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" strokeweight="1.5pt">
+              <v:line w14:anchorId="1D3512EF" id="直線接點 6" o:spid="_x0000_s1026" style="position:absolute;z-index:-15725568;visibility:visible;mso-wrap-style:square;mso-width-percent:0;mso-height-percent:0;mso-wrap-distance-left:0;mso-wrap-distance-top:0;mso-wrap-distance-right:0;mso-wrap-distance-bottom:0;mso-position-horizontal:absolute;mso-position-horizontal-relative:page;mso-position-vertical:absolute;mso-position-vertical-relative:text;mso-width-percent:0;mso-height-percent:0;mso-width-relative:page;mso-height-relative:page" from="1in,10.9pt" to="540pt,10.9pt" o:gfxdata="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" strokeweight="1.5pt">
                 <w10:wrap type="topAndBottom" anchorx="page"/>
               </v:line>
             </w:pict>
@@ -4579,7 +4698,7 @@
           </mc:Choice>
           <mc:Fallback>
             <w:pict>
-              <v:group w14:anchorId="3EFC4D17" id="群組 5" o:spid="_x0000_s1026" style="width:469.5pt;height:3.3pt;mso-position-horizontal-relative:char;mso-position-vertical-relative:line" coordsize="9390,66" o:gfxdata="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">
+              <v:group w14:anchorId="2A1DDBB5" id="群組 5" o:spid="_x0000_s1026" style="width:469.5pt;height:3.3pt;mso-position-horizontal-relative:char;mso-position-vertical-relative:line" coordsize="9390,66" o:gfxdata="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">
                 <v:line id="Line 32" o:spid="_x0000_s1027" style="position:absolute;visibility:visible;mso-wrap-style:square" from="15,51" to="9375,51" o:connectortype="straight" o:gfxdata="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" strokeweight="1.5pt"/>
                 <w10:anchorlock/>
               </v:group>
@@ -4692,6 +4811,7 @@
           <w:lang w:eastAsia="zh-TW"/>
         </w:rPr>
       </w:pPr>
+      <w:proofErr w:type="gramStart"/>
       <w:r>
         <w:rPr>
           <w:rFonts w:eastAsia="標楷體" w:hint="eastAsia"/>
@@ -4699,7 +4819,16 @@
           <w:lang w:eastAsia="zh-TW"/>
         </w:rPr>
         <w:lastRenderedPageBreak/>
-        <w:t>特教生國語與對話能力之資訊輔導</w:t>
+        <w:t>特教生國語</w:t>
+      </w:r>
+      <w:proofErr w:type="gramEnd"/>
+      <w:r>
+        <w:rPr>
+          <w:rFonts w:eastAsia="標楷體" w:hint="eastAsia"/>
+          <w:sz w:val="24"/>
+          <w:lang w:eastAsia="zh-TW"/>
+        </w:rPr>
+        <w:t>與對話能力之資訊輔導</w:t>
       </w:r>
       <w:r>
         <w:rPr>
@@ -4956,13 +5085,23 @@
           <w:lang w:eastAsia="zh-TW"/>
         </w:rPr>
       </w:pPr>
-      <w:r>
-        <w:rPr>
-          <w:rFonts w:eastAsia="標楷體" w:hint="eastAsia"/>
-          <w:sz w:val="24"/>
-          <w:lang w:eastAsia="zh-TW"/>
-        </w:rPr>
-        <w:t>圖書館借還書系統</w:t>
+      <w:proofErr w:type="gramStart"/>
+      <w:r>
+        <w:rPr>
+          <w:rFonts w:eastAsia="標楷體" w:hint="eastAsia"/>
+          <w:sz w:val="24"/>
+          <w:lang w:eastAsia="zh-TW"/>
+        </w:rPr>
+        <w:t>圖書館借還書</w:t>
+      </w:r>
+      <w:proofErr w:type="gramEnd"/>
+      <w:r>
+        <w:rPr>
+          <w:rFonts w:eastAsia="標楷體" w:hint="eastAsia"/>
+          <w:sz w:val="24"/>
+          <w:lang w:eastAsia="zh-TW"/>
+        </w:rPr>
+        <w:t>系統</w:t>
       </w:r>
       <w:r>
         <w:rPr>
@@ -5181,7 +5320,7 @@
         <w:spacing w:before="136"/>
         <w:ind w:right="117"/>
         <w:rPr>
-          <w:rFonts w:eastAsia="標楷體" w:hint="eastAsia"/>
+          <w:rFonts w:eastAsia="標楷體"/>
           <w:sz w:val="24"/>
           <w:lang w:eastAsia="zh-TW"/>
         </w:rPr>
@@ -5202,13 +5341,23 @@
         </w:rPr>
         <w:t xml:space="preserve"> </w:t>
       </w:r>
-      <w:r>
-        <w:rPr>
-          <w:rFonts w:eastAsia="標楷體" w:hint="eastAsia"/>
-          <w:sz w:val="24"/>
-          <w:lang w:eastAsia="zh-TW"/>
-        </w:rPr>
-        <w:t>快篩試劑診所配發查詢</w:t>
+      <w:proofErr w:type="gramStart"/>
+      <w:r>
+        <w:rPr>
+          <w:rFonts w:eastAsia="標楷體" w:hint="eastAsia"/>
+          <w:sz w:val="24"/>
+          <w:lang w:eastAsia="zh-TW"/>
+        </w:rPr>
+        <w:t>快篩試劑</w:t>
+      </w:r>
+      <w:proofErr w:type="gramEnd"/>
+      <w:r>
+        <w:rPr>
+          <w:rFonts w:eastAsia="標楷體" w:hint="eastAsia"/>
+          <w:sz w:val="24"/>
+          <w:lang w:eastAsia="zh-TW"/>
+        </w:rPr>
+        <w:t>診所配發查詢</w:t>
       </w:r>
       <w:r>
         <w:rPr>
@@ -5335,7 +5484,7 @@
         <w:ind w:right="116"/>
         <w:jc w:val="both"/>
         <w:rPr>
-          <w:rFonts w:eastAsia="標楷體" w:hint="eastAsia"/>
+          <w:rFonts w:eastAsia="標楷體"/>
           <w:sz w:val="24"/>
           <w:lang w:eastAsia="zh-TW"/>
         </w:rPr>
